--- a/competition/1_萬潤2026創新創意競賽/作品構想書.docx
+++ b/competition/1_萬潤2026創新創意競賽/作品構想書.docx
@@ -283,7 +283,7 @@
           </w:p>
           <w:p>
             <w:pPr>
-              <w:ind w:leftChars="200" w:left="480"/>
+              <w:ind w:leftChars="200" w:left="480" w:firstLineChars="200" w:firstLine="480"/>
               <w:rPr>
                 <w:rFonts w:eastAsia="標楷體"/>
                 <w:bCs/>
@@ -292,10 +292,320 @@
             <w:r>
               <w:rPr>
                 <w:rFonts w:eastAsia="標楷體"/>
-                <w:bCs/>
+                <w:noProof/>
+              </w:rPr>
+              <mc:AlternateContent>
+                <mc:Choice Requires="wps">
+                  <w:drawing>
+                    <wp:anchor distT="0" distB="0" distL="114300" distR="114300" simplePos="0" relativeHeight="251662336" behindDoc="0" locked="0" layoutInCell="1" allowOverlap="1" wp14:anchorId="1D061AF2" wp14:editId="4D1BE415">
+                      <wp:simplePos x="0" y="0"/>
+                      <wp:positionH relativeFrom="column">
+                        <wp:posOffset>135255</wp:posOffset>
+                      </wp:positionH>
+                      <wp:positionV relativeFrom="paragraph">
+                        <wp:posOffset>4578350</wp:posOffset>
+                      </wp:positionV>
+                      <wp:extent cx="6137910" cy="635"/>
+                      <wp:effectExtent l="0" t="0" r="0" b="7620"/>
+                      <wp:wrapSquare wrapText="bothSides"/>
+                      <wp:docPr id="729097006" name="文字方塊 1"/>
+                      <wp:cNvGraphicFramePr/>
+                      <a:graphic xmlns:a="http://schemas.openxmlformats.org/drawingml/2006/main">
+                        <a:graphicData uri="http://schemas.microsoft.com/office/word/2010/wordprocessingShape">
+                          <wps:wsp>
+                            <wps:cNvSpPr txBox="1"/>
+                            <wps:spPr>
+                              <a:xfrm>
+                                <a:off x="0" y="0"/>
+                                <a:ext cx="6137910" cy="635"/>
+                              </a:xfrm>
+                              <a:prstGeom prst="rect">
+                                <a:avLst/>
+                              </a:prstGeom>
+                              <a:solidFill>
+                                <a:prstClr val="white"/>
+                              </a:solidFill>
+                              <a:ln>
+                                <a:noFill/>
+                              </a:ln>
+                            </wps:spPr>
+                            <wps:txbx>
+                              <w:txbxContent>
+                                <w:p>
+                                  <w:pPr>
+                                    <w:pStyle w:val="af8"/>
+                                    <w:jc w:val="center"/>
+                                    <w:rPr>
+                                      <w:rFonts w:eastAsia="標楷體" w:hint="eastAsia"/>
+                                      <w:bCs/>
+                                      <w:noProof/>
+                                      <w:sz w:val="24"/>
+                                      <w:szCs w:val="24"/>
+                                    </w:rPr>
+                                  </w:pPr>
+                                  <w:r>
+                                    <w:rPr>
+                                      <w:rFonts w:eastAsia="標楷體" w:hint="eastAsia"/>
+                                      <w:sz w:val="24"/>
+                                      <w:szCs w:val="24"/>
+                                    </w:rPr>
+                                    <w:t>圖</w:t>
+                                  </w:r>
+                                  <w:r>
+                                    <w:rPr>
+                                      <w:rFonts w:eastAsia="標楷體" w:hint="eastAsia"/>
+                                      <w:sz w:val="24"/>
+                                      <w:szCs w:val="24"/>
+                                    </w:rPr>
+                                    <w:t>1-</w:t>
+                                  </w:r>
+                                  <w:r>
+                                    <w:rPr>
+                                      <w:rFonts w:eastAsia="標楷體"/>
+                                      <w:sz w:val="24"/>
+                                      <w:szCs w:val="24"/>
+                                    </w:rPr>
+                                    <w:fldChar w:fldCharType="begin"/>
+                                  </w:r>
+                                  <w:r>
+                                    <w:rPr>
+                                      <w:rFonts w:eastAsia="標楷體"/>
+                                      <w:sz w:val="24"/>
+                                      <w:szCs w:val="24"/>
+                                    </w:rPr>
+                                    <w:instrText xml:space="preserve"> </w:instrText>
+                                  </w:r>
+                                  <w:r>
+                                    <w:rPr>
+                                      <w:rFonts w:eastAsia="標楷體" w:hint="eastAsia"/>
+                                      <w:sz w:val="24"/>
+                                      <w:szCs w:val="24"/>
+                                    </w:rPr>
+                                    <w:instrText xml:space="preserve">SEQ </w:instrText>
+                                  </w:r>
+                                  <w:r>
+                                    <w:rPr>
+                                      <w:rFonts w:eastAsia="標楷體" w:hint="eastAsia"/>
+                                      <w:sz w:val="24"/>
+                                      <w:szCs w:val="24"/>
+                                    </w:rPr>
+                                    <w:instrText>圖</w:instrText>
+                                  </w:r>
+                                  <w:r>
+                                    <w:rPr>
+                                      <w:rFonts w:eastAsia="標楷體" w:hint="eastAsia"/>
+                                      <w:sz w:val="24"/>
+                                      <w:szCs w:val="24"/>
+                                    </w:rPr>
+                                    <w:instrText>1- \* ARABIC</w:instrText>
+                                  </w:r>
+                                  <w:r>
+                                    <w:rPr>
+                                      <w:rFonts w:eastAsia="標楷體"/>
+                                      <w:sz w:val="24"/>
+                                      <w:szCs w:val="24"/>
+                                    </w:rPr>
+                                    <w:instrText xml:space="preserve"> </w:instrText>
+                                  </w:r>
+                                  <w:r>
+                                    <w:rPr>
+                                      <w:rFonts w:eastAsia="標楷體"/>
+                                      <w:sz w:val="24"/>
+                                      <w:szCs w:val="24"/>
+                                    </w:rPr>
+                                    <w:fldChar w:fldCharType="separate"/>
+                                  </w:r>
+                                  <w:r>
+                                    <w:rPr>
+                                      <w:rFonts w:eastAsia="標楷體"/>
+                                      <w:noProof/>
+                                      <w:sz w:val="24"/>
+                                      <w:szCs w:val="24"/>
+                                    </w:rPr>
+                                    <w:t>1</w:t>
+                                  </w:r>
+                                  <w:r>
+                                    <w:rPr>
+                                      <w:rFonts w:eastAsia="標楷體"/>
+                                      <w:sz w:val="24"/>
+                                      <w:szCs w:val="24"/>
+                                    </w:rPr>
+                                    <w:fldChar w:fldCharType="end"/>
+                                  </w:r>
+                                  <w:r>
+                                    <w:rPr>
+                                      <w:rFonts w:eastAsia="標楷體" w:hint="eastAsia"/>
+                                      <w:sz w:val="24"/>
+                                      <w:szCs w:val="24"/>
+                                    </w:rPr>
+                                    <w:t xml:space="preserve"> </w:t>
+                                  </w:r>
+                                  <w:r>
+                                    <w:rPr>
+                                      <w:rFonts w:eastAsia="標楷體"/>
+                                      <w:sz w:val="24"/>
+                                      <w:szCs w:val="24"/>
+                                    </w:rPr>
+                                    <w:t>問卷調查原始資料節錄</w:t>
+                                  </w:r>
+                                </w:p>
+                              </w:txbxContent>
+                            </wps:txbx>
+                            <wps:bodyPr rot="0" spcFirstLastPara="0" vertOverflow="overflow" horzOverflow="overflow" vert="horz" wrap="square" lIns="0" tIns="0" rIns="0" bIns="0" numCol="1" spcCol="0" rtlCol="0" fromWordArt="0" anchor="t" anchorCtr="0" forceAA="0" compatLnSpc="1">
+                              <a:prstTxWarp prst="textNoShape">
+                                <a:avLst/>
+                              </a:prstTxWarp>
+                              <a:spAutoFit/>
+                            </wps:bodyPr>
+                          </wps:wsp>
+                        </a:graphicData>
+                      </a:graphic>
+                    </wp:anchor>
+                  </w:drawing>
+                </mc:Choice>
+                <mc:Fallback>
+                  <w:pict>
+                    <v:shapetype w14:anchorId="1D061AF2" id="_x0000_t202" coordsize="21600,21600" o:spt="202" path="m,l,21600r21600,l21600,xe">
+                      <v:stroke joinstyle="miter"/>
+                      <v:path gradientshapeok="t" o:connecttype="rect"/>
+                    </v:shapetype>
+                    <v:shape id="文字方塊 1" o:spid="_x0000_s1026" type="#_x0000_t202" style="position:absolute;left:0;text-align:left;margin-left:10.65pt;margin-top:360.5pt;width:483.3pt;height:.05pt;z-index:251662336;visibility:visible;mso-wrap-style:square;mso-wrap-distance-left:9pt;mso-wrap-distance-top:0;mso-wrap-distance-right:9pt;mso-wrap-distance-bottom:0;mso-position-horizontal:absolute;mso-position-horizontal-relative:text;mso-position-vertical:absolute;mso-position-vertical-relative:text;v-text-anchor:top" o:gfxdata="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" stroked="f">
+                      <v:textbox style="mso-fit-shape-to-text:t" inset="0,0,0,0">
+                        <w:txbxContent>
+                          <w:p>
+                            <w:pPr>
+                              <w:pStyle w:val="af8"/>
+                              <w:jc w:val="center"/>
+                              <w:rPr>
+                                <w:rFonts w:eastAsia="標楷體" w:hint="eastAsia"/>
+                                <w:bCs/>
+                                <w:noProof/>
+                                <w:sz w:val="24"/>
+                                <w:szCs w:val="24"/>
+                              </w:rPr>
+                            </w:pPr>
+                            <w:r>
+                              <w:rPr>
+                                <w:rFonts w:eastAsia="標楷體" w:hint="eastAsia"/>
+                                <w:sz w:val="24"/>
+                                <w:szCs w:val="24"/>
+                              </w:rPr>
+                              <w:t>圖</w:t>
+                            </w:r>
+                            <w:r>
+                              <w:rPr>
+                                <w:rFonts w:eastAsia="標楷體" w:hint="eastAsia"/>
+                                <w:sz w:val="24"/>
+                                <w:szCs w:val="24"/>
+                              </w:rPr>
+                              <w:t>1-</w:t>
+                            </w:r>
+                            <w:r>
+                              <w:rPr>
+                                <w:rFonts w:eastAsia="標楷體"/>
+                                <w:sz w:val="24"/>
+                                <w:szCs w:val="24"/>
+                              </w:rPr>
+                              <w:fldChar w:fldCharType="begin"/>
+                            </w:r>
+                            <w:r>
+                              <w:rPr>
+                                <w:rFonts w:eastAsia="標楷體"/>
+                                <w:sz w:val="24"/>
+                                <w:szCs w:val="24"/>
+                              </w:rPr>
+                              <w:instrText xml:space="preserve"> </w:instrText>
+                            </w:r>
+                            <w:r>
+                              <w:rPr>
+                                <w:rFonts w:eastAsia="標楷體" w:hint="eastAsia"/>
+                                <w:sz w:val="24"/>
+                                <w:szCs w:val="24"/>
+                              </w:rPr>
+                              <w:instrText xml:space="preserve">SEQ </w:instrText>
+                            </w:r>
+                            <w:r>
+                              <w:rPr>
+                                <w:rFonts w:eastAsia="標楷體" w:hint="eastAsia"/>
+                                <w:sz w:val="24"/>
+                                <w:szCs w:val="24"/>
+                              </w:rPr>
+                              <w:instrText>圖</w:instrText>
+                            </w:r>
+                            <w:r>
+                              <w:rPr>
+                                <w:rFonts w:eastAsia="標楷體" w:hint="eastAsia"/>
+                                <w:sz w:val="24"/>
+                                <w:szCs w:val="24"/>
+                              </w:rPr>
+                              <w:instrText>1- \* ARABIC</w:instrText>
+                            </w:r>
+                            <w:r>
+                              <w:rPr>
+                                <w:rFonts w:eastAsia="標楷體"/>
+                                <w:sz w:val="24"/>
+                                <w:szCs w:val="24"/>
+                              </w:rPr>
+                              <w:instrText xml:space="preserve"> </w:instrText>
+                            </w:r>
+                            <w:r>
+                              <w:rPr>
+                                <w:rFonts w:eastAsia="標楷體"/>
+                                <w:sz w:val="24"/>
+                                <w:szCs w:val="24"/>
+                              </w:rPr>
+                              <w:fldChar w:fldCharType="separate"/>
+                            </w:r>
+                            <w:r>
+                              <w:rPr>
+                                <w:rFonts w:eastAsia="標楷體"/>
+                                <w:noProof/>
+                                <w:sz w:val="24"/>
+                                <w:szCs w:val="24"/>
+                              </w:rPr>
+                              <w:t>1</w:t>
+                            </w:r>
+                            <w:r>
+                              <w:rPr>
+                                <w:rFonts w:eastAsia="標楷體"/>
+                                <w:sz w:val="24"/>
+                                <w:szCs w:val="24"/>
+                              </w:rPr>
+                              <w:fldChar w:fldCharType="end"/>
+                            </w:r>
+                            <w:r>
+                              <w:rPr>
+                                <w:rFonts w:eastAsia="標楷體" w:hint="eastAsia"/>
+                                <w:sz w:val="24"/>
+                                <w:szCs w:val="24"/>
+                              </w:rPr>
+                              <w:t xml:space="preserve"> </w:t>
+                            </w:r>
+                            <w:r>
+                              <w:rPr>
+                                <w:rFonts w:eastAsia="標楷體"/>
+                                <w:sz w:val="24"/>
+                                <w:szCs w:val="24"/>
+                              </w:rPr>
+                              <w:t>問卷調查原始資料節錄</w:t>
+                            </w:r>
+                          </w:p>
+                        </w:txbxContent>
+                      </v:textbox>
+                      <w10:wrap type="square"/>
+                    </v:shape>
+                  </w:pict>
+                </mc:Fallback>
+              </mc:AlternateContent>
+            </w:r>
+            <w:r>
+              <w:rPr>
+                <w:rFonts w:eastAsia="標楷體"/>
+                <w:bCs/>
+                <w:noProof/>
               </w:rPr>
               <w:drawing>
-                <wp:anchor distT="0" distB="0" distL="114300" distR="114300" simplePos="0" relativeHeight="251658240" behindDoc="0" locked="0" layoutInCell="1" allowOverlap="1" wp14:anchorId="2839E21E" wp14:editId="11A33C54">
+                <wp:anchor distT="0" distB="0" distL="114300" distR="114300" simplePos="0" relativeHeight="251658240" behindDoc="0" locked="0" layoutInCell="1" allowOverlap="1" wp14:anchorId="2839E21E" wp14:editId="52F3AC07">
                   <wp:simplePos x="0" y="0"/>
                   <wp:positionH relativeFrom="column">
                     <wp:posOffset>139065</wp:posOffset>
@@ -320,7 +630,7 @@
                           </pic:cNvPicPr>
                         </pic:nvPicPr>
                         <pic:blipFill>
-                          <a:blip r:embed="rId7" cstate="print">
+                          <a:blip r:embed="rId8" cstate="print">
                             <a:extLst>
                               <a:ext uri="{28A0092B-C50C-407E-A947-70E740481C1C}">
                                 <a14:useLocalDpi xmlns:a14="http://schemas.microsoft.com/office/drawing/2010/main" val="0"/>
@@ -408,7 +718,7 @@
                 <w:rFonts w:eastAsia="標楷體" w:hint="eastAsia"/>
                 <w:bCs/>
               </w:rPr>
-              <w:t>1-2-1</w:t>
+              <w:t>1-1</w:t>
             </w:r>
             <w:r>
               <w:rPr>
@@ -417,143 +727,642 @@
               </w:rPr>
               <w:t>所示。</w:t>
             </w:r>
-            <w:r>
-              <w:rPr>
-                <w:rFonts w:eastAsia="標楷體"/>
-                <w:bCs/>
-              </w:rPr>
-              <w:t xml:space="preserve"> </w:t>
-            </w:r>
+          </w:p>
+          <w:p>
+            <w:pPr>
+              <w:ind w:leftChars="200" w:left="480" w:firstLineChars="200" w:firstLine="480"/>
+              <w:rPr>
+                <w:rFonts w:eastAsia="標楷體"/>
+                <w:bCs/>
+              </w:rPr>
+            </w:pPr>
+          </w:p>
+          <w:p>
+            <w:pPr>
+              <w:ind w:leftChars="200" w:left="480" w:firstLineChars="200" w:firstLine="480"/>
+              <w:rPr>
+                <w:rFonts w:eastAsia="標楷體"/>
+                <w:bCs/>
+              </w:rPr>
+            </w:pPr>
+          </w:p>
+          <w:p>
+            <w:pPr>
+              <w:ind w:leftChars="200" w:left="480" w:firstLineChars="200" w:firstLine="480"/>
+              <w:rPr>
+                <w:rFonts w:eastAsia="標楷體"/>
+                <w:bCs/>
+              </w:rPr>
+            </w:pPr>
+          </w:p>
+          <w:p>
+            <w:pPr>
+              <w:ind w:leftChars="200" w:left="480" w:firstLineChars="200" w:firstLine="480"/>
+              <w:rPr>
+                <w:rFonts w:eastAsia="標楷體"/>
+                <w:bCs/>
+              </w:rPr>
+            </w:pPr>
+          </w:p>
+          <w:p>
+            <w:pPr>
+              <w:ind w:leftChars="200" w:left="480" w:firstLineChars="200" w:firstLine="480"/>
+              <w:rPr>
+                <w:rFonts w:eastAsia="標楷體"/>
+                <w:bCs/>
+              </w:rPr>
+            </w:pPr>
+          </w:p>
+          <w:p>
+            <w:pPr>
+              <w:ind w:leftChars="200" w:left="480" w:firstLineChars="200" w:firstLine="480"/>
+              <w:rPr>
+                <w:rFonts w:eastAsia="標楷體"/>
+                <w:bCs/>
+              </w:rPr>
+            </w:pPr>
+          </w:p>
+          <w:p>
+            <w:pPr>
+              <w:ind w:leftChars="200" w:left="480" w:firstLineChars="200" w:firstLine="480"/>
+              <w:rPr>
+                <w:rFonts w:eastAsia="標楷體"/>
+                <w:bCs/>
+              </w:rPr>
+            </w:pPr>
+          </w:p>
+          <w:p>
+            <w:pPr>
+              <w:ind w:leftChars="200" w:left="480" w:firstLineChars="200" w:firstLine="480"/>
+              <w:rPr>
+                <w:rFonts w:eastAsia="標楷體"/>
+                <w:bCs/>
+              </w:rPr>
+            </w:pPr>
+          </w:p>
+          <w:p>
+            <w:pPr>
+              <w:ind w:leftChars="200" w:left="480" w:firstLineChars="200" w:firstLine="480"/>
+              <w:rPr>
+                <w:rFonts w:eastAsia="標楷體"/>
+                <w:bCs/>
+              </w:rPr>
+            </w:pPr>
+          </w:p>
+          <w:p>
+            <w:pPr>
+              <w:ind w:leftChars="200" w:left="480" w:firstLineChars="200" w:firstLine="480"/>
+              <w:rPr>
+                <w:rFonts w:eastAsia="標楷體"/>
+                <w:bCs/>
+              </w:rPr>
+            </w:pPr>
+          </w:p>
+          <w:p>
+            <w:pPr>
+              <w:ind w:leftChars="200" w:left="480" w:firstLineChars="200" w:firstLine="480"/>
+              <w:rPr>
+                <w:rFonts w:eastAsia="標楷體"/>
+                <w:bCs/>
+              </w:rPr>
+            </w:pPr>
+          </w:p>
+          <w:p>
+            <w:pPr>
+              <w:ind w:leftChars="200" w:left="480" w:firstLineChars="200" w:firstLine="480"/>
+              <w:rPr>
+                <w:rFonts w:eastAsia="標楷體"/>
+                <w:bCs/>
+              </w:rPr>
+            </w:pPr>
+          </w:p>
+          <w:p>
+            <w:pPr>
+              <w:ind w:leftChars="200" w:left="480" w:firstLineChars="200" w:firstLine="480"/>
+              <w:rPr>
+                <w:rFonts w:eastAsia="標楷體"/>
+                <w:bCs/>
+              </w:rPr>
+            </w:pPr>
+          </w:p>
+          <w:p>
+            <w:pPr>
+              <w:ind w:leftChars="200" w:left="480" w:firstLineChars="200" w:firstLine="480"/>
+              <w:rPr>
+                <w:rFonts w:eastAsia="標楷體"/>
+                <w:bCs/>
+              </w:rPr>
+            </w:pPr>
+          </w:p>
+          <w:p>
+            <w:pPr>
+              <w:ind w:leftChars="200" w:left="480" w:firstLineChars="200" w:firstLine="480"/>
+              <w:rPr>
+                <w:rFonts w:eastAsia="標楷體"/>
+                <w:bCs/>
+              </w:rPr>
+            </w:pPr>
+          </w:p>
+          <w:p>
+            <w:pPr>
+              <w:ind w:leftChars="200" w:left="480" w:firstLineChars="200" w:firstLine="480"/>
+              <w:rPr>
+                <w:rFonts w:eastAsia="標楷體"/>
+                <w:bCs/>
+              </w:rPr>
+            </w:pPr>
+          </w:p>
+          <w:p>
+            <w:pPr>
+              <w:ind w:leftChars="200" w:left="480" w:firstLineChars="200" w:firstLine="480"/>
+              <w:rPr>
+                <w:rFonts w:eastAsia="標楷體"/>
+                <w:bCs/>
+              </w:rPr>
+            </w:pPr>
+          </w:p>
+          <w:p>
+            <w:pPr>
+              <w:ind w:leftChars="200" w:left="480" w:firstLineChars="200" w:firstLine="480"/>
+              <w:rPr>
+                <w:rFonts w:eastAsia="標楷體"/>
+                <w:bCs/>
+              </w:rPr>
+            </w:pPr>
+            <w:r>
+              <w:rPr>
+                <w:rFonts w:eastAsia="標楷體"/>
+                <w:bCs/>
+              </w:rPr>
+              <w:lastRenderedPageBreak/>
+              <w:t>就受訪者基本背景而言（圖</w:t>
+            </w:r>
+            <w:r>
+              <w:rPr>
+                <w:rFonts w:eastAsia="標楷體"/>
+                <w:bCs/>
+              </w:rPr>
+              <w:t>1</w:t>
+            </w:r>
+            <w:r>
+              <w:rPr>
+                <w:rFonts w:eastAsia="標楷體" w:hint="eastAsia"/>
+                <w:bCs/>
+              </w:rPr>
+              <w:t>-</w:t>
+            </w:r>
+            <w:r>
+              <w:rPr>
+                <w:rFonts w:eastAsia="標楷體"/>
+                <w:bCs/>
+              </w:rPr>
+              <w:t>2</w:t>
+            </w:r>
+            <w:r>
+              <w:rPr>
+                <w:rFonts w:eastAsia="標楷體"/>
+                <w:bCs/>
+              </w:rPr>
+              <w:t>）</w:t>
+            </w:r>
+            <w:r>
+              <w:rPr>
+                <w:rFonts w:eastAsia="標楷體" w:hint="eastAsia"/>
+                <w:bCs/>
+              </w:rPr>
+              <w:t>，年齡以</w:t>
+            </w:r>
+            <w:r>
+              <w:rPr>
+                <w:rFonts w:eastAsia="標楷體" w:hint="eastAsia"/>
+                <w:bCs/>
+              </w:rPr>
+              <w:t>21</w:t>
+            </w:r>
+            <w:r>
+              <w:rPr>
+                <w:rFonts w:eastAsia="標楷體" w:hint="eastAsia"/>
+                <w:bCs/>
+              </w:rPr>
+              <w:t>～</w:t>
+            </w:r>
+            <w:r>
+              <w:rPr>
+                <w:rFonts w:eastAsia="標楷體" w:hint="eastAsia"/>
+                <w:bCs/>
+              </w:rPr>
+              <w:t>25</w:t>
+            </w:r>
+            <w:r>
+              <w:rPr>
+                <w:rFonts w:eastAsia="標楷體" w:hint="eastAsia"/>
+                <w:bCs/>
+              </w:rPr>
+              <w:t>歲（</w:t>
+            </w:r>
+            <w:r>
+              <w:rPr>
+                <w:rFonts w:eastAsia="標楷體" w:hint="eastAsia"/>
+                <w:bCs/>
+              </w:rPr>
+              <w:t>49.4%</w:t>
+            </w:r>
+            <w:r>
+              <w:rPr>
+                <w:rFonts w:eastAsia="標楷體" w:hint="eastAsia"/>
+                <w:bCs/>
+              </w:rPr>
+              <w:t>）及</w:t>
+            </w:r>
+            <w:r>
+              <w:rPr>
+                <w:rFonts w:eastAsia="標楷體" w:hint="eastAsia"/>
+                <w:bCs/>
+              </w:rPr>
+              <w:t>20</w:t>
+            </w:r>
+            <w:r>
+              <w:rPr>
+                <w:rFonts w:eastAsia="標楷體" w:hint="eastAsia"/>
+                <w:bCs/>
+              </w:rPr>
+              <w:t>歲以下（</w:t>
+            </w:r>
+            <w:r>
+              <w:rPr>
+                <w:rFonts w:eastAsia="標楷體" w:hint="eastAsia"/>
+                <w:bCs/>
+              </w:rPr>
+              <w:t>30.1%</w:t>
+            </w:r>
+            <w:r>
+              <w:rPr>
+                <w:rFonts w:eastAsia="標楷體" w:hint="eastAsia"/>
+                <w:bCs/>
+              </w:rPr>
+              <w:t>）為主，兩者合計占比達</w:t>
+            </w:r>
+            <w:r>
+              <w:rPr>
+                <w:rFonts w:eastAsia="標楷體" w:hint="eastAsia"/>
+                <w:bCs/>
+              </w:rPr>
+              <w:t>79.5%</w:t>
+            </w:r>
+            <w:r>
+              <w:rPr>
+                <w:rFonts w:eastAsia="標楷體" w:hint="eastAsia"/>
+                <w:bCs/>
+              </w:rPr>
+              <w:t>，與本系統預設之目標使用者高度吻合。</w:t>
+            </w:r>
+          </w:p>
+          <w:p>
+            <w:pPr>
+              <w:ind w:leftChars="200" w:left="480" w:firstLineChars="200" w:firstLine="480"/>
+              <w:rPr>
+                <w:rFonts w:eastAsia="標楷體" w:hint="eastAsia"/>
+                <w:bCs/>
+              </w:rPr>
+            </w:pPr>
           </w:p>
           <w:p>
             <w:pPr>
               <w:ind w:leftChars="200" w:left="480"/>
               <w:rPr>
-                <w:rFonts w:eastAsia="標楷體"/>
+                <w:rFonts w:eastAsia="標楷體" w:hint="eastAsia"/>
                 <w:bCs/>
               </w:rPr>
             </w:pPr>
             <w:r>
               <w:rPr>
                 <w:rFonts w:eastAsia="標楷體"/>
-                <w:bCs/>
-              </w:rPr>
-              <w:t>就受訪者基本背景而言（圖</w:t>
-            </w:r>
-            <w:r>
-              <w:rPr>
-                <w:rFonts w:eastAsia="標楷體"/>
-                <w:bCs/>
-              </w:rPr>
-              <w:t>1-2-2</w:t>
-            </w:r>
-            <w:r>
-              <w:rPr>
-                <w:rFonts w:eastAsia="標楷體"/>
-                <w:bCs/>
-              </w:rPr>
-              <w:t>）</w:t>
-            </w:r>
-            <w:r>
-              <w:rPr>
-                <w:rFonts w:eastAsia="標楷體" w:hint="eastAsia"/>
-                <w:bCs/>
-              </w:rPr>
-              <w:t>，年齡以</w:t>
-            </w:r>
-            <w:r>
-              <w:rPr>
-                <w:rFonts w:eastAsia="標楷體" w:hint="eastAsia"/>
-                <w:bCs/>
-              </w:rPr>
-              <w:t>21</w:t>
-            </w:r>
-            <w:r>
-              <w:rPr>
-                <w:rFonts w:eastAsia="標楷體" w:hint="eastAsia"/>
-                <w:bCs/>
-              </w:rPr>
-              <w:t>～</w:t>
-            </w:r>
-            <w:r>
-              <w:rPr>
-                <w:rFonts w:eastAsia="標楷體" w:hint="eastAsia"/>
-                <w:bCs/>
-              </w:rPr>
-              <w:t>25</w:t>
-            </w:r>
-            <w:r>
-              <w:rPr>
-                <w:rFonts w:eastAsia="標楷體" w:hint="eastAsia"/>
-                <w:bCs/>
-              </w:rPr>
-              <w:t>歲（</w:t>
-            </w:r>
-            <w:r>
-              <w:rPr>
-                <w:rFonts w:eastAsia="標楷體" w:hint="eastAsia"/>
-                <w:bCs/>
-              </w:rPr>
-              <w:t>49.4%</w:t>
-            </w:r>
-            <w:r>
-              <w:rPr>
-                <w:rFonts w:eastAsia="標楷體" w:hint="eastAsia"/>
-                <w:bCs/>
-              </w:rPr>
-              <w:t>）及</w:t>
-            </w:r>
-            <w:r>
-              <w:rPr>
-                <w:rFonts w:eastAsia="標楷體" w:hint="eastAsia"/>
-                <w:bCs/>
-              </w:rPr>
-              <w:t>20</w:t>
-            </w:r>
-            <w:r>
-              <w:rPr>
-                <w:rFonts w:eastAsia="標楷體" w:hint="eastAsia"/>
-                <w:bCs/>
-              </w:rPr>
-              <w:t>歲以下（</w:t>
-            </w:r>
-            <w:r>
-              <w:rPr>
-                <w:rFonts w:eastAsia="標楷體" w:hint="eastAsia"/>
-                <w:bCs/>
-              </w:rPr>
-              <w:t>30.1%</w:t>
-            </w:r>
-            <w:r>
-              <w:rPr>
-                <w:rFonts w:eastAsia="標楷體" w:hint="eastAsia"/>
-                <w:bCs/>
-              </w:rPr>
-              <w:t>）為主，兩者合計占比達</w:t>
-            </w:r>
-            <w:r>
-              <w:rPr>
-                <w:rFonts w:eastAsia="標楷體" w:hint="eastAsia"/>
-                <w:bCs/>
-              </w:rPr>
-              <w:t>79.5%</w:t>
-            </w:r>
-            <w:r>
-              <w:rPr>
-                <w:rFonts w:eastAsia="標楷體" w:hint="eastAsia"/>
-                <w:bCs/>
-              </w:rPr>
-              <w:t>，與本系統預設之目標使用</w:t>
-            </w:r>
-            <w:r>
-              <w:rPr>
-                <w:rFonts w:eastAsia="標楷體"/>
-                <w:bCs/>
+                <w:noProof/>
+              </w:rPr>
+              <mc:AlternateContent>
+                <mc:Choice Requires="wps">
+                  <w:drawing>
+                    <wp:anchor distT="0" distB="0" distL="114300" distR="114300" simplePos="0" relativeHeight="251664384" behindDoc="0" locked="0" layoutInCell="1" allowOverlap="1" wp14:anchorId="3D587689" wp14:editId="7F7796C3">
+                      <wp:simplePos x="0" y="0"/>
+                      <wp:positionH relativeFrom="column">
+                        <wp:posOffset>-5080</wp:posOffset>
+                      </wp:positionH>
+                      <wp:positionV relativeFrom="paragraph">
+                        <wp:posOffset>2684780</wp:posOffset>
+                      </wp:positionV>
+                      <wp:extent cx="6137910" cy="635"/>
+                      <wp:effectExtent l="0" t="0" r="0" b="7620"/>
+                      <wp:wrapSquare wrapText="bothSides"/>
+                      <wp:docPr id="257883023" name="文字方塊 1"/>
+                      <wp:cNvGraphicFramePr/>
+                      <a:graphic xmlns:a="http://schemas.openxmlformats.org/drawingml/2006/main">
+                        <a:graphicData uri="http://schemas.microsoft.com/office/word/2010/wordprocessingShape">
+                          <wps:wsp>
+                            <wps:cNvSpPr txBox="1"/>
+                            <wps:spPr>
+                              <a:xfrm>
+                                <a:off x="0" y="0"/>
+                                <a:ext cx="6137910" cy="635"/>
+                              </a:xfrm>
+                              <a:prstGeom prst="rect">
+                                <a:avLst/>
+                              </a:prstGeom>
+                              <a:solidFill>
+                                <a:prstClr val="white"/>
+                              </a:solidFill>
+                              <a:ln>
+                                <a:noFill/>
+                              </a:ln>
+                            </wps:spPr>
+                            <wps:txbx>
+                              <w:txbxContent>
+                                <w:p>
+                                  <w:pPr>
+                                    <w:pStyle w:val="af8"/>
+                                    <w:jc w:val="center"/>
+                                    <w:rPr>
+                                      <w:rFonts w:eastAsia="標楷體" w:hint="eastAsia"/>
+                                      <w:bCs/>
+                                      <w:noProof/>
+                                      <w:sz w:val="24"/>
+                                      <w:szCs w:val="24"/>
+                                    </w:rPr>
+                                  </w:pPr>
+                                  <w:r>
+                                    <w:rPr>
+                                      <w:rFonts w:eastAsia="標楷體" w:hint="eastAsia"/>
+                                      <w:sz w:val="24"/>
+                                      <w:szCs w:val="24"/>
+                                    </w:rPr>
+                                    <w:t>圖</w:t>
+                                  </w:r>
+                                  <w:r>
+                                    <w:rPr>
+                                      <w:rFonts w:eastAsia="標楷體" w:hint="eastAsia"/>
+                                      <w:sz w:val="24"/>
+                                      <w:szCs w:val="24"/>
+                                    </w:rPr>
+                                    <w:t>1-</w:t>
+                                  </w:r>
+                                  <w:r>
+                                    <w:rPr>
+                                      <w:rFonts w:eastAsia="標楷體"/>
+                                      <w:sz w:val="24"/>
+                                      <w:szCs w:val="24"/>
+                                    </w:rPr>
+                                    <w:fldChar w:fldCharType="begin"/>
+                                  </w:r>
+                                  <w:r>
+                                    <w:rPr>
+                                      <w:rFonts w:eastAsia="標楷體"/>
+                                      <w:sz w:val="24"/>
+                                      <w:szCs w:val="24"/>
+                                    </w:rPr>
+                                    <w:instrText xml:space="preserve"> </w:instrText>
+                                  </w:r>
+                                  <w:r>
+                                    <w:rPr>
+                                      <w:rFonts w:eastAsia="標楷體" w:hint="eastAsia"/>
+                                      <w:sz w:val="24"/>
+                                      <w:szCs w:val="24"/>
+                                    </w:rPr>
+                                    <w:instrText xml:space="preserve">SEQ </w:instrText>
+                                  </w:r>
+                                  <w:r>
+                                    <w:rPr>
+                                      <w:rFonts w:eastAsia="標楷體" w:hint="eastAsia"/>
+                                      <w:sz w:val="24"/>
+                                      <w:szCs w:val="24"/>
+                                    </w:rPr>
+                                    <w:instrText>圖</w:instrText>
+                                  </w:r>
+                                  <w:r>
+                                    <w:rPr>
+                                      <w:rFonts w:eastAsia="標楷體" w:hint="eastAsia"/>
+                                      <w:sz w:val="24"/>
+                                      <w:szCs w:val="24"/>
+                                    </w:rPr>
+                                    <w:instrText>1- \* ARABIC</w:instrText>
+                                  </w:r>
+                                  <w:r>
+                                    <w:rPr>
+                                      <w:rFonts w:eastAsia="標楷體"/>
+                                      <w:sz w:val="24"/>
+                                      <w:szCs w:val="24"/>
+                                    </w:rPr>
+                                    <w:instrText xml:space="preserve"> </w:instrText>
+                                  </w:r>
+                                  <w:r>
+                                    <w:rPr>
+                                      <w:rFonts w:eastAsia="標楷體"/>
+                                      <w:sz w:val="24"/>
+                                      <w:szCs w:val="24"/>
+                                    </w:rPr>
+                                    <w:fldChar w:fldCharType="separate"/>
+                                  </w:r>
+                                  <w:r>
+                                    <w:rPr>
+                                      <w:rFonts w:eastAsia="標楷體"/>
+                                      <w:noProof/>
+                                      <w:sz w:val="24"/>
+                                      <w:szCs w:val="24"/>
+                                    </w:rPr>
+                                    <w:t>2</w:t>
+                                  </w:r>
+                                  <w:r>
+                                    <w:rPr>
+                                      <w:rFonts w:eastAsia="標楷體"/>
+                                      <w:sz w:val="24"/>
+                                      <w:szCs w:val="24"/>
+                                    </w:rPr>
+                                    <w:fldChar w:fldCharType="end"/>
+                                  </w:r>
+                                  <w:r>
+                                    <w:rPr>
+                                      <w:rFonts w:eastAsia="標楷體" w:hint="eastAsia"/>
+                                      <w:sz w:val="24"/>
+                                      <w:szCs w:val="24"/>
+                                    </w:rPr>
+                                    <w:t xml:space="preserve"> </w:t>
+                                  </w:r>
+                                  <w:r>
+                                    <w:rPr>
+                                      <w:rFonts w:eastAsia="標楷體"/>
+                                      <w:sz w:val="24"/>
+                                      <w:szCs w:val="24"/>
+                                    </w:rPr>
+                                    <w:t>受訪者年齡分布圖</w:t>
+                                  </w:r>
+                                </w:p>
+                              </w:txbxContent>
+                            </wps:txbx>
+                            <wps:bodyPr rot="0" spcFirstLastPara="0" vertOverflow="overflow" horzOverflow="overflow" vert="horz" wrap="square" lIns="0" tIns="0" rIns="0" bIns="0" numCol="1" spcCol="0" rtlCol="0" fromWordArt="0" anchor="t" anchorCtr="0" forceAA="0" compatLnSpc="1">
+                              <a:prstTxWarp prst="textNoShape">
+                                <a:avLst/>
+                              </a:prstTxWarp>
+                              <a:spAutoFit/>
+                            </wps:bodyPr>
+                          </wps:wsp>
+                        </a:graphicData>
+                      </a:graphic>
+                      <wp14:sizeRelH relativeFrom="margin">
+                        <wp14:pctWidth>0</wp14:pctWidth>
+                      </wp14:sizeRelH>
+                      <wp14:sizeRelV relativeFrom="margin">
+                        <wp14:pctHeight>0</wp14:pctHeight>
+                      </wp14:sizeRelV>
+                    </wp:anchor>
+                  </w:drawing>
+                </mc:Choice>
+                <mc:Fallback>
+                  <w:pict>
+                    <v:shape w14:anchorId="3D587689" id="_x0000_s1027" type="#_x0000_t202" style="position:absolute;left:0;text-align:left;margin-left:-.4pt;margin-top:211.4pt;width:483.3pt;height:.05pt;z-index:251664384;visibility:visible;mso-wrap-style:square;mso-width-percent:0;mso-height-percent:0;mso-wrap-distance-left:9pt;mso-wrap-distance-top:0;mso-wrap-distance-right:9pt;mso-wrap-distance-bottom:0;mso-position-horizontal:absolute;mso-position-horizontal-relative:text;mso-position-vertical:absolute;mso-position-vertical-relative:text;mso-width-percent:0;mso-height-percent:0;mso-width-relative:margin;mso-height-relative:margin;v-text-anchor:top" o:gfxdata="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" stroked="f">
+                      <v:textbox style="mso-fit-shape-to-text:t" inset="0,0,0,0">
+                        <w:txbxContent>
+                          <w:p>
+                            <w:pPr>
+                              <w:pStyle w:val="af8"/>
+                              <w:jc w:val="center"/>
+                              <w:rPr>
+                                <w:rFonts w:eastAsia="標楷體" w:hint="eastAsia"/>
+                                <w:bCs/>
+                                <w:noProof/>
+                                <w:sz w:val="24"/>
+                                <w:szCs w:val="24"/>
+                              </w:rPr>
+                            </w:pPr>
+                            <w:r>
+                              <w:rPr>
+                                <w:rFonts w:eastAsia="標楷體" w:hint="eastAsia"/>
+                                <w:sz w:val="24"/>
+                                <w:szCs w:val="24"/>
+                              </w:rPr>
+                              <w:t>圖</w:t>
+                            </w:r>
+                            <w:r>
+                              <w:rPr>
+                                <w:rFonts w:eastAsia="標楷體" w:hint="eastAsia"/>
+                                <w:sz w:val="24"/>
+                                <w:szCs w:val="24"/>
+                              </w:rPr>
+                              <w:t>1-</w:t>
+                            </w:r>
+                            <w:r>
+                              <w:rPr>
+                                <w:rFonts w:eastAsia="標楷體"/>
+                                <w:sz w:val="24"/>
+                                <w:szCs w:val="24"/>
+                              </w:rPr>
+                              <w:fldChar w:fldCharType="begin"/>
+                            </w:r>
+                            <w:r>
+                              <w:rPr>
+                                <w:rFonts w:eastAsia="標楷體"/>
+                                <w:sz w:val="24"/>
+                                <w:szCs w:val="24"/>
+                              </w:rPr>
+                              <w:instrText xml:space="preserve"> </w:instrText>
+                            </w:r>
+                            <w:r>
+                              <w:rPr>
+                                <w:rFonts w:eastAsia="標楷體" w:hint="eastAsia"/>
+                                <w:sz w:val="24"/>
+                                <w:szCs w:val="24"/>
+                              </w:rPr>
+                              <w:instrText xml:space="preserve">SEQ </w:instrText>
+                            </w:r>
+                            <w:r>
+                              <w:rPr>
+                                <w:rFonts w:eastAsia="標楷體" w:hint="eastAsia"/>
+                                <w:sz w:val="24"/>
+                                <w:szCs w:val="24"/>
+                              </w:rPr>
+                              <w:instrText>圖</w:instrText>
+                            </w:r>
+                            <w:r>
+                              <w:rPr>
+                                <w:rFonts w:eastAsia="標楷體" w:hint="eastAsia"/>
+                                <w:sz w:val="24"/>
+                                <w:szCs w:val="24"/>
+                              </w:rPr>
+                              <w:instrText>1- \* ARABIC</w:instrText>
+                            </w:r>
+                            <w:r>
+                              <w:rPr>
+                                <w:rFonts w:eastAsia="標楷體"/>
+                                <w:sz w:val="24"/>
+                                <w:szCs w:val="24"/>
+                              </w:rPr>
+                              <w:instrText xml:space="preserve"> </w:instrText>
+                            </w:r>
+                            <w:r>
+                              <w:rPr>
+                                <w:rFonts w:eastAsia="標楷體"/>
+                                <w:sz w:val="24"/>
+                                <w:szCs w:val="24"/>
+                              </w:rPr>
+                              <w:fldChar w:fldCharType="separate"/>
+                            </w:r>
+                            <w:r>
+                              <w:rPr>
+                                <w:rFonts w:eastAsia="標楷體"/>
+                                <w:noProof/>
+                                <w:sz w:val="24"/>
+                                <w:szCs w:val="24"/>
+                              </w:rPr>
+                              <w:t>2</w:t>
+                            </w:r>
+                            <w:r>
+                              <w:rPr>
+                                <w:rFonts w:eastAsia="標楷體"/>
+                                <w:sz w:val="24"/>
+                                <w:szCs w:val="24"/>
+                              </w:rPr>
+                              <w:fldChar w:fldCharType="end"/>
+                            </w:r>
+                            <w:r>
+                              <w:rPr>
+                                <w:rFonts w:eastAsia="標楷體" w:hint="eastAsia"/>
+                                <w:sz w:val="24"/>
+                                <w:szCs w:val="24"/>
+                              </w:rPr>
+                              <w:t xml:space="preserve"> </w:t>
+                            </w:r>
+                            <w:r>
+                              <w:rPr>
+                                <w:rFonts w:eastAsia="標楷體"/>
+                                <w:sz w:val="24"/>
+                                <w:szCs w:val="24"/>
+                              </w:rPr>
+                              <w:t>受訪者年齡分布圖</w:t>
+                            </w:r>
+                          </w:p>
+                        </w:txbxContent>
+                      </v:textbox>
+                      <w10:wrap type="square"/>
+                    </v:shape>
+                  </w:pict>
+                </mc:Fallback>
+              </mc:AlternateContent>
+            </w:r>
+            <w:r>
+              <w:rPr>
+                <w:rFonts w:eastAsia="標楷體"/>
+                <w:bCs/>
+                <w:noProof/>
               </w:rPr>
               <w:drawing>
-                <wp:inline distT="0" distB="0" distL="0" distR="0" wp14:anchorId="21B65AD5" wp14:editId="6BC75C2B">
-                  <wp:extent cx="4051017" cy="2398146"/>
+                <wp:anchor distT="0" distB="0" distL="114300" distR="114300" simplePos="0" relativeHeight="251660288" behindDoc="0" locked="0" layoutInCell="1" allowOverlap="1" wp14:anchorId="63044A0B" wp14:editId="29BCDE1F">
+                  <wp:simplePos x="0" y="0"/>
+                  <wp:positionH relativeFrom="column">
+                    <wp:posOffset>1356995</wp:posOffset>
+                  </wp:positionH>
+                  <wp:positionV relativeFrom="paragraph">
+                    <wp:posOffset>90170</wp:posOffset>
+                  </wp:positionV>
+                  <wp:extent cx="4050665" cy="2397760"/>
                   <wp:effectExtent l="19050" t="19050" r="26035" b="21590"/>
+                  <wp:wrapTopAndBottom/>
                   <wp:docPr id="1814464391" name="圖片 1"/>
                   <wp:cNvGraphicFramePr>
                     <a:graphicFrameLocks xmlns:a="http://schemas.openxmlformats.org/drawingml/2006/main" noChangeAspect="1"/>
@@ -566,7 +1375,13 @@
                           <pic:cNvPicPr/>
                         </pic:nvPicPr>
                         <pic:blipFill rotWithShape="1">
-                          <a:blip r:embed="rId8"/>
+                          <a:blip r:embed="rId9">
+                            <a:extLst>
+                              <a:ext uri="{28A0092B-C50C-407E-A947-70E740481C1C}">
+                                <a14:useLocalDpi xmlns:a14="http://schemas.microsoft.com/office/drawing/2010/main" val="0"/>
+                              </a:ext>
+                            </a:extLst>
+                          </a:blip>
                           <a:srcRect l="11536" t="3968" r="22077" b="5303"/>
                           <a:stretch>
                             <a:fillRect/>
@@ -575,7 +1390,7 @@
                         <pic:spPr bwMode="auto">
                           <a:xfrm>
                             <a:off x="0" y="0"/>
-                            <a:ext cx="4060852" cy="2403968"/>
+                            <a:ext cx="4050665" cy="2397760"/>
                           </a:xfrm>
                           <a:prstGeom prst="rect">
                             <a:avLst/>
@@ -594,20 +1409,156 @@
                       </pic:pic>
                     </a:graphicData>
                   </a:graphic>
-                </wp:inline>
+                  <wp14:sizeRelH relativeFrom="margin">
+                    <wp14:pctWidth>0</wp14:pctWidth>
+                  </wp14:sizeRelH>
+                  <wp14:sizeRelV relativeFrom="margin">
+                    <wp14:pctHeight>0</wp14:pctHeight>
+                  </wp14:sizeRelV>
+                </wp:anchor>
               </w:drawing>
             </w:r>
-            <w:r>
-              <w:rPr>
-                <w:rFonts w:eastAsia="標楷體" w:hint="eastAsia"/>
-                <w:bCs/>
-              </w:rPr>
-              <w:t>者高度吻合。</w:t>
-            </w:r>
+          </w:p>
+          <w:p>
+            <w:pPr>
+              <w:ind w:leftChars="200" w:left="480" w:firstLineChars="200" w:firstLine="480"/>
+              <w:rPr>
+                <w:rFonts w:eastAsia="標楷體"/>
+                <w:bCs/>
+              </w:rPr>
+            </w:pPr>
+          </w:p>
+          <w:p>
+            <w:pPr>
+              <w:ind w:leftChars="200" w:left="480" w:firstLineChars="200" w:firstLine="480"/>
+              <w:rPr>
+                <w:rFonts w:eastAsia="標楷體"/>
+                <w:bCs/>
+              </w:rPr>
+            </w:pPr>
+            <w:r>
+              <w:rPr>
+                <w:rFonts w:eastAsia="標楷體" w:hint="eastAsia"/>
+                <w:bCs/>
+              </w:rPr>
+              <w:t>由圖</w:t>
+            </w:r>
+            <w:r>
+              <w:rPr>
+                <w:rFonts w:eastAsia="標楷體" w:hint="eastAsia"/>
+                <w:bCs/>
+              </w:rPr>
+              <w:t>1</w:t>
+            </w:r>
+            <w:r>
+              <w:rPr>
+                <w:rFonts w:eastAsia="標楷體" w:hint="eastAsia"/>
+                <w:bCs/>
+              </w:rPr>
+              <w:t>-</w:t>
+            </w:r>
+            <w:r>
+              <w:rPr>
+                <w:rFonts w:eastAsia="標楷體" w:hint="eastAsia"/>
+                <w:bCs/>
+              </w:rPr>
+              <w:t>3</w:t>
+            </w:r>
+            <w:r>
+              <w:rPr>
+                <w:rFonts w:eastAsia="標楷體" w:hint="eastAsia"/>
+                <w:bCs/>
+              </w:rPr>
+              <w:t>可知，受訪者最常使用的交易管道前三名依序為蝦皮（</w:t>
+            </w:r>
+            <w:r>
+              <w:rPr>
+                <w:rFonts w:eastAsia="標楷體" w:hint="eastAsia"/>
+                <w:bCs/>
+              </w:rPr>
+              <w:t>331</w:t>
+            </w:r>
+            <w:r>
+              <w:rPr>
+                <w:rFonts w:eastAsia="標楷體" w:hint="eastAsia"/>
+                <w:bCs/>
+              </w:rPr>
+              <w:t>人次）、</w:t>
+            </w:r>
+            <w:proofErr w:type="gramStart"/>
+            <w:r>
+              <w:rPr>
+                <w:rFonts w:eastAsia="標楷體" w:hint="eastAsia"/>
+                <w:bCs/>
+              </w:rPr>
+              <w:t>臉書社團</w:t>
+            </w:r>
+            <w:proofErr w:type="gramEnd"/>
+            <w:r>
+              <w:rPr>
+                <w:rFonts w:eastAsia="標楷體" w:hint="eastAsia"/>
+                <w:bCs/>
+              </w:rPr>
+              <w:t>（</w:t>
+            </w:r>
+            <w:r>
+              <w:rPr>
+                <w:rFonts w:eastAsia="標楷體" w:hint="eastAsia"/>
+                <w:bCs/>
+              </w:rPr>
+              <w:t>213</w:t>
+            </w:r>
+            <w:r>
+              <w:rPr>
+                <w:rFonts w:eastAsia="標楷體" w:hint="eastAsia"/>
+                <w:bCs/>
+              </w:rPr>
+              <w:t>人次）及</w:t>
+            </w:r>
+            <w:proofErr w:type="spellStart"/>
+            <w:r>
+              <w:rPr>
+                <w:rFonts w:eastAsia="標楷體" w:hint="eastAsia"/>
+                <w:bCs/>
+              </w:rPr>
+              <w:t>Dcard</w:t>
+            </w:r>
+            <w:proofErr w:type="spellEnd"/>
+            <w:r>
+              <w:rPr>
+                <w:rFonts w:eastAsia="標楷體" w:hint="eastAsia"/>
+                <w:bCs/>
+              </w:rPr>
+              <w:t>（</w:t>
+            </w:r>
+            <w:r>
+              <w:rPr>
+                <w:rFonts w:eastAsia="標楷體" w:hint="eastAsia"/>
+                <w:bCs/>
+              </w:rPr>
+              <w:t>148</w:t>
+            </w:r>
+            <w:r>
+              <w:rPr>
+                <w:rFonts w:eastAsia="標楷體" w:hint="eastAsia"/>
+                <w:bCs/>
+              </w:rPr>
+              <w:t>人次）。由此可見，使用者高度依賴通用型電商平台與社群媒體進行二手書交易，而專屬之二手書交易平台使用率相對偏低。</w:t>
+            </w:r>
+          </w:p>
+          <w:p>
+            <w:pPr>
+              <w:ind w:leftChars="200" w:left="480" w:firstLineChars="200" w:firstLine="480"/>
+              <w:rPr>
+                <w:rFonts w:eastAsia="標楷體"/>
+                <w:bCs/>
+              </w:rPr>
+            </w:pPr>
           </w:p>
           <w:p>
             <w:pPr>
               <w:ind w:leftChars="200" w:left="480"/>
+              <w:jc w:val="center"/>
               <w:rPr>
                 <w:rFonts w:eastAsia="標楷體"/>
                 <w:bCs/>
@@ -615,114 +1566,10 @@
             </w:pPr>
             <w:r>
               <w:rPr>
-                <w:rFonts w:eastAsia="標楷體" w:hint="eastAsia"/>
-                <w:bCs/>
-              </w:rPr>
-              <w:t>由圖</w:t>
-            </w:r>
-            <w:r>
-              <w:rPr>
-                <w:rFonts w:eastAsia="標楷體" w:hint="eastAsia"/>
-                <w:bCs/>
-              </w:rPr>
-              <w:t>1-2-3</w:t>
-            </w:r>
-            <w:r>
-              <w:rPr>
-                <w:rFonts w:eastAsia="標楷體" w:hint="eastAsia"/>
-                <w:bCs/>
-              </w:rPr>
-              <w:t>可知，受訪者最常使用的交易管道前三名依序為蝦皮（</w:t>
-            </w:r>
-            <w:r>
-              <w:rPr>
-                <w:rFonts w:eastAsia="標楷體" w:hint="eastAsia"/>
-                <w:bCs/>
-              </w:rPr>
-              <w:t>331</w:t>
-            </w:r>
-            <w:r>
-              <w:rPr>
-                <w:rFonts w:eastAsia="標楷體" w:hint="eastAsia"/>
-                <w:bCs/>
-              </w:rPr>
-              <w:t>人次）、</w:t>
-            </w:r>
-            <w:proofErr w:type="gramStart"/>
-            <w:r>
-              <w:rPr>
-                <w:rFonts w:eastAsia="標楷體" w:hint="eastAsia"/>
-                <w:bCs/>
-              </w:rPr>
-              <w:t>臉書社團</w:t>
-            </w:r>
-            <w:proofErr w:type="gramEnd"/>
-            <w:r>
-              <w:rPr>
-                <w:rFonts w:eastAsia="標楷體" w:hint="eastAsia"/>
-                <w:bCs/>
-              </w:rPr>
-              <w:t>（</w:t>
-            </w:r>
-            <w:r>
-              <w:rPr>
-                <w:rFonts w:eastAsia="標楷體" w:hint="eastAsia"/>
-                <w:bCs/>
-              </w:rPr>
-              <w:t>213</w:t>
-            </w:r>
-            <w:r>
-              <w:rPr>
-                <w:rFonts w:eastAsia="標楷體" w:hint="eastAsia"/>
-                <w:bCs/>
-              </w:rPr>
-              <w:t>人次）及</w:t>
-            </w:r>
-            <w:proofErr w:type="spellStart"/>
-            <w:r>
-              <w:rPr>
-                <w:rFonts w:eastAsia="標楷體" w:hint="eastAsia"/>
-                <w:bCs/>
-              </w:rPr>
-              <w:t>Dcard</w:t>
-            </w:r>
-            <w:proofErr w:type="spellEnd"/>
-            <w:r>
-              <w:rPr>
-                <w:rFonts w:eastAsia="標楷體" w:hint="eastAsia"/>
-                <w:bCs/>
-              </w:rPr>
-              <w:t>（</w:t>
-            </w:r>
-            <w:r>
-              <w:rPr>
-                <w:rFonts w:eastAsia="標楷體" w:hint="eastAsia"/>
-                <w:bCs/>
-              </w:rPr>
-              <w:t>148</w:t>
-            </w:r>
-            <w:r>
-              <w:rPr>
-                <w:rFonts w:eastAsia="標楷體" w:hint="eastAsia"/>
-                <w:bCs/>
-              </w:rPr>
-              <w:t>人次）。由此可見，使用者高度依賴通用型電商平台與社群媒體進行二手書交易，而專屬之二手書交易平台使用率相對偏低。</w:t>
-            </w:r>
-          </w:p>
-          <w:p>
-            <w:pPr>
-              <w:ind w:leftChars="200" w:left="480"/>
-              <w:rPr>
-                <w:rFonts w:eastAsia="標楷體" w:hint="eastAsia"/>
-                <w:bCs/>
-              </w:rPr>
-            </w:pPr>
-            <w:r>
-              <w:rPr>
-                <w:rFonts w:eastAsia="標楷體"/>
-                <w:bCs/>
-              </w:rPr>
-              <w:lastRenderedPageBreak/>
+                <w:rFonts w:eastAsia="標楷體"/>
+                <w:bCs/>
+                <w:noProof/>
+              </w:rPr>
               <w:drawing>
                 <wp:inline distT="0" distB="0" distL="0" distR="0" wp14:anchorId="11CD0FC7" wp14:editId="2E8ED1F1">
                   <wp:extent cx="5323840" cy="2882750"/>
@@ -739,7 +1586,7 @@
                           <pic:cNvPicPr/>
                         </pic:nvPicPr>
                         <pic:blipFill rotWithShape="1">
-                          <a:blip r:embed="rId9"/>
+                          <a:blip r:embed="rId10"/>
                           <a:srcRect l="5615" t="2192" r="5557" b="-1"/>
                           <a:stretch>
                             <a:fillRect/>
@@ -793,18 +1640,475 @@
           <w:p>
             <w:pPr>
               <w:ind w:leftChars="200" w:left="480"/>
-              <w:rPr>
-                <w:rFonts w:eastAsia="標楷體"/>
+              <w:jc w:val="center"/>
+              <w:rPr>
+                <w:rFonts w:eastAsia="標楷體" w:hint="eastAsia"/>
                 <w:bCs/>
               </w:rPr>
             </w:pPr>
             <w:r>
               <w:rPr>
+                <w:rFonts w:eastAsia="標楷體"/>
+                <w:noProof/>
+              </w:rPr>
+              <mc:AlternateContent>
+                <mc:Choice Requires="wps">
+                  <w:drawing>
+                    <wp:anchor distT="0" distB="0" distL="114300" distR="114300" simplePos="0" relativeHeight="251666432" behindDoc="0" locked="0" layoutInCell="1" allowOverlap="1" wp14:anchorId="1C5AF55F" wp14:editId="5FEBD0B5">
+                      <wp:simplePos x="0" y="0"/>
+                      <wp:positionH relativeFrom="column">
+                        <wp:posOffset>0</wp:posOffset>
+                      </wp:positionH>
+                      <wp:positionV relativeFrom="paragraph">
+                        <wp:posOffset>144145</wp:posOffset>
+                      </wp:positionV>
+                      <wp:extent cx="6137910" cy="635"/>
+                      <wp:effectExtent l="0" t="0" r="0" b="7620"/>
+                      <wp:wrapSquare wrapText="bothSides"/>
+                      <wp:docPr id="1527183794" name="文字方塊 1"/>
+                      <wp:cNvGraphicFramePr/>
+                      <a:graphic xmlns:a="http://schemas.openxmlformats.org/drawingml/2006/main">
+                        <a:graphicData uri="http://schemas.microsoft.com/office/word/2010/wordprocessingShape">
+                          <wps:wsp>
+                            <wps:cNvSpPr txBox="1"/>
+                            <wps:spPr>
+                              <a:xfrm>
+                                <a:off x="0" y="0"/>
+                                <a:ext cx="6137910" cy="635"/>
+                              </a:xfrm>
+                              <a:prstGeom prst="rect">
+                                <a:avLst/>
+                              </a:prstGeom>
+                              <a:solidFill>
+                                <a:prstClr val="white"/>
+                              </a:solidFill>
+                              <a:ln>
+                                <a:noFill/>
+                              </a:ln>
+                            </wps:spPr>
+                            <wps:txbx>
+                              <w:txbxContent>
+                                <w:p>
+                                  <w:pPr>
+                                    <w:pStyle w:val="af8"/>
+                                    <w:jc w:val="center"/>
+                                    <w:rPr>
+                                      <w:rFonts w:eastAsia="標楷體" w:hint="eastAsia"/>
+                                      <w:bCs/>
+                                      <w:noProof/>
+                                      <w:sz w:val="24"/>
+                                      <w:szCs w:val="24"/>
+                                    </w:rPr>
+                                  </w:pPr>
+                                  <w:r>
+                                    <w:rPr>
+                                      <w:rFonts w:eastAsia="標楷體" w:hint="eastAsia"/>
+                                      <w:sz w:val="24"/>
+                                      <w:szCs w:val="24"/>
+                                    </w:rPr>
+                                    <w:t>圖</w:t>
+                                  </w:r>
+                                  <w:r>
+                                    <w:rPr>
+                                      <w:rFonts w:eastAsia="標楷體" w:hint="eastAsia"/>
+                                      <w:sz w:val="24"/>
+                                      <w:szCs w:val="24"/>
+                                    </w:rPr>
+                                    <w:t>1-</w:t>
+                                  </w:r>
+                                  <w:r>
+                                    <w:rPr>
+                                      <w:rFonts w:eastAsia="標楷體"/>
+                                      <w:sz w:val="24"/>
+                                      <w:szCs w:val="24"/>
+                                    </w:rPr>
+                                    <w:fldChar w:fldCharType="begin"/>
+                                  </w:r>
+                                  <w:r>
+                                    <w:rPr>
+                                      <w:rFonts w:eastAsia="標楷體"/>
+                                      <w:sz w:val="24"/>
+                                      <w:szCs w:val="24"/>
+                                    </w:rPr>
+                                    <w:instrText xml:space="preserve"> </w:instrText>
+                                  </w:r>
+                                  <w:r>
+                                    <w:rPr>
+                                      <w:rFonts w:eastAsia="標楷體" w:hint="eastAsia"/>
+                                      <w:sz w:val="24"/>
+                                      <w:szCs w:val="24"/>
+                                    </w:rPr>
+                                    <w:instrText xml:space="preserve">SEQ </w:instrText>
+                                  </w:r>
+                                  <w:r>
+                                    <w:rPr>
+                                      <w:rFonts w:eastAsia="標楷體" w:hint="eastAsia"/>
+                                      <w:sz w:val="24"/>
+                                      <w:szCs w:val="24"/>
+                                    </w:rPr>
+                                    <w:instrText>圖</w:instrText>
+                                  </w:r>
+                                  <w:r>
+                                    <w:rPr>
+                                      <w:rFonts w:eastAsia="標楷體" w:hint="eastAsia"/>
+                                      <w:sz w:val="24"/>
+                                      <w:szCs w:val="24"/>
+                                    </w:rPr>
+                                    <w:instrText>1- \* ARABIC</w:instrText>
+                                  </w:r>
+                                  <w:r>
+                                    <w:rPr>
+                                      <w:rFonts w:eastAsia="標楷體"/>
+                                      <w:sz w:val="24"/>
+                                      <w:szCs w:val="24"/>
+                                    </w:rPr>
+                                    <w:instrText xml:space="preserve"> </w:instrText>
+                                  </w:r>
+                                  <w:r>
+                                    <w:rPr>
+                                      <w:rFonts w:eastAsia="標楷體"/>
+                                      <w:sz w:val="24"/>
+                                      <w:szCs w:val="24"/>
+                                    </w:rPr>
+                                    <w:fldChar w:fldCharType="separate"/>
+                                  </w:r>
+                                  <w:r>
+                                    <w:rPr>
+                                      <w:rFonts w:eastAsia="標楷體"/>
+                                      <w:noProof/>
+                                      <w:sz w:val="24"/>
+                                      <w:szCs w:val="24"/>
+                                    </w:rPr>
+                                    <w:t>3</w:t>
+                                  </w:r>
+                                  <w:r>
+                                    <w:rPr>
+                                      <w:rFonts w:eastAsia="標楷體"/>
+                                      <w:sz w:val="24"/>
+                                      <w:szCs w:val="24"/>
+                                    </w:rPr>
+                                    <w:fldChar w:fldCharType="end"/>
+                                  </w:r>
+                                  <w:r>
+                                    <w:rPr>
+                                      <w:rFonts w:eastAsia="標楷體" w:hint="eastAsia"/>
+                                      <w:sz w:val="24"/>
+                                      <w:szCs w:val="24"/>
+                                    </w:rPr>
+                                    <w:t xml:space="preserve"> </w:t>
+                                  </w:r>
+                                  <w:r>
+                                    <w:rPr>
+                                      <w:rFonts w:eastAsia="標楷體"/>
+                                      <w:sz w:val="24"/>
+                                      <w:szCs w:val="24"/>
+                                    </w:rPr>
+                                    <w:t>用交易平台長條圖</w:t>
+                                  </w:r>
+                                </w:p>
+                              </w:txbxContent>
+                            </wps:txbx>
+                            <wps:bodyPr rot="0" spcFirstLastPara="0" vertOverflow="overflow" horzOverflow="overflow" vert="horz" wrap="square" lIns="0" tIns="0" rIns="0" bIns="0" numCol="1" spcCol="0" rtlCol="0" fromWordArt="0" anchor="t" anchorCtr="0" forceAA="0" compatLnSpc="1">
+                              <a:prstTxWarp prst="textNoShape">
+                                <a:avLst/>
+                              </a:prstTxWarp>
+                              <a:spAutoFit/>
+                            </wps:bodyPr>
+                          </wps:wsp>
+                        </a:graphicData>
+                      </a:graphic>
+                      <wp14:sizeRelH relativeFrom="margin">
+                        <wp14:pctWidth>0</wp14:pctWidth>
+                      </wp14:sizeRelH>
+                      <wp14:sizeRelV relativeFrom="margin">
+                        <wp14:pctHeight>0</wp14:pctHeight>
+                      </wp14:sizeRelV>
+                    </wp:anchor>
+                  </w:drawing>
+                </mc:Choice>
+                <mc:Fallback>
+                  <w:pict>
+                    <v:shape w14:anchorId="1C5AF55F" id="_x0000_s1028" type="#_x0000_t202" style="position:absolute;left:0;text-align:left;margin-left:0;margin-top:11.35pt;width:483.3pt;height:.05pt;z-index:251666432;visibility:visible;mso-wrap-style:square;mso-width-percent:0;mso-height-percent:0;mso-wrap-distance-left:9pt;mso-wrap-distance-top:0;mso-wrap-distance-right:9pt;mso-wrap-distance-bottom:0;mso-position-horizontal:absolute;mso-position-horizontal-relative:text;mso-position-vertical:absolute;mso-position-vertical-relative:text;mso-width-percent:0;mso-height-percent:0;mso-width-relative:margin;mso-height-relative:margin;v-text-anchor:top" o:gfxdata="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" stroked="f">
+                      <v:textbox style="mso-fit-shape-to-text:t" inset="0,0,0,0">
+                        <w:txbxContent>
+                          <w:p>
+                            <w:pPr>
+                              <w:pStyle w:val="af8"/>
+                              <w:jc w:val="center"/>
+                              <w:rPr>
+                                <w:rFonts w:eastAsia="標楷體" w:hint="eastAsia"/>
+                                <w:bCs/>
+                                <w:noProof/>
+                                <w:sz w:val="24"/>
+                                <w:szCs w:val="24"/>
+                              </w:rPr>
+                            </w:pPr>
+                            <w:r>
+                              <w:rPr>
+                                <w:rFonts w:eastAsia="標楷體" w:hint="eastAsia"/>
+                                <w:sz w:val="24"/>
+                                <w:szCs w:val="24"/>
+                              </w:rPr>
+                              <w:t>圖</w:t>
+                            </w:r>
+                            <w:r>
+                              <w:rPr>
+                                <w:rFonts w:eastAsia="標楷體" w:hint="eastAsia"/>
+                                <w:sz w:val="24"/>
+                                <w:szCs w:val="24"/>
+                              </w:rPr>
+                              <w:t>1-</w:t>
+                            </w:r>
+                            <w:r>
+                              <w:rPr>
+                                <w:rFonts w:eastAsia="標楷體"/>
+                                <w:sz w:val="24"/>
+                                <w:szCs w:val="24"/>
+                              </w:rPr>
+                              <w:fldChar w:fldCharType="begin"/>
+                            </w:r>
+                            <w:r>
+                              <w:rPr>
+                                <w:rFonts w:eastAsia="標楷體"/>
+                                <w:sz w:val="24"/>
+                                <w:szCs w:val="24"/>
+                              </w:rPr>
+                              <w:instrText xml:space="preserve"> </w:instrText>
+                            </w:r>
+                            <w:r>
+                              <w:rPr>
+                                <w:rFonts w:eastAsia="標楷體" w:hint="eastAsia"/>
+                                <w:sz w:val="24"/>
+                                <w:szCs w:val="24"/>
+                              </w:rPr>
+                              <w:instrText xml:space="preserve">SEQ </w:instrText>
+                            </w:r>
+                            <w:r>
+                              <w:rPr>
+                                <w:rFonts w:eastAsia="標楷體" w:hint="eastAsia"/>
+                                <w:sz w:val="24"/>
+                                <w:szCs w:val="24"/>
+                              </w:rPr>
+                              <w:instrText>圖</w:instrText>
+                            </w:r>
+                            <w:r>
+                              <w:rPr>
+                                <w:rFonts w:eastAsia="標楷體" w:hint="eastAsia"/>
+                                <w:sz w:val="24"/>
+                                <w:szCs w:val="24"/>
+                              </w:rPr>
+                              <w:instrText>1- \* ARABIC</w:instrText>
+                            </w:r>
+                            <w:r>
+                              <w:rPr>
+                                <w:rFonts w:eastAsia="標楷體"/>
+                                <w:sz w:val="24"/>
+                                <w:szCs w:val="24"/>
+                              </w:rPr>
+                              <w:instrText xml:space="preserve"> </w:instrText>
+                            </w:r>
+                            <w:r>
+                              <w:rPr>
+                                <w:rFonts w:eastAsia="標楷體"/>
+                                <w:sz w:val="24"/>
+                                <w:szCs w:val="24"/>
+                              </w:rPr>
+                              <w:fldChar w:fldCharType="separate"/>
+                            </w:r>
+                            <w:r>
+                              <w:rPr>
+                                <w:rFonts w:eastAsia="標楷體"/>
+                                <w:noProof/>
+                                <w:sz w:val="24"/>
+                                <w:szCs w:val="24"/>
+                              </w:rPr>
+                              <w:t>3</w:t>
+                            </w:r>
+                            <w:r>
+                              <w:rPr>
+                                <w:rFonts w:eastAsia="標楷體"/>
+                                <w:sz w:val="24"/>
+                                <w:szCs w:val="24"/>
+                              </w:rPr>
+                              <w:fldChar w:fldCharType="end"/>
+                            </w:r>
+                            <w:r>
+                              <w:rPr>
+                                <w:rFonts w:eastAsia="標楷體" w:hint="eastAsia"/>
+                                <w:sz w:val="24"/>
+                                <w:szCs w:val="24"/>
+                              </w:rPr>
+                              <w:t xml:space="preserve"> </w:t>
+                            </w:r>
+                            <w:r>
+                              <w:rPr>
+                                <w:rFonts w:eastAsia="標楷體"/>
+                                <w:sz w:val="24"/>
+                                <w:szCs w:val="24"/>
+                              </w:rPr>
+                              <w:t>用交易平台長條圖</w:t>
+                            </w:r>
+                          </w:p>
+                        </w:txbxContent>
+                      </v:textbox>
+                      <w10:wrap type="square"/>
+                    </v:shape>
+                  </w:pict>
+                </mc:Fallback>
+              </mc:AlternateContent>
+            </w:r>
+          </w:p>
+          <w:p>
+            <w:pPr>
+              <w:ind w:leftChars="200" w:left="480" w:firstLineChars="200" w:firstLine="480"/>
+              <w:rPr>
+                <w:rFonts w:eastAsia="標楷體"/>
+                <w:bCs/>
+              </w:rPr>
+            </w:pPr>
+            <w:r>
+              <w:rPr>
                 <w:rFonts w:eastAsia="標楷體" w:hint="eastAsia"/>
                 <w:bCs/>
               </w:rPr>
               <w:t>然而，上述這些平台在功能面均存在明顯缺口，難以全面滿足使用者需求。因此，我們針對現有平台的優缺點進行深入分析，探討使用者在現有環境下的行為偏好，並重新思考如何簡化書籍交易流程，以降低新用戶的操作門檻。</w:t>
             </w:r>
+          </w:p>
+          <w:p>
+            <w:pPr>
+              <w:ind w:leftChars="200" w:left="480" w:firstLineChars="200" w:firstLine="480"/>
+              <w:rPr>
+                <w:rFonts w:eastAsia="標楷體" w:hint="eastAsia"/>
+                <w:bCs/>
+              </w:rPr>
+            </w:pPr>
+          </w:p>
+          <w:p>
+            <w:pPr>
+              <w:pStyle w:val="af8"/>
+              <w:keepNext/>
+              <w:jc w:val="center"/>
+              <w:rPr>
+                <w:rFonts w:eastAsia="標楷體"/>
+                <w:sz w:val="24"/>
+                <w:szCs w:val="24"/>
+              </w:rPr>
+            </w:pPr>
+          </w:p>
+          <w:p>
+            <w:pPr>
+              <w:pStyle w:val="af8"/>
+              <w:keepNext/>
+              <w:jc w:val="center"/>
+              <w:rPr>
+                <w:rFonts w:eastAsia="標楷體"/>
+                <w:sz w:val="24"/>
+                <w:szCs w:val="24"/>
+              </w:rPr>
+            </w:pPr>
+            <w:r>
+              <w:rPr>
+                <w:rFonts w:eastAsia="標楷體" w:hint="eastAsia"/>
+                <w:sz w:val="24"/>
+                <w:szCs w:val="24"/>
+              </w:rPr>
+              <w:t>表</w:t>
+            </w:r>
+            <w:r>
+              <w:rPr>
+                <w:rFonts w:eastAsia="標楷體" w:hint="eastAsia"/>
+                <w:sz w:val="24"/>
+                <w:szCs w:val="24"/>
+              </w:rPr>
+              <w:t>1-</w:t>
+            </w:r>
+            <w:r>
+              <w:rPr>
+                <w:rFonts w:eastAsia="標楷體"/>
+                <w:sz w:val="24"/>
+                <w:szCs w:val="24"/>
+              </w:rPr>
+              <w:fldChar w:fldCharType="begin"/>
+            </w:r>
+            <w:r>
+              <w:rPr>
+                <w:rFonts w:eastAsia="標楷體"/>
+                <w:sz w:val="24"/>
+                <w:szCs w:val="24"/>
+              </w:rPr>
+              <w:instrText xml:space="preserve"> </w:instrText>
+            </w:r>
+            <w:r>
+              <w:rPr>
+                <w:rFonts w:eastAsia="標楷體" w:hint="eastAsia"/>
+                <w:sz w:val="24"/>
+                <w:szCs w:val="24"/>
+              </w:rPr>
+              <w:instrText xml:space="preserve">SEQ </w:instrText>
+            </w:r>
+            <w:r>
+              <w:rPr>
+                <w:rFonts w:eastAsia="標楷體" w:hint="eastAsia"/>
+                <w:sz w:val="24"/>
+                <w:szCs w:val="24"/>
+              </w:rPr>
+              <w:instrText>表</w:instrText>
+            </w:r>
+            <w:r>
+              <w:rPr>
+                <w:rFonts w:eastAsia="標楷體" w:hint="eastAsia"/>
+                <w:sz w:val="24"/>
+                <w:szCs w:val="24"/>
+              </w:rPr>
+              <w:instrText>_1- \* ARABIC</w:instrText>
+            </w:r>
+            <w:r>
+              <w:rPr>
+                <w:rFonts w:eastAsia="標楷體"/>
+                <w:sz w:val="24"/>
+                <w:szCs w:val="24"/>
+              </w:rPr>
+              <w:instrText xml:space="preserve"> </w:instrText>
+            </w:r>
+            <w:r>
+              <w:rPr>
+                <w:rFonts w:eastAsia="標楷體"/>
+                <w:sz w:val="24"/>
+                <w:szCs w:val="24"/>
+              </w:rPr>
+              <w:fldChar w:fldCharType="separate"/>
+            </w:r>
+            <w:r>
+              <w:rPr>
+                <w:rFonts w:eastAsia="標楷體"/>
+                <w:sz w:val="24"/>
+                <w:szCs w:val="24"/>
+              </w:rPr>
+              <w:t>1</w:t>
+            </w:r>
+            <w:r>
+              <w:rPr>
+                <w:rFonts w:eastAsia="標楷體"/>
+                <w:sz w:val="24"/>
+                <w:szCs w:val="24"/>
+              </w:rPr>
+              <w:fldChar w:fldCharType="end"/>
+            </w:r>
+            <w:r>
+              <w:rPr>
+                <w:rFonts w:eastAsia="標楷體"/>
+                <w:sz w:val="24"/>
+                <w:szCs w:val="24"/>
+              </w:rPr>
+              <w:t>各二手書交易平台之功能比較表</w:t>
+            </w:r>
+          </w:p>
+          <w:p>
+            <w:pPr>
+              <w:rPr>
+                <w:rFonts w:hint="eastAsia"/>
+              </w:rPr>
+            </w:pPr>
           </w:p>
           <w:tbl>
             <w:tblPr>
@@ -839,6 +2143,7 @@
                   <w:pPr>
                     <w:autoSpaceDN w:val="0"/>
                     <w:ind w:leftChars="200" w:left="480" w:firstLineChars="400" w:firstLine="960"/>
+                    <w:jc w:val="center"/>
                     <w:textAlignment w:val="baseline"/>
                     <w:rPr>
                       <w:rFonts w:eastAsia="標楷體"/>
@@ -856,6 +2161,7 @@
                 <w:p>
                   <w:pPr>
                     <w:autoSpaceDN w:val="0"/>
+                    <w:jc w:val="center"/>
                     <w:textAlignment w:val="baseline"/>
                     <w:rPr>
                       <w:rFonts w:eastAsia="標楷體"/>
@@ -882,6 +2188,7 @@
                   <w:pPr>
                     <w:autoSpaceDN w:val="0"/>
                     <w:ind w:leftChars="200" w:left="480"/>
+                    <w:jc w:val="center"/>
                     <w:textAlignment w:val="baseline"/>
                     <w:rPr>
                       <w:rFonts w:eastAsia="標楷體"/>
@@ -911,6 +2218,7 @@
                   <w:pPr>
                     <w:autoSpaceDN w:val="0"/>
                     <w:ind w:leftChars="200" w:left="480"/>
+                    <w:jc w:val="center"/>
                     <w:textAlignment w:val="baseline"/>
                     <w:rPr>
                       <w:rFonts w:eastAsia="標楷體"/>
@@ -936,6 +2244,7 @@
                   <w:pPr>
                     <w:autoSpaceDN w:val="0"/>
                     <w:ind w:leftChars="200" w:left="480"/>
+                    <w:jc w:val="center"/>
                     <w:textAlignment w:val="baseline"/>
                     <w:rPr>
                       <w:rFonts w:eastAsia="標楷體"/>
@@ -961,6 +2270,7 @@
                   <w:pPr>
                     <w:autoSpaceDN w:val="0"/>
                     <w:ind w:leftChars="200" w:left="480"/>
+                    <w:jc w:val="center"/>
                     <w:textAlignment w:val="baseline"/>
                     <w:rPr>
                       <w:rFonts w:eastAsia="標楷體"/>
@@ -989,6 +2299,7 @@
                   <w:pPr>
                     <w:autoSpaceDN w:val="0"/>
                     <w:ind w:leftChars="200" w:left="480"/>
+                    <w:jc w:val="center"/>
                     <w:textAlignment w:val="baseline"/>
                     <w:rPr>
                       <w:rFonts w:eastAsia="標楷體"/>
@@ -1022,6 +2333,7 @@
                   <w:pPr>
                     <w:autoSpaceDN w:val="0"/>
                     <w:ind w:leftChars="200" w:left="480"/>
+                    <w:jc w:val="center"/>
                     <w:textAlignment w:val="baseline"/>
                     <w:rPr>
                       <w:rFonts w:eastAsia="標楷體"/>
@@ -1055,6 +2367,7 @@
                   <w:pPr>
                     <w:autoSpaceDN w:val="0"/>
                     <w:ind w:leftChars="200" w:left="480"/>
+                    <w:jc w:val="center"/>
                     <w:textAlignment w:val="baseline"/>
                     <w:rPr>
                       <w:rFonts w:eastAsia="標楷體"/>
@@ -1081,6 +2394,7 @@
                   <w:pPr>
                     <w:autoSpaceDN w:val="0"/>
                     <w:ind w:leftChars="200" w:left="480"/>
+                    <w:jc w:val="center"/>
                     <w:textAlignment w:val="baseline"/>
                     <w:rPr>
                       <w:rFonts w:eastAsia="標楷體"/>
@@ -1098,6 +2412,7 @@
                   <w:pPr>
                     <w:autoSpaceDN w:val="0"/>
                     <w:ind w:leftChars="200" w:left="480"/>
+                    <w:jc w:val="center"/>
                     <w:textAlignment w:val="baseline"/>
                     <w:rPr>
                       <w:rFonts w:eastAsia="標楷體"/>
@@ -1115,6 +2430,7 @@
                   <w:pPr>
                     <w:autoSpaceDN w:val="0"/>
                     <w:ind w:leftChars="200" w:left="480"/>
+                    <w:jc w:val="center"/>
                     <w:textAlignment w:val="baseline"/>
                     <w:rPr>
                       <w:rFonts w:eastAsia="標楷體"/>
@@ -1134,6 +2450,7 @@
                   <w:pPr>
                     <w:autoSpaceDN w:val="0"/>
                     <w:ind w:leftChars="200" w:left="480"/>
+                    <w:jc w:val="center"/>
                     <w:textAlignment w:val="baseline"/>
                     <w:rPr>
                       <w:rFonts w:eastAsia="標楷體"/>
@@ -1158,6 +2475,7 @@
                   <w:pPr>
                     <w:autoSpaceDN w:val="0"/>
                     <w:ind w:leftChars="200" w:left="480"/>
+                    <w:jc w:val="center"/>
                     <w:textAlignment w:val="baseline"/>
                     <w:rPr>
                       <w:rFonts w:eastAsia="標楷體"/>
@@ -1184,6 +2502,7 @@
                   <w:pPr>
                     <w:autoSpaceDN w:val="0"/>
                     <w:ind w:leftChars="200" w:left="480"/>
+                    <w:jc w:val="center"/>
                     <w:textAlignment w:val="baseline"/>
                     <w:rPr>
                       <w:rFonts w:eastAsia="標楷體"/>
@@ -1210,6 +2529,7 @@
                   <w:pPr>
                     <w:autoSpaceDN w:val="0"/>
                     <w:ind w:leftChars="200" w:left="480"/>
+                    <w:jc w:val="center"/>
                     <w:textAlignment w:val="baseline"/>
                     <w:rPr>
                       <w:rFonts w:eastAsia="標楷體"/>
@@ -1234,6 +2554,7 @@
                   <w:pPr>
                     <w:autoSpaceDN w:val="0"/>
                     <w:ind w:leftChars="200" w:left="480"/>
+                    <w:jc w:val="center"/>
                     <w:textAlignment w:val="baseline"/>
                     <w:rPr>
                       <w:rFonts w:eastAsia="標楷體"/>
@@ -1258,6 +2579,7 @@
                   <w:pPr>
                     <w:autoSpaceDN w:val="0"/>
                     <w:ind w:leftChars="200" w:left="480"/>
+                    <w:jc w:val="center"/>
                     <w:textAlignment w:val="baseline"/>
                     <w:rPr>
                       <w:rFonts w:eastAsia="標楷體"/>
@@ -1284,6 +2606,7 @@
                   <w:pPr>
                     <w:autoSpaceDN w:val="0"/>
                     <w:ind w:leftChars="200" w:left="480"/>
+                    <w:jc w:val="center"/>
                     <w:textAlignment w:val="baseline"/>
                     <w:rPr>
                       <w:rFonts w:eastAsia="標楷體"/>
@@ -1315,6 +2638,7 @@
                   <w:pPr>
                     <w:autoSpaceDN w:val="0"/>
                     <w:ind w:leftChars="200" w:left="480"/>
+                    <w:jc w:val="center"/>
                     <w:textAlignment w:val="baseline"/>
                     <w:rPr>
                       <w:rFonts w:eastAsia="標楷體"/>
@@ -1341,6 +2665,7 @@
                   <w:pPr>
                     <w:autoSpaceDN w:val="0"/>
                     <w:ind w:leftChars="200" w:left="480"/>
+                    <w:jc w:val="center"/>
                     <w:textAlignment w:val="baseline"/>
                     <w:rPr>
                       <w:rFonts w:eastAsia="標楷體"/>
@@ -1367,6 +2692,7 @@
                   <w:pPr>
                     <w:autoSpaceDN w:val="0"/>
                     <w:ind w:leftChars="200" w:left="480"/>
+                    <w:jc w:val="center"/>
                     <w:textAlignment w:val="baseline"/>
                     <w:rPr>
                       <w:rFonts w:eastAsia="標楷體"/>
@@ -1391,6 +2717,7 @@
                   <w:pPr>
                     <w:autoSpaceDN w:val="0"/>
                     <w:ind w:leftChars="200" w:left="480"/>
+                    <w:jc w:val="center"/>
                     <w:textAlignment w:val="baseline"/>
                     <w:rPr>
                       <w:rFonts w:eastAsia="標楷體"/>
@@ -1408,6 +2735,7 @@
                   <w:pPr>
                     <w:autoSpaceDN w:val="0"/>
                     <w:ind w:leftChars="200" w:left="480"/>
+                    <w:jc w:val="center"/>
                     <w:textAlignment w:val="baseline"/>
                     <w:rPr>
                       <w:rFonts w:eastAsia="標楷體"/>
@@ -1427,6 +2755,7 @@
                   <w:pPr>
                     <w:autoSpaceDN w:val="0"/>
                     <w:ind w:leftChars="200" w:left="480"/>
+                    <w:jc w:val="center"/>
                     <w:textAlignment w:val="baseline"/>
                     <w:rPr>
                       <w:rFonts w:eastAsia="標楷體"/>
@@ -1451,6 +2780,7 @@
                   <w:pPr>
                     <w:autoSpaceDN w:val="0"/>
                     <w:ind w:leftChars="200" w:left="480"/>
+                    <w:jc w:val="center"/>
                     <w:textAlignment w:val="baseline"/>
                     <w:rPr>
                       <w:rFonts w:eastAsia="標楷體"/>
@@ -1493,6 +2823,7 @@
                   <w:pPr>
                     <w:autoSpaceDN w:val="0"/>
                     <w:ind w:leftChars="200" w:left="480"/>
+                    <w:jc w:val="center"/>
                     <w:textAlignment w:val="baseline"/>
                     <w:rPr>
                       <w:rFonts w:eastAsia="標楷體"/>
@@ -1519,6 +2850,7 @@
                   <w:pPr>
                     <w:autoSpaceDN w:val="0"/>
                     <w:ind w:leftChars="200" w:left="480"/>
+                    <w:jc w:val="center"/>
                     <w:textAlignment w:val="baseline"/>
                     <w:rPr>
                       <w:rFonts w:eastAsia="標楷體"/>
@@ -1536,6 +2868,7 @@
                   <w:pPr>
                     <w:autoSpaceDN w:val="0"/>
                     <w:ind w:leftChars="200" w:left="480"/>
+                    <w:jc w:val="center"/>
                     <w:textAlignment w:val="baseline"/>
                     <w:rPr>
                       <w:rFonts w:eastAsia="標楷體"/>
@@ -1560,6 +2893,7 @@
                   <w:pPr>
                     <w:autoSpaceDN w:val="0"/>
                     <w:ind w:leftChars="200" w:left="480"/>
+                    <w:jc w:val="center"/>
                     <w:textAlignment w:val="baseline"/>
                     <w:rPr>
                       <w:rFonts w:eastAsia="標楷體"/>
@@ -1578,6 +2912,7 @@
                   <w:pPr>
                     <w:autoSpaceDN w:val="0"/>
                     <w:ind w:leftChars="200" w:left="480"/>
+                    <w:jc w:val="center"/>
                     <w:textAlignment w:val="baseline"/>
                     <w:rPr>
                       <w:rFonts w:eastAsia="標楷體"/>
@@ -1602,6 +2937,7 @@
                   <w:pPr>
                     <w:autoSpaceDN w:val="0"/>
                     <w:ind w:leftChars="200" w:left="480"/>
+                    <w:jc w:val="center"/>
                     <w:textAlignment w:val="baseline"/>
                     <w:rPr>
                       <w:rFonts w:eastAsia="標楷體"/>
@@ -1628,6 +2964,7 @@
                   <w:pPr>
                     <w:autoSpaceDN w:val="0"/>
                     <w:ind w:leftChars="200" w:left="480"/>
+                    <w:jc w:val="center"/>
                     <w:textAlignment w:val="baseline"/>
                     <w:rPr>
                       <w:rFonts w:eastAsia="標楷體"/>
@@ -1654,6 +2991,7 @@
                   <w:pPr>
                     <w:autoSpaceDN w:val="0"/>
                     <w:ind w:leftChars="200" w:left="480"/>
+                    <w:jc w:val="center"/>
                     <w:textAlignment w:val="baseline"/>
                     <w:rPr>
                       <w:rFonts w:eastAsia="標楷體"/>
@@ -1671,6 +3009,7 @@
                   <w:pPr>
                     <w:autoSpaceDN w:val="0"/>
                     <w:ind w:leftChars="200" w:left="480"/>
+                    <w:jc w:val="center"/>
                     <w:textAlignment w:val="baseline"/>
                     <w:rPr>
                       <w:rFonts w:eastAsia="標楷體"/>
@@ -1688,6 +3027,7 @@
                   <w:pPr>
                     <w:autoSpaceDN w:val="0"/>
                     <w:ind w:leftChars="200" w:left="480"/>
+                    <w:jc w:val="center"/>
                     <w:textAlignment w:val="baseline"/>
                     <w:rPr>
                       <w:rFonts w:eastAsia="標楷體"/>
@@ -1706,6 +3046,7 @@
                   <w:pPr>
                     <w:autoSpaceDN w:val="0"/>
                     <w:ind w:leftChars="200" w:left="480"/>
+                    <w:jc w:val="center"/>
                     <w:textAlignment w:val="baseline"/>
                     <w:rPr>
                       <w:rFonts w:eastAsia="標楷體"/>
@@ -1730,6 +3071,7 @@
                   <w:pPr>
                     <w:autoSpaceDN w:val="0"/>
                     <w:ind w:leftChars="200" w:left="480"/>
+                    <w:jc w:val="center"/>
                     <w:textAlignment w:val="baseline"/>
                     <w:rPr>
                       <w:rFonts w:eastAsia="標楷體"/>
@@ -1756,6 +3098,7 @@
                   <w:pPr>
                     <w:autoSpaceDN w:val="0"/>
                     <w:ind w:leftChars="200" w:left="480"/>
+                    <w:jc w:val="center"/>
                     <w:textAlignment w:val="baseline"/>
                     <w:rPr>
                       <w:rFonts w:eastAsia="標楷體"/>
@@ -1782,6 +3125,7 @@
                   <w:pPr>
                     <w:autoSpaceDN w:val="0"/>
                     <w:ind w:leftChars="200" w:left="480"/>
+                    <w:jc w:val="center"/>
                     <w:textAlignment w:val="baseline"/>
                     <w:rPr>
                       <w:rFonts w:eastAsia="標楷體"/>
@@ -1806,6 +3150,7 @@
                   <w:pPr>
                     <w:autoSpaceDN w:val="0"/>
                     <w:ind w:leftChars="200" w:left="480"/>
+                    <w:jc w:val="center"/>
                     <w:textAlignment w:val="baseline"/>
                     <w:rPr>
                       <w:rFonts w:eastAsia="標楷體"/>
@@ -1830,6 +3175,7 @@
                   <w:pPr>
                     <w:autoSpaceDN w:val="0"/>
                     <w:ind w:leftChars="200" w:left="480"/>
+                    <w:jc w:val="center"/>
                     <w:textAlignment w:val="baseline"/>
                     <w:rPr>
                       <w:rFonts w:eastAsia="標楷體"/>
@@ -1848,6 +3194,7 @@
                   <w:pPr>
                     <w:autoSpaceDN w:val="0"/>
                     <w:ind w:leftChars="200" w:left="480"/>
+                    <w:jc w:val="center"/>
                     <w:textAlignment w:val="baseline"/>
                     <w:rPr>
                       <w:rFonts w:eastAsia="標楷體"/>
@@ -1872,6 +3219,7 @@
                   <w:pPr>
                     <w:autoSpaceDN w:val="0"/>
                     <w:ind w:leftChars="200" w:left="480"/>
+                    <w:jc w:val="center"/>
                     <w:textAlignment w:val="baseline"/>
                     <w:rPr>
                       <w:rFonts w:eastAsia="標楷體"/>
@@ -1898,6 +3246,7 @@
                   <w:pPr>
                     <w:autoSpaceDN w:val="0"/>
                     <w:ind w:leftChars="200" w:left="480"/>
+                    <w:jc w:val="center"/>
                     <w:textAlignment w:val="baseline"/>
                     <w:rPr>
                       <w:rFonts w:eastAsia="標楷體"/>
@@ -1924,6 +3273,7 @@
                   <w:pPr>
                     <w:autoSpaceDN w:val="0"/>
                     <w:ind w:leftChars="200" w:left="480"/>
+                    <w:jc w:val="center"/>
                     <w:textAlignment w:val="baseline"/>
                     <w:rPr>
                       <w:rFonts w:eastAsia="標楷體"/>
@@ -1948,6 +3298,7 @@
                   <w:pPr>
                     <w:autoSpaceDN w:val="0"/>
                     <w:ind w:leftChars="200" w:left="480"/>
+                    <w:jc w:val="center"/>
                     <w:textAlignment w:val="baseline"/>
                     <w:rPr>
                       <w:rFonts w:eastAsia="標楷體"/>
@@ -1965,6 +3316,7 @@
                   <w:pPr>
                     <w:autoSpaceDN w:val="0"/>
                     <w:ind w:leftChars="200" w:left="480"/>
+                    <w:jc w:val="center"/>
                     <w:textAlignment w:val="baseline"/>
                     <w:rPr>
                       <w:rFonts w:eastAsia="標楷體"/>
@@ -1984,6 +3336,7 @@
                   <w:pPr>
                     <w:autoSpaceDN w:val="0"/>
                     <w:ind w:leftChars="200" w:left="480"/>
+                    <w:jc w:val="center"/>
                     <w:textAlignment w:val="baseline"/>
                     <w:rPr>
                       <w:rFonts w:eastAsia="標楷體"/>
@@ -2008,6 +3361,7 @@
                   <w:pPr>
                     <w:autoSpaceDN w:val="0"/>
                     <w:ind w:leftChars="200" w:left="480"/>
+                    <w:jc w:val="center"/>
                     <w:textAlignment w:val="baseline"/>
                     <w:rPr>
                       <w:rFonts w:eastAsia="標楷體"/>
@@ -2034,6 +3388,7 @@
                   <w:pPr>
                     <w:autoSpaceDN w:val="0"/>
                     <w:ind w:leftChars="200" w:left="480"/>
+                    <w:jc w:val="center"/>
                     <w:textAlignment w:val="baseline"/>
                     <w:rPr>
                       <w:rFonts w:eastAsia="標楷體"/>
@@ -2060,6 +3415,7 @@
                   <w:pPr>
                     <w:autoSpaceDN w:val="0"/>
                     <w:ind w:leftChars="200" w:left="480"/>
+                    <w:jc w:val="center"/>
                     <w:textAlignment w:val="baseline"/>
                     <w:rPr>
                       <w:rFonts w:eastAsia="標楷體"/>
@@ -2084,6 +3440,7 @@
                   <w:pPr>
                     <w:autoSpaceDN w:val="0"/>
                     <w:ind w:leftChars="200" w:left="480"/>
+                    <w:jc w:val="center"/>
                     <w:textAlignment w:val="baseline"/>
                     <w:rPr>
                       <w:rFonts w:eastAsia="標楷體"/>
@@ -2108,6 +3465,7 @@
                   <w:pPr>
                     <w:autoSpaceDN w:val="0"/>
                     <w:ind w:leftChars="200" w:left="480"/>
+                    <w:jc w:val="center"/>
                     <w:textAlignment w:val="baseline"/>
                     <w:rPr>
                       <w:rFonts w:eastAsia="標楷體"/>
@@ -2134,6 +3492,7 @@
                   <w:pPr>
                     <w:autoSpaceDN w:val="0"/>
                     <w:ind w:leftChars="200" w:left="480"/>
+                    <w:jc w:val="center"/>
                     <w:textAlignment w:val="baseline"/>
                     <w:rPr>
                       <w:rFonts w:eastAsia="標楷體"/>
@@ -2146,12 +3505,21 @@
           </w:tbl>
           <w:p>
             <w:pPr>
-              <w:ind w:leftChars="200" w:left="480"/>
+              <w:ind w:leftChars="200" w:left="480" w:firstLineChars="200" w:firstLine="480"/>
               <w:rPr>
                 <w:rFonts w:eastAsia="標楷體"/>
                 <w:bCs/>
               </w:rPr>
             </w:pPr>
+          </w:p>
+          <w:p>
+            <w:pPr>
+              <w:ind w:leftChars="200" w:left="480" w:firstLineChars="200" w:firstLine="480"/>
+              <w:rPr>
+                <w:rFonts w:eastAsia="標楷體"/>
+                <w:bCs/>
+              </w:rPr>
+            </w:pPr>
             <w:r>
               <w:rPr>
                 <w:rFonts w:eastAsia="標楷體" w:hint="eastAsia"/>
@@ -2164,7 +3532,7 @@
                 <w:rFonts w:eastAsia="標楷體" w:hint="eastAsia"/>
                 <w:bCs/>
               </w:rPr>
-              <w:t>1-2-1</w:t>
+              <w:t>1-1</w:t>
             </w:r>
             <w:r>
               <w:rPr>
@@ -2324,85 +3692,6 @@
                 <w:bCs/>
               </w:rPr>
             </w:pPr>
-            <w:r>
-              <w:rPr>
-                <w:rFonts w:eastAsia="標楷體" w:hint="eastAsia"/>
-                <w:bCs/>
-              </w:rPr>
-              <w:t>問卷調查結果亦驗證了上述分析。在處理書籍的痛點方面，如圖</w:t>
-            </w:r>
-            <w:r>
-              <w:rPr>
-                <w:rFonts w:eastAsia="標楷體" w:hint="eastAsia"/>
-                <w:bCs/>
-              </w:rPr>
-              <w:t>1-2-4</w:t>
-            </w:r>
-            <w:r>
-              <w:rPr>
-                <w:rFonts w:eastAsia="標楷體" w:hint="eastAsia"/>
-                <w:bCs/>
-              </w:rPr>
-              <w:t>所示，</w:t>
-            </w:r>
-            <w:r>
-              <w:rPr>
-                <w:rFonts w:eastAsia="標楷體" w:hint="eastAsia"/>
-                <w:bCs/>
-              </w:rPr>
-              <w:t>35%</w:t>
-            </w:r>
-            <w:r>
-              <w:rPr>
-                <w:rFonts w:eastAsia="標楷體" w:hint="eastAsia"/>
-                <w:bCs/>
-              </w:rPr>
-              <w:t>的受訪者表示「家裡空間不足，想</w:t>
-            </w:r>
-            <w:proofErr w:type="gramStart"/>
-            <w:r>
-              <w:rPr>
-                <w:rFonts w:eastAsia="標楷體" w:hint="eastAsia"/>
-                <w:bCs/>
-              </w:rPr>
-              <w:t>清空但懶得</w:t>
-            </w:r>
-            <w:proofErr w:type="gramEnd"/>
-            <w:r>
-              <w:rPr>
-                <w:rFonts w:eastAsia="標楷體" w:hint="eastAsia"/>
-                <w:bCs/>
-              </w:rPr>
-              <w:t>處理」為最大困擾，其次為寄送流程繁瑣（</w:t>
-            </w:r>
-            <w:r>
-              <w:rPr>
-                <w:rFonts w:eastAsia="標楷體" w:hint="eastAsia"/>
-                <w:bCs/>
-              </w:rPr>
-              <w:t>26.9%</w:t>
-            </w:r>
-            <w:r>
-              <w:rPr>
-                <w:rFonts w:eastAsia="標楷體" w:hint="eastAsia"/>
-                <w:bCs/>
-              </w:rPr>
-              <w:t>）及實體二手店收購價太低（</w:t>
-            </w:r>
-            <w:r>
-              <w:rPr>
-                <w:rFonts w:eastAsia="標楷體" w:hint="eastAsia"/>
-                <w:bCs/>
-              </w:rPr>
-              <w:t>21.9%</w:t>
-            </w:r>
-            <w:r>
-              <w:rPr>
-                <w:rFonts w:eastAsia="標楷體" w:hint="eastAsia"/>
-                <w:bCs/>
-              </w:rPr>
-              <w:t>），顯示「處理門檻」是使用者閒置書籍無法流通的主要原因。</w:t>
-            </w:r>
           </w:p>
           <w:p>
             <w:pPr>
@@ -2412,14 +3701,121 @@
                 <w:bCs/>
               </w:rPr>
             </w:pPr>
-            <w:r>
-              <w:rPr>
-                <w:rFonts w:eastAsia="標楷體"/>
-                <w:bCs/>
-              </w:rPr>
-              <w:lastRenderedPageBreak/>
+          </w:p>
+          <w:p>
+            <w:pPr>
+              <w:ind w:leftChars="200" w:left="480" w:firstLineChars="200" w:firstLine="480"/>
+              <w:rPr>
+                <w:rFonts w:eastAsia="標楷體"/>
+                <w:bCs/>
+              </w:rPr>
+            </w:pPr>
+            <w:r>
+              <w:rPr>
+                <w:rFonts w:eastAsia="標楷體" w:hint="eastAsia"/>
+                <w:bCs/>
+              </w:rPr>
+              <w:t>在處理書籍的痛點方面，如圖</w:t>
+            </w:r>
+            <w:r>
+              <w:rPr>
+                <w:rFonts w:eastAsia="標楷體" w:hint="eastAsia"/>
+                <w:bCs/>
+              </w:rPr>
+              <w:t>1-4</w:t>
+            </w:r>
+            <w:r>
+              <w:rPr>
+                <w:rFonts w:eastAsia="標楷體" w:hint="eastAsia"/>
+                <w:bCs/>
+              </w:rPr>
+              <w:t>所示，</w:t>
+            </w:r>
+            <w:r>
+              <w:rPr>
+                <w:rFonts w:eastAsia="標楷體" w:hint="eastAsia"/>
+                <w:bCs/>
+              </w:rPr>
+              <w:t>35%</w:t>
+            </w:r>
+            <w:r>
+              <w:rPr>
+                <w:rFonts w:eastAsia="標楷體" w:hint="eastAsia"/>
+                <w:bCs/>
+              </w:rPr>
+              <w:t>的受訪者表示「家裡空間不足，想</w:t>
+            </w:r>
+            <w:proofErr w:type="gramStart"/>
+            <w:r>
+              <w:rPr>
+                <w:rFonts w:eastAsia="標楷體" w:hint="eastAsia"/>
+                <w:bCs/>
+              </w:rPr>
+              <w:t>清空但懶得</w:t>
+            </w:r>
+            <w:proofErr w:type="gramEnd"/>
+            <w:r>
+              <w:rPr>
+                <w:rFonts w:eastAsia="標楷體" w:hint="eastAsia"/>
+                <w:bCs/>
+              </w:rPr>
+              <w:t>處理」為最大困擾，其次為寄送流程繁瑣（</w:t>
+            </w:r>
+            <w:r>
+              <w:rPr>
+                <w:rFonts w:eastAsia="標楷體" w:hint="eastAsia"/>
+                <w:bCs/>
+              </w:rPr>
+              <w:t>26.9%</w:t>
+            </w:r>
+            <w:r>
+              <w:rPr>
+                <w:rFonts w:eastAsia="標楷體" w:hint="eastAsia"/>
+                <w:bCs/>
+              </w:rPr>
+              <w:t>）及實體二手店收購價太低（</w:t>
+            </w:r>
+            <w:r>
+              <w:rPr>
+                <w:rFonts w:eastAsia="標楷體" w:hint="eastAsia"/>
+                <w:bCs/>
+              </w:rPr>
+              <w:t>21.9%</w:t>
+            </w:r>
+            <w:r>
+              <w:rPr>
+                <w:rFonts w:eastAsia="標楷體" w:hint="eastAsia"/>
+                <w:bCs/>
+              </w:rPr>
+              <w:t>），顯示「處理門檻」是使用者閒置書籍無法流通的主要原因。</w:t>
+            </w:r>
+          </w:p>
+          <w:p>
+            <w:pPr>
+              <w:ind w:leftChars="200" w:left="480" w:firstLineChars="200" w:firstLine="480"/>
+              <w:rPr>
+                <w:rFonts w:eastAsia="標楷體"/>
+                <w:bCs/>
+              </w:rPr>
+            </w:pPr>
+          </w:p>
+          <w:p>
+            <w:pPr>
+              <w:ind w:leftChars="200" w:left="480"/>
+              <w:jc w:val="center"/>
+              <w:rPr>
+                <w:rFonts w:eastAsia="標楷體"/>
+                <w:bCs/>
+              </w:rPr>
+            </w:pPr>
+            <w:r>
+              <w:rPr>
+                <w:rFonts w:eastAsia="標楷體"/>
+                <w:bCs/>
+                <w:noProof/>
+              </w:rPr>
               <w:drawing>
-                <wp:inline distT="0" distB="0" distL="0" distR="0" wp14:anchorId="49B4D850" wp14:editId="6F5F8075">
+                <wp:inline distT="0" distB="0" distL="0" distR="0" wp14:anchorId="49B4D850" wp14:editId="24CDB6CF">
                   <wp:extent cx="5594552" cy="1946656"/>
                   <wp:effectExtent l="19050" t="19050" r="25400" b="15875"/>
                   <wp:docPr id="1246348825" name="圖片 4"/>
@@ -2436,7 +3832,7 @@
                           </pic:cNvPicPr>
                         </pic:nvPicPr>
                         <pic:blipFill rotWithShape="1">
-                          <a:blip r:embed="rId10" cstate="print">
+                          <a:blip r:embed="rId11" cstate="print">
                             <a:extLst>
                               <a:ext uri="{28A0092B-C50C-407E-A947-70E740481C1C}">
                                 <a14:useLocalDpi xmlns:a14="http://schemas.microsoft.com/office/drawing/2010/main" val="0"/>
@@ -2496,164 +3892,524 @@
           <w:p>
             <w:pPr>
               <w:ind w:leftChars="200" w:left="480"/>
+              <w:jc w:val="center"/>
               <w:rPr>
                 <w:rFonts w:eastAsia="標楷體"/>
                 <w:bCs/>
               </w:rPr>
             </w:pPr>
-            <w:r>
-              <w:rPr>
-                <w:rFonts w:eastAsia="標楷體" w:hint="eastAsia"/>
-                <w:bCs/>
-              </w:rPr>
-              <w:t>接著針對兩種主流交易方式的痛點進行調查，由圖</w:t>
-            </w:r>
-            <w:r>
-              <w:rPr>
-                <w:rFonts w:eastAsia="標楷體" w:hint="eastAsia"/>
-                <w:bCs/>
-              </w:rPr>
-              <w:t>1-2-5</w:t>
-            </w:r>
-            <w:r>
-              <w:rPr>
-                <w:rFonts w:eastAsia="標楷體" w:hint="eastAsia"/>
-                <w:bCs/>
-              </w:rPr>
-              <w:t>可見，面交方式中以「交易安全，擔心遇到放鳥或詐騙」最受關注（</w:t>
-            </w:r>
-            <w:r>
-              <w:rPr>
-                <w:rFonts w:eastAsia="標楷體" w:hint="eastAsia"/>
-                <w:bCs/>
-              </w:rPr>
-              <w:t>43.2%</w:t>
-            </w:r>
-            <w:r>
-              <w:rPr>
-                <w:rFonts w:eastAsia="標楷體" w:hint="eastAsia"/>
-                <w:bCs/>
-              </w:rPr>
-              <w:t>），其次為「面交時間較</w:t>
-            </w:r>
-            <w:proofErr w:type="gramStart"/>
-            <w:r>
-              <w:rPr>
-                <w:rFonts w:eastAsia="標楷體" w:hint="eastAsia"/>
-                <w:bCs/>
-              </w:rPr>
-              <w:t>難喬攏</w:t>
-            </w:r>
-            <w:proofErr w:type="gramEnd"/>
-            <w:r>
-              <w:rPr>
-                <w:rFonts w:eastAsia="標楷體" w:hint="eastAsia"/>
-                <w:bCs/>
-              </w:rPr>
-              <w:t>」（</w:t>
-            </w:r>
-            <w:r>
-              <w:rPr>
-                <w:rFonts w:eastAsia="標楷體" w:hint="eastAsia"/>
-                <w:bCs/>
-              </w:rPr>
-              <w:t>30.9%</w:t>
-            </w:r>
-            <w:r>
-              <w:rPr>
-                <w:rFonts w:eastAsia="標楷體" w:hint="eastAsia"/>
-                <w:bCs/>
-              </w:rPr>
-              <w:t>）及「隱私問題，需與陌生人見面」（</w:t>
-            </w:r>
-            <w:r>
-              <w:rPr>
-                <w:rFonts w:eastAsia="標楷體" w:hint="eastAsia"/>
-                <w:bCs/>
-              </w:rPr>
-              <w:t>25.9%</w:t>
-            </w:r>
-            <w:r>
-              <w:rPr>
-                <w:rFonts w:eastAsia="標楷體" w:hint="eastAsia"/>
-                <w:bCs/>
-              </w:rPr>
-              <w:t>）；而圖</w:t>
-            </w:r>
-            <w:r>
-              <w:rPr>
-                <w:rFonts w:eastAsia="標楷體" w:hint="eastAsia"/>
-                <w:bCs/>
-              </w:rPr>
-              <w:t>1-2-6</w:t>
-            </w:r>
-            <w:r>
-              <w:rPr>
-                <w:rFonts w:eastAsia="標楷體" w:hint="eastAsia"/>
-                <w:bCs/>
-              </w:rPr>
-              <w:t>則顯示，寄送方式中「需自行包裝、跑超商寄貨」為最大不便（</w:t>
-            </w:r>
-            <w:r>
-              <w:rPr>
-                <w:rFonts w:eastAsia="標楷體" w:hint="eastAsia"/>
-                <w:bCs/>
-              </w:rPr>
-              <w:t>57.9%</w:t>
-            </w:r>
-            <w:r>
-              <w:rPr>
-                <w:rFonts w:eastAsia="標楷體" w:hint="eastAsia"/>
-                <w:bCs/>
-              </w:rPr>
-              <w:t>），其次為「</w:t>
-            </w:r>
-            <w:proofErr w:type="gramStart"/>
-            <w:r>
-              <w:rPr>
-                <w:rFonts w:eastAsia="標楷體" w:hint="eastAsia"/>
-                <w:bCs/>
-              </w:rPr>
-              <w:t>取寄貨</w:t>
-            </w:r>
-            <w:proofErr w:type="gramEnd"/>
-            <w:r>
-              <w:rPr>
-                <w:rFonts w:eastAsia="標楷體" w:hint="eastAsia"/>
-                <w:bCs/>
-              </w:rPr>
-              <w:t>加上物流運送時間不固定」（</w:t>
-            </w:r>
-            <w:r>
-              <w:rPr>
-                <w:rFonts w:eastAsia="標楷體" w:hint="eastAsia"/>
-                <w:bCs/>
-              </w:rPr>
-              <w:t>42.1%</w:t>
-            </w:r>
-            <w:r>
-              <w:rPr>
-                <w:rFonts w:eastAsia="標楷體" w:hint="eastAsia"/>
-                <w:bCs/>
-              </w:rPr>
-              <w:t>）。</w:t>
-            </w:r>
           </w:p>
           <w:p>
             <w:pPr>
               <w:ind w:leftChars="200" w:left="480"/>
-              <w:rPr>
-                <w:rFonts w:eastAsia="標楷體"/>
+              <w:jc w:val="center"/>
+              <w:rPr>
+                <w:rFonts w:eastAsia="標楷體" w:hint="eastAsia"/>
                 <w:bCs/>
               </w:rPr>
             </w:pPr>
             <w:r>
               <w:rPr>
                 <w:rFonts w:eastAsia="標楷體"/>
-                <w:bCs/>
+                <w:noProof/>
+              </w:rPr>
+              <mc:AlternateContent>
+                <mc:Choice Requires="wps">
+                  <w:drawing>
+                    <wp:anchor distT="0" distB="0" distL="114300" distR="114300" simplePos="0" relativeHeight="251668480" behindDoc="0" locked="0" layoutInCell="1" allowOverlap="1" wp14:anchorId="273B4DB1" wp14:editId="496D78A1">
+                      <wp:simplePos x="0" y="0"/>
+                      <wp:positionH relativeFrom="margin">
+                        <wp:align>center</wp:align>
+                      </wp:positionH>
+                      <wp:positionV relativeFrom="paragraph">
+                        <wp:posOffset>174625</wp:posOffset>
+                      </wp:positionV>
+                      <wp:extent cx="6137910" cy="635"/>
+                      <wp:effectExtent l="0" t="0" r="0" b="7620"/>
+                      <wp:wrapSquare wrapText="bothSides"/>
+                      <wp:docPr id="347205094" name="文字方塊 1"/>
+                      <wp:cNvGraphicFramePr/>
+                      <a:graphic xmlns:a="http://schemas.openxmlformats.org/drawingml/2006/main">
+                        <a:graphicData uri="http://schemas.microsoft.com/office/word/2010/wordprocessingShape">
+                          <wps:wsp>
+                            <wps:cNvSpPr txBox="1"/>
+                            <wps:spPr>
+                              <a:xfrm>
+                                <a:off x="0" y="0"/>
+                                <a:ext cx="6137910" cy="635"/>
+                              </a:xfrm>
+                              <a:prstGeom prst="rect">
+                                <a:avLst/>
+                              </a:prstGeom>
+                              <a:solidFill>
+                                <a:prstClr val="white"/>
+                              </a:solidFill>
+                              <a:ln>
+                                <a:noFill/>
+                              </a:ln>
+                            </wps:spPr>
+                            <wps:txbx>
+                              <w:txbxContent>
+                                <w:p>
+                                  <w:pPr>
+                                    <w:pStyle w:val="af8"/>
+                                    <w:jc w:val="center"/>
+                                    <w:rPr>
+                                      <w:rFonts w:eastAsia="標楷體" w:hint="eastAsia"/>
+                                      <w:bCs/>
+                                      <w:noProof/>
+                                      <w:sz w:val="24"/>
+                                      <w:szCs w:val="24"/>
+                                    </w:rPr>
+                                  </w:pPr>
+                                  <w:r>
+                                    <w:rPr>
+                                      <w:rFonts w:eastAsia="標楷體" w:hint="eastAsia"/>
+                                      <w:sz w:val="24"/>
+                                      <w:szCs w:val="24"/>
+                                    </w:rPr>
+                                    <w:t>圖</w:t>
+                                  </w:r>
+                                  <w:r>
+                                    <w:rPr>
+                                      <w:rFonts w:eastAsia="標楷體" w:hint="eastAsia"/>
+                                      <w:sz w:val="24"/>
+                                      <w:szCs w:val="24"/>
+                                    </w:rPr>
+                                    <w:t>1-</w:t>
+                                  </w:r>
+                                  <w:r>
+                                    <w:rPr>
+                                      <w:rFonts w:eastAsia="標楷體"/>
+                                      <w:sz w:val="24"/>
+                                      <w:szCs w:val="24"/>
+                                    </w:rPr>
+                                    <w:fldChar w:fldCharType="begin"/>
+                                  </w:r>
+                                  <w:r>
+                                    <w:rPr>
+                                      <w:rFonts w:eastAsia="標楷體"/>
+                                      <w:sz w:val="24"/>
+                                      <w:szCs w:val="24"/>
+                                    </w:rPr>
+                                    <w:instrText xml:space="preserve"> </w:instrText>
+                                  </w:r>
+                                  <w:r>
+                                    <w:rPr>
+                                      <w:rFonts w:eastAsia="標楷體" w:hint="eastAsia"/>
+                                      <w:sz w:val="24"/>
+                                      <w:szCs w:val="24"/>
+                                    </w:rPr>
+                                    <w:instrText xml:space="preserve">SEQ </w:instrText>
+                                  </w:r>
+                                  <w:r>
+                                    <w:rPr>
+                                      <w:rFonts w:eastAsia="標楷體" w:hint="eastAsia"/>
+                                      <w:sz w:val="24"/>
+                                      <w:szCs w:val="24"/>
+                                    </w:rPr>
+                                    <w:instrText>圖</w:instrText>
+                                  </w:r>
+                                  <w:r>
+                                    <w:rPr>
+                                      <w:rFonts w:eastAsia="標楷體" w:hint="eastAsia"/>
+                                      <w:sz w:val="24"/>
+                                      <w:szCs w:val="24"/>
+                                    </w:rPr>
+                                    <w:instrText>1- \* ARABIC</w:instrText>
+                                  </w:r>
+                                  <w:r>
+                                    <w:rPr>
+                                      <w:rFonts w:eastAsia="標楷體"/>
+                                      <w:sz w:val="24"/>
+                                      <w:szCs w:val="24"/>
+                                    </w:rPr>
+                                    <w:instrText xml:space="preserve"> </w:instrText>
+                                  </w:r>
+                                  <w:r>
+                                    <w:rPr>
+                                      <w:rFonts w:eastAsia="標楷體"/>
+                                      <w:sz w:val="24"/>
+                                      <w:szCs w:val="24"/>
+                                    </w:rPr>
+                                    <w:fldChar w:fldCharType="separate"/>
+                                  </w:r>
+                                  <w:r>
+                                    <w:rPr>
+                                      <w:rFonts w:eastAsia="標楷體"/>
+                                      <w:noProof/>
+                                      <w:sz w:val="24"/>
+                                      <w:szCs w:val="24"/>
+                                    </w:rPr>
+                                    <w:t>4</w:t>
+                                  </w:r>
+                                  <w:r>
+                                    <w:rPr>
+                                      <w:rFonts w:eastAsia="標楷體"/>
+                                      <w:sz w:val="24"/>
+                                      <w:szCs w:val="24"/>
+                                    </w:rPr>
+                                    <w:fldChar w:fldCharType="end"/>
+                                  </w:r>
+                                  <w:r>
+                                    <w:rPr>
+                                      <w:rFonts w:eastAsia="標楷體" w:hint="eastAsia"/>
+                                      <w:sz w:val="24"/>
+                                      <w:szCs w:val="24"/>
+                                    </w:rPr>
+                                    <w:t xml:space="preserve"> </w:t>
+                                  </w:r>
+                                  <w:r>
+                                    <w:rPr>
+                                      <w:rFonts w:eastAsia="標楷體"/>
+                                      <w:sz w:val="24"/>
+                                      <w:szCs w:val="24"/>
+                                    </w:rPr>
+                                    <w:t>處理書籍困擾分布圖</w:t>
+                                  </w:r>
+                                </w:p>
+                              </w:txbxContent>
+                            </wps:txbx>
+                            <wps:bodyPr rot="0" spcFirstLastPara="0" vertOverflow="overflow" horzOverflow="overflow" vert="horz" wrap="square" lIns="0" tIns="0" rIns="0" bIns="0" numCol="1" spcCol="0" rtlCol="0" fromWordArt="0" anchor="t" anchorCtr="0" forceAA="0" compatLnSpc="1">
+                              <a:prstTxWarp prst="textNoShape">
+                                <a:avLst/>
+                              </a:prstTxWarp>
+                              <a:spAutoFit/>
+                            </wps:bodyPr>
+                          </wps:wsp>
+                        </a:graphicData>
+                      </a:graphic>
+                      <wp14:sizeRelH relativeFrom="margin">
+                        <wp14:pctWidth>0</wp14:pctWidth>
+                      </wp14:sizeRelH>
+                      <wp14:sizeRelV relativeFrom="margin">
+                        <wp14:pctHeight>0</wp14:pctHeight>
+                      </wp14:sizeRelV>
+                    </wp:anchor>
+                  </w:drawing>
+                </mc:Choice>
+                <mc:Fallback>
+                  <w:pict>
+                    <v:shape w14:anchorId="273B4DB1" id="_x0000_s1029" type="#_x0000_t202" style="position:absolute;left:0;text-align:left;margin-left:0;margin-top:13.75pt;width:483.3pt;height:.05pt;z-index:251668480;visibility:visible;mso-wrap-style:square;mso-width-percent:0;mso-height-percent:0;mso-wrap-distance-left:9pt;mso-wrap-distance-top:0;mso-wrap-distance-right:9pt;mso-wrap-distance-bottom:0;mso-position-horizontal:center;mso-position-horizontal-relative:margin;mso-position-vertical:absolute;mso-position-vertical-relative:text;mso-width-percent:0;mso-height-percent:0;mso-width-relative:margin;mso-height-relative:margin;v-text-anchor:top" o:gfxdata="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" stroked="f">
+                      <v:textbox style="mso-fit-shape-to-text:t" inset="0,0,0,0">
+                        <w:txbxContent>
+                          <w:p>
+                            <w:pPr>
+                              <w:pStyle w:val="af8"/>
+                              <w:jc w:val="center"/>
+                              <w:rPr>
+                                <w:rFonts w:eastAsia="標楷體" w:hint="eastAsia"/>
+                                <w:bCs/>
+                                <w:noProof/>
+                                <w:sz w:val="24"/>
+                                <w:szCs w:val="24"/>
+                              </w:rPr>
+                            </w:pPr>
+                            <w:r>
+                              <w:rPr>
+                                <w:rFonts w:eastAsia="標楷體" w:hint="eastAsia"/>
+                                <w:sz w:val="24"/>
+                                <w:szCs w:val="24"/>
+                              </w:rPr>
+                              <w:t>圖</w:t>
+                            </w:r>
+                            <w:r>
+                              <w:rPr>
+                                <w:rFonts w:eastAsia="標楷體" w:hint="eastAsia"/>
+                                <w:sz w:val="24"/>
+                                <w:szCs w:val="24"/>
+                              </w:rPr>
+                              <w:t>1-</w:t>
+                            </w:r>
+                            <w:r>
+                              <w:rPr>
+                                <w:rFonts w:eastAsia="標楷體"/>
+                                <w:sz w:val="24"/>
+                                <w:szCs w:val="24"/>
+                              </w:rPr>
+                              <w:fldChar w:fldCharType="begin"/>
+                            </w:r>
+                            <w:r>
+                              <w:rPr>
+                                <w:rFonts w:eastAsia="標楷體"/>
+                                <w:sz w:val="24"/>
+                                <w:szCs w:val="24"/>
+                              </w:rPr>
+                              <w:instrText xml:space="preserve"> </w:instrText>
+                            </w:r>
+                            <w:r>
+                              <w:rPr>
+                                <w:rFonts w:eastAsia="標楷體" w:hint="eastAsia"/>
+                                <w:sz w:val="24"/>
+                                <w:szCs w:val="24"/>
+                              </w:rPr>
+                              <w:instrText xml:space="preserve">SEQ </w:instrText>
+                            </w:r>
+                            <w:r>
+                              <w:rPr>
+                                <w:rFonts w:eastAsia="標楷體" w:hint="eastAsia"/>
+                                <w:sz w:val="24"/>
+                                <w:szCs w:val="24"/>
+                              </w:rPr>
+                              <w:instrText>圖</w:instrText>
+                            </w:r>
+                            <w:r>
+                              <w:rPr>
+                                <w:rFonts w:eastAsia="標楷體" w:hint="eastAsia"/>
+                                <w:sz w:val="24"/>
+                                <w:szCs w:val="24"/>
+                              </w:rPr>
+                              <w:instrText>1- \* ARABIC</w:instrText>
+                            </w:r>
+                            <w:r>
+                              <w:rPr>
+                                <w:rFonts w:eastAsia="標楷體"/>
+                                <w:sz w:val="24"/>
+                                <w:szCs w:val="24"/>
+                              </w:rPr>
+                              <w:instrText xml:space="preserve"> </w:instrText>
+                            </w:r>
+                            <w:r>
+                              <w:rPr>
+                                <w:rFonts w:eastAsia="標楷體"/>
+                                <w:sz w:val="24"/>
+                                <w:szCs w:val="24"/>
+                              </w:rPr>
+                              <w:fldChar w:fldCharType="separate"/>
+                            </w:r>
+                            <w:r>
+                              <w:rPr>
+                                <w:rFonts w:eastAsia="標楷體"/>
+                                <w:noProof/>
+                                <w:sz w:val="24"/>
+                                <w:szCs w:val="24"/>
+                              </w:rPr>
+                              <w:t>4</w:t>
+                            </w:r>
+                            <w:r>
+                              <w:rPr>
+                                <w:rFonts w:eastAsia="標楷體"/>
+                                <w:sz w:val="24"/>
+                                <w:szCs w:val="24"/>
+                              </w:rPr>
+                              <w:fldChar w:fldCharType="end"/>
+                            </w:r>
+                            <w:r>
+                              <w:rPr>
+                                <w:rFonts w:eastAsia="標楷體" w:hint="eastAsia"/>
+                                <w:sz w:val="24"/>
+                                <w:szCs w:val="24"/>
+                              </w:rPr>
+                              <w:t xml:space="preserve"> </w:t>
+                            </w:r>
+                            <w:r>
+                              <w:rPr>
+                                <w:rFonts w:eastAsia="標楷體"/>
+                                <w:sz w:val="24"/>
+                                <w:szCs w:val="24"/>
+                              </w:rPr>
+                              <w:t>處理書籍困擾分布圖</w:t>
+                            </w:r>
+                          </w:p>
+                        </w:txbxContent>
+                      </v:textbox>
+                      <w10:wrap type="square" anchorx="margin"/>
+                    </v:shape>
+                  </w:pict>
+                </mc:Fallback>
+              </mc:AlternateContent>
+            </w:r>
+          </w:p>
+          <w:p>
+            <w:pPr>
+              <w:ind w:leftChars="200" w:left="480" w:firstLineChars="200" w:firstLine="480"/>
+              <w:rPr>
+                <w:rFonts w:eastAsia="標楷體"/>
+                <w:bCs/>
+              </w:rPr>
+            </w:pPr>
+          </w:p>
+          <w:p>
+            <w:pPr>
+              <w:ind w:leftChars="200" w:left="480" w:firstLineChars="200" w:firstLine="480"/>
+              <w:rPr>
+                <w:rFonts w:eastAsia="標楷體"/>
+                <w:bCs/>
+              </w:rPr>
+            </w:pPr>
+          </w:p>
+          <w:p>
+            <w:pPr>
+              <w:ind w:leftChars="200" w:left="480" w:firstLineChars="200" w:firstLine="480"/>
+              <w:rPr>
+                <w:rFonts w:eastAsia="標楷體"/>
+                <w:bCs/>
+              </w:rPr>
+            </w:pPr>
+            <w:r>
+              <w:rPr>
+                <w:rFonts w:eastAsia="標楷體" w:hint="eastAsia"/>
+                <w:bCs/>
+              </w:rPr>
+              <w:t>接著針對兩種主流交易方式的痛點進行調查，由圖</w:t>
+            </w:r>
+            <w:r>
+              <w:rPr>
+                <w:rFonts w:eastAsia="標楷體" w:hint="eastAsia"/>
+                <w:bCs/>
+              </w:rPr>
+              <w:t>1-5</w:t>
+            </w:r>
+            <w:r>
+              <w:rPr>
+                <w:rFonts w:eastAsia="標楷體" w:hint="eastAsia"/>
+                <w:bCs/>
+              </w:rPr>
+              <w:t>可見，面交方式中以「交易安全，擔心遇到放鳥或詐騙」最受關注（</w:t>
+            </w:r>
+            <w:r>
+              <w:rPr>
+                <w:rFonts w:eastAsia="標楷體" w:hint="eastAsia"/>
+                <w:bCs/>
+              </w:rPr>
+              <w:t>43.2%</w:t>
+            </w:r>
+            <w:r>
+              <w:rPr>
+                <w:rFonts w:eastAsia="標楷體" w:hint="eastAsia"/>
+                <w:bCs/>
+              </w:rPr>
+              <w:t>），其次為「面交時間較</w:t>
+            </w:r>
+            <w:proofErr w:type="gramStart"/>
+            <w:r>
+              <w:rPr>
+                <w:rFonts w:eastAsia="標楷體" w:hint="eastAsia"/>
+                <w:bCs/>
+              </w:rPr>
+              <w:t>難喬攏</w:t>
+            </w:r>
+            <w:proofErr w:type="gramEnd"/>
+            <w:r>
+              <w:rPr>
+                <w:rFonts w:eastAsia="標楷體" w:hint="eastAsia"/>
+                <w:bCs/>
+              </w:rPr>
+              <w:t>」（</w:t>
+            </w:r>
+            <w:r>
+              <w:rPr>
+                <w:rFonts w:eastAsia="標楷體" w:hint="eastAsia"/>
+                <w:bCs/>
+              </w:rPr>
+              <w:t>30.9%</w:t>
+            </w:r>
+            <w:r>
+              <w:rPr>
+                <w:rFonts w:eastAsia="標楷體" w:hint="eastAsia"/>
+                <w:bCs/>
+              </w:rPr>
+              <w:t>）及「隱私問題，需與陌生人見面」（</w:t>
+            </w:r>
+            <w:r>
+              <w:rPr>
+                <w:rFonts w:eastAsia="標楷體" w:hint="eastAsia"/>
+                <w:bCs/>
+              </w:rPr>
+              <w:t>25.9%</w:t>
+            </w:r>
+            <w:r>
+              <w:rPr>
+                <w:rFonts w:eastAsia="標楷體" w:hint="eastAsia"/>
+                <w:bCs/>
+              </w:rPr>
+              <w:t>）；而圖</w:t>
+            </w:r>
+            <w:r>
+              <w:rPr>
+                <w:rFonts w:eastAsia="標楷體" w:hint="eastAsia"/>
+                <w:bCs/>
+              </w:rPr>
+              <w:t>1-6</w:t>
+            </w:r>
+            <w:r>
+              <w:rPr>
+                <w:rFonts w:eastAsia="標楷體" w:hint="eastAsia"/>
+                <w:bCs/>
+              </w:rPr>
+              <w:t>則顯示，寄送方式中「需自行包裝、跑超商寄貨」為最大不便（</w:t>
+            </w:r>
+            <w:r>
+              <w:rPr>
+                <w:rFonts w:eastAsia="標楷體" w:hint="eastAsia"/>
+                <w:bCs/>
+              </w:rPr>
+              <w:t>57.9%</w:t>
+            </w:r>
+            <w:r>
+              <w:rPr>
+                <w:rFonts w:eastAsia="標楷體" w:hint="eastAsia"/>
+                <w:bCs/>
+              </w:rPr>
+              <w:t>），其次為「</w:t>
+            </w:r>
+            <w:proofErr w:type="gramStart"/>
+            <w:r>
+              <w:rPr>
+                <w:rFonts w:eastAsia="標楷體" w:hint="eastAsia"/>
+                <w:bCs/>
+              </w:rPr>
+              <w:t>取寄貨</w:t>
+            </w:r>
+            <w:proofErr w:type="gramEnd"/>
+            <w:r>
+              <w:rPr>
+                <w:rFonts w:eastAsia="標楷體" w:hint="eastAsia"/>
+                <w:bCs/>
+              </w:rPr>
+              <w:t>加上物流運送時間不固定」（</w:t>
+            </w:r>
+            <w:r>
+              <w:rPr>
+                <w:rFonts w:eastAsia="標楷體" w:hint="eastAsia"/>
+                <w:bCs/>
+              </w:rPr>
+              <w:t>42.1%</w:t>
+            </w:r>
+            <w:r>
+              <w:rPr>
+                <w:rFonts w:eastAsia="標楷體" w:hint="eastAsia"/>
+                <w:bCs/>
+              </w:rPr>
+              <w:t>）。</w:t>
+            </w:r>
+          </w:p>
+          <w:p>
+            <w:pPr>
+              <w:ind w:leftChars="200" w:left="480" w:firstLineChars="200" w:firstLine="480"/>
+              <w:rPr>
+                <w:rFonts w:eastAsia="標楷體"/>
+                <w:bCs/>
+              </w:rPr>
+            </w:pPr>
+          </w:p>
+          <w:p>
+            <w:pPr>
+              <w:ind w:leftChars="200" w:left="480"/>
+              <w:jc w:val="center"/>
+              <w:rPr>
+                <w:rFonts w:eastAsia="標楷體"/>
+                <w:bCs/>
+              </w:rPr>
+            </w:pPr>
+            <w:r>
+              <w:rPr>
+                <w:rFonts w:eastAsia="標楷體"/>
+                <w:bCs/>
+                <w:noProof/>
               </w:rPr>
               <w:drawing>
-                <wp:inline distT="0" distB="0" distL="0" distR="0" wp14:anchorId="314FD33D" wp14:editId="189D8E0E">
+                <wp:inline distT="0" distB="0" distL="0" distR="0" wp14:anchorId="314FD33D" wp14:editId="3096D09C">
                   <wp:extent cx="5796000" cy="1972994"/>
                   <wp:effectExtent l="19050" t="19050" r="14605" b="27305"/>
                   <wp:docPr id="214552384" name="圖片 5"/>
@@ -2670,7 +4426,7 @@
                           </pic:cNvPicPr>
                         </pic:nvPicPr>
                         <pic:blipFill rotWithShape="1">
-                          <a:blip r:embed="rId11" cstate="print">
+                          <a:blip r:embed="rId12" cstate="print">
                             <a:extLst>
                               <a:ext uri="{28A0092B-C50C-407E-A947-70E740481C1C}">
                                 <a14:useLocalDpi xmlns:a14="http://schemas.microsoft.com/office/drawing/2010/main" val="0"/>
@@ -2730,15 +4486,348 @@
           <w:p>
             <w:pPr>
               <w:ind w:leftChars="200" w:left="480"/>
-              <w:rPr>
-                <w:rFonts w:eastAsia="標楷體"/>
+              <w:jc w:val="center"/>
+              <w:rPr>
+                <w:rFonts w:eastAsia="標楷體" w:hint="eastAsia"/>
                 <w:bCs/>
               </w:rPr>
             </w:pPr>
             <w:r>
               <w:rPr>
                 <w:rFonts w:eastAsia="標楷體"/>
-                <w:bCs/>
+                <w:noProof/>
+              </w:rPr>
+              <mc:AlternateContent>
+                <mc:Choice Requires="wps">
+                  <w:drawing>
+                    <wp:anchor distT="0" distB="0" distL="114300" distR="114300" simplePos="0" relativeHeight="251670528" behindDoc="0" locked="0" layoutInCell="1" allowOverlap="1" wp14:anchorId="3EE4E3EB" wp14:editId="483DCDF6">
+                      <wp:simplePos x="0" y="0"/>
+                      <wp:positionH relativeFrom="margin">
+                        <wp:align>center</wp:align>
+                      </wp:positionH>
+                      <wp:positionV relativeFrom="paragraph">
+                        <wp:posOffset>180340</wp:posOffset>
+                      </wp:positionV>
+                      <wp:extent cx="6137910" cy="635"/>
+                      <wp:effectExtent l="0" t="0" r="0" b="7620"/>
+                      <wp:wrapSquare wrapText="bothSides"/>
+                      <wp:docPr id="157074279" name="文字方塊 1"/>
+                      <wp:cNvGraphicFramePr/>
+                      <a:graphic xmlns:a="http://schemas.openxmlformats.org/drawingml/2006/main">
+                        <a:graphicData uri="http://schemas.microsoft.com/office/word/2010/wordprocessingShape">
+                          <wps:wsp>
+                            <wps:cNvSpPr txBox="1"/>
+                            <wps:spPr>
+                              <a:xfrm>
+                                <a:off x="0" y="0"/>
+                                <a:ext cx="6137910" cy="635"/>
+                              </a:xfrm>
+                              <a:prstGeom prst="rect">
+                                <a:avLst/>
+                              </a:prstGeom>
+                              <a:solidFill>
+                                <a:prstClr val="white"/>
+                              </a:solidFill>
+                              <a:ln>
+                                <a:noFill/>
+                              </a:ln>
+                            </wps:spPr>
+                            <wps:txbx>
+                              <w:txbxContent>
+                                <w:p>
+                                  <w:pPr>
+                                    <w:pStyle w:val="af8"/>
+                                    <w:jc w:val="center"/>
+                                    <w:rPr>
+                                      <w:rFonts w:eastAsia="標楷體" w:hint="eastAsia"/>
+                                      <w:bCs/>
+                                      <w:noProof/>
+                                      <w:sz w:val="24"/>
+                                      <w:szCs w:val="24"/>
+                                    </w:rPr>
+                                  </w:pPr>
+                                  <w:r>
+                                    <w:rPr>
+                                      <w:rFonts w:eastAsia="標楷體" w:hint="eastAsia"/>
+                                      <w:sz w:val="24"/>
+                                      <w:szCs w:val="24"/>
+                                    </w:rPr>
+                                    <w:t>圖</w:t>
+                                  </w:r>
+                                  <w:r>
+                                    <w:rPr>
+                                      <w:rFonts w:eastAsia="標楷體" w:hint="eastAsia"/>
+                                      <w:sz w:val="24"/>
+                                      <w:szCs w:val="24"/>
+                                    </w:rPr>
+                                    <w:t>1-</w:t>
+                                  </w:r>
+                                  <w:r>
+                                    <w:rPr>
+                                      <w:rFonts w:eastAsia="標楷體"/>
+                                      <w:sz w:val="24"/>
+                                      <w:szCs w:val="24"/>
+                                    </w:rPr>
+                                    <w:fldChar w:fldCharType="begin"/>
+                                  </w:r>
+                                  <w:r>
+                                    <w:rPr>
+                                      <w:rFonts w:eastAsia="標楷體"/>
+                                      <w:sz w:val="24"/>
+                                      <w:szCs w:val="24"/>
+                                    </w:rPr>
+                                    <w:instrText xml:space="preserve"> </w:instrText>
+                                  </w:r>
+                                  <w:r>
+                                    <w:rPr>
+                                      <w:rFonts w:eastAsia="標楷體" w:hint="eastAsia"/>
+                                      <w:sz w:val="24"/>
+                                      <w:szCs w:val="24"/>
+                                    </w:rPr>
+                                    <w:instrText xml:space="preserve">SEQ </w:instrText>
+                                  </w:r>
+                                  <w:r>
+                                    <w:rPr>
+                                      <w:rFonts w:eastAsia="標楷體" w:hint="eastAsia"/>
+                                      <w:sz w:val="24"/>
+                                      <w:szCs w:val="24"/>
+                                    </w:rPr>
+                                    <w:instrText>圖</w:instrText>
+                                  </w:r>
+                                  <w:r>
+                                    <w:rPr>
+                                      <w:rFonts w:eastAsia="標楷體" w:hint="eastAsia"/>
+                                      <w:sz w:val="24"/>
+                                      <w:szCs w:val="24"/>
+                                    </w:rPr>
+                                    <w:instrText>1- \* ARABIC</w:instrText>
+                                  </w:r>
+                                  <w:r>
+                                    <w:rPr>
+                                      <w:rFonts w:eastAsia="標楷體"/>
+                                      <w:sz w:val="24"/>
+                                      <w:szCs w:val="24"/>
+                                    </w:rPr>
+                                    <w:instrText xml:space="preserve"> </w:instrText>
+                                  </w:r>
+                                  <w:r>
+                                    <w:rPr>
+                                      <w:rFonts w:eastAsia="標楷體"/>
+                                      <w:sz w:val="24"/>
+                                      <w:szCs w:val="24"/>
+                                    </w:rPr>
+                                    <w:fldChar w:fldCharType="separate"/>
+                                  </w:r>
+                                  <w:r>
+                                    <w:rPr>
+                                      <w:rFonts w:eastAsia="標楷體"/>
+                                      <w:noProof/>
+                                      <w:sz w:val="24"/>
+                                      <w:szCs w:val="24"/>
+                                    </w:rPr>
+                                    <w:t>5</w:t>
+                                  </w:r>
+                                  <w:r>
+                                    <w:rPr>
+                                      <w:rFonts w:eastAsia="標楷體"/>
+                                      <w:sz w:val="24"/>
+                                      <w:szCs w:val="24"/>
+                                    </w:rPr>
+                                    <w:fldChar w:fldCharType="end"/>
+                                  </w:r>
+                                  <w:r>
+                                    <w:rPr>
+                                      <w:rFonts w:eastAsia="標楷體" w:hint="eastAsia"/>
+                                      <w:sz w:val="24"/>
+                                      <w:szCs w:val="24"/>
+                                    </w:rPr>
+                                    <w:t xml:space="preserve"> </w:t>
+                                  </w:r>
+                                  <w:r>
+                                    <w:rPr>
+                                      <w:rFonts w:eastAsia="標楷體"/>
+                                      <w:sz w:val="24"/>
+                                      <w:szCs w:val="24"/>
+                                    </w:rPr>
+                                    <w:t>面交方式不便之處分布圖</w:t>
+                                  </w:r>
+                                </w:p>
+                              </w:txbxContent>
+                            </wps:txbx>
+                            <wps:bodyPr rot="0" spcFirstLastPara="0" vertOverflow="overflow" horzOverflow="overflow" vert="horz" wrap="square" lIns="0" tIns="0" rIns="0" bIns="0" numCol="1" spcCol="0" rtlCol="0" fromWordArt="0" anchor="t" anchorCtr="0" forceAA="0" compatLnSpc="1">
+                              <a:prstTxWarp prst="textNoShape">
+                                <a:avLst/>
+                              </a:prstTxWarp>
+                              <a:spAutoFit/>
+                            </wps:bodyPr>
+                          </wps:wsp>
+                        </a:graphicData>
+                      </a:graphic>
+                      <wp14:sizeRelH relativeFrom="margin">
+                        <wp14:pctWidth>0</wp14:pctWidth>
+                      </wp14:sizeRelH>
+                      <wp14:sizeRelV relativeFrom="margin">
+                        <wp14:pctHeight>0</wp14:pctHeight>
+                      </wp14:sizeRelV>
+                    </wp:anchor>
+                  </w:drawing>
+                </mc:Choice>
+                <mc:Fallback>
+                  <w:pict>
+                    <v:shape w14:anchorId="3EE4E3EB" id="_x0000_s1030" type="#_x0000_t202" style="position:absolute;left:0;text-align:left;margin-left:0;margin-top:14.2pt;width:483.3pt;height:.05pt;z-index:251670528;visibility:visible;mso-wrap-style:square;mso-width-percent:0;mso-height-percent:0;mso-wrap-distance-left:9pt;mso-wrap-distance-top:0;mso-wrap-distance-right:9pt;mso-wrap-distance-bottom:0;mso-position-horizontal:center;mso-position-horizontal-relative:margin;mso-position-vertical:absolute;mso-position-vertical-relative:text;mso-width-percent:0;mso-height-percent:0;mso-width-relative:margin;mso-height-relative:margin;v-text-anchor:top" o:gfxdata="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" stroked="f">
+                      <v:textbox style="mso-fit-shape-to-text:t" inset="0,0,0,0">
+                        <w:txbxContent>
+                          <w:p>
+                            <w:pPr>
+                              <w:pStyle w:val="af8"/>
+                              <w:jc w:val="center"/>
+                              <w:rPr>
+                                <w:rFonts w:eastAsia="標楷體" w:hint="eastAsia"/>
+                                <w:bCs/>
+                                <w:noProof/>
+                                <w:sz w:val="24"/>
+                                <w:szCs w:val="24"/>
+                              </w:rPr>
+                            </w:pPr>
+                            <w:r>
+                              <w:rPr>
+                                <w:rFonts w:eastAsia="標楷體" w:hint="eastAsia"/>
+                                <w:sz w:val="24"/>
+                                <w:szCs w:val="24"/>
+                              </w:rPr>
+                              <w:t>圖</w:t>
+                            </w:r>
+                            <w:r>
+                              <w:rPr>
+                                <w:rFonts w:eastAsia="標楷體" w:hint="eastAsia"/>
+                                <w:sz w:val="24"/>
+                                <w:szCs w:val="24"/>
+                              </w:rPr>
+                              <w:t>1-</w:t>
+                            </w:r>
+                            <w:r>
+                              <w:rPr>
+                                <w:rFonts w:eastAsia="標楷體"/>
+                                <w:sz w:val="24"/>
+                                <w:szCs w:val="24"/>
+                              </w:rPr>
+                              <w:fldChar w:fldCharType="begin"/>
+                            </w:r>
+                            <w:r>
+                              <w:rPr>
+                                <w:rFonts w:eastAsia="標楷體"/>
+                                <w:sz w:val="24"/>
+                                <w:szCs w:val="24"/>
+                              </w:rPr>
+                              <w:instrText xml:space="preserve"> </w:instrText>
+                            </w:r>
+                            <w:r>
+                              <w:rPr>
+                                <w:rFonts w:eastAsia="標楷體" w:hint="eastAsia"/>
+                                <w:sz w:val="24"/>
+                                <w:szCs w:val="24"/>
+                              </w:rPr>
+                              <w:instrText xml:space="preserve">SEQ </w:instrText>
+                            </w:r>
+                            <w:r>
+                              <w:rPr>
+                                <w:rFonts w:eastAsia="標楷體" w:hint="eastAsia"/>
+                                <w:sz w:val="24"/>
+                                <w:szCs w:val="24"/>
+                              </w:rPr>
+                              <w:instrText>圖</w:instrText>
+                            </w:r>
+                            <w:r>
+                              <w:rPr>
+                                <w:rFonts w:eastAsia="標楷體" w:hint="eastAsia"/>
+                                <w:sz w:val="24"/>
+                                <w:szCs w:val="24"/>
+                              </w:rPr>
+                              <w:instrText>1- \* ARABIC</w:instrText>
+                            </w:r>
+                            <w:r>
+                              <w:rPr>
+                                <w:rFonts w:eastAsia="標楷體"/>
+                                <w:sz w:val="24"/>
+                                <w:szCs w:val="24"/>
+                              </w:rPr>
+                              <w:instrText xml:space="preserve"> </w:instrText>
+                            </w:r>
+                            <w:r>
+                              <w:rPr>
+                                <w:rFonts w:eastAsia="標楷體"/>
+                                <w:sz w:val="24"/>
+                                <w:szCs w:val="24"/>
+                              </w:rPr>
+                              <w:fldChar w:fldCharType="separate"/>
+                            </w:r>
+                            <w:r>
+                              <w:rPr>
+                                <w:rFonts w:eastAsia="標楷體"/>
+                                <w:noProof/>
+                                <w:sz w:val="24"/>
+                                <w:szCs w:val="24"/>
+                              </w:rPr>
+                              <w:t>5</w:t>
+                            </w:r>
+                            <w:r>
+                              <w:rPr>
+                                <w:rFonts w:eastAsia="標楷體"/>
+                                <w:sz w:val="24"/>
+                                <w:szCs w:val="24"/>
+                              </w:rPr>
+                              <w:fldChar w:fldCharType="end"/>
+                            </w:r>
+                            <w:r>
+                              <w:rPr>
+                                <w:rFonts w:eastAsia="標楷體" w:hint="eastAsia"/>
+                                <w:sz w:val="24"/>
+                                <w:szCs w:val="24"/>
+                              </w:rPr>
+                              <w:t xml:space="preserve"> </w:t>
+                            </w:r>
+                            <w:r>
+                              <w:rPr>
+                                <w:rFonts w:eastAsia="標楷體"/>
+                                <w:sz w:val="24"/>
+                                <w:szCs w:val="24"/>
+                              </w:rPr>
+                              <w:t>面交方式不便之處分布圖</w:t>
+                            </w:r>
+                          </w:p>
+                        </w:txbxContent>
+                      </v:textbox>
+                      <w10:wrap type="square" anchorx="margin"/>
+                    </v:shape>
+                  </w:pict>
+                </mc:Fallback>
+              </mc:AlternateContent>
+            </w:r>
+          </w:p>
+          <w:p>
+            <w:pPr>
+              <w:ind w:leftChars="200" w:left="480"/>
+              <w:jc w:val="center"/>
+              <w:rPr>
+                <w:rFonts w:eastAsia="標楷體"/>
+                <w:bCs/>
+              </w:rPr>
+            </w:pPr>
+          </w:p>
+          <w:p>
+            <w:pPr>
+              <w:ind w:leftChars="200" w:left="480"/>
+              <w:jc w:val="center"/>
+              <w:rPr>
+                <w:rFonts w:eastAsia="標楷體"/>
+                <w:bCs/>
+              </w:rPr>
+            </w:pPr>
+            <w:r>
+              <w:rPr>
+                <w:rFonts w:eastAsia="標楷體"/>
+                <w:bCs/>
+                <w:noProof/>
               </w:rPr>
               <w:drawing>
                 <wp:inline distT="0" distB="0" distL="0" distR="0" wp14:anchorId="16F5C4AA" wp14:editId="6D8662E1">
@@ -2758,7 +4847,7 @@
                           </pic:cNvPicPr>
                         </pic:nvPicPr>
                         <pic:blipFill rotWithShape="1">
-                          <a:blip r:embed="rId12" cstate="print">
+                          <a:blip r:embed="rId13" cstate="print">
                             <a:extLst>
                               <a:ext uri="{28A0092B-C50C-407E-A947-70E740481C1C}">
                                 <a14:useLocalDpi xmlns:a14="http://schemas.microsoft.com/office/drawing/2010/main" val="0"/>
@@ -2817,7 +4906,7 @@
           </w:p>
           <w:p>
             <w:pPr>
-              <w:ind w:leftChars="200" w:left="480"/>
+              <w:ind w:leftChars="208" w:left="499" w:firstLineChars="188" w:firstLine="451"/>
               <w:rPr>
                 <w:rFonts w:eastAsia="標楷體"/>
                 <w:bCs/>
@@ -2825,6 +4914,335 @@
             </w:pPr>
             <w:r>
               <w:rPr>
+                <w:rFonts w:eastAsia="標楷體"/>
+                <w:noProof/>
+              </w:rPr>
+              <mc:AlternateContent>
+                <mc:Choice Requires="wps">
+                  <w:drawing>
+                    <wp:anchor distT="0" distB="0" distL="114300" distR="114300" simplePos="0" relativeHeight="251672576" behindDoc="0" locked="0" layoutInCell="1" allowOverlap="1" wp14:anchorId="27F5A747" wp14:editId="69F4ECBB">
+                      <wp:simplePos x="0" y="0"/>
+                      <wp:positionH relativeFrom="margin">
+                        <wp:align>center</wp:align>
+                      </wp:positionH>
+                      <wp:positionV relativeFrom="paragraph">
+                        <wp:posOffset>180340</wp:posOffset>
+                      </wp:positionV>
+                      <wp:extent cx="6137910" cy="635"/>
+                      <wp:effectExtent l="0" t="0" r="0" b="7620"/>
+                      <wp:wrapSquare wrapText="bothSides"/>
+                      <wp:docPr id="109998912" name="文字方塊 1"/>
+                      <wp:cNvGraphicFramePr/>
+                      <a:graphic xmlns:a="http://schemas.openxmlformats.org/drawingml/2006/main">
+                        <a:graphicData uri="http://schemas.microsoft.com/office/word/2010/wordprocessingShape">
+                          <wps:wsp>
+                            <wps:cNvSpPr txBox="1"/>
+                            <wps:spPr>
+                              <a:xfrm>
+                                <a:off x="0" y="0"/>
+                                <a:ext cx="6137910" cy="635"/>
+                              </a:xfrm>
+                              <a:prstGeom prst="rect">
+                                <a:avLst/>
+                              </a:prstGeom>
+                              <a:solidFill>
+                                <a:prstClr val="white"/>
+                              </a:solidFill>
+                              <a:ln>
+                                <a:noFill/>
+                              </a:ln>
+                            </wps:spPr>
+                            <wps:txbx>
+                              <w:txbxContent>
+                                <w:p>
+                                  <w:pPr>
+                                    <w:pStyle w:val="af8"/>
+                                    <w:jc w:val="center"/>
+                                    <w:rPr>
+                                      <w:rFonts w:eastAsia="標楷體" w:hint="eastAsia"/>
+                                      <w:bCs/>
+                                      <w:noProof/>
+                                      <w:sz w:val="24"/>
+                                      <w:szCs w:val="24"/>
+                                    </w:rPr>
+                                  </w:pPr>
+                                  <w:r>
+                                    <w:rPr>
+                                      <w:rFonts w:eastAsia="標楷體" w:hint="eastAsia"/>
+                                      <w:sz w:val="24"/>
+                                      <w:szCs w:val="24"/>
+                                    </w:rPr>
+                                    <w:t>圖</w:t>
+                                  </w:r>
+                                  <w:r>
+                                    <w:rPr>
+                                      <w:rFonts w:eastAsia="標楷體" w:hint="eastAsia"/>
+                                      <w:sz w:val="24"/>
+                                      <w:szCs w:val="24"/>
+                                    </w:rPr>
+                                    <w:t>1-</w:t>
+                                  </w:r>
+                                  <w:r>
+                                    <w:rPr>
+                                      <w:rFonts w:eastAsia="標楷體"/>
+                                      <w:sz w:val="24"/>
+                                      <w:szCs w:val="24"/>
+                                    </w:rPr>
+                                    <w:fldChar w:fldCharType="begin"/>
+                                  </w:r>
+                                  <w:r>
+                                    <w:rPr>
+                                      <w:rFonts w:eastAsia="標楷體"/>
+                                      <w:sz w:val="24"/>
+                                      <w:szCs w:val="24"/>
+                                    </w:rPr>
+                                    <w:instrText xml:space="preserve"> </w:instrText>
+                                  </w:r>
+                                  <w:r>
+                                    <w:rPr>
+                                      <w:rFonts w:eastAsia="標楷體" w:hint="eastAsia"/>
+                                      <w:sz w:val="24"/>
+                                      <w:szCs w:val="24"/>
+                                    </w:rPr>
+                                    <w:instrText xml:space="preserve">SEQ </w:instrText>
+                                  </w:r>
+                                  <w:r>
+                                    <w:rPr>
+                                      <w:rFonts w:eastAsia="標楷體" w:hint="eastAsia"/>
+                                      <w:sz w:val="24"/>
+                                      <w:szCs w:val="24"/>
+                                    </w:rPr>
+                                    <w:instrText>圖</w:instrText>
+                                  </w:r>
+                                  <w:r>
+                                    <w:rPr>
+                                      <w:rFonts w:eastAsia="標楷體" w:hint="eastAsia"/>
+                                      <w:sz w:val="24"/>
+                                      <w:szCs w:val="24"/>
+                                    </w:rPr>
+                                    <w:instrText>1- \* ARABIC</w:instrText>
+                                  </w:r>
+                                  <w:r>
+                                    <w:rPr>
+                                      <w:rFonts w:eastAsia="標楷體"/>
+                                      <w:sz w:val="24"/>
+                                      <w:szCs w:val="24"/>
+                                    </w:rPr>
+                                    <w:instrText xml:space="preserve"> </w:instrText>
+                                  </w:r>
+                                  <w:r>
+                                    <w:rPr>
+                                      <w:rFonts w:eastAsia="標楷體"/>
+                                      <w:sz w:val="24"/>
+                                      <w:szCs w:val="24"/>
+                                    </w:rPr>
+                                    <w:fldChar w:fldCharType="separate"/>
+                                  </w:r>
+                                  <w:r>
+                                    <w:rPr>
+                                      <w:rFonts w:eastAsia="標楷體"/>
+                                      <w:noProof/>
+                                      <w:sz w:val="24"/>
+                                      <w:szCs w:val="24"/>
+                                    </w:rPr>
+                                    <w:t>6</w:t>
+                                  </w:r>
+                                  <w:r>
+                                    <w:rPr>
+                                      <w:rFonts w:eastAsia="標楷體"/>
+                                      <w:sz w:val="24"/>
+                                      <w:szCs w:val="24"/>
+                                    </w:rPr>
+                                    <w:fldChar w:fldCharType="end"/>
+                                  </w:r>
+                                  <w:r>
+                                    <w:rPr>
+                                      <w:rFonts w:eastAsia="標楷體" w:hint="eastAsia"/>
+                                      <w:sz w:val="24"/>
+                                      <w:szCs w:val="24"/>
+                                    </w:rPr>
+                                    <w:t xml:space="preserve"> </w:t>
+                                  </w:r>
+                                  <w:r>
+                                    <w:rPr>
+                                      <w:rFonts w:eastAsia="標楷體"/>
+                                      <w:sz w:val="24"/>
+                                      <w:szCs w:val="24"/>
+                                    </w:rPr>
+                                    <w:t>寄送方式不便之處分布圖</w:t>
+                                  </w:r>
+                                </w:p>
+                              </w:txbxContent>
+                            </wps:txbx>
+                            <wps:bodyPr rot="0" spcFirstLastPara="0" vertOverflow="overflow" horzOverflow="overflow" vert="horz" wrap="square" lIns="0" tIns="0" rIns="0" bIns="0" numCol="1" spcCol="0" rtlCol="0" fromWordArt="0" anchor="t" anchorCtr="0" forceAA="0" compatLnSpc="1">
+                              <a:prstTxWarp prst="textNoShape">
+                                <a:avLst/>
+                              </a:prstTxWarp>
+                              <a:spAutoFit/>
+                            </wps:bodyPr>
+                          </wps:wsp>
+                        </a:graphicData>
+                      </a:graphic>
+                      <wp14:sizeRelH relativeFrom="margin">
+                        <wp14:pctWidth>0</wp14:pctWidth>
+                      </wp14:sizeRelH>
+                      <wp14:sizeRelV relativeFrom="margin">
+                        <wp14:pctHeight>0</wp14:pctHeight>
+                      </wp14:sizeRelV>
+                    </wp:anchor>
+                  </w:drawing>
+                </mc:Choice>
+                <mc:Fallback>
+                  <w:pict>
+                    <v:shape w14:anchorId="27F5A747" id="_x0000_s1031" type="#_x0000_t202" style="position:absolute;left:0;text-align:left;margin-left:0;margin-top:14.2pt;width:483.3pt;height:.05pt;z-index:251672576;visibility:visible;mso-wrap-style:square;mso-width-percent:0;mso-height-percent:0;mso-wrap-distance-left:9pt;mso-wrap-distance-top:0;mso-wrap-distance-right:9pt;mso-wrap-distance-bottom:0;mso-position-horizontal:center;mso-position-horizontal-relative:margin;mso-position-vertical:absolute;mso-position-vertical-relative:text;mso-width-percent:0;mso-height-percent:0;mso-width-relative:margin;mso-height-relative:margin;v-text-anchor:top" o:gfxdata="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" stroked="f">
+                      <v:textbox style="mso-fit-shape-to-text:t" inset="0,0,0,0">
+                        <w:txbxContent>
+                          <w:p>
+                            <w:pPr>
+                              <w:pStyle w:val="af8"/>
+                              <w:jc w:val="center"/>
+                              <w:rPr>
+                                <w:rFonts w:eastAsia="標楷體" w:hint="eastAsia"/>
+                                <w:bCs/>
+                                <w:noProof/>
+                                <w:sz w:val="24"/>
+                                <w:szCs w:val="24"/>
+                              </w:rPr>
+                            </w:pPr>
+                            <w:r>
+                              <w:rPr>
+                                <w:rFonts w:eastAsia="標楷體" w:hint="eastAsia"/>
+                                <w:sz w:val="24"/>
+                                <w:szCs w:val="24"/>
+                              </w:rPr>
+                              <w:t>圖</w:t>
+                            </w:r>
+                            <w:r>
+                              <w:rPr>
+                                <w:rFonts w:eastAsia="標楷體" w:hint="eastAsia"/>
+                                <w:sz w:val="24"/>
+                                <w:szCs w:val="24"/>
+                              </w:rPr>
+                              <w:t>1-</w:t>
+                            </w:r>
+                            <w:r>
+                              <w:rPr>
+                                <w:rFonts w:eastAsia="標楷體"/>
+                                <w:sz w:val="24"/>
+                                <w:szCs w:val="24"/>
+                              </w:rPr>
+                              <w:fldChar w:fldCharType="begin"/>
+                            </w:r>
+                            <w:r>
+                              <w:rPr>
+                                <w:rFonts w:eastAsia="標楷體"/>
+                                <w:sz w:val="24"/>
+                                <w:szCs w:val="24"/>
+                              </w:rPr>
+                              <w:instrText xml:space="preserve"> </w:instrText>
+                            </w:r>
+                            <w:r>
+                              <w:rPr>
+                                <w:rFonts w:eastAsia="標楷體" w:hint="eastAsia"/>
+                                <w:sz w:val="24"/>
+                                <w:szCs w:val="24"/>
+                              </w:rPr>
+                              <w:instrText xml:space="preserve">SEQ </w:instrText>
+                            </w:r>
+                            <w:r>
+                              <w:rPr>
+                                <w:rFonts w:eastAsia="標楷體" w:hint="eastAsia"/>
+                                <w:sz w:val="24"/>
+                                <w:szCs w:val="24"/>
+                              </w:rPr>
+                              <w:instrText>圖</w:instrText>
+                            </w:r>
+                            <w:r>
+                              <w:rPr>
+                                <w:rFonts w:eastAsia="標楷體" w:hint="eastAsia"/>
+                                <w:sz w:val="24"/>
+                                <w:szCs w:val="24"/>
+                              </w:rPr>
+                              <w:instrText>1- \* ARABIC</w:instrText>
+                            </w:r>
+                            <w:r>
+                              <w:rPr>
+                                <w:rFonts w:eastAsia="標楷體"/>
+                                <w:sz w:val="24"/>
+                                <w:szCs w:val="24"/>
+                              </w:rPr>
+                              <w:instrText xml:space="preserve"> </w:instrText>
+                            </w:r>
+                            <w:r>
+                              <w:rPr>
+                                <w:rFonts w:eastAsia="標楷體"/>
+                                <w:sz w:val="24"/>
+                                <w:szCs w:val="24"/>
+                              </w:rPr>
+                              <w:fldChar w:fldCharType="separate"/>
+                            </w:r>
+                            <w:r>
+                              <w:rPr>
+                                <w:rFonts w:eastAsia="標楷體"/>
+                                <w:noProof/>
+                                <w:sz w:val="24"/>
+                                <w:szCs w:val="24"/>
+                              </w:rPr>
+                              <w:t>6</w:t>
+                            </w:r>
+                            <w:r>
+                              <w:rPr>
+                                <w:rFonts w:eastAsia="標楷體"/>
+                                <w:sz w:val="24"/>
+                                <w:szCs w:val="24"/>
+                              </w:rPr>
+                              <w:fldChar w:fldCharType="end"/>
+                            </w:r>
+                            <w:r>
+                              <w:rPr>
+                                <w:rFonts w:eastAsia="標楷體" w:hint="eastAsia"/>
+                                <w:sz w:val="24"/>
+                                <w:szCs w:val="24"/>
+                              </w:rPr>
+                              <w:t xml:space="preserve"> </w:t>
+                            </w:r>
+                            <w:r>
+                              <w:rPr>
+                                <w:rFonts w:eastAsia="標楷體"/>
+                                <w:sz w:val="24"/>
+                                <w:szCs w:val="24"/>
+                              </w:rPr>
+                              <w:t>寄送方式不便之處分布圖</w:t>
+                            </w:r>
+                          </w:p>
+                        </w:txbxContent>
+                      </v:textbox>
+                      <w10:wrap type="square" anchorx="margin"/>
+                    </v:shape>
+                  </w:pict>
+                </mc:Fallback>
+              </mc:AlternateContent>
+            </w:r>
+          </w:p>
+          <w:p>
+            <w:pPr>
+              <w:ind w:leftChars="200" w:left="480" w:firstLineChars="200" w:firstLine="480"/>
+              <w:rPr>
+                <w:rFonts w:eastAsia="標楷體"/>
+                <w:bCs/>
+              </w:rPr>
+            </w:pPr>
+          </w:p>
+          <w:p>
+            <w:pPr>
+              <w:ind w:leftChars="200" w:left="480" w:firstLineChars="200" w:firstLine="480"/>
+              <w:rPr>
+                <w:rFonts w:eastAsia="標楷體"/>
+                <w:bCs/>
+              </w:rPr>
+            </w:pPr>
+            <w:r>
+              <w:rPr>
                 <w:rFonts w:eastAsia="標楷體" w:hint="eastAsia"/>
                 <w:bCs/>
               </w:rPr>
@@ -2835,7 +5253,7 @@
                 <w:rFonts w:eastAsia="標楷體" w:hint="eastAsia"/>
                 <w:bCs/>
               </w:rPr>
-              <w:t>1-2-7</w:t>
+              <w:t>1-7</w:t>
             </w:r>
             <w:r>
               <w:rPr>
@@ -2921,7 +5339,7 @@
                 <w:rFonts w:eastAsia="標楷體" w:hint="eastAsia"/>
                 <w:bCs/>
               </w:rPr>
-              <w:t>1-2-8</w:t>
+              <w:t>1-8</w:t>
             </w:r>
             <w:r>
               <w:rPr>
@@ -3004,6 +5422,7 @@
           <w:p>
             <w:pPr>
               <w:ind w:leftChars="200" w:left="480"/>
+              <w:jc w:val="center"/>
               <w:rPr>
                 <w:rFonts w:eastAsia="標楷體"/>
                 <w:bCs/>
@@ -3012,9 +5431,321 @@
             <w:r>
               <w:rPr>
                 <w:rFonts w:eastAsia="標楷體"/>
-                <w:bCs/>
+                <w:noProof/>
               </w:rPr>
               <w:lastRenderedPageBreak/>
+              <mc:AlternateContent>
+                <mc:Choice Requires="wps">
+                  <w:drawing>
+                    <wp:anchor distT="0" distB="0" distL="114300" distR="114300" simplePos="0" relativeHeight="251674624" behindDoc="0" locked="0" layoutInCell="1" allowOverlap="1" wp14:anchorId="7EF40E8C" wp14:editId="5EEEC88E">
+                      <wp:simplePos x="0" y="0"/>
+                      <wp:positionH relativeFrom="margin">
+                        <wp:posOffset>231775</wp:posOffset>
+                      </wp:positionH>
+                      <wp:positionV relativeFrom="paragraph">
+                        <wp:posOffset>2266950</wp:posOffset>
+                      </wp:positionV>
+                      <wp:extent cx="6137910" cy="635"/>
+                      <wp:effectExtent l="0" t="0" r="0" b="7620"/>
+                      <wp:wrapTopAndBottom/>
+                      <wp:docPr id="1428650256" name="文字方塊 1"/>
+                      <wp:cNvGraphicFramePr/>
+                      <a:graphic xmlns:a="http://schemas.openxmlformats.org/drawingml/2006/main">
+                        <a:graphicData uri="http://schemas.microsoft.com/office/word/2010/wordprocessingShape">
+                          <wps:wsp>
+                            <wps:cNvSpPr txBox="1"/>
+                            <wps:spPr>
+                              <a:xfrm>
+                                <a:off x="0" y="0"/>
+                                <a:ext cx="6137910" cy="635"/>
+                              </a:xfrm>
+                              <a:prstGeom prst="rect">
+                                <a:avLst/>
+                              </a:prstGeom>
+                              <a:solidFill>
+                                <a:prstClr val="white"/>
+                              </a:solidFill>
+                              <a:ln>
+                                <a:noFill/>
+                              </a:ln>
+                            </wps:spPr>
+                            <wps:txbx>
+                              <w:txbxContent>
+                                <w:p>
+                                  <w:pPr>
+                                    <w:pStyle w:val="af8"/>
+                                    <w:jc w:val="center"/>
+                                    <w:rPr>
+                                      <w:rFonts w:eastAsia="標楷體" w:hint="eastAsia"/>
+                                      <w:bCs/>
+                                      <w:noProof/>
+                                      <w:sz w:val="24"/>
+                                      <w:szCs w:val="24"/>
+                                    </w:rPr>
+                                  </w:pPr>
+                                  <w:r>
+                                    <w:rPr>
+                                      <w:rFonts w:eastAsia="標楷體" w:hint="eastAsia"/>
+                                      <w:sz w:val="24"/>
+                                      <w:szCs w:val="24"/>
+                                    </w:rPr>
+                                    <w:t>圖</w:t>
+                                  </w:r>
+                                  <w:r>
+                                    <w:rPr>
+                                      <w:rFonts w:eastAsia="標楷體" w:hint="eastAsia"/>
+                                      <w:sz w:val="24"/>
+                                      <w:szCs w:val="24"/>
+                                    </w:rPr>
+                                    <w:t>1-</w:t>
+                                  </w:r>
+                                  <w:r>
+                                    <w:rPr>
+                                      <w:rFonts w:eastAsia="標楷體"/>
+                                      <w:sz w:val="24"/>
+                                      <w:szCs w:val="24"/>
+                                    </w:rPr>
+                                    <w:fldChar w:fldCharType="begin"/>
+                                  </w:r>
+                                  <w:r>
+                                    <w:rPr>
+                                      <w:rFonts w:eastAsia="標楷體"/>
+                                      <w:sz w:val="24"/>
+                                      <w:szCs w:val="24"/>
+                                    </w:rPr>
+                                    <w:instrText xml:space="preserve"> </w:instrText>
+                                  </w:r>
+                                  <w:r>
+                                    <w:rPr>
+                                      <w:rFonts w:eastAsia="標楷體" w:hint="eastAsia"/>
+                                      <w:sz w:val="24"/>
+                                      <w:szCs w:val="24"/>
+                                    </w:rPr>
+                                    <w:instrText xml:space="preserve">SEQ </w:instrText>
+                                  </w:r>
+                                  <w:r>
+                                    <w:rPr>
+                                      <w:rFonts w:eastAsia="標楷體" w:hint="eastAsia"/>
+                                      <w:sz w:val="24"/>
+                                      <w:szCs w:val="24"/>
+                                    </w:rPr>
+                                    <w:instrText>圖</w:instrText>
+                                  </w:r>
+                                  <w:r>
+                                    <w:rPr>
+                                      <w:rFonts w:eastAsia="標楷體" w:hint="eastAsia"/>
+                                      <w:sz w:val="24"/>
+                                      <w:szCs w:val="24"/>
+                                    </w:rPr>
+                                    <w:instrText>1- \* ARABIC</w:instrText>
+                                  </w:r>
+                                  <w:r>
+                                    <w:rPr>
+                                      <w:rFonts w:eastAsia="標楷體"/>
+                                      <w:sz w:val="24"/>
+                                      <w:szCs w:val="24"/>
+                                    </w:rPr>
+                                    <w:instrText xml:space="preserve"> </w:instrText>
+                                  </w:r>
+                                  <w:r>
+                                    <w:rPr>
+                                      <w:rFonts w:eastAsia="標楷體"/>
+                                      <w:sz w:val="24"/>
+                                      <w:szCs w:val="24"/>
+                                    </w:rPr>
+                                    <w:fldChar w:fldCharType="separate"/>
+                                  </w:r>
+                                  <w:r>
+                                    <w:rPr>
+                                      <w:rFonts w:eastAsia="標楷體"/>
+                                      <w:noProof/>
+                                      <w:sz w:val="24"/>
+                                      <w:szCs w:val="24"/>
+                                    </w:rPr>
+                                    <w:t>7</w:t>
+                                  </w:r>
+                                  <w:r>
+                                    <w:rPr>
+                                      <w:rFonts w:eastAsia="標楷體"/>
+                                      <w:sz w:val="24"/>
+                                      <w:szCs w:val="24"/>
+                                    </w:rPr>
+                                    <w:fldChar w:fldCharType="end"/>
+                                  </w:r>
+                                  <w:r>
+                                    <w:rPr>
+                                      <w:rFonts w:eastAsia="標楷體" w:hint="eastAsia"/>
+                                      <w:sz w:val="24"/>
+                                      <w:szCs w:val="24"/>
+                                    </w:rPr>
+                                    <w:t xml:space="preserve"> </w:t>
+                                  </w:r>
+                                  <w:r>
+                                    <w:rPr>
+                                      <w:rFonts w:eastAsia="標楷體"/>
+                                      <w:sz w:val="24"/>
+                                      <w:szCs w:val="24"/>
+                                    </w:rPr>
+                                    <w:t>改良方案偏好分布圖</w:t>
+                                  </w:r>
+                                </w:p>
+                              </w:txbxContent>
+                            </wps:txbx>
+                            <wps:bodyPr rot="0" spcFirstLastPara="0" vertOverflow="overflow" horzOverflow="overflow" vert="horz" wrap="square" lIns="0" tIns="0" rIns="0" bIns="0" numCol="1" spcCol="0" rtlCol="0" fromWordArt="0" anchor="t" anchorCtr="0" forceAA="0" compatLnSpc="1">
+                              <a:prstTxWarp prst="textNoShape">
+                                <a:avLst/>
+                              </a:prstTxWarp>
+                              <a:spAutoFit/>
+                            </wps:bodyPr>
+                          </wps:wsp>
+                        </a:graphicData>
+                      </a:graphic>
+                      <wp14:sizeRelH relativeFrom="margin">
+                        <wp14:pctWidth>0</wp14:pctWidth>
+                      </wp14:sizeRelH>
+                      <wp14:sizeRelV relativeFrom="margin">
+                        <wp14:pctHeight>0</wp14:pctHeight>
+                      </wp14:sizeRelV>
+                    </wp:anchor>
+                  </w:drawing>
+                </mc:Choice>
+                <mc:Fallback>
+                  <w:pict>
+                    <v:shape w14:anchorId="7EF40E8C" id="_x0000_s1032" type="#_x0000_t202" style="position:absolute;left:0;text-align:left;margin-left:18.25pt;margin-top:178.5pt;width:483.3pt;height:.05pt;z-index:251674624;visibility:visible;mso-wrap-style:square;mso-width-percent:0;mso-height-percent:0;mso-wrap-distance-left:9pt;mso-wrap-distance-top:0;mso-wrap-distance-right:9pt;mso-wrap-distance-bottom:0;mso-position-horizontal:absolute;mso-position-horizontal-relative:margin;mso-position-vertical:absolute;mso-position-vertical-relative:text;mso-width-percent:0;mso-height-percent:0;mso-width-relative:margin;mso-height-relative:margin;v-text-anchor:top" o:gfxdata="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" stroked="f">
+                      <v:textbox style="mso-fit-shape-to-text:t" inset="0,0,0,0">
+                        <w:txbxContent>
+                          <w:p>
+                            <w:pPr>
+                              <w:pStyle w:val="af8"/>
+                              <w:jc w:val="center"/>
+                              <w:rPr>
+                                <w:rFonts w:eastAsia="標楷體" w:hint="eastAsia"/>
+                                <w:bCs/>
+                                <w:noProof/>
+                                <w:sz w:val="24"/>
+                                <w:szCs w:val="24"/>
+                              </w:rPr>
+                            </w:pPr>
+                            <w:r>
+                              <w:rPr>
+                                <w:rFonts w:eastAsia="標楷體" w:hint="eastAsia"/>
+                                <w:sz w:val="24"/>
+                                <w:szCs w:val="24"/>
+                              </w:rPr>
+                              <w:t>圖</w:t>
+                            </w:r>
+                            <w:r>
+                              <w:rPr>
+                                <w:rFonts w:eastAsia="標楷體" w:hint="eastAsia"/>
+                                <w:sz w:val="24"/>
+                                <w:szCs w:val="24"/>
+                              </w:rPr>
+                              <w:t>1-</w:t>
+                            </w:r>
+                            <w:r>
+                              <w:rPr>
+                                <w:rFonts w:eastAsia="標楷體"/>
+                                <w:sz w:val="24"/>
+                                <w:szCs w:val="24"/>
+                              </w:rPr>
+                              <w:fldChar w:fldCharType="begin"/>
+                            </w:r>
+                            <w:r>
+                              <w:rPr>
+                                <w:rFonts w:eastAsia="標楷體"/>
+                                <w:sz w:val="24"/>
+                                <w:szCs w:val="24"/>
+                              </w:rPr>
+                              <w:instrText xml:space="preserve"> </w:instrText>
+                            </w:r>
+                            <w:r>
+                              <w:rPr>
+                                <w:rFonts w:eastAsia="標楷體" w:hint="eastAsia"/>
+                                <w:sz w:val="24"/>
+                                <w:szCs w:val="24"/>
+                              </w:rPr>
+                              <w:instrText xml:space="preserve">SEQ </w:instrText>
+                            </w:r>
+                            <w:r>
+                              <w:rPr>
+                                <w:rFonts w:eastAsia="標楷體" w:hint="eastAsia"/>
+                                <w:sz w:val="24"/>
+                                <w:szCs w:val="24"/>
+                              </w:rPr>
+                              <w:instrText>圖</w:instrText>
+                            </w:r>
+                            <w:r>
+                              <w:rPr>
+                                <w:rFonts w:eastAsia="標楷體" w:hint="eastAsia"/>
+                                <w:sz w:val="24"/>
+                                <w:szCs w:val="24"/>
+                              </w:rPr>
+                              <w:instrText>1- \* ARABIC</w:instrText>
+                            </w:r>
+                            <w:r>
+                              <w:rPr>
+                                <w:rFonts w:eastAsia="標楷體"/>
+                                <w:sz w:val="24"/>
+                                <w:szCs w:val="24"/>
+                              </w:rPr>
+                              <w:instrText xml:space="preserve"> </w:instrText>
+                            </w:r>
+                            <w:r>
+                              <w:rPr>
+                                <w:rFonts w:eastAsia="標楷體"/>
+                                <w:sz w:val="24"/>
+                                <w:szCs w:val="24"/>
+                              </w:rPr>
+                              <w:fldChar w:fldCharType="separate"/>
+                            </w:r>
+                            <w:r>
+                              <w:rPr>
+                                <w:rFonts w:eastAsia="標楷體"/>
+                                <w:noProof/>
+                                <w:sz w:val="24"/>
+                                <w:szCs w:val="24"/>
+                              </w:rPr>
+                              <w:t>7</w:t>
+                            </w:r>
+                            <w:r>
+                              <w:rPr>
+                                <w:rFonts w:eastAsia="標楷體"/>
+                                <w:sz w:val="24"/>
+                                <w:szCs w:val="24"/>
+                              </w:rPr>
+                              <w:fldChar w:fldCharType="end"/>
+                            </w:r>
+                            <w:r>
+                              <w:rPr>
+                                <w:rFonts w:eastAsia="標楷體" w:hint="eastAsia"/>
+                                <w:sz w:val="24"/>
+                                <w:szCs w:val="24"/>
+                              </w:rPr>
+                              <w:t xml:space="preserve"> </w:t>
+                            </w:r>
+                            <w:r>
+                              <w:rPr>
+                                <w:rFonts w:eastAsia="標楷體"/>
+                                <w:sz w:val="24"/>
+                                <w:szCs w:val="24"/>
+                              </w:rPr>
+                              <w:t>改良方案偏好分布圖</w:t>
+                            </w:r>
+                          </w:p>
+                        </w:txbxContent>
+                      </v:textbox>
+                      <w10:wrap type="topAndBottom" anchorx="margin"/>
+                    </v:shape>
+                  </w:pict>
+                </mc:Fallback>
+              </mc:AlternateContent>
+            </w:r>
+            <w:r>
+              <w:rPr>
+                <w:rFonts w:eastAsia="標楷體"/>
+                <w:bCs/>
+                <w:noProof/>
+              </w:rPr>
               <w:drawing>
                 <wp:inline distT="0" distB="0" distL="0" distR="0" wp14:anchorId="0B0F033F" wp14:editId="59FC46C0">
                   <wp:extent cx="5796000" cy="2057835"/>
@@ -3033,7 +5764,7 @@
                           </pic:cNvPicPr>
                         </pic:nvPicPr>
                         <pic:blipFill rotWithShape="1">
-                          <a:blip r:embed="rId13" cstate="print">
+                          <a:blip r:embed="rId14" cstate="print">
                             <a:clrChange>
                               <a:clrFrom>
                                 <a:srgbClr val="FFFFFF"/>
@@ -3099,13 +5830,345 @@
                 </wp:inline>
               </w:drawing>
             </w:r>
-            <w:r>
-              <w:rPr>
-                <w:rFonts w:eastAsia="標楷體"/>
-                <w:bCs/>
+          </w:p>
+          <w:p>
+            <w:pPr>
+              <w:ind w:leftChars="200" w:left="480"/>
+              <w:jc w:val="center"/>
+              <w:rPr>
+                <w:rFonts w:eastAsia="標楷體"/>
+                <w:bCs/>
+              </w:rPr>
+            </w:pPr>
+          </w:p>
+          <w:p>
+            <w:pPr>
+              <w:ind w:leftChars="200" w:left="480"/>
+              <w:jc w:val="center"/>
+              <w:rPr>
+                <w:rFonts w:eastAsia="標楷體" w:hint="eastAsia"/>
+                <w:bCs/>
+              </w:rPr>
+            </w:pPr>
+            <w:r>
+              <w:rPr>
+                <w:rFonts w:eastAsia="標楷體"/>
+                <w:noProof/>
+              </w:rPr>
+              <mc:AlternateContent>
+                <mc:Choice Requires="wps">
+                  <w:drawing>
+                    <wp:anchor distT="0" distB="0" distL="114300" distR="114300" simplePos="0" relativeHeight="251676672" behindDoc="0" locked="0" layoutInCell="1" allowOverlap="1" wp14:anchorId="1C28D0BA" wp14:editId="51C2D8BC">
+                      <wp:simplePos x="0" y="0"/>
+                      <wp:positionH relativeFrom="margin">
+                        <wp:posOffset>184785</wp:posOffset>
+                      </wp:positionH>
+                      <wp:positionV relativeFrom="paragraph">
+                        <wp:posOffset>2305050</wp:posOffset>
+                      </wp:positionV>
+                      <wp:extent cx="6137910" cy="635"/>
+                      <wp:effectExtent l="0" t="0" r="0" b="7620"/>
+                      <wp:wrapTopAndBottom/>
+                      <wp:docPr id="1753323706" name="文字方塊 1"/>
+                      <wp:cNvGraphicFramePr/>
+                      <a:graphic xmlns:a="http://schemas.openxmlformats.org/drawingml/2006/main">
+                        <a:graphicData uri="http://schemas.microsoft.com/office/word/2010/wordprocessingShape">
+                          <wps:wsp>
+                            <wps:cNvSpPr txBox="1"/>
+                            <wps:spPr>
+                              <a:xfrm>
+                                <a:off x="0" y="0"/>
+                                <a:ext cx="6137910" cy="635"/>
+                              </a:xfrm>
+                              <a:prstGeom prst="rect">
+                                <a:avLst/>
+                              </a:prstGeom>
+                              <a:solidFill>
+                                <a:prstClr val="white"/>
+                              </a:solidFill>
+                              <a:ln>
+                                <a:noFill/>
+                              </a:ln>
+                            </wps:spPr>
+                            <wps:txbx>
+                              <w:txbxContent>
+                                <w:p>
+                                  <w:pPr>
+                                    <w:pStyle w:val="af8"/>
+                                    <w:jc w:val="center"/>
+                                    <w:rPr>
+                                      <w:rFonts w:eastAsia="標楷體" w:hint="eastAsia"/>
+                                      <w:bCs/>
+                                      <w:noProof/>
+                                      <w:sz w:val="24"/>
+                                      <w:szCs w:val="24"/>
+                                    </w:rPr>
+                                  </w:pPr>
+                                  <w:r>
+                                    <w:rPr>
+                                      <w:rFonts w:eastAsia="標楷體" w:hint="eastAsia"/>
+                                      <w:sz w:val="24"/>
+                                      <w:szCs w:val="24"/>
+                                    </w:rPr>
+                                    <w:t>圖</w:t>
+                                  </w:r>
+                                  <w:r>
+                                    <w:rPr>
+                                      <w:rFonts w:eastAsia="標楷體" w:hint="eastAsia"/>
+                                      <w:sz w:val="24"/>
+                                      <w:szCs w:val="24"/>
+                                    </w:rPr>
+                                    <w:t>1-</w:t>
+                                  </w:r>
+                                  <w:r>
+                                    <w:rPr>
+                                      <w:rFonts w:eastAsia="標楷體"/>
+                                      <w:sz w:val="24"/>
+                                      <w:szCs w:val="24"/>
+                                    </w:rPr>
+                                    <w:fldChar w:fldCharType="begin"/>
+                                  </w:r>
+                                  <w:r>
+                                    <w:rPr>
+                                      <w:rFonts w:eastAsia="標楷體"/>
+                                      <w:sz w:val="24"/>
+                                      <w:szCs w:val="24"/>
+                                    </w:rPr>
+                                    <w:instrText xml:space="preserve"> </w:instrText>
+                                  </w:r>
+                                  <w:r>
+                                    <w:rPr>
+                                      <w:rFonts w:eastAsia="標楷體" w:hint="eastAsia"/>
+                                      <w:sz w:val="24"/>
+                                      <w:szCs w:val="24"/>
+                                    </w:rPr>
+                                    <w:instrText xml:space="preserve">SEQ </w:instrText>
+                                  </w:r>
+                                  <w:r>
+                                    <w:rPr>
+                                      <w:rFonts w:eastAsia="標楷體" w:hint="eastAsia"/>
+                                      <w:sz w:val="24"/>
+                                      <w:szCs w:val="24"/>
+                                    </w:rPr>
+                                    <w:instrText>圖</w:instrText>
+                                  </w:r>
+                                  <w:r>
+                                    <w:rPr>
+                                      <w:rFonts w:eastAsia="標楷體" w:hint="eastAsia"/>
+                                      <w:sz w:val="24"/>
+                                      <w:szCs w:val="24"/>
+                                    </w:rPr>
+                                    <w:instrText>1- \* ARABIC</w:instrText>
+                                  </w:r>
+                                  <w:r>
+                                    <w:rPr>
+                                      <w:rFonts w:eastAsia="標楷體"/>
+                                      <w:sz w:val="24"/>
+                                      <w:szCs w:val="24"/>
+                                    </w:rPr>
+                                    <w:instrText xml:space="preserve"> </w:instrText>
+                                  </w:r>
+                                  <w:r>
+                                    <w:rPr>
+                                      <w:rFonts w:eastAsia="標楷體"/>
+                                      <w:sz w:val="24"/>
+                                      <w:szCs w:val="24"/>
+                                    </w:rPr>
+                                    <w:fldChar w:fldCharType="separate"/>
+                                  </w:r>
+                                  <w:r>
+                                    <w:rPr>
+                                      <w:rFonts w:eastAsia="標楷體"/>
+                                      <w:noProof/>
+                                      <w:sz w:val="24"/>
+                                      <w:szCs w:val="24"/>
+                                    </w:rPr>
+                                    <w:t>8</w:t>
+                                  </w:r>
+                                  <w:r>
+                                    <w:rPr>
+                                      <w:rFonts w:eastAsia="標楷體"/>
+                                      <w:sz w:val="24"/>
+                                      <w:szCs w:val="24"/>
+                                    </w:rPr>
+                                    <w:fldChar w:fldCharType="end"/>
+                                  </w:r>
+                                  <w:r>
+                                    <w:rPr>
+                                      <w:rFonts w:eastAsia="標楷體" w:hint="eastAsia"/>
+                                      <w:sz w:val="24"/>
+                                      <w:szCs w:val="24"/>
+                                    </w:rPr>
+                                    <w:t xml:space="preserve"> </w:t>
+                                  </w:r>
+                                  <w:r>
+                                    <w:rPr>
+                                      <w:rFonts w:eastAsia="標楷體"/>
+                                      <w:sz w:val="24"/>
+                                      <w:szCs w:val="24"/>
+                                    </w:rPr>
+                                    <w:t>智慧書櫃功能吸引力分布圖</w:t>
+                                  </w:r>
+                                </w:p>
+                              </w:txbxContent>
+                            </wps:txbx>
+                            <wps:bodyPr rot="0" spcFirstLastPara="0" vertOverflow="overflow" horzOverflow="overflow" vert="horz" wrap="square" lIns="0" tIns="0" rIns="0" bIns="0" numCol="1" spcCol="0" rtlCol="0" fromWordArt="0" anchor="t" anchorCtr="0" forceAA="0" compatLnSpc="1">
+                              <a:prstTxWarp prst="textNoShape">
+                                <a:avLst/>
+                              </a:prstTxWarp>
+                              <a:spAutoFit/>
+                            </wps:bodyPr>
+                          </wps:wsp>
+                        </a:graphicData>
+                      </a:graphic>
+                      <wp14:sizeRelH relativeFrom="margin">
+                        <wp14:pctWidth>0</wp14:pctWidth>
+                      </wp14:sizeRelH>
+                      <wp14:sizeRelV relativeFrom="margin">
+                        <wp14:pctHeight>0</wp14:pctHeight>
+                      </wp14:sizeRelV>
+                    </wp:anchor>
+                  </w:drawing>
+                </mc:Choice>
+                <mc:Fallback>
+                  <w:pict>
+                    <v:shape w14:anchorId="1C28D0BA" id="_x0000_s1033" type="#_x0000_t202" style="position:absolute;left:0;text-align:left;margin-left:14.55pt;margin-top:181.5pt;width:483.3pt;height:.05pt;z-index:251676672;visibility:visible;mso-wrap-style:square;mso-width-percent:0;mso-height-percent:0;mso-wrap-distance-left:9pt;mso-wrap-distance-top:0;mso-wrap-distance-right:9pt;mso-wrap-distance-bottom:0;mso-position-horizontal:absolute;mso-position-horizontal-relative:margin;mso-position-vertical:absolute;mso-position-vertical-relative:text;mso-width-percent:0;mso-height-percent:0;mso-width-relative:margin;mso-height-relative:margin;v-text-anchor:top" o:gfxdata="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" stroked="f">
+                      <v:textbox style="mso-fit-shape-to-text:t" inset="0,0,0,0">
+                        <w:txbxContent>
+                          <w:p>
+                            <w:pPr>
+                              <w:pStyle w:val="af8"/>
+                              <w:jc w:val="center"/>
+                              <w:rPr>
+                                <w:rFonts w:eastAsia="標楷體" w:hint="eastAsia"/>
+                                <w:bCs/>
+                                <w:noProof/>
+                                <w:sz w:val="24"/>
+                                <w:szCs w:val="24"/>
+                              </w:rPr>
+                            </w:pPr>
+                            <w:r>
+                              <w:rPr>
+                                <w:rFonts w:eastAsia="標楷體" w:hint="eastAsia"/>
+                                <w:sz w:val="24"/>
+                                <w:szCs w:val="24"/>
+                              </w:rPr>
+                              <w:t>圖</w:t>
+                            </w:r>
+                            <w:r>
+                              <w:rPr>
+                                <w:rFonts w:eastAsia="標楷體" w:hint="eastAsia"/>
+                                <w:sz w:val="24"/>
+                                <w:szCs w:val="24"/>
+                              </w:rPr>
+                              <w:t>1-</w:t>
+                            </w:r>
+                            <w:r>
+                              <w:rPr>
+                                <w:rFonts w:eastAsia="標楷體"/>
+                                <w:sz w:val="24"/>
+                                <w:szCs w:val="24"/>
+                              </w:rPr>
+                              <w:fldChar w:fldCharType="begin"/>
+                            </w:r>
+                            <w:r>
+                              <w:rPr>
+                                <w:rFonts w:eastAsia="標楷體"/>
+                                <w:sz w:val="24"/>
+                                <w:szCs w:val="24"/>
+                              </w:rPr>
+                              <w:instrText xml:space="preserve"> </w:instrText>
+                            </w:r>
+                            <w:r>
+                              <w:rPr>
+                                <w:rFonts w:eastAsia="標楷體" w:hint="eastAsia"/>
+                                <w:sz w:val="24"/>
+                                <w:szCs w:val="24"/>
+                              </w:rPr>
+                              <w:instrText xml:space="preserve">SEQ </w:instrText>
+                            </w:r>
+                            <w:r>
+                              <w:rPr>
+                                <w:rFonts w:eastAsia="標楷體" w:hint="eastAsia"/>
+                                <w:sz w:val="24"/>
+                                <w:szCs w:val="24"/>
+                              </w:rPr>
+                              <w:instrText>圖</w:instrText>
+                            </w:r>
+                            <w:r>
+                              <w:rPr>
+                                <w:rFonts w:eastAsia="標楷體" w:hint="eastAsia"/>
+                                <w:sz w:val="24"/>
+                                <w:szCs w:val="24"/>
+                              </w:rPr>
+                              <w:instrText>1- \* ARABIC</w:instrText>
+                            </w:r>
+                            <w:r>
+                              <w:rPr>
+                                <w:rFonts w:eastAsia="標楷體"/>
+                                <w:sz w:val="24"/>
+                                <w:szCs w:val="24"/>
+                              </w:rPr>
+                              <w:instrText xml:space="preserve"> </w:instrText>
+                            </w:r>
+                            <w:r>
+                              <w:rPr>
+                                <w:rFonts w:eastAsia="標楷體"/>
+                                <w:sz w:val="24"/>
+                                <w:szCs w:val="24"/>
+                              </w:rPr>
+                              <w:fldChar w:fldCharType="separate"/>
+                            </w:r>
+                            <w:r>
+                              <w:rPr>
+                                <w:rFonts w:eastAsia="標楷體"/>
+                                <w:noProof/>
+                                <w:sz w:val="24"/>
+                                <w:szCs w:val="24"/>
+                              </w:rPr>
+                              <w:t>8</w:t>
+                            </w:r>
+                            <w:r>
+                              <w:rPr>
+                                <w:rFonts w:eastAsia="標楷體"/>
+                                <w:sz w:val="24"/>
+                                <w:szCs w:val="24"/>
+                              </w:rPr>
+                              <w:fldChar w:fldCharType="end"/>
+                            </w:r>
+                            <w:r>
+                              <w:rPr>
+                                <w:rFonts w:eastAsia="標楷體" w:hint="eastAsia"/>
+                                <w:sz w:val="24"/>
+                                <w:szCs w:val="24"/>
+                              </w:rPr>
+                              <w:t xml:space="preserve"> </w:t>
+                            </w:r>
+                            <w:r>
+                              <w:rPr>
+                                <w:rFonts w:eastAsia="標楷體"/>
+                                <w:sz w:val="24"/>
+                                <w:szCs w:val="24"/>
+                              </w:rPr>
+                              <w:t>智慧書櫃功能吸引力分布圖</w:t>
+                            </w:r>
+                          </w:p>
+                        </w:txbxContent>
+                      </v:textbox>
+                      <w10:wrap type="topAndBottom" anchorx="margin"/>
+                    </v:shape>
+                  </w:pict>
+                </mc:Fallback>
+              </mc:AlternateContent>
+            </w:r>
+            <w:r>
+              <w:rPr>
+                <w:rFonts w:eastAsia="標楷體"/>
+                <w:bCs/>
+                <w:noProof/>
               </w:rPr>
               <w:drawing>
-                <wp:inline distT="0" distB="0" distL="0" distR="0" wp14:anchorId="42F83E2C" wp14:editId="43BF2FE7">
+                <wp:inline distT="0" distB="0" distL="0" distR="0" wp14:anchorId="42F83E2C" wp14:editId="41610749">
                   <wp:extent cx="5793102" cy="2092045"/>
                   <wp:effectExtent l="19050" t="19050" r="17780" b="22860"/>
                   <wp:docPr id="278636936" name="圖片 11"/>
@@ -3122,7 +6185,7 @@
                           </pic:cNvPicPr>
                         </pic:nvPicPr>
                         <pic:blipFill rotWithShape="1">
-                          <a:blip r:embed="rId14" cstate="print">
+                          <a:blip r:embed="rId15" cstate="print">
                             <a:extLst>
                               <a:ext uri="{28A0092B-C50C-407E-A947-70E740481C1C}">
                                 <a14:useLocalDpi xmlns:a14="http://schemas.microsoft.com/office/drawing/2010/main" val="0"/>
@@ -3181,7 +6244,16 @@
           </w:p>
           <w:p>
             <w:pPr>
-              <w:ind w:leftChars="200" w:left="480"/>
+              <w:ind w:leftChars="200" w:left="480" w:firstLineChars="200" w:firstLine="480"/>
+              <w:rPr>
+                <w:rFonts w:eastAsia="標楷體"/>
+                <w:bCs/>
+              </w:rPr>
+            </w:pPr>
+          </w:p>
+          <w:p>
+            <w:pPr>
+              <w:ind w:leftChars="200" w:left="480" w:firstLineChars="200" w:firstLine="480"/>
               <w:rPr>
                 <w:rFonts w:eastAsia="標楷體"/>
                 <w:bCs/>
@@ -3208,7 +6280,7 @@
                 <w:rFonts w:eastAsia="標楷體" w:hint="eastAsia"/>
                 <w:bCs/>
               </w:rPr>
-              <w:t>1-2-9</w:t>
+              <w:t>1-9</w:t>
             </w:r>
             <w:r>
               <w:rPr>
@@ -3325,6 +6397,7 @@
           <w:p>
             <w:pPr>
               <w:ind w:leftChars="200" w:left="480"/>
+              <w:jc w:val="center"/>
               <w:rPr>
                 <w:rFonts w:eastAsia="標楷體"/>
                 <w:bCs/>
@@ -3333,7 +6406,355 @@
             <w:r>
               <w:rPr>
                 <w:rFonts w:eastAsia="標楷體"/>
-                <w:bCs/>
+                <w:noProof/>
+              </w:rPr>
+              <mc:AlternateContent>
+                <mc:Choice Requires="wps">
+                  <w:drawing>
+                    <wp:anchor distT="0" distB="0" distL="114300" distR="114300" simplePos="0" relativeHeight="251678720" behindDoc="0" locked="0" layoutInCell="1" allowOverlap="1" wp14:anchorId="32D0C6F7" wp14:editId="156923D8">
+                      <wp:simplePos x="0" y="0"/>
+                      <wp:positionH relativeFrom="margin">
+                        <wp:posOffset>191135</wp:posOffset>
+                      </wp:positionH>
+                      <wp:positionV relativeFrom="paragraph">
+                        <wp:posOffset>2743200</wp:posOffset>
+                      </wp:positionV>
+                      <wp:extent cx="6137910" cy="635"/>
+                      <wp:effectExtent l="0" t="0" r="0" b="7620"/>
+                      <wp:wrapTopAndBottom/>
+                      <wp:docPr id="1096382429" name="文字方塊 1"/>
+                      <wp:cNvGraphicFramePr/>
+                      <a:graphic xmlns:a="http://schemas.openxmlformats.org/drawingml/2006/main">
+                        <a:graphicData uri="http://schemas.microsoft.com/office/word/2010/wordprocessingShape">
+                          <wps:wsp>
+                            <wps:cNvSpPr txBox="1"/>
+                            <wps:spPr>
+                              <a:xfrm>
+                                <a:off x="0" y="0"/>
+                                <a:ext cx="6137910" cy="635"/>
+                              </a:xfrm>
+                              <a:prstGeom prst="rect">
+                                <a:avLst/>
+                              </a:prstGeom>
+                              <a:solidFill>
+                                <a:prstClr val="white"/>
+                              </a:solidFill>
+                              <a:ln>
+                                <a:noFill/>
+                              </a:ln>
+                            </wps:spPr>
+                            <wps:txbx>
+                              <w:txbxContent>
+                                <w:p>
+                                  <w:pPr>
+                                    <w:pStyle w:val="af8"/>
+                                    <w:jc w:val="center"/>
+                                    <w:rPr>
+                                      <w:rFonts w:eastAsia="標楷體" w:hint="eastAsia"/>
+                                      <w:bCs/>
+                                      <w:noProof/>
+                                      <w:sz w:val="24"/>
+                                      <w:szCs w:val="24"/>
+                                    </w:rPr>
+                                  </w:pPr>
+                                  <w:r>
+                                    <w:rPr>
+                                      <w:rFonts w:eastAsia="標楷體" w:hint="eastAsia"/>
+                                      <w:sz w:val="24"/>
+                                      <w:szCs w:val="24"/>
+                                    </w:rPr>
+                                    <w:t>圖</w:t>
+                                  </w:r>
+                                  <w:r>
+                                    <w:rPr>
+                                      <w:rFonts w:eastAsia="標楷體" w:hint="eastAsia"/>
+                                      <w:sz w:val="24"/>
+                                      <w:szCs w:val="24"/>
+                                    </w:rPr>
+                                    <w:t>1-</w:t>
+                                  </w:r>
+                                  <w:r>
+                                    <w:rPr>
+                                      <w:rFonts w:eastAsia="標楷體"/>
+                                      <w:sz w:val="24"/>
+                                      <w:szCs w:val="24"/>
+                                    </w:rPr>
+                                    <w:fldChar w:fldCharType="begin"/>
+                                  </w:r>
+                                  <w:r>
+                                    <w:rPr>
+                                      <w:rFonts w:eastAsia="標楷體"/>
+                                      <w:sz w:val="24"/>
+                                      <w:szCs w:val="24"/>
+                                    </w:rPr>
+                                    <w:instrText xml:space="preserve"> </w:instrText>
+                                  </w:r>
+                                  <w:r>
+                                    <w:rPr>
+                                      <w:rFonts w:eastAsia="標楷體" w:hint="eastAsia"/>
+                                      <w:sz w:val="24"/>
+                                      <w:szCs w:val="24"/>
+                                    </w:rPr>
+                                    <w:instrText xml:space="preserve">SEQ </w:instrText>
+                                  </w:r>
+                                  <w:r>
+                                    <w:rPr>
+                                      <w:rFonts w:eastAsia="標楷體" w:hint="eastAsia"/>
+                                      <w:sz w:val="24"/>
+                                      <w:szCs w:val="24"/>
+                                    </w:rPr>
+                                    <w:instrText>圖</w:instrText>
+                                  </w:r>
+                                  <w:r>
+                                    <w:rPr>
+                                      <w:rFonts w:eastAsia="標楷體" w:hint="eastAsia"/>
+                                      <w:sz w:val="24"/>
+                                      <w:szCs w:val="24"/>
+                                    </w:rPr>
+                                    <w:instrText>1- \* ARABIC</w:instrText>
+                                  </w:r>
+                                  <w:r>
+                                    <w:rPr>
+                                      <w:rFonts w:eastAsia="標楷體"/>
+                                      <w:sz w:val="24"/>
+                                      <w:szCs w:val="24"/>
+                                    </w:rPr>
+                                    <w:instrText xml:space="preserve"> </w:instrText>
+                                  </w:r>
+                                  <w:r>
+                                    <w:rPr>
+                                      <w:rFonts w:eastAsia="標楷體"/>
+                                      <w:sz w:val="24"/>
+                                      <w:szCs w:val="24"/>
+                                    </w:rPr>
+                                    <w:fldChar w:fldCharType="separate"/>
+                                  </w:r>
+                                  <w:r>
+                                    <w:rPr>
+                                      <w:rFonts w:eastAsia="標楷體"/>
+                                      <w:noProof/>
+                                      <w:sz w:val="24"/>
+                                      <w:szCs w:val="24"/>
+                                    </w:rPr>
+                                    <w:t>9</w:t>
+                                  </w:r>
+                                  <w:r>
+                                    <w:rPr>
+                                      <w:rFonts w:eastAsia="標楷體"/>
+                                      <w:sz w:val="24"/>
+                                      <w:szCs w:val="24"/>
+                                    </w:rPr>
+                                    <w:fldChar w:fldCharType="end"/>
+                                  </w:r>
+                                  <w:r>
+                                    <w:rPr>
+                                      <w:rFonts w:eastAsia="標楷體" w:hint="eastAsia"/>
+                                      <w:sz w:val="24"/>
+                                      <w:szCs w:val="24"/>
+                                    </w:rPr>
+                                    <w:t xml:space="preserve"> </w:t>
+                                  </w:r>
+                                  <w:r>
+                                    <w:rPr>
+                                      <w:rFonts w:eastAsia="標楷體"/>
+                                      <w:sz w:val="24"/>
+                                      <w:szCs w:val="24"/>
+                                    </w:rPr>
+                                    <w:t>查看書</w:t>
+                                  </w:r>
+                                  <w:proofErr w:type="gramStart"/>
+                                  <w:r>
+                                    <w:rPr>
+                                      <w:rFonts w:eastAsia="標楷體"/>
+                                      <w:sz w:val="24"/>
+                                      <w:szCs w:val="24"/>
+                                    </w:rPr>
+                                    <w:t>況</w:t>
+                                  </w:r>
+                                  <w:proofErr w:type="gramEnd"/>
+                                  <w:r>
+                                    <w:rPr>
+                                      <w:rFonts w:eastAsia="標楷體"/>
+                                      <w:sz w:val="24"/>
+                                      <w:szCs w:val="24"/>
+                                    </w:rPr>
+                                    <w:t>照片功能意願長條圖</w:t>
+                                  </w:r>
+                                </w:p>
+                              </w:txbxContent>
+                            </wps:txbx>
+                            <wps:bodyPr rot="0" spcFirstLastPara="0" vertOverflow="overflow" horzOverflow="overflow" vert="horz" wrap="square" lIns="0" tIns="0" rIns="0" bIns="0" numCol="1" spcCol="0" rtlCol="0" fromWordArt="0" anchor="t" anchorCtr="0" forceAA="0" compatLnSpc="1">
+                              <a:prstTxWarp prst="textNoShape">
+                                <a:avLst/>
+                              </a:prstTxWarp>
+                              <a:spAutoFit/>
+                            </wps:bodyPr>
+                          </wps:wsp>
+                        </a:graphicData>
+                      </a:graphic>
+                      <wp14:sizeRelH relativeFrom="margin">
+                        <wp14:pctWidth>0</wp14:pctWidth>
+                      </wp14:sizeRelH>
+                      <wp14:sizeRelV relativeFrom="margin">
+                        <wp14:pctHeight>0</wp14:pctHeight>
+                      </wp14:sizeRelV>
+                    </wp:anchor>
+                  </w:drawing>
+                </mc:Choice>
+                <mc:Fallback>
+                  <w:pict>
+                    <v:shape w14:anchorId="32D0C6F7" id="_x0000_s1034" type="#_x0000_t202" style="position:absolute;left:0;text-align:left;margin-left:15.05pt;margin-top:3in;width:483.3pt;height:.05pt;z-index:251678720;visibility:visible;mso-wrap-style:square;mso-width-percent:0;mso-height-percent:0;mso-wrap-distance-left:9pt;mso-wrap-distance-top:0;mso-wrap-distance-right:9pt;mso-wrap-distance-bottom:0;mso-position-horizontal:absolute;mso-position-horizontal-relative:margin;mso-position-vertical:absolute;mso-position-vertical-relative:text;mso-width-percent:0;mso-height-percent:0;mso-width-relative:margin;mso-height-relative:margin;v-text-anchor:top" o:gfxdata="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" stroked="f">
+                      <v:textbox style="mso-fit-shape-to-text:t" inset="0,0,0,0">
+                        <w:txbxContent>
+                          <w:p>
+                            <w:pPr>
+                              <w:pStyle w:val="af8"/>
+                              <w:jc w:val="center"/>
+                              <w:rPr>
+                                <w:rFonts w:eastAsia="標楷體" w:hint="eastAsia"/>
+                                <w:bCs/>
+                                <w:noProof/>
+                                <w:sz w:val="24"/>
+                                <w:szCs w:val="24"/>
+                              </w:rPr>
+                            </w:pPr>
+                            <w:r>
+                              <w:rPr>
+                                <w:rFonts w:eastAsia="標楷體" w:hint="eastAsia"/>
+                                <w:sz w:val="24"/>
+                                <w:szCs w:val="24"/>
+                              </w:rPr>
+                              <w:t>圖</w:t>
+                            </w:r>
+                            <w:r>
+                              <w:rPr>
+                                <w:rFonts w:eastAsia="標楷體" w:hint="eastAsia"/>
+                                <w:sz w:val="24"/>
+                                <w:szCs w:val="24"/>
+                              </w:rPr>
+                              <w:t>1-</w:t>
+                            </w:r>
+                            <w:r>
+                              <w:rPr>
+                                <w:rFonts w:eastAsia="標楷體"/>
+                                <w:sz w:val="24"/>
+                                <w:szCs w:val="24"/>
+                              </w:rPr>
+                              <w:fldChar w:fldCharType="begin"/>
+                            </w:r>
+                            <w:r>
+                              <w:rPr>
+                                <w:rFonts w:eastAsia="標楷體"/>
+                                <w:sz w:val="24"/>
+                                <w:szCs w:val="24"/>
+                              </w:rPr>
+                              <w:instrText xml:space="preserve"> </w:instrText>
+                            </w:r>
+                            <w:r>
+                              <w:rPr>
+                                <w:rFonts w:eastAsia="標楷體" w:hint="eastAsia"/>
+                                <w:sz w:val="24"/>
+                                <w:szCs w:val="24"/>
+                              </w:rPr>
+                              <w:instrText xml:space="preserve">SEQ </w:instrText>
+                            </w:r>
+                            <w:r>
+                              <w:rPr>
+                                <w:rFonts w:eastAsia="標楷體" w:hint="eastAsia"/>
+                                <w:sz w:val="24"/>
+                                <w:szCs w:val="24"/>
+                              </w:rPr>
+                              <w:instrText>圖</w:instrText>
+                            </w:r>
+                            <w:r>
+                              <w:rPr>
+                                <w:rFonts w:eastAsia="標楷體" w:hint="eastAsia"/>
+                                <w:sz w:val="24"/>
+                                <w:szCs w:val="24"/>
+                              </w:rPr>
+                              <w:instrText>1- \* ARABIC</w:instrText>
+                            </w:r>
+                            <w:r>
+                              <w:rPr>
+                                <w:rFonts w:eastAsia="標楷體"/>
+                                <w:sz w:val="24"/>
+                                <w:szCs w:val="24"/>
+                              </w:rPr>
+                              <w:instrText xml:space="preserve"> </w:instrText>
+                            </w:r>
+                            <w:r>
+                              <w:rPr>
+                                <w:rFonts w:eastAsia="標楷體"/>
+                                <w:sz w:val="24"/>
+                                <w:szCs w:val="24"/>
+                              </w:rPr>
+                              <w:fldChar w:fldCharType="separate"/>
+                            </w:r>
+                            <w:r>
+                              <w:rPr>
+                                <w:rFonts w:eastAsia="標楷體"/>
+                                <w:noProof/>
+                                <w:sz w:val="24"/>
+                                <w:szCs w:val="24"/>
+                              </w:rPr>
+                              <w:t>9</w:t>
+                            </w:r>
+                            <w:r>
+                              <w:rPr>
+                                <w:rFonts w:eastAsia="標楷體"/>
+                                <w:sz w:val="24"/>
+                                <w:szCs w:val="24"/>
+                              </w:rPr>
+                              <w:fldChar w:fldCharType="end"/>
+                            </w:r>
+                            <w:r>
+                              <w:rPr>
+                                <w:rFonts w:eastAsia="標楷體" w:hint="eastAsia"/>
+                                <w:sz w:val="24"/>
+                                <w:szCs w:val="24"/>
+                              </w:rPr>
+                              <w:t xml:space="preserve"> </w:t>
+                            </w:r>
+                            <w:r>
+                              <w:rPr>
+                                <w:rFonts w:eastAsia="標楷體"/>
+                                <w:sz w:val="24"/>
+                                <w:szCs w:val="24"/>
+                              </w:rPr>
+                              <w:t>查看書</w:t>
+                            </w:r>
+                            <w:proofErr w:type="gramStart"/>
+                            <w:r>
+                              <w:rPr>
+                                <w:rFonts w:eastAsia="標楷體"/>
+                                <w:sz w:val="24"/>
+                                <w:szCs w:val="24"/>
+                              </w:rPr>
+                              <w:t>況</w:t>
+                            </w:r>
+                            <w:proofErr w:type="gramEnd"/>
+                            <w:r>
+                              <w:rPr>
+                                <w:rFonts w:eastAsia="標楷體"/>
+                                <w:sz w:val="24"/>
+                                <w:szCs w:val="24"/>
+                              </w:rPr>
+                              <w:t>照片功能意願長條圖</w:t>
+                            </w:r>
+                          </w:p>
+                        </w:txbxContent>
+                      </v:textbox>
+                      <w10:wrap type="topAndBottom" anchorx="margin"/>
+                    </v:shape>
+                  </w:pict>
+                </mc:Fallback>
+              </mc:AlternateContent>
+            </w:r>
+            <w:r>
+              <w:rPr>
+                <w:rFonts w:eastAsia="標楷體"/>
+                <w:bCs/>
+                <w:noProof/>
               </w:rPr>
               <w:drawing>
                 <wp:inline distT="0" distB="0" distL="0" distR="0" wp14:anchorId="2AC0C344" wp14:editId="400FC418">
@@ -3351,7 +6772,7 @@
                           <pic:cNvPicPr/>
                         </pic:nvPicPr>
                         <pic:blipFill rotWithShape="1">
-                          <a:blip r:embed="rId15" cstate="print">
+                          <a:blip r:embed="rId16" cstate="print">
                             <a:extLst>
                               <a:ext uri="{28A0092B-C50C-407E-A947-70E740481C1C}">
                                 <a14:useLocalDpi xmlns:a14="http://schemas.microsoft.com/office/drawing/2010/main" val="0"/>
@@ -3410,71 +6831,16 @@
           </w:p>
           <w:p>
             <w:pPr>
-              <w:ind w:leftChars="200" w:left="480"/>
+              <w:ind w:leftChars="200" w:left="480" w:firstLineChars="200" w:firstLine="480"/>
               <w:rPr>
                 <w:rFonts w:eastAsia="標楷體"/>
                 <w:bCs/>
               </w:rPr>
             </w:pPr>
-            <w:r>
-              <w:rPr>
-                <w:rFonts w:eastAsia="標楷體" w:hint="eastAsia"/>
-                <w:bCs/>
-              </w:rPr>
-              <w:t>綜合問卷結果</w:t>
-            </w:r>
-            <w:proofErr w:type="gramStart"/>
-            <w:r>
-              <w:rPr>
-                <w:rFonts w:eastAsia="標楷體" w:hint="eastAsia"/>
-                <w:bCs/>
-              </w:rPr>
-              <w:t>與競品分析</w:t>
-            </w:r>
-            <w:proofErr w:type="gramEnd"/>
-            <w:r>
-              <w:rPr>
-                <w:rFonts w:eastAsia="標楷體" w:hint="eastAsia"/>
-                <w:bCs/>
-              </w:rPr>
-              <w:t>，現有交易管道缺乏專屬整合平台、面交與寄送流程的</w:t>
-            </w:r>
-            <w:proofErr w:type="gramStart"/>
-            <w:r>
-              <w:rPr>
-                <w:rFonts w:eastAsia="標楷體" w:hint="eastAsia"/>
-                <w:bCs/>
-              </w:rPr>
-              <w:t>不</w:t>
-            </w:r>
-            <w:proofErr w:type="gramEnd"/>
-            <w:r>
-              <w:rPr>
-                <w:rFonts w:eastAsia="標楷體" w:hint="eastAsia"/>
-                <w:bCs/>
-              </w:rPr>
-              <w:t>便是阻礙交易的主要障礙，而使用者對實體儲物櫃方案、自助化操作及書</w:t>
-            </w:r>
-            <w:proofErr w:type="gramStart"/>
-            <w:r>
-              <w:rPr>
-                <w:rFonts w:eastAsia="標楷體" w:hint="eastAsia"/>
-                <w:bCs/>
-              </w:rPr>
-              <w:t>況</w:t>
-            </w:r>
-            <w:proofErr w:type="gramEnd"/>
-            <w:r>
-              <w:rPr>
-                <w:rFonts w:eastAsia="標楷體" w:hint="eastAsia"/>
-                <w:bCs/>
-              </w:rPr>
-              <w:t>透明度展現出高度期待，這些發現為本系統之功能規劃與設計方向提供了明確的依據。</w:t>
-            </w:r>
           </w:p>
           <w:p>
             <w:pPr>
-              <w:ind w:leftChars="200" w:left="480"/>
+              <w:ind w:leftChars="200" w:left="480" w:firstLineChars="200" w:firstLine="480"/>
               <w:rPr>
                 <w:rFonts w:eastAsia="標楷體"/>
                 <w:bCs/>
@@ -3485,72 +6851,70 @@
                 <w:rFonts w:eastAsia="標楷體" w:hint="eastAsia"/>
                 <w:bCs/>
               </w:rPr>
-              <w:t>本系統旨在提供更便捷的二手書籍交易體驗，以使用者角度為出發點，致力於滿足其對交易流程簡化與個人化服務之需求。</w:t>
-            </w:r>
-            <w:r>
-              <w:rPr>
-                <w:rFonts w:eastAsia="標楷體"/>
-                <w:bCs/>
-              </w:rPr>
-              <w:t>系統</w:t>
+              <w:lastRenderedPageBreak/>
+              <w:t>綜合問卷結果</w:t>
             </w:r>
             <w:proofErr w:type="gramStart"/>
             <w:r>
               <w:rPr>
-                <w:rFonts w:eastAsia="標楷體"/>
-                <w:bCs/>
-              </w:rPr>
-              <w:t>採</w:t>
+                <w:rFonts w:eastAsia="標楷體" w:hint="eastAsia"/>
+                <w:bCs/>
+              </w:rPr>
+              <w:t>與競品分析</w:t>
             </w:r>
             <w:proofErr w:type="gramEnd"/>
             <w:r>
               <w:rPr>
-                <w:rFonts w:eastAsia="標楷體"/>
-                <w:bCs/>
-              </w:rPr>
-              <w:t>分階段開發策略，初期聚焦於核心交易功能與實體書櫃整合，後續再擴充進階金流機制。具體核心目標如下：</w:t>
+                <w:rFonts w:eastAsia="標楷體" w:hint="eastAsia"/>
+                <w:bCs/>
+              </w:rPr>
+              <w:t>，現有交易管道缺乏專屬整合平台、面交與寄送流程的</w:t>
+            </w:r>
+            <w:proofErr w:type="gramStart"/>
+            <w:r>
+              <w:rPr>
+                <w:rFonts w:eastAsia="標楷體" w:hint="eastAsia"/>
+                <w:bCs/>
+              </w:rPr>
+              <w:t>不</w:t>
+            </w:r>
+            <w:proofErr w:type="gramEnd"/>
+            <w:r>
+              <w:rPr>
+                <w:rFonts w:eastAsia="標楷體" w:hint="eastAsia"/>
+                <w:bCs/>
+              </w:rPr>
+              <w:t>便是阻礙交易的主要障礙，而使用者對實體儲物櫃方案、自助化操作及書</w:t>
+            </w:r>
+            <w:proofErr w:type="gramStart"/>
+            <w:r>
+              <w:rPr>
+                <w:rFonts w:eastAsia="標楷體" w:hint="eastAsia"/>
+                <w:bCs/>
+              </w:rPr>
+              <w:t>況</w:t>
+            </w:r>
+            <w:proofErr w:type="gramEnd"/>
+            <w:r>
+              <w:rPr>
+                <w:rFonts w:eastAsia="標楷體" w:hint="eastAsia"/>
+                <w:bCs/>
+              </w:rPr>
+              <w:t>透明度展現出高度期待，這些發現為本系統之功能規劃與設計方向提供了明確的依據。</w:t>
             </w:r>
           </w:p>
           <w:p>
             <w:pPr>
-              <w:ind w:leftChars="200" w:left="480"/>
+              <w:ind w:leftChars="200" w:left="480" w:firstLineChars="200" w:firstLine="480"/>
               <w:rPr>
                 <w:rFonts w:eastAsia="標楷體"/>
                 <w:bCs/>
               </w:rPr>
             </w:pPr>
-            <w:r>
-              <w:rPr>
-                <w:rFonts w:eastAsia="標楷體" w:hint="eastAsia"/>
-                <w:bCs/>
-              </w:rPr>
-              <w:t>簡化交易流程：</w:t>
-            </w:r>
-            <w:r>
-              <w:rPr>
-                <w:rFonts w:eastAsia="標楷體"/>
-                <w:bCs/>
-              </w:rPr>
-              <w:t>透過</w:t>
-            </w:r>
-            <w:r>
-              <w:rPr>
-                <w:rFonts w:eastAsia="標楷體"/>
-                <w:bCs/>
-              </w:rPr>
-              <w:t>ISBN</w:t>
-            </w:r>
-            <w:r>
-              <w:rPr>
-                <w:rFonts w:eastAsia="標楷體"/>
-                <w:bCs/>
-              </w:rPr>
-              <w:t>條碼掃描技術，大幅減少賣家上架書籍所需的操作步驟，提升整體使用效率。</w:t>
-            </w:r>
           </w:p>
           <w:p>
             <w:pPr>
-              <w:ind w:leftChars="200" w:left="480"/>
+              <w:ind w:leftChars="200" w:left="480" w:firstLineChars="200" w:firstLine="480"/>
               <w:rPr>
                 <w:rFonts w:eastAsia="標楷體"/>
                 <w:bCs/>
@@ -3561,90 +6925,185 @@
                 <w:rFonts w:eastAsia="標楷體" w:hint="eastAsia"/>
                 <w:bCs/>
               </w:rPr>
-              <w:lastRenderedPageBreak/>
-              <w:t>打破時空限制：結合自製智慧書櫃，提供</w:t>
-            </w:r>
-            <w:r>
-              <w:rPr>
-                <w:rFonts w:eastAsia="標楷體" w:hint="eastAsia"/>
-                <w:bCs/>
-              </w:rPr>
-              <w:t>24</w:t>
-            </w:r>
-            <w:r>
-              <w:rPr>
-                <w:rFonts w:eastAsia="標楷體" w:hint="eastAsia"/>
-                <w:bCs/>
-              </w:rPr>
-              <w:t>小時全天候的非同步取貨服務，消除面交的時間協調成本。</w:t>
+              <w:t>本系統旨在提供更便捷的二手書籍交易體驗，以使用者角度為出發點，致力於滿足其對交易流程簡化與個人化服務之需求。</w:t>
+            </w:r>
+            <w:r>
+              <w:rPr>
+                <w:rFonts w:eastAsia="標楷體"/>
+                <w:bCs/>
+              </w:rPr>
+              <w:t>系統</w:t>
+            </w:r>
+            <w:proofErr w:type="gramStart"/>
+            <w:r>
+              <w:rPr>
+                <w:rFonts w:eastAsia="標楷體"/>
+                <w:bCs/>
+              </w:rPr>
+              <w:t>採</w:t>
+            </w:r>
+            <w:proofErr w:type="gramEnd"/>
+            <w:r>
+              <w:rPr>
+                <w:rFonts w:eastAsia="標楷體"/>
+                <w:bCs/>
+              </w:rPr>
+              <w:t>分階段開發策略，初期聚焦於核心交易功能與實體書櫃整合，後續再擴充進階金流機制。具體核心目標如下：</w:t>
             </w:r>
           </w:p>
           <w:p>
             <w:pPr>
-              <w:ind w:leftChars="200" w:left="480"/>
-              <w:rPr>
-                <w:rFonts w:eastAsia="標楷體"/>
+              <w:pStyle w:val="ae"/>
+              <w:numPr>
+                <w:ilvl w:val="0"/>
+                <w:numId w:val="37"/>
+              </w:numPr>
+              <w:rPr>
+                <w:rFonts w:ascii="Times New Roman" w:eastAsia="標楷體" w:hAnsi="Times New Roman"/>
                 <w:bCs/>
               </w:rPr>
             </w:pPr>
             <w:r>
               <w:rPr>
-                <w:rFonts w:eastAsia="標楷體" w:hint="eastAsia"/>
-                <w:bCs/>
-              </w:rPr>
-              <w:t>提升使用體驗：導入個人化書籍推薦機制與直覺化使用者介面設計，降低新用戶的學習曲線，提高留存率。</w:t>
+                <w:rFonts w:ascii="Times New Roman" w:eastAsia="標楷體" w:hAnsi="Times New Roman" w:hint="eastAsia"/>
+                <w:bCs/>
+              </w:rPr>
+              <w:t>簡化交易流程：</w:t>
+            </w:r>
+            <w:r>
+              <w:rPr>
+                <w:rFonts w:ascii="Times New Roman" w:eastAsia="標楷體" w:hAnsi="Times New Roman"/>
+                <w:bCs/>
+              </w:rPr>
+              <w:t>透過</w:t>
+            </w:r>
+            <w:r>
+              <w:rPr>
+                <w:rFonts w:ascii="Times New Roman" w:eastAsia="標楷體" w:hAnsi="Times New Roman"/>
+                <w:bCs/>
+              </w:rPr>
+              <w:t>ISBN</w:t>
+            </w:r>
+            <w:r>
+              <w:rPr>
+                <w:rFonts w:ascii="Times New Roman" w:eastAsia="標楷體" w:hAnsi="Times New Roman"/>
+                <w:bCs/>
+              </w:rPr>
+              <w:t>條碼掃描技術，大幅減少賣家上架書籍所需的操作步驟，提升整體使用效率。</w:t>
             </w:r>
           </w:p>
           <w:p>
             <w:pPr>
-              <w:ind w:leftChars="200" w:left="480"/>
-              <w:rPr>
-                <w:rFonts w:eastAsia="標楷體"/>
+              <w:pStyle w:val="ae"/>
+              <w:numPr>
+                <w:ilvl w:val="0"/>
+                <w:numId w:val="37"/>
+              </w:numPr>
+              <w:rPr>
+                <w:rFonts w:ascii="Times New Roman" w:eastAsia="標楷體" w:hAnsi="Times New Roman"/>
                 <w:bCs/>
               </w:rPr>
             </w:pPr>
             <w:r>
               <w:rPr>
-                <w:rFonts w:eastAsia="標楷體" w:hint="eastAsia"/>
-                <w:bCs/>
-              </w:rPr>
-              <w:t>促進資源循環：透過平台運作，使閒置書籍得以</w:t>
-            </w:r>
-            <w:proofErr w:type="gramStart"/>
-            <w:r>
-              <w:rPr>
-                <w:rFonts w:eastAsia="標楷體" w:hint="eastAsia"/>
-                <w:bCs/>
-              </w:rPr>
-              <w:t>高效媒合流</w:t>
-            </w:r>
-            <w:proofErr w:type="gramEnd"/>
-            <w:r>
-              <w:rPr>
-                <w:rFonts w:eastAsia="標楷體" w:hint="eastAsia"/>
-                <w:bCs/>
-              </w:rPr>
-              <w:t>通，推動校園永續發展的生態目標。</w:t>
+                <w:rFonts w:ascii="Times New Roman" w:eastAsia="標楷體" w:hAnsi="Times New Roman" w:hint="eastAsia"/>
+                <w:bCs/>
+              </w:rPr>
+              <w:t>打破時空限制：結合自製智慧書櫃，提供</w:t>
+            </w:r>
+            <w:r>
+              <w:rPr>
+                <w:rFonts w:ascii="Times New Roman" w:eastAsia="標楷體" w:hAnsi="Times New Roman" w:hint="eastAsia"/>
+                <w:bCs/>
+              </w:rPr>
+              <w:t>24</w:t>
+            </w:r>
+            <w:r>
+              <w:rPr>
+                <w:rFonts w:ascii="Times New Roman" w:eastAsia="標楷體" w:hAnsi="Times New Roman" w:hint="eastAsia"/>
+                <w:bCs/>
+              </w:rPr>
+              <w:t>小時全天候的非同步取貨服務，消除面交的時間協調成本。</w:t>
             </w:r>
           </w:p>
           <w:p>
             <w:pPr>
-              <w:ind w:leftChars="200" w:left="480"/>
-              <w:rPr>
-                <w:rFonts w:eastAsia="標楷體"/>
+              <w:pStyle w:val="ae"/>
+              <w:numPr>
+                <w:ilvl w:val="0"/>
+                <w:numId w:val="37"/>
+              </w:numPr>
+              <w:rPr>
+                <w:rFonts w:ascii="Times New Roman" w:eastAsia="標楷體" w:hAnsi="Times New Roman"/>
                 <w:bCs/>
               </w:rPr>
             </w:pPr>
             <w:r>
               <w:rPr>
-                <w:rFonts w:eastAsia="標楷體" w:hint="eastAsia"/>
+                <w:rFonts w:ascii="Times New Roman" w:eastAsia="標楷體" w:hAnsi="Times New Roman" w:hint="eastAsia"/>
+                <w:bCs/>
+              </w:rPr>
+              <w:t>提升使用體驗：導入個人化書籍推薦機制與直覺化使用者介面設計，降低新用戶的學習曲線，提高留存率。</w:t>
+            </w:r>
+          </w:p>
+          <w:p>
+            <w:pPr>
+              <w:pStyle w:val="ae"/>
+              <w:numPr>
+                <w:ilvl w:val="0"/>
+                <w:numId w:val="37"/>
+              </w:numPr>
+              <w:rPr>
+                <w:rFonts w:ascii="Times New Roman" w:eastAsia="標楷體" w:hAnsi="Times New Roman"/>
+                <w:bCs/>
+              </w:rPr>
+            </w:pPr>
+            <w:r>
+              <w:rPr>
+                <w:rFonts w:ascii="Times New Roman" w:eastAsia="標楷體" w:hAnsi="Times New Roman" w:hint="eastAsia"/>
+                <w:bCs/>
+              </w:rPr>
+              <w:t>促進資源循環：透過平台運作，使閒置書籍得以</w:t>
+            </w:r>
+            <w:proofErr w:type="gramStart"/>
+            <w:r>
+              <w:rPr>
+                <w:rFonts w:ascii="Times New Roman" w:eastAsia="標楷體" w:hAnsi="Times New Roman" w:hint="eastAsia"/>
+                <w:bCs/>
+              </w:rPr>
+              <w:t>高效媒合流</w:t>
+            </w:r>
+            <w:proofErr w:type="gramEnd"/>
+            <w:r>
+              <w:rPr>
+                <w:rFonts w:ascii="Times New Roman" w:eastAsia="標楷體" w:hAnsi="Times New Roman" w:hint="eastAsia"/>
+                <w:bCs/>
+              </w:rPr>
+              <w:t>通，推動校園永續發展的生態目標。</w:t>
+            </w:r>
+          </w:p>
+          <w:p>
+            <w:pPr>
+              <w:pStyle w:val="ae"/>
+              <w:numPr>
+                <w:ilvl w:val="0"/>
+                <w:numId w:val="37"/>
+              </w:numPr>
+              <w:rPr>
+                <w:rFonts w:ascii="Times New Roman" w:eastAsia="標楷體" w:hAnsi="Times New Roman"/>
+                <w:bCs/>
+              </w:rPr>
+            </w:pPr>
+            <w:r>
+              <w:rPr>
+                <w:rFonts w:ascii="Times New Roman" w:eastAsia="標楷體" w:hAnsi="Times New Roman" w:hint="eastAsia"/>
                 <w:bCs/>
               </w:rPr>
               <w:t>強化交易安全：</w:t>
             </w:r>
             <w:r>
               <w:rPr>
-                <w:rFonts w:eastAsia="標楷體"/>
+                <w:rFonts w:ascii="Times New Roman" w:eastAsia="標楷體" w:hAnsi="Times New Roman"/>
                 <w:bCs/>
               </w:rPr>
               <w:t>規劃於後續階段導入</w:t>
@@ -3652,7 +7111,7 @@
             <w:proofErr w:type="gramStart"/>
             <w:r>
               <w:rPr>
-                <w:rFonts w:eastAsia="標楷體"/>
+                <w:rFonts w:ascii="Times New Roman" w:eastAsia="標楷體" w:hAnsi="Times New Roman"/>
                 <w:bCs/>
               </w:rPr>
               <w:t>區塊鏈智慧</w:t>
@@ -3660,7 +7119,7 @@
             <w:proofErr w:type="gramEnd"/>
             <w:r>
               <w:rPr>
-                <w:rFonts w:eastAsia="標楷體"/>
+                <w:rFonts w:ascii="Times New Roman" w:eastAsia="標楷體" w:hAnsi="Times New Roman"/>
                 <w:bCs/>
               </w:rPr>
               <w:t>合約進行</w:t>
@@ -3668,7 +7127,7 @@
             <w:proofErr w:type="gramStart"/>
             <w:r>
               <w:rPr>
-                <w:rFonts w:eastAsia="標楷體"/>
+                <w:rFonts w:ascii="Times New Roman" w:eastAsia="標楷體" w:hAnsi="Times New Roman"/>
                 <w:bCs/>
               </w:rPr>
               <w:t>代幣化金流</w:t>
@@ -3676,7 +7135,7 @@
             <w:proofErr w:type="gramEnd"/>
             <w:r>
               <w:rPr>
-                <w:rFonts w:eastAsia="標楷體"/>
+                <w:rFonts w:ascii="Times New Roman" w:eastAsia="標楷體" w:hAnsi="Times New Roman"/>
                 <w:bCs/>
               </w:rPr>
               <w:t>託管，確保資金安全與交易透明，建立使用者信任基礎。</w:t>
@@ -3688,6 +7147,7 @@
               <w:pageBreakBefore/>
               <w:spacing w:before="120"/>
               <w:ind w:firstLine="561"/>
+              <w:jc w:val="center"/>
               <w:rPr>
                 <w:rFonts w:ascii="Times New Roman" w:eastAsia="標楷體" w:hAnsi="Times New Roman"/>
                 <w:bCs/>
@@ -3697,8 +7157,9 @@
           </w:p>
           <w:p>
             <w:pPr>
-              <w:rPr>
-                <w:rFonts w:eastAsia="標楷體" w:hint="eastAsia"/>
+              <w:jc w:val="center"/>
+              <w:rPr>
+                <w:rFonts w:eastAsia="標楷體"/>
                 <w:bCs/>
               </w:rPr>
             </w:pPr>
@@ -3724,10 +7185,7 @@
           </w:p>
           <w:p>
             <w:pPr>
-              <w:numPr>
-                <w:ilvl w:val="0"/>
-                <w:numId w:val="12"/>
-              </w:numPr>
+              <w:ind w:left="360"/>
               <w:rPr>
                 <w:rFonts w:eastAsia="標楷體"/>
                 <w:bCs/>
@@ -3738,12 +7196,106 @@
                 <w:rFonts w:eastAsia="標楷體"/>
                 <w:bCs/>
               </w:rPr>
-              <w:t>創新實作方法</w:t>
+              <w:t>本創作「救『舊』我的書」是一款專為二手書籍交易設計的創新平台系統。</w:t>
+            </w:r>
+            <w:proofErr w:type="gramStart"/>
+            <w:r>
+              <w:rPr>
+                <w:rFonts w:eastAsia="標楷體"/>
+                <w:bCs/>
+              </w:rPr>
+              <w:t>鑑</w:t>
+            </w:r>
+            <w:proofErr w:type="gramEnd"/>
+            <w:r>
+              <w:rPr>
+                <w:rFonts w:eastAsia="標楷體"/>
+                <w:bCs/>
+              </w:rPr>
+              <w:t>於現今校園中教科書價格高昂且閱讀後閒置浪費，而傳統交易模式又存在「書</w:t>
+            </w:r>
+            <w:proofErr w:type="gramStart"/>
+            <w:r>
+              <w:rPr>
+                <w:rFonts w:eastAsia="標楷體"/>
+                <w:bCs/>
+              </w:rPr>
+              <w:t>況</w:t>
+            </w:r>
+            <w:proofErr w:type="gramEnd"/>
+            <w:r>
+              <w:rPr>
+                <w:rFonts w:eastAsia="標楷體"/>
+                <w:bCs/>
+              </w:rPr>
+              <w:t>認定不一、面交時間難配合、潛在詐騙風險」</w:t>
+            </w:r>
+            <w:proofErr w:type="gramStart"/>
+            <w:r>
+              <w:rPr>
+                <w:rFonts w:eastAsia="標楷體"/>
+                <w:bCs/>
+              </w:rPr>
+              <w:t>等痛點</w:t>
+            </w:r>
+            <w:proofErr w:type="gramEnd"/>
+            <w:r>
+              <w:rPr>
+                <w:rFonts w:eastAsia="標楷體"/>
+                <w:bCs/>
+              </w:rPr>
+              <w:t>，本產品首創</w:t>
+            </w:r>
+            <w:proofErr w:type="gramStart"/>
+            <w:r>
+              <w:rPr>
+                <w:rFonts w:eastAsia="標楷體"/>
+                <w:bCs/>
+              </w:rPr>
+              <w:t>將線上</w:t>
+            </w:r>
+            <w:proofErr w:type="gramEnd"/>
+            <w:r>
+              <w:rPr>
+                <w:rFonts w:eastAsia="標楷體"/>
+                <w:bCs/>
+              </w:rPr>
+              <w:t>二手交易</w:t>
+            </w:r>
+            <w:r>
+              <w:rPr>
+                <w:rFonts w:eastAsia="標楷體"/>
+                <w:bCs/>
+              </w:rPr>
+              <w:t>App</w:t>
+            </w:r>
+            <w:r>
+              <w:rPr>
+                <w:rFonts w:eastAsia="標楷體"/>
+                <w:bCs/>
+              </w:rPr>
+              <w:t>與</w:t>
+            </w:r>
+            <w:proofErr w:type="gramStart"/>
+            <w:r>
+              <w:rPr>
+                <w:rFonts w:eastAsia="標楷體"/>
+                <w:bCs/>
+              </w:rPr>
+              <w:t>實體物聯網</w:t>
+            </w:r>
+            <w:proofErr w:type="gramEnd"/>
+            <w:r>
+              <w:rPr>
+                <w:rFonts w:eastAsia="標楷體"/>
+                <w:bCs/>
+              </w:rPr>
+              <w:t>智慧書櫃進行深度軟硬體整合。</w:t>
             </w:r>
           </w:p>
           <w:p>
             <w:pPr>
-              <w:ind w:leftChars="200" w:left="480"/>
+              <w:ind w:left="360"/>
               <w:rPr>
                 <w:rFonts w:eastAsia="標楷體"/>
                 <w:bCs/>
@@ -3754,7 +7306,21 @@
                 <w:rFonts w:eastAsia="標楷體"/>
                 <w:bCs/>
               </w:rPr>
-              <w:t>本系統採用軟硬</w:t>
+              <w:t>本產品以校園作為核心試辦場域，改變了以往通用型電商或社群平台的零散買賣模式。它為校園與公共空間的使用者提供了一個全自助、</w:t>
+            </w:r>
+            <w:r>
+              <w:rPr>
+                <w:rFonts w:eastAsia="標楷體"/>
+                <w:bCs/>
+              </w:rPr>
+              <w:t>24</w:t>
+            </w:r>
+            <w:r>
+              <w:rPr>
+                <w:rFonts w:eastAsia="標楷體"/>
+                <w:bCs/>
+              </w:rPr>
+              <w:t>小時</w:t>
             </w:r>
             <w:proofErr w:type="gramStart"/>
             <w:r>
@@ -3762,7 +7328,7 @@
                 <w:rFonts w:eastAsia="標楷體"/>
                 <w:bCs/>
               </w:rPr>
-              <w:t>體跨域</w:t>
+              <w:t>不</w:t>
             </w:r>
             <w:proofErr w:type="gramEnd"/>
             <w:r>
@@ -3770,21 +7336,7 @@
                 <w:rFonts w:eastAsia="標楷體"/>
                 <w:bCs/>
               </w:rPr>
-              <w:t>整合的分層架構設計，從前端</w:t>
-            </w:r>
-            <w:r>
-              <w:rPr>
-                <w:rFonts w:eastAsia="標楷體"/>
-                <w:bCs/>
-              </w:rPr>
-              <w:t xml:space="preserve"> App</w:t>
-            </w:r>
-            <w:r>
-              <w:rPr>
-                <w:rFonts w:eastAsia="標楷體"/>
-                <w:bCs/>
-              </w:rPr>
-              <w:t>、</w:t>
+              <w:t>打烊的二</w:t>
             </w:r>
             <w:proofErr w:type="gramStart"/>
             <w:r>
@@ -3792,7 +7344,7 @@
                 <w:rFonts w:eastAsia="標楷體"/>
                 <w:bCs/>
               </w:rPr>
-              <w:t>物聯網</w:t>
+              <w:t>手書寄取管道</w:t>
             </w:r>
             <w:proofErr w:type="gramEnd"/>
             <w:r>
@@ -3800,21 +7352,7 @@
                 <w:rFonts w:eastAsia="標楷體"/>
                 <w:bCs/>
               </w:rPr>
-              <w:t>（</w:t>
-            </w:r>
-            <w:r>
-              <w:rPr>
-                <w:rFonts w:eastAsia="標楷體"/>
-                <w:bCs/>
-              </w:rPr>
-              <w:t>IoT</w:t>
-            </w:r>
-            <w:r>
-              <w:rPr>
-                <w:rFonts w:eastAsia="標楷體"/>
-                <w:bCs/>
-              </w:rPr>
-              <w:t>）實體書櫃到雲端後端進行全面解</w:t>
+              <w:t>，致力於簡化書籍上架與交貨流程，降低閒置書籍的流通門檻，從而建立起一個高信任度、</w:t>
             </w:r>
             <w:proofErr w:type="gramStart"/>
             <w:r>
@@ -3822,7 +7360,7 @@
                 <w:rFonts w:eastAsia="標楷體"/>
                 <w:bCs/>
               </w:rPr>
-              <w:t>耦</w:t>
+              <w:t>具永續</w:t>
             </w:r>
             <w:proofErr w:type="gramEnd"/>
             <w:r>
@@ -3830,674 +7368,14 @@
                 <w:rFonts w:eastAsia="標楷體"/>
                 <w:bCs/>
               </w:rPr>
-              <w:t>與高效連動</w:t>
-            </w:r>
-            <w:r>
-              <w:rPr>
-                <w:rFonts w:eastAsia="標楷體"/>
-                <w:bCs/>
-              </w:rPr>
-              <w:t xml:space="preserve"> </w:t>
-            </w:r>
-            <w:r>
-              <w:rPr>
-                <w:rFonts w:eastAsia="標楷體"/>
-                <w:bCs/>
-              </w:rPr>
-              <w:t>：</w:t>
-            </w:r>
-            <w:r>
-              <w:rPr>
-                <w:rFonts w:eastAsia="標楷體"/>
-                <w:bCs/>
-              </w:rPr>
-              <w:t xml:space="preserve"> </w:t>
+              <w:t>價值的校園資源循環圈。</w:t>
             </w:r>
           </w:p>
           <w:p>
             <w:pPr>
-              <w:numPr>
-                <w:ilvl w:val="0"/>
-                <w:numId w:val="35"/>
-              </w:numPr>
-              <w:ind w:leftChars="200" w:left="840"/>
-              <w:rPr>
-                <w:rFonts w:eastAsia="標楷體"/>
-                <w:bCs/>
-              </w:rPr>
-            </w:pPr>
-            <w:r>
-              <w:rPr>
-                <w:rFonts w:eastAsia="標楷體"/>
-                <w:bCs/>
-              </w:rPr>
-              <w:t>前端應用開發：採用</w:t>
-            </w:r>
-            <w:r>
-              <w:rPr>
-                <w:rFonts w:eastAsia="標楷體"/>
-                <w:bCs/>
-              </w:rPr>
-              <w:t xml:space="preserve"> Flutter </w:t>
-            </w:r>
-            <w:r>
-              <w:rPr>
-                <w:rFonts w:eastAsia="標楷體"/>
-                <w:bCs/>
-              </w:rPr>
-              <w:t>跨平台框架開發行動應用程式，同步支援</w:t>
-            </w:r>
-            <w:r>
-              <w:rPr>
-                <w:rFonts w:eastAsia="標楷體"/>
-                <w:bCs/>
-              </w:rPr>
-              <w:t xml:space="preserve"> Android </w:t>
-            </w:r>
-            <w:r>
-              <w:rPr>
-                <w:rFonts w:eastAsia="標楷體"/>
-                <w:bCs/>
-              </w:rPr>
-              <w:t>與</w:t>
-            </w:r>
-            <w:r>
-              <w:rPr>
-                <w:rFonts w:eastAsia="標楷體"/>
-                <w:bCs/>
-              </w:rPr>
-              <w:t xml:space="preserve"> iOS </w:t>
-            </w:r>
-            <w:r>
-              <w:rPr>
-                <w:rFonts w:eastAsia="標楷體"/>
-                <w:bCs/>
-              </w:rPr>
-              <w:t>系統，確保高效渲染並提供買賣雙方一致且流暢的</w:t>
-            </w:r>
-            <w:r>
-              <w:rPr>
-                <w:rFonts w:eastAsia="標楷體"/>
-                <w:bCs/>
-              </w:rPr>
-              <w:t xml:space="preserve"> UI/UX </w:t>
-            </w:r>
-            <w:r>
-              <w:rPr>
-                <w:rFonts w:eastAsia="標楷體"/>
-                <w:bCs/>
-              </w:rPr>
-              <w:t>體驗</w:t>
-            </w:r>
-            <w:r>
-              <w:rPr>
-                <w:rFonts w:eastAsia="標楷體"/>
-                <w:bCs/>
-              </w:rPr>
-              <w:t xml:space="preserve"> </w:t>
-            </w:r>
-            <w:r>
-              <w:rPr>
-                <w:rFonts w:eastAsia="標楷體"/>
-                <w:bCs/>
-              </w:rPr>
-              <w:t>。</w:t>
-            </w:r>
-            <w:r>
-              <w:rPr>
-                <w:rFonts w:eastAsia="標楷體"/>
-                <w:bCs/>
-              </w:rPr>
-              <w:t xml:space="preserve"> </w:t>
-            </w:r>
-          </w:p>
-          <w:p>
-            <w:pPr>
-              <w:numPr>
-                <w:ilvl w:val="0"/>
-                <w:numId w:val="35"/>
-              </w:numPr>
-              <w:ind w:leftChars="200" w:left="840"/>
-              <w:rPr>
-                <w:rFonts w:eastAsia="標楷體"/>
-                <w:bCs/>
-              </w:rPr>
-            </w:pPr>
-            <w:r>
-              <w:rPr>
-                <w:rFonts w:eastAsia="標楷體"/>
-                <w:bCs/>
-              </w:rPr>
-              <w:t>業務邏輯與後端架構：以</w:t>
-            </w:r>
-            <w:r>
-              <w:rPr>
-                <w:rFonts w:eastAsia="標楷體"/>
-                <w:bCs/>
-              </w:rPr>
-              <w:t xml:space="preserve"> Node.js </w:t>
-            </w:r>
-            <w:r>
-              <w:rPr>
-                <w:rFonts w:eastAsia="標楷體"/>
-                <w:bCs/>
-              </w:rPr>
-              <w:t>搭配</w:t>
-            </w:r>
-            <w:r>
-              <w:rPr>
-                <w:rFonts w:eastAsia="標楷體"/>
-                <w:bCs/>
-              </w:rPr>
-              <w:t xml:space="preserve"> Express.js </w:t>
-            </w:r>
-            <w:r>
-              <w:rPr>
-                <w:rFonts w:eastAsia="標楷體"/>
-                <w:bCs/>
-              </w:rPr>
-              <w:t>框架建構高併發的</w:t>
-            </w:r>
-            <w:r>
-              <w:rPr>
-                <w:rFonts w:eastAsia="標楷體"/>
-                <w:bCs/>
-              </w:rPr>
-              <w:t xml:space="preserve"> RESTful API </w:t>
-            </w:r>
-            <w:r>
-              <w:rPr>
-                <w:rFonts w:eastAsia="標楷體"/>
-                <w:bCs/>
-              </w:rPr>
-              <w:t>伺服器，負責處理核心交易邏輯、身分驗證（</w:t>
-            </w:r>
-            <w:r>
-              <w:rPr>
-                <w:rFonts w:eastAsia="標楷體"/>
-                <w:bCs/>
-              </w:rPr>
-              <w:t>JWT</w:t>
-            </w:r>
-            <w:r>
-              <w:rPr>
-                <w:rFonts w:eastAsia="標楷體"/>
-                <w:bCs/>
-              </w:rPr>
-              <w:t>）與設備狀態同步</w:t>
-            </w:r>
-            <w:r>
-              <w:rPr>
-                <w:rFonts w:eastAsia="標楷體"/>
-                <w:bCs/>
-              </w:rPr>
-              <w:t xml:space="preserve"> </w:t>
-            </w:r>
-            <w:r>
-              <w:rPr>
-                <w:rFonts w:eastAsia="標楷體"/>
-                <w:bCs/>
-              </w:rPr>
-              <w:t>。並導入</w:t>
-            </w:r>
-            <w:r>
-              <w:rPr>
-                <w:rFonts w:eastAsia="標楷體"/>
-                <w:bCs/>
-              </w:rPr>
-              <w:t xml:space="preserve"> Prisma ORM </w:t>
-            </w:r>
-            <w:r>
-              <w:rPr>
-                <w:rFonts w:eastAsia="標楷體"/>
-                <w:bCs/>
-              </w:rPr>
-              <w:t>進行資料庫建模，配合</w:t>
-            </w:r>
-            <w:r>
-              <w:rPr>
-                <w:rFonts w:eastAsia="標楷體"/>
-                <w:bCs/>
-              </w:rPr>
-              <w:t xml:space="preserve"> MySQL </w:t>
-            </w:r>
-            <w:r>
-              <w:rPr>
-                <w:rFonts w:eastAsia="標楷體"/>
-                <w:bCs/>
-              </w:rPr>
-              <w:t>安全地儲存結構化數據，有效防止</w:t>
-            </w:r>
-            <w:r>
-              <w:rPr>
-                <w:rFonts w:eastAsia="標楷體"/>
-                <w:bCs/>
-              </w:rPr>
-              <w:t xml:space="preserve"> SQL </w:t>
-            </w:r>
-            <w:proofErr w:type="gramStart"/>
-            <w:r>
-              <w:rPr>
-                <w:rFonts w:eastAsia="標楷體"/>
-                <w:bCs/>
-              </w:rPr>
-              <w:t>隱碼攻擊</w:t>
-            </w:r>
-            <w:proofErr w:type="gramEnd"/>
-            <w:r>
-              <w:rPr>
-                <w:rFonts w:eastAsia="標楷體"/>
-                <w:bCs/>
-              </w:rPr>
-              <w:t xml:space="preserve"> </w:t>
-            </w:r>
-            <w:r>
-              <w:rPr>
-                <w:rFonts w:eastAsia="標楷體"/>
-                <w:bCs/>
-              </w:rPr>
-              <w:t>。</w:t>
-            </w:r>
-            <w:r>
-              <w:rPr>
-                <w:rFonts w:eastAsia="標楷體"/>
-                <w:bCs/>
-              </w:rPr>
-              <w:t xml:space="preserve"> </w:t>
-            </w:r>
-          </w:p>
-          <w:p>
-            <w:pPr>
-              <w:numPr>
-                <w:ilvl w:val="0"/>
-                <w:numId w:val="35"/>
-              </w:numPr>
-              <w:ind w:leftChars="200" w:left="840"/>
-              <w:rPr>
-                <w:rFonts w:eastAsia="標楷體"/>
-                <w:bCs/>
-              </w:rPr>
-            </w:pPr>
-            <w:proofErr w:type="gramStart"/>
-            <w:r>
-              <w:rPr>
-                <w:rFonts w:eastAsia="標楷體"/>
-                <w:bCs/>
-              </w:rPr>
-              <w:t>物聯網</w:t>
-            </w:r>
-            <w:proofErr w:type="gramEnd"/>
-            <w:r>
-              <w:rPr>
-                <w:rFonts w:eastAsia="標楷體"/>
-                <w:bCs/>
-              </w:rPr>
-              <w:t>與自主硬體機構（</w:t>
-            </w:r>
-            <w:r>
-              <w:rPr>
-                <w:rFonts w:eastAsia="標楷體"/>
-                <w:bCs/>
-              </w:rPr>
-              <w:t>IoT</w:t>
-            </w:r>
-            <w:r>
-              <w:rPr>
-                <w:rFonts w:eastAsia="標楷體"/>
-                <w:bCs/>
-              </w:rPr>
-              <w:t>）：實體智慧書櫃結構先透過</w:t>
-            </w:r>
-            <w:r>
-              <w:rPr>
-                <w:rFonts w:eastAsia="標楷體"/>
-                <w:bCs/>
-              </w:rPr>
-              <w:t xml:space="preserve"> SolidWorks </w:t>
-            </w:r>
-            <w:r>
-              <w:rPr>
-                <w:rFonts w:eastAsia="標楷體"/>
-                <w:bCs/>
-              </w:rPr>
-              <w:t>進行精密機械建模</w:t>
-            </w:r>
-            <w:r>
-              <w:rPr>
-                <w:rFonts w:eastAsia="標楷體"/>
-                <w:bCs/>
-              </w:rPr>
-              <w:t xml:space="preserve"> </w:t>
-            </w:r>
-            <w:r>
-              <w:rPr>
-                <w:rFonts w:eastAsia="標楷體"/>
-                <w:bCs/>
-              </w:rPr>
-              <w:t>，並自製滑</w:t>
-            </w:r>
-            <w:proofErr w:type="gramStart"/>
-            <w:r>
-              <w:rPr>
-                <w:rFonts w:eastAsia="標楷體"/>
-                <w:bCs/>
-              </w:rPr>
-              <w:t>軌夾書</w:t>
-            </w:r>
-            <w:proofErr w:type="gramEnd"/>
-            <w:r>
-              <w:rPr>
-                <w:rFonts w:eastAsia="標楷體"/>
-                <w:bCs/>
-              </w:rPr>
-              <w:t>設計（以會計學課本為物理承重與厚度標準）。硬體核心搭載</w:t>
-            </w:r>
-            <w:r>
-              <w:rPr>
-                <w:rFonts w:eastAsia="標楷體"/>
-                <w:bCs/>
-              </w:rPr>
-              <w:t xml:space="preserve"> ESP32-S3 </w:t>
-            </w:r>
-            <w:r>
-              <w:rPr>
-                <w:rFonts w:eastAsia="標楷體"/>
-                <w:bCs/>
-              </w:rPr>
-              <w:t>微控制器，外接</w:t>
-            </w:r>
-            <w:r>
-              <w:rPr>
-                <w:rFonts w:eastAsia="標楷體"/>
-                <w:bCs/>
-              </w:rPr>
-              <w:t xml:space="preserve"> TFT </w:t>
-            </w:r>
-            <w:r>
-              <w:rPr>
-                <w:rFonts w:eastAsia="標楷體"/>
-                <w:bCs/>
-              </w:rPr>
-              <w:t>觸控顯示模組、步進馬達（</w:t>
-            </w:r>
-            <w:r>
-              <w:rPr>
-                <w:rFonts w:eastAsia="標楷體"/>
-                <w:bCs/>
-              </w:rPr>
-              <w:t>Nema17</w:t>
-            </w:r>
-            <w:r>
-              <w:rPr>
-                <w:rFonts w:eastAsia="標楷體"/>
-                <w:bCs/>
-              </w:rPr>
-              <w:t>）與驅動器（</w:t>
-            </w:r>
-            <w:r>
-              <w:rPr>
-                <w:rFonts w:eastAsia="標楷體"/>
-                <w:bCs/>
-              </w:rPr>
-              <w:t>TB6560</w:t>
-            </w:r>
-            <w:r>
-              <w:rPr>
-                <w:rFonts w:eastAsia="標楷體"/>
-                <w:bCs/>
-              </w:rPr>
-              <w:t>），透過</w:t>
-            </w:r>
-            <w:r>
-              <w:rPr>
-                <w:rFonts w:eastAsia="標楷體"/>
-                <w:bCs/>
-              </w:rPr>
-              <w:t xml:space="preserve"> Wi-Fi </w:t>
-            </w:r>
-            <w:r>
-              <w:rPr>
-                <w:rFonts w:eastAsia="標楷體"/>
-                <w:bCs/>
-              </w:rPr>
-              <w:t>通訊協定與雲端後端即時連線，實現「</w:t>
-            </w:r>
-            <w:proofErr w:type="gramStart"/>
-            <w:r>
-              <w:rPr>
-                <w:rFonts w:eastAsia="標楷體"/>
-                <w:bCs/>
-              </w:rPr>
-              <w:t>掃碼開</w:t>
-            </w:r>
-            <w:proofErr w:type="gramEnd"/>
-            <w:r>
-              <w:rPr>
-                <w:rFonts w:eastAsia="標楷體"/>
-                <w:bCs/>
-              </w:rPr>
-              <w:t>櫃」與「存取偵測」之自動化功能</w:t>
-            </w:r>
-            <w:r>
-              <w:rPr>
-                <w:rFonts w:eastAsia="標楷體"/>
-                <w:bCs/>
-              </w:rPr>
-              <w:t xml:space="preserve"> </w:t>
-            </w:r>
-            <w:r>
-              <w:rPr>
-                <w:rFonts w:eastAsia="標楷體"/>
-                <w:bCs/>
-              </w:rPr>
-              <w:t>。</w:t>
-            </w:r>
-            <w:r>
-              <w:rPr>
-                <w:rFonts w:eastAsia="標楷體"/>
-                <w:bCs/>
-              </w:rPr>
-              <w:t xml:space="preserve"> </w:t>
-            </w:r>
-          </w:p>
-          <w:p>
-            <w:pPr>
-              <w:numPr>
-                <w:ilvl w:val="0"/>
-                <w:numId w:val="35"/>
-              </w:numPr>
-              <w:ind w:leftChars="200" w:left="840"/>
-              <w:rPr>
-                <w:rFonts w:eastAsia="標楷體"/>
-                <w:bCs/>
-              </w:rPr>
-            </w:pPr>
-            <w:r>
-              <w:rPr>
-                <w:rFonts w:eastAsia="標楷體"/>
-                <w:bCs/>
-              </w:rPr>
-              <w:t>基礎設施與</w:t>
-            </w:r>
-            <w:proofErr w:type="gramStart"/>
-            <w:r>
-              <w:rPr>
-                <w:rFonts w:eastAsia="標楷體"/>
-                <w:bCs/>
-              </w:rPr>
-              <w:t>資安閘</w:t>
-            </w:r>
-            <w:proofErr w:type="gramEnd"/>
-            <w:r>
-              <w:rPr>
-                <w:rFonts w:eastAsia="標楷體"/>
-                <w:bCs/>
-              </w:rPr>
-              <w:t>道：整合</w:t>
-            </w:r>
-            <w:r>
-              <w:rPr>
-                <w:rFonts w:eastAsia="標楷體"/>
-                <w:bCs/>
-              </w:rPr>
-              <w:t xml:space="preserve"> Cloudflare </w:t>
-            </w:r>
-            <w:r>
-              <w:rPr>
-                <w:rFonts w:eastAsia="標楷體"/>
-                <w:bCs/>
-              </w:rPr>
-              <w:t>邊緣節點提供</w:t>
-            </w:r>
-            <w:r>
-              <w:rPr>
-                <w:rFonts w:eastAsia="標楷體"/>
-                <w:bCs/>
-              </w:rPr>
-              <w:t xml:space="preserve"> DDoS </w:t>
-            </w:r>
-            <w:r>
-              <w:rPr>
-                <w:rFonts w:eastAsia="標楷體"/>
-                <w:bCs/>
-              </w:rPr>
-              <w:t>防護、</w:t>
-            </w:r>
-            <w:r>
-              <w:rPr>
-                <w:rFonts w:eastAsia="標楷體"/>
-                <w:bCs/>
-              </w:rPr>
-              <w:t xml:space="preserve">WAF </w:t>
-            </w:r>
-            <w:r>
-              <w:rPr>
-                <w:rFonts w:eastAsia="標楷體"/>
-                <w:bCs/>
-              </w:rPr>
-              <w:t>網頁防火牆與全站</w:t>
-            </w:r>
-            <w:r>
-              <w:rPr>
-                <w:rFonts w:eastAsia="標楷體"/>
-                <w:bCs/>
-              </w:rPr>
-              <w:t xml:space="preserve"> HTTPS </w:t>
-            </w:r>
-            <w:r>
-              <w:rPr>
-                <w:rFonts w:eastAsia="標楷體"/>
-                <w:bCs/>
-              </w:rPr>
-              <w:t>加密</w:t>
-            </w:r>
-            <w:r>
-              <w:rPr>
-                <w:rFonts w:eastAsia="標楷體"/>
-                <w:bCs/>
-              </w:rPr>
-              <w:t xml:space="preserve"> </w:t>
-            </w:r>
-            <w:r>
-              <w:rPr>
-                <w:rFonts w:eastAsia="標楷體"/>
-                <w:bCs/>
-              </w:rPr>
-              <w:t>；搭配</w:t>
-            </w:r>
-            <w:r>
-              <w:rPr>
-                <w:rFonts w:eastAsia="標楷體"/>
-                <w:bCs/>
-              </w:rPr>
-              <w:t xml:space="preserve"> NGINX </w:t>
-            </w:r>
-            <w:r>
-              <w:rPr>
-                <w:rFonts w:eastAsia="標楷體"/>
-                <w:bCs/>
-              </w:rPr>
-              <w:t>執行反向代理與流量轉發，並運用</w:t>
-            </w:r>
-            <w:r>
-              <w:rPr>
-                <w:rFonts w:eastAsia="標楷體"/>
-                <w:bCs/>
-              </w:rPr>
-              <w:t xml:space="preserve"> </w:t>
-            </w:r>
-            <w:proofErr w:type="spellStart"/>
-            <w:r>
-              <w:rPr>
-                <w:rFonts w:eastAsia="標楷體"/>
-                <w:bCs/>
-              </w:rPr>
-              <w:t>sslh</w:t>
-            </w:r>
-            <w:proofErr w:type="spellEnd"/>
-            <w:r>
-              <w:rPr>
-                <w:rFonts w:eastAsia="標楷體"/>
-                <w:bCs/>
-              </w:rPr>
-              <w:t xml:space="preserve"> </w:t>
-            </w:r>
-            <w:r>
-              <w:rPr>
-                <w:rFonts w:eastAsia="標楷體"/>
-                <w:bCs/>
-              </w:rPr>
-              <w:t>多工器</w:t>
-            </w:r>
-            <w:r>
-              <w:rPr>
-                <w:rFonts w:eastAsia="標楷體"/>
-                <w:bCs/>
-              </w:rPr>
-              <w:t xml:space="preserve"> </w:t>
-            </w:r>
-            <w:r>
-              <w:rPr>
-                <w:rFonts w:eastAsia="標楷體"/>
-                <w:bCs/>
-              </w:rPr>
-              <w:t>建立隱蔽通道，</w:t>
-            </w:r>
-            <w:proofErr w:type="gramStart"/>
-            <w:r>
-              <w:rPr>
-                <w:rFonts w:eastAsia="標楷體"/>
-                <w:bCs/>
-              </w:rPr>
-              <w:t>確保資安防禦</w:t>
-            </w:r>
-            <w:proofErr w:type="gramEnd"/>
-            <w:r>
-              <w:rPr>
-                <w:rFonts w:eastAsia="標楷體"/>
-                <w:bCs/>
-              </w:rPr>
-              <w:t>達到最小化暴露風險</w:t>
-            </w:r>
-            <w:r>
-              <w:rPr>
-                <w:rFonts w:eastAsia="標楷體"/>
-                <w:bCs/>
-              </w:rPr>
-              <w:t xml:space="preserve"> </w:t>
-            </w:r>
-            <w:r>
-              <w:rPr>
-                <w:rFonts w:eastAsia="標楷體"/>
-                <w:bCs/>
-              </w:rPr>
-              <w:t>。</w:t>
-            </w:r>
-          </w:p>
-          <w:p>
-            <w:pPr>
-              <w:rPr>
-                <w:rFonts w:eastAsia="標楷體" w:hint="eastAsia"/>
+              <w:ind w:left="360"/>
+              <w:rPr>
+                <w:rFonts w:eastAsia="標楷體"/>
                 <w:bCs/>
               </w:rPr>
             </w:pPr>
@@ -4518,7 +7396,7 @@
                 <w:rFonts w:eastAsia="標楷體"/>
                 <w:bCs/>
               </w:rPr>
-              <w:t>作品特色說明</w:t>
+              <w:t>創新實作方法</w:t>
             </w:r>
           </w:p>
           <w:p>
@@ -4534,7 +7412,7 @@
                 <w:rFonts w:eastAsia="標楷體"/>
                 <w:bCs/>
               </w:rPr>
-              <w:t>本作品「救『舊』我的書」二手書交易平台，核心競爭力在於打造</w:t>
+              <w:t>本系統採用軟硬</w:t>
             </w:r>
             <w:proofErr w:type="gramStart"/>
             <w:r>
@@ -4542,7 +7420,7 @@
                 <w:rFonts w:eastAsia="標楷體"/>
                 <w:bCs/>
               </w:rPr>
-              <w:t>了物聯網</w:t>
+              <w:t>體跨域</w:t>
             </w:r>
             <w:proofErr w:type="gramEnd"/>
             <w:r>
@@ -4550,16 +7428,75 @@
                 <w:rFonts w:eastAsia="標楷體"/>
                 <w:bCs/>
               </w:rPr>
-              <w:t>智慧書櫃與代幣託管機制的完美結合，具備以下四大系統特色：</w:t>
+              <w:t>整合的分層架構設計，從前端</w:t>
+            </w:r>
+            <w:r>
+              <w:rPr>
+                <w:rFonts w:eastAsia="標楷體"/>
+                <w:bCs/>
+              </w:rPr>
+              <w:t>App</w:t>
+            </w:r>
+            <w:r>
+              <w:rPr>
+                <w:rFonts w:eastAsia="標楷體"/>
+                <w:bCs/>
+              </w:rPr>
+              <w:t>、</w:t>
+            </w:r>
+            <w:proofErr w:type="gramStart"/>
+            <w:r>
+              <w:rPr>
+                <w:rFonts w:eastAsia="標楷體"/>
+                <w:bCs/>
+              </w:rPr>
+              <w:t>物聯網</w:t>
+            </w:r>
+            <w:proofErr w:type="gramEnd"/>
+            <w:r>
+              <w:rPr>
+                <w:rFonts w:eastAsia="標楷體"/>
+                <w:bCs/>
+              </w:rPr>
+              <w:t>（</w:t>
+            </w:r>
+            <w:r>
+              <w:rPr>
+                <w:rFonts w:eastAsia="標楷體"/>
+                <w:bCs/>
+              </w:rPr>
+              <w:t>IoT</w:t>
+            </w:r>
+            <w:r>
+              <w:rPr>
+                <w:rFonts w:eastAsia="標楷體"/>
+                <w:bCs/>
+              </w:rPr>
+              <w:t>）實體書櫃到雲端後端進行全面解</w:t>
+            </w:r>
+            <w:proofErr w:type="gramStart"/>
+            <w:r>
+              <w:rPr>
+                <w:rFonts w:eastAsia="標楷體"/>
+                <w:bCs/>
+              </w:rPr>
+              <w:t>耦</w:t>
+            </w:r>
+            <w:proofErr w:type="gramEnd"/>
+            <w:r>
+              <w:rPr>
+                <w:rFonts w:eastAsia="標楷體"/>
+                <w:bCs/>
+              </w:rPr>
+              <w:t>與高效連動：</w:t>
             </w:r>
           </w:p>
           <w:p>
             <w:pPr>
               <w:numPr>
                 <w:ilvl w:val="0"/>
-                <w:numId w:val="34"/>
+                <w:numId w:val="38"/>
               </w:numPr>
-              <w:ind w:leftChars="200" w:left="840"/>
               <w:rPr>
                 <w:rFonts w:eastAsia="標楷體"/>
                 <w:bCs/>
@@ -4570,21 +7507,28 @@
                 <w:rFonts w:eastAsia="標楷體"/>
                 <w:bCs/>
               </w:rPr>
-              <w:t xml:space="preserve">ISBN </w:t>
-            </w:r>
-            <w:r>
-              <w:rPr>
-                <w:rFonts w:eastAsia="標楷體"/>
-                <w:bCs/>
-              </w:rPr>
-              <w:t>掃描高效上架：系統串接</w:t>
-            </w:r>
-            <w:r>
-              <w:rPr>
-                <w:rFonts w:eastAsia="標楷體"/>
-                <w:bCs/>
-              </w:rPr>
-              <w:t xml:space="preserve"> Google Books </w:t>
+              <w:t>前端應用開發：採用</w:t>
+            </w:r>
+            <w:r>
+              <w:rPr>
+                <w:rFonts w:eastAsia="標楷體"/>
+                <w:bCs/>
+              </w:rPr>
+              <w:t>Flutter</w:t>
+            </w:r>
+            <w:r>
+              <w:rPr>
+                <w:rFonts w:eastAsia="標楷體"/>
+                <w:bCs/>
+              </w:rPr>
+              <w:t>跨平台框架開發行動應用程式，同步支援</w:t>
+            </w:r>
+            <w:r>
+              <w:rPr>
+                <w:rFonts w:eastAsia="標楷體"/>
+                <w:bCs/>
+              </w:rPr>
+              <w:t>Android</w:t>
             </w:r>
             <w:r>
               <w:rPr>
@@ -4598,86 +7542,36 @@
                 <w:rFonts w:eastAsia="標楷體"/>
                 <w:bCs/>
               </w:rPr>
-              <w:t xml:space="preserve"> Open Library </w:t>
-            </w:r>
-            <w:r>
-              <w:rPr>
-                <w:rFonts w:eastAsia="標楷體"/>
-                <w:bCs/>
-              </w:rPr>
-              <w:t>資料庫</w:t>
-            </w:r>
-            <w:r>
-              <w:rPr>
-                <w:rFonts w:eastAsia="標楷體"/>
-                <w:bCs/>
-              </w:rPr>
-              <w:t xml:space="preserve"> </w:t>
-            </w:r>
-            <w:r>
-              <w:rPr>
-                <w:rFonts w:eastAsia="標楷體"/>
-                <w:bCs/>
-              </w:rPr>
-              <w:t>，賣家只需透過</w:t>
-            </w:r>
-            <w:r>
-              <w:rPr>
-                <w:rFonts w:eastAsia="標楷體"/>
-                <w:bCs/>
-              </w:rPr>
-              <w:t xml:space="preserve"> App </w:t>
-            </w:r>
-            <w:r>
-              <w:rPr>
-                <w:rFonts w:eastAsia="標楷體"/>
-                <w:bCs/>
-              </w:rPr>
-              <w:t>掃描書籍</w:t>
-            </w:r>
-            <w:r>
-              <w:rPr>
-                <w:rFonts w:eastAsia="標楷體"/>
-                <w:bCs/>
-              </w:rPr>
-              <w:t xml:space="preserve"> ISBN </w:t>
-            </w:r>
-            <w:r>
-              <w:rPr>
-                <w:rFonts w:eastAsia="標楷體"/>
-                <w:bCs/>
-              </w:rPr>
-              <w:t>條碼，即可自動帶出書名、作者、出版社等元數據，實現「掃描即輸入」的零門檻體驗</w:t>
-            </w:r>
-            <w:r>
-              <w:rPr>
-                <w:rFonts w:eastAsia="標楷體"/>
-                <w:bCs/>
-              </w:rPr>
-              <w:t xml:space="preserve"> </w:t>
-            </w:r>
-            <w:r>
-              <w:rPr>
-                <w:rFonts w:eastAsia="標楷體"/>
-                <w:bCs/>
-              </w:rPr>
-              <w:t>。</w:t>
-            </w:r>
-            <w:r>
-              <w:rPr>
-                <w:rFonts w:eastAsia="標楷體"/>
-                <w:bCs/>
-              </w:rPr>
-              <w:t xml:space="preserve"> </w:t>
+              <w:t>iOS</w:t>
+            </w:r>
+            <w:r>
+              <w:rPr>
+                <w:rFonts w:eastAsia="標楷體"/>
+                <w:bCs/>
+              </w:rPr>
+              <w:t>系統，確保高效渲染並提供買賣雙方一致且流暢的</w:t>
+            </w:r>
+            <w:r>
+              <w:rPr>
+                <w:rFonts w:eastAsia="標楷體"/>
+                <w:bCs/>
+              </w:rPr>
+              <w:t>UI/UX</w:t>
+            </w:r>
+            <w:r>
+              <w:rPr>
+                <w:rFonts w:eastAsia="標楷體"/>
+                <w:bCs/>
+              </w:rPr>
+              <w:t>體驗。</w:t>
             </w:r>
           </w:p>
           <w:p>
             <w:pPr>
               <w:numPr>
                 <w:ilvl w:val="0"/>
-                <w:numId w:val="34"/>
+                <w:numId w:val="38"/>
               </w:numPr>
-              <w:ind w:leftChars="200" w:left="840"/>
               <w:rPr>
                 <w:rFonts w:eastAsia="標楷體"/>
                 <w:bCs/>
@@ -4688,14 +7582,100 @@
                 <w:rFonts w:eastAsia="標楷體"/>
                 <w:bCs/>
               </w:rPr>
-              <w:t>24</w:t>
-            </w:r>
-            <w:r>
-              <w:rPr>
-                <w:rFonts w:eastAsia="標楷體"/>
-                <w:bCs/>
-              </w:rPr>
-              <w:t>小時非同步</w:t>
+              <w:t>業務邏輯與後端架構：以</w:t>
+            </w:r>
+            <w:r>
+              <w:rPr>
+                <w:rFonts w:eastAsia="標楷體"/>
+                <w:bCs/>
+              </w:rPr>
+              <w:t>Node.js</w:t>
+            </w:r>
+            <w:r>
+              <w:rPr>
+                <w:rFonts w:eastAsia="標楷體"/>
+                <w:bCs/>
+              </w:rPr>
+              <w:t>搭配</w:t>
+            </w:r>
+            <w:r>
+              <w:rPr>
+                <w:rFonts w:eastAsia="標楷體"/>
+                <w:bCs/>
+              </w:rPr>
+              <w:t>Express.js</w:t>
+            </w:r>
+            <w:r>
+              <w:rPr>
+                <w:rFonts w:eastAsia="標楷體"/>
+                <w:bCs/>
+              </w:rPr>
+              <w:t>框架建構高併發的</w:t>
+            </w:r>
+            <w:proofErr w:type="spellStart"/>
+            <w:r>
+              <w:rPr>
+                <w:rFonts w:eastAsia="標楷體"/>
+                <w:bCs/>
+              </w:rPr>
+              <w:t>RESTfulAPI</w:t>
+            </w:r>
+            <w:proofErr w:type="spellEnd"/>
+            <w:r>
+              <w:rPr>
+                <w:rFonts w:eastAsia="標楷體"/>
+                <w:bCs/>
+              </w:rPr>
+              <w:t>伺服器，負責處理核心交易邏輯、身分驗證（</w:t>
+            </w:r>
+            <w:r>
+              <w:rPr>
+                <w:rFonts w:eastAsia="標楷體"/>
+                <w:bCs/>
+              </w:rPr>
+              <w:t>JWT</w:t>
+            </w:r>
+            <w:r>
+              <w:rPr>
+                <w:rFonts w:eastAsia="標楷體"/>
+                <w:bCs/>
+              </w:rPr>
+              <w:t>）與設備狀態同步。並導入</w:t>
+            </w:r>
+            <w:r>
+              <w:rPr>
+                <w:rFonts w:eastAsia="標楷體"/>
+                <w:bCs/>
+              </w:rPr>
+              <w:t>PrismaORM</w:t>
+            </w:r>
+            <w:r>
+              <w:rPr>
+                <w:rFonts w:eastAsia="標楷體"/>
+                <w:bCs/>
+              </w:rPr>
+              <w:t>進行資料庫建模，配合</w:t>
+            </w:r>
+            <w:r>
+              <w:rPr>
+                <w:rFonts w:eastAsia="標楷體"/>
+                <w:bCs/>
+              </w:rPr>
+              <w:t>MySQL</w:t>
+            </w:r>
+            <w:r>
+              <w:rPr>
+                <w:rFonts w:eastAsia="標楷體"/>
+                <w:bCs/>
+              </w:rPr>
+              <w:t>安全地儲存結構化數據，有效防止</w:t>
+            </w:r>
+            <w:r>
+              <w:rPr>
+                <w:rFonts w:eastAsia="標楷體"/>
+                <w:bCs/>
+              </w:rPr>
+              <w:t>SQL</w:t>
             </w:r>
             <w:proofErr w:type="gramStart"/>
             <w:r>
@@ -4703,7 +7683,7 @@
                 <w:rFonts w:eastAsia="標楷體"/>
                 <w:bCs/>
               </w:rPr>
-              <w:t>自助寄取</w:t>
+              <w:t>隱碼攻擊</w:t>
             </w:r>
             <w:proofErr w:type="gramEnd"/>
             <w:r>
@@ -4711,109 +7691,27 @@
                 <w:rFonts w:eastAsia="標楷體"/>
                 <w:bCs/>
               </w:rPr>
-              <w:t>：結合自製的</w:t>
-            </w:r>
-            <w:r>
-              <w:rPr>
-                <w:rFonts w:eastAsia="標楷體"/>
-                <w:bCs/>
-              </w:rPr>
-              <w:t xml:space="preserve"> IoT </w:t>
-            </w:r>
-            <w:r>
-              <w:rPr>
-                <w:rFonts w:eastAsia="標楷體"/>
-                <w:bCs/>
-              </w:rPr>
-              <w:t>智慧書櫃，提供全天候的</w:t>
-            </w:r>
-            <w:proofErr w:type="gramStart"/>
-            <w:r>
-              <w:rPr>
-                <w:rFonts w:eastAsia="標楷體"/>
-                <w:bCs/>
-              </w:rPr>
-              <w:t>自助寄取服務</w:t>
-            </w:r>
-            <w:proofErr w:type="gramEnd"/>
-            <w:r>
-              <w:rPr>
-                <w:rFonts w:eastAsia="標楷體"/>
-                <w:bCs/>
-              </w:rPr>
-              <w:t xml:space="preserve"> </w:t>
-            </w:r>
-            <w:r>
-              <w:rPr>
-                <w:rFonts w:eastAsia="標楷體"/>
-                <w:bCs/>
-              </w:rPr>
-              <w:t>。買賣雙方無需配合彼此時間或面對面接觸，徹底解決傳統面交「</w:t>
-            </w:r>
-            <w:proofErr w:type="gramStart"/>
-            <w:r>
-              <w:rPr>
-                <w:rFonts w:eastAsia="標楷體"/>
-                <w:bCs/>
-              </w:rPr>
-              <w:t>時間難喬</w:t>
-            </w:r>
-            <w:proofErr w:type="gramEnd"/>
-            <w:r>
-              <w:rPr>
-                <w:rFonts w:eastAsia="標楷體"/>
-                <w:bCs/>
-              </w:rPr>
-              <w:t>、遭遇放鳥、隱私暴露」的痛點</w:t>
-            </w:r>
-            <w:r>
-              <w:rPr>
-                <w:rFonts w:eastAsia="標楷體"/>
-                <w:bCs/>
-              </w:rPr>
-              <w:t xml:space="preserve"> </w:t>
-            </w:r>
-            <w:r>
-              <w:rPr>
-                <w:rFonts w:eastAsia="標楷體"/>
-                <w:bCs/>
-              </w:rPr>
               <w:t>。</w:t>
-            </w:r>
-            <w:r>
-              <w:rPr>
-                <w:rFonts w:eastAsia="標楷體"/>
-                <w:bCs/>
-              </w:rPr>
-              <w:t xml:space="preserve"> </w:t>
             </w:r>
           </w:p>
           <w:p>
             <w:pPr>
               <w:numPr>
                 <w:ilvl w:val="0"/>
-                <w:numId w:val="34"/>
+                <w:numId w:val="38"/>
               </w:numPr>
-              <w:ind w:leftChars="200" w:left="840"/>
               <w:rPr>
                 <w:rFonts w:eastAsia="標楷體"/>
                 <w:bCs/>
               </w:rPr>
             </w:pPr>
-            <w:r>
-              <w:rPr>
-                <w:rFonts w:eastAsia="標楷體"/>
-                <w:bCs/>
-              </w:rPr>
-              <w:t>書</w:t>
-            </w:r>
             <w:proofErr w:type="gramStart"/>
             <w:r>
               <w:rPr>
                 <w:rFonts w:eastAsia="標楷體"/>
                 <w:bCs/>
               </w:rPr>
-              <w:t>況</w:t>
+              <w:t>物聯網</w:t>
             </w:r>
             <w:proofErr w:type="gramEnd"/>
             <w:r>
@@ -4821,21 +7719,35 @@
                 <w:rFonts w:eastAsia="標楷體"/>
                 <w:bCs/>
               </w:rPr>
-              <w:t>透明化與雙重驗證：賣家上架時強制拍攝並上傳至少</w:t>
-            </w:r>
-            <w:r>
-              <w:rPr>
-                <w:rFonts w:eastAsia="標楷體"/>
-                <w:bCs/>
-              </w:rPr>
-              <w:t>3</w:t>
-            </w:r>
-            <w:r>
-              <w:rPr>
-                <w:rFonts w:eastAsia="標楷體"/>
-                <w:bCs/>
-              </w:rPr>
-              <w:t>張真實書</w:t>
+              <w:t>與自主硬體機構（</w:t>
+            </w:r>
+            <w:r>
+              <w:rPr>
+                <w:rFonts w:eastAsia="標楷體"/>
+                <w:bCs/>
+              </w:rPr>
+              <w:t>IoT</w:t>
+            </w:r>
+            <w:r>
+              <w:rPr>
+                <w:rFonts w:eastAsia="標楷體"/>
+                <w:bCs/>
+              </w:rPr>
+              <w:t>）：實體智慧書櫃結構先透過</w:t>
+            </w:r>
+            <w:r>
+              <w:rPr>
+                <w:rFonts w:eastAsia="標楷體"/>
+                <w:bCs/>
+              </w:rPr>
+              <w:t>SolidWorks</w:t>
+            </w:r>
+            <w:r>
+              <w:rPr>
+                <w:rFonts w:eastAsia="標楷體"/>
+                <w:bCs/>
+              </w:rPr>
+              <w:t>進行精密機械建模，並自製滑</w:t>
             </w:r>
             <w:proofErr w:type="gramStart"/>
             <w:r>
@@ -4843,7 +7755,7 @@
                 <w:rFonts w:eastAsia="標楷體"/>
                 <w:bCs/>
               </w:rPr>
-              <w:t>況</w:t>
+              <w:t>軌夾書</w:t>
             </w:r>
             <w:proofErr w:type="gramEnd"/>
             <w:r>
@@ -4851,35 +7763,77 @@
                 <w:rFonts w:eastAsia="標楷體"/>
                 <w:bCs/>
               </w:rPr>
-              <w:t>照片</w:t>
-            </w:r>
-            <w:r>
-              <w:rPr>
-                <w:rFonts w:eastAsia="標楷體"/>
-                <w:bCs/>
-              </w:rPr>
-              <w:t xml:space="preserve"> </w:t>
-            </w:r>
-            <w:r>
-              <w:rPr>
-                <w:rFonts w:eastAsia="標楷體"/>
-                <w:bCs/>
-              </w:rPr>
-              <w:t>；買家在抵達智慧書櫃「開櫃當下即可實物驗收」</w:t>
-            </w:r>
-            <w:r>
-              <w:rPr>
-                <w:rFonts w:eastAsia="標楷體"/>
-                <w:bCs/>
-              </w:rPr>
-              <w:t xml:space="preserve"> </w:t>
-            </w:r>
-            <w:r>
-              <w:rPr>
-                <w:rFonts w:eastAsia="標楷體"/>
-                <w:bCs/>
-              </w:rPr>
-              <w:t>。若發現書</w:t>
+              <w:t>設計（以會計學課本為物理承重與厚度標準）。硬體核心搭載</w:t>
+            </w:r>
+            <w:r>
+              <w:rPr>
+                <w:rFonts w:eastAsia="標楷體"/>
+                <w:bCs/>
+              </w:rPr>
+              <w:t>ESP32-S3</w:t>
+            </w:r>
+            <w:r>
+              <w:rPr>
+                <w:rFonts w:eastAsia="標楷體"/>
+                <w:bCs/>
+              </w:rPr>
+              <w:t>微控制器，外接</w:t>
+            </w:r>
+            <w:r>
+              <w:rPr>
+                <w:rFonts w:eastAsia="標楷體"/>
+                <w:bCs/>
+              </w:rPr>
+              <w:t>TFT</w:t>
+            </w:r>
+            <w:r>
+              <w:rPr>
+                <w:rFonts w:eastAsia="標楷體"/>
+                <w:bCs/>
+              </w:rPr>
+              <w:t>觸控顯示模組、步進馬達（</w:t>
+            </w:r>
+            <w:r>
+              <w:rPr>
+                <w:rFonts w:eastAsia="標楷體"/>
+                <w:bCs/>
+              </w:rPr>
+              <w:t>Nema17</w:t>
+            </w:r>
+            <w:r>
+              <w:rPr>
+                <w:rFonts w:eastAsia="標楷體"/>
+                <w:bCs/>
+              </w:rPr>
+              <w:t>）與驅動器（</w:t>
+            </w:r>
+            <w:r>
+              <w:rPr>
+                <w:rFonts w:eastAsia="標楷體"/>
+                <w:bCs/>
+              </w:rPr>
+              <w:t>TB6560</w:t>
+            </w:r>
+            <w:r>
+              <w:rPr>
+                <w:rFonts w:eastAsia="標楷體"/>
+                <w:bCs/>
+              </w:rPr>
+              <w:t>），透過</w:t>
+            </w:r>
+            <w:r>
+              <w:rPr>
+                <w:rFonts w:eastAsia="標楷體"/>
+                <w:bCs/>
+              </w:rPr>
+              <w:t>Wi-Fi</w:t>
+            </w:r>
+            <w:r>
+              <w:rPr>
+                <w:rFonts w:eastAsia="標楷體"/>
+                <w:bCs/>
+              </w:rPr>
+              <w:t>通訊協定與雲端後端即時連線，實現「</w:t>
             </w:r>
             <w:proofErr w:type="gramStart"/>
             <w:r>
@@ -4887,7 +7841,7 @@
                 <w:rFonts w:eastAsia="標楷體"/>
                 <w:bCs/>
               </w:rPr>
-              <w:t>況與線上照片</w:t>
+              <w:t>掃碼開</w:t>
             </w:r>
             <w:proofErr w:type="gramEnd"/>
             <w:r>
@@ -4895,51 +7849,15 @@
                 <w:rFonts w:eastAsia="標楷體"/>
                 <w:bCs/>
               </w:rPr>
-              <w:t>嚴重不符，可在</w:t>
-            </w:r>
-            <w:r>
-              <w:rPr>
-                <w:rFonts w:eastAsia="標楷體"/>
-                <w:bCs/>
-              </w:rPr>
-              <w:t xml:space="preserve"> App </w:t>
-            </w:r>
-            <w:r>
-              <w:rPr>
-                <w:rFonts w:eastAsia="標楷體"/>
-                <w:bCs/>
-              </w:rPr>
-              <w:t>內即時標記異議並暫停訂單，由平台介入仲裁，保障消費權益</w:t>
-            </w:r>
-            <w:r>
-              <w:rPr>
-                <w:rFonts w:eastAsia="標楷體"/>
-                <w:bCs/>
-              </w:rPr>
-              <w:t xml:space="preserve"> </w:t>
-            </w:r>
-            <w:r>
-              <w:rPr>
-                <w:rFonts w:eastAsia="標楷體"/>
-                <w:bCs/>
-              </w:rPr>
-              <w:t>。</w:t>
-            </w:r>
-            <w:r>
-              <w:rPr>
-                <w:rFonts w:eastAsia="標楷體"/>
-                <w:bCs/>
-              </w:rPr>
-              <w:t xml:space="preserve"> </w:t>
+              <w:t>櫃」與「存取偵測」之自動化功能。</w:t>
             </w:r>
           </w:p>
           <w:p>
             <w:pPr>
               <w:numPr>
                 <w:ilvl w:val="0"/>
-                <w:numId w:val="34"/>
+                <w:numId w:val="38"/>
               </w:numPr>
-              <w:ind w:leftChars="200" w:left="840"/>
               <w:rPr>
                 <w:rFonts w:eastAsia="標楷體"/>
                 <w:bCs/>
@@ -4950,7 +7868,7 @@
                 <w:rFonts w:eastAsia="標楷體"/>
                 <w:bCs/>
               </w:rPr>
-              <w:t>創新的</w:t>
+              <w:t>基礎設施與</w:t>
             </w:r>
             <w:proofErr w:type="gramStart"/>
             <w:r>
@@ -4958,7 +7876,7 @@
                 <w:rFonts w:eastAsia="標楷體"/>
                 <w:bCs/>
               </w:rPr>
-              <w:t>代幣化金流</w:t>
+              <w:t>資安閘</w:t>
             </w:r>
             <w:proofErr w:type="gramEnd"/>
             <w:r>
@@ -4966,21 +7884,93 @@
                 <w:rFonts w:eastAsia="標楷體"/>
                 <w:bCs/>
               </w:rPr>
-              <w:t>託管：系統全面採用代幣（</w:t>
-            </w:r>
-            <w:r>
-              <w:rPr>
-                <w:rFonts w:eastAsia="標楷體"/>
-                <w:bCs/>
-              </w:rPr>
-              <w:t>Token</w:t>
-            </w:r>
-            <w:r>
-              <w:rPr>
-                <w:rFonts w:eastAsia="標楷體"/>
-                <w:bCs/>
-              </w:rPr>
-              <w:t>）進行交易，並規劃於後續導入</w:t>
+              <w:t>道：整合</w:t>
+            </w:r>
+            <w:r>
+              <w:rPr>
+                <w:rFonts w:eastAsia="標楷體"/>
+                <w:bCs/>
+              </w:rPr>
+              <w:t>Cloudflare</w:t>
+            </w:r>
+            <w:r>
+              <w:rPr>
+                <w:rFonts w:eastAsia="標楷體"/>
+                <w:bCs/>
+              </w:rPr>
+              <w:t>邊緣節點提供</w:t>
+            </w:r>
+            <w:r>
+              <w:rPr>
+                <w:rFonts w:eastAsia="標楷體"/>
+                <w:bCs/>
+              </w:rPr>
+              <w:t>DDoS</w:t>
+            </w:r>
+            <w:r>
+              <w:rPr>
+                <w:rFonts w:eastAsia="標楷體"/>
+                <w:bCs/>
+              </w:rPr>
+              <w:t>防護、</w:t>
+            </w:r>
+            <w:r>
+              <w:rPr>
+                <w:rFonts w:eastAsia="標楷體"/>
+                <w:bCs/>
+              </w:rPr>
+              <w:t>WAF</w:t>
+            </w:r>
+            <w:r>
+              <w:rPr>
+                <w:rFonts w:eastAsia="標楷體"/>
+                <w:bCs/>
+              </w:rPr>
+              <w:t>網頁防火牆與全站</w:t>
+            </w:r>
+            <w:r>
+              <w:rPr>
+                <w:rFonts w:eastAsia="標楷體"/>
+                <w:bCs/>
+              </w:rPr>
+              <w:t>HTTPS</w:t>
+            </w:r>
+            <w:r>
+              <w:rPr>
+                <w:rFonts w:eastAsia="標楷體"/>
+                <w:bCs/>
+              </w:rPr>
+              <w:t>加密；搭配</w:t>
+            </w:r>
+            <w:r>
+              <w:rPr>
+                <w:rFonts w:eastAsia="標楷體"/>
+                <w:bCs/>
+              </w:rPr>
+              <w:t>NGINX</w:t>
+            </w:r>
+            <w:r>
+              <w:rPr>
+                <w:rFonts w:eastAsia="標楷體"/>
+                <w:bCs/>
+              </w:rPr>
+              <w:t>執行反向代理與流量轉發，並運用</w:t>
+            </w:r>
+            <w:proofErr w:type="spellStart"/>
+            <w:r>
+              <w:rPr>
+                <w:rFonts w:eastAsia="標楷體"/>
+                <w:bCs/>
+              </w:rPr>
+              <w:t>sslh</w:t>
+            </w:r>
+            <w:proofErr w:type="spellEnd"/>
+            <w:r>
+              <w:rPr>
+                <w:rFonts w:eastAsia="標楷體"/>
+                <w:bCs/>
+              </w:rPr>
+              <w:t>多工器建立隱蔽通道，</w:t>
             </w:r>
             <w:proofErr w:type="gramStart"/>
             <w:r>
@@ -4988,7 +7978,7 @@
                 <w:rFonts w:eastAsia="標楷體"/>
                 <w:bCs/>
               </w:rPr>
-              <w:t>區塊鏈智慧</w:t>
+              <w:t>確保資安防禦</w:t>
             </w:r>
             <w:proofErr w:type="gramEnd"/>
             <w:r>
@@ -4996,62 +7986,23 @@
                 <w:rFonts w:eastAsia="標楷體"/>
                 <w:bCs/>
               </w:rPr>
-              <w:t>合約技術進行資金託管</w:t>
-            </w:r>
-            <w:r>
-              <w:rPr>
-                <w:rFonts w:eastAsia="標楷體"/>
-                <w:bCs/>
-              </w:rPr>
-              <w:t xml:space="preserve"> </w:t>
-            </w:r>
-            <w:r>
-              <w:rPr>
-                <w:rFonts w:eastAsia="標楷體"/>
-                <w:bCs/>
-              </w:rPr>
-              <w:t>。買家下單後代幣即遭系統凍結，直至買家取貨驗收無誤（或超過</w:t>
-            </w:r>
-            <w:r>
-              <w:rPr>
-                <w:rFonts w:eastAsia="標楷體"/>
-                <w:bCs/>
-              </w:rPr>
-              <w:t>3</w:t>
-            </w:r>
-            <w:r>
-              <w:rPr>
-                <w:rFonts w:eastAsia="標楷體"/>
-                <w:bCs/>
-              </w:rPr>
-              <w:t>天未操作）後才自動撥款給賣家，確保資金高度安全透明</w:t>
-            </w:r>
-            <w:r>
-              <w:rPr>
-                <w:rFonts w:eastAsia="標楷體"/>
-                <w:bCs/>
-              </w:rPr>
-              <w:t xml:space="preserve"> </w:t>
-            </w:r>
-            <w:r>
-              <w:rPr>
-                <w:rFonts w:eastAsia="標楷體"/>
-                <w:bCs/>
-              </w:rPr>
-              <w:t>。</w:t>
-            </w:r>
-            <w:r>
-              <w:rPr>
-                <w:rFonts w:eastAsia="標楷體"/>
-                <w:bCs/>
-              </w:rPr>
-              <w:t xml:space="preserve"> </w:t>
+              <w:t>達到最小化暴露風險。</w:t>
             </w:r>
           </w:p>
           <w:p>
             <w:pPr>
-              <w:rPr>
-                <w:rFonts w:eastAsia="標楷體" w:hint="eastAsia"/>
+              <w:ind w:left="720"/>
+              <w:rPr>
+                <w:rFonts w:eastAsia="標楷體" w:hint="eastAsia"/>
+                <w:bCs/>
+              </w:rPr>
+            </w:pPr>
+          </w:p>
+          <w:p>
+            <w:pPr>
+              <w:jc w:val="center"/>
+              <w:rPr>
+                <w:rFonts w:eastAsia="標楷體"/>
                 <w:bCs/>
               </w:rPr>
             </w:pPr>
@@ -5072,7 +8023,8 @@
                 <w:rFonts w:eastAsia="標楷體"/>
                 <w:bCs/>
               </w:rPr>
-              <w:t>結論與建議</w:t>
+              <w:lastRenderedPageBreak/>
+              <w:t>作品特色說明</w:t>
             </w:r>
           </w:p>
           <w:p>
@@ -5088,501 +8040,381 @@
                 <w:rFonts w:eastAsia="標楷體"/>
                 <w:bCs/>
               </w:rPr>
-              <w:t>結論</w:t>
+              <w:t>本作品「救『舊』我的書」二手書交易平台，核心競爭力在於打造</w:t>
+            </w:r>
+            <w:proofErr w:type="gramStart"/>
+            <w:r>
+              <w:rPr>
+                <w:rFonts w:eastAsia="標楷體"/>
+                <w:bCs/>
+              </w:rPr>
+              <w:t>了物聯網</w:t>
+            </w:r>
+            <w:proofErr w:type="gramEnd"/>
+            <w:r>
+              <w:rPr>
+                <w:rFonts w:eastAsia="標楷體"/>
+                <w:bCs/>
+              </w:rPr>
+              <w:t>智慧書櫃與代幣託管機制的完美結合，具備以下四大系統特色：</w:t>
             </w:r>
           </w:p>
           <w:p>
             <w:pPr>
-              <w:ind w:leftChars="200" w:left="480"/>
-              <w:rPr>
-                <w:rFonts w:eastAsia="標楷體"/>
+              <w:pStyle w:val="ae"/>
+              <w:numPr>
+                <w:ilvl w:val="0"/>
+                <w:numId w:val="39"/>
+              </w:numPr>
+              <w:rPr>
+                <w:rFonts w:ascii="Times New Roman" w:eastAsia="標楷體" w:hAnsi="Times New Roman"/>
                 <w:bCs/>
               </w:rPr>
             </w:pPr>
             <w:r>
               <w:rPr>
-                <w:rFonts w:eastAsia="標楷體"/>
-                <w:bCs/>
-              </w:rPr>
-              <w:lastRenderedPageBreak/>
-              <w:t>本專案成功開發出一套結合「行動</w:t>
-            </w:r>
-            <w:r>
-              <w:rPr>
-                <w:rFonts w:eastAsia="標楷體"/>
-                <w:bCs/>
-              </w:rPr>
-              <w:t xml:space="preserve"> App</w:t>
-            </w:r>
-            <w:r>
-              <w:rPr>
-                <w:rFonts w:eastAsia="標楷體"/>
-                <w:bCs/>
-              </w:rPr>
-              <w:t>」與「自製實體</w:t>
-            </w:r>
-            <w:r>
-              <w:rPr>
-                <w:rFonts w:eastAsia="標楷體"/>
-                <w:bCs/>
-              </w:rPr>
-              <w:t xml:space="preserve"> IoT </w:t>
-            </w:r>
-            <w:r>
-              <w:rPr>
-                <w:rFonts w:eastAsia="標楷體"/>
-                <w:bCs/>
-              </w:rPr>
-              <w:t>智慧書櫃」的二手書循環經濟平台</w:t>
-            </w:r>
-            <w:r>
-              <w:rPr>
-                <w:rFonts w:eastAsia="標楷體"/>
-                <w:bCs/>
-              </w:rPr>
-              <w:t xml:space="preserve"> </w:t>
-            </w:r>
-            <w:r>
-              <w:rPr>
-                <w:rFonts w:eastAsia="標楷體"/>
-                <w:bCs/>
-              </w:rPr>
-              <w:t>。透過問卷調查</w:t>
-            </w:r>
-            <w:r>
-              <w:rPr>
-                <w:rFonts w:eastAsia="標楷體"/>
-                <w:bCs/>
-              </w:rPr>
-              <w:t xml:space="preserve"> 498 </w:t>
-            </w:r>
-            <w:r>
-              <w:rPr>
-                <w:rFonts w:eastAsia="標楷體"/>
-                <w:bCs/>
-              </w:rPr>
-              <w:t>份有效樣本的深度分析，驗證了大學生族群對於「</w:t>
-            </w:r>
-            <w:r>
-              <w:rPr>
-                <w:rFonts w:eastAsia="標楷體"/>
-                <w:bCs/>
-              </w:rPr>
-              <w:t>24</w:t>
-            </w:r>
-            <w:r>
-              <w:rPr>
-                <w:rFonts w:eastAsia="標楷體"/>
-                <w:bCs/>
-              </w:rPr>
-              <w:t>小時自助化書櫃」以及「</w:t>
-            </w:r>
-            <w:r>
-              <w:rPr>
-                <w:rFonts w:eastAsia="標楷體"/>
-                <w:bCs/>
-              </w:rPr>
-              <w:t xml:space="preserve">ISBN </w:t>
-            </w:r>
-            <w:r>
-              <w:rPr>
-                <w:rFonts w:eastAsia="標楷體"/>
-                <w:bCs/>
-              </w:rPr>
-              <w:t>自助帶出資料」有著高達</w:t>
-            </w:r>
-            <w:r>
-              <w:rPr>
-                <w:rFonts w:eastAsia="標楷體"/>
-                <w:bCs/>
-              </w:rPr>
-              <w:t xml:space="preserve"> 50% </w:t>
-            </w:r>
-            <w:r>
-              <w:rPr>
-                <w:rFonts w:eastAsia="標楷體"/>
-                <w:bCs/>
-              </w:rPr>
-              <w:t>以上的強烈轉移意願</w:t>
-            </w:r>
-            <w:r>
-              <w:rPr>
-                <w:rFonts w:eastAsia="標楷體"/>
-                <w:bCs/>
-              </w:rPr>
-              <w:t xml:space="preserve"> </w:t>
-            </w:r>
-            <w:r>
-              <w:rPr>
-                <w:rFonts w:eastAsia="標楷體"/>
-                <w:bCs/>
-              </w:rPr>
-              <w:t>。系統在技術上達成</w:t>
-            </w:r>
-            <w:proofErr w:type="gramStart"/>
-            <w:r>
-              <w:rPr>
-                <w:rFonts w:eastAsia="標楷體"/>
-                <w:bCs/>
-              </w:rPr>
-              <w:t>了跨域的</w:t>
-            </w:r>
-            <w:proofErr w:type="gramEnd"/>
-            <w:r>
-              <w:rPr>
-                <w:rFonts w:eastAsia="標楷體"/>
-                <w:bCs/>
-              </w:rPr>
-              <w:t>軟硬體整合</w:t>
-            </w:r>
-            <w:r>
-              <w:rPr>
-                <w:rFonts w:eastAsia="標楷體"/>
-                <w:bCs/>
-              </w:rPr>
-              <w:t xml:space="preserve"> </w:t>
-            </w:r>
-            <w:r>
-              <w:rPr>
-                <w:rFonts w:eastAsia="標楷體"/>
-                <w:bCs/>
-              </w:rPr>
-              <w:t>，並在法規上嚴格遵循《個人資料保護法》、《電子簽章法》與《民法》買賣契約效力</w:t>
-            </w:r>
-            <w:r>
-              <w:rPr>
-                <w:rFonts w:eastAsia="標楷體"/>
-                <w:bCs/>
-              </w:rPr>
-              <w:t xml:space="preserve"> </w:t>
-            </w:r>
-            <w:r>
-              <w:rPr>
-                <w:rFonts w:eastAsia="標楷體"/>
-                <w:bCs/>
-              </w:rPr>
-              <w:t>，建構出一個低成本、高信任、具備技術護城河的校園資源永續循環生態圈</w:t>
-            </w:r>
-            <w:r>
-              <w:rPr>
-                <w:rFonts w:eastAsia="標楷體"/>
-                <w:bCs/>
-              </w:rPr>
-              <w:t xml:space="preserve"> </w:t>
-            </w:r>
-            <w:r>
-              <w:rPr>
-                <w:rFonts w:eastAsia="標楷體"/>
-                <w:bCs/>
-              </w:rPr>
-              <w:t>。</w:t>
-            </w:r>
-            <w:r>
-              <w:rPr>
-                <w:rFonts w:eastAsia="標楷體"/>
-                <w:bCs/>
-              </w:rPr>
-              <w:t xml:space="preserve"> </w:t>
+                <w:rFonts w:ascii="Times New Roman" w:eastAsia="標楷體" w:hAnsi="Times New Roman"/>
+                <w:bCs/>
+              </w:rPr>
+              <w:t>ISBN</w:t>
+            </w:r>
+            <w:r>
+              <w:rPr>
+                <w:rFonts w:ascii="Times New Roman" w:eastAsia="標楷體" w:hAnsi="Times New Roman"/>
+                <w:bCs/>
+              </w:rPr>
+              <w:t>掃描高效上架：系統串接</w:t>
+            </w:r>
+            <w:proofErr w:type="spellStart"/>
+            <w:r>
+              <w:rPr>
+                <w:rFonts w:ascii="Times New Roman" w:eastAsia="標楷體" w:hAnsi="Times New Roman"/>
+                <w:bCs/>
+              </w:rPr>
+              <w:t>GoogleBooks</w:t>
+            </w:r>
+            <w:proofErr w:type="spellEnd"/>
+            <w:r>
+              <w:rPr>
+                <w:rFonts w:ascii="Times New Roman" w:eastAsia="標楷體" w:hAnsi="Times New Roman"/>
+                <w:bCs/>
+              </w:rPr>
+              <w:t>與</w:t>
+            </w:r>
+            <w:proofErr w:type="spellStart"/>
+            <w:r>
+              <w:rPr>
+                <w:rFonts w:ascii="Times New Roman" w:eastAsia="標楷體" w:hAnsi="Times New Roman"/>
+                <w:bCs/>
+              </w:rPr>
+              <w:t>OpenLibrary</w:t>
+            </w:r>
+            <w:proofErr w:type="spellEnd"/>
+            <w:r>
+              <w:rPr>
+                <w:rFonts w:ascii="Times New Roman" w:eastAsia="標楷體" w:hAnsi="Times New Roman"/>
+                <w:bCs/>
+              </w:rPr>
+              <w:t>資料庫，賣家只需透過</w:t>
+            </w:r>
+            <w:r>
+              <w:rPr>
+                <w:rFonts w:ascii="Times New Roman" w:eastAsia="標楷體" w:hAnsi="Times New Roman"/>
+                <w:bCs/>
+              </w:rPr>
+              <w:t>App</w:t>
+            </w:r>
+            <w:r>
+              <w:rPr>
+                <w:rFonts w:ascii="Times New Roman" w:eastAsia="標楷體" w:hAnsi="Times New Roman"/>
+                <w:bCs/>
+              </w:rPr>
+              <w:t>掃描書籍</w:t>
+            </w:r>
+            <w:r>
+              <w:rPr>
+                <w:rFonts w:ascii="Times New Roman" w:eastAsia="標楷體" w:hAnsi="Times New Roman"/>
+                <w:bCs/>
+              </w:rPr>
+              <w:t>ISBN</w:t>
+            </w:r>
+            <w:r>
+              <w:rPr>
+                <w:rFonts w:ascii="Times New Roman" w:eastAsia="標楷體" w:hAnsi="Times New Roman"/>
+                <w:bCs/>
+              </w:rPr>
+              <w:t>條碼，即可自動帶出書名、作者、出版社等元數據，實現「掃描即輸入」的零門檻體驗。</w:t>
             </w:r>
           </w:p>
           <w:p>
             <w:pPr>
-              <w:ind w:leftChars="200" w:left="480"/>
-              <w:rPr>
-                <w:rFonts w:eastAsia="標楷體"/>
+              <w:pStyle w:val="ae"/>
+              <w:numPr>
+                <w:ilvl w:val="0"/>
+                <w:numId w:val="39"/>
+              </w:numPr>
+              <w:rPr>
+                <w:rFonts w:ascii="Times New Roman" w:eastAsia="標楷體" w:hAnsi="Times New Roman"/>
                 <w:bCs/>
               </w:rPr>
             </w:pPr>
             <w:r>
               <w:rPr>
-                <w:rFonts w:eastAsia="標楷體"/>
-                <w:bCs/>
-              </w:rPr>
-              <w:t>建議</w:t>
+                <w:rFonts w:ascii="Times New Roman" w:eastAsia="標楷體" w:hAnsi="Times New Roman"/>
+                <w:bCs/>
+              </w:rPr>
+              <w:t>24</w:t>
+            </w:r>
+            <w:r>
+              <w:rPr>
+                <w:rFonts w:ascii="Times New Roman" w:eastAsia="標楷體" w:hAnsi="Times New Roman"/>
+                <w:bCs/>
+              </w:rPr>
+              <w:t>小時非同步</w:t>
+            </w:r>
+            <w:proofErr w:type="gramStart"/>
+            <w:r>
+              <w:rPr>
+                <w:rFonts w:ascii="Times New Roman" w:eastAsia="標楷體" w:hAnsi="Times New Roman"/>
+                <w:bCs/>
+              </w:rPr>
+              <w:t>自助寄取</w:t>
+            </w:r>
+            <w:proofErr w:type="gramEnd"/>
+            <w:r>
+              <w:rPr>
+                <w:rFonts w:ascii="Times New Roman" w:eastAsia="標楷體" w:hAnsi="Times New Roman"/>
+                <w:bCs/>
+              </w:rPr>
+              <w:t>：結合自製的</w:t>
+            </w:r>
+            <w:r>
+              <w:rPr>
+                <w:rFonts w:ascii="Times New Roman" w:eastAsia="標楷體" w:hAnsi="Times New Roman"/>
+                <w:bCs/>
+              </w:rPr>
+              <w:t>IoT</w:t>
+            </w:r>
+            <w:r>
+              <w:rPr>
+                <w:rFonts w:ascii="Times New Roman" w:eastAsia="標楷體" w:hAnsi="Times New Roman"/>
+                <w:bCs/>
+              </w:rPr>
+              <w:t>智慧書櫃，提供全天候的</w:t>
+            </w:r>
+            <w:proofErr w:type="gramStart"/>
+            <w:r>
+              <w:rPr>
+                <w:rFonts w:ascii="Times New Roman" w:eastAsia="標楷體" w:hAnsi="Times New Roman"/>
+                <w:bCs/>
+              </w:rPr>
+              <w:t>自助寄取服務</w:t>
+            </w:r>
+            <w:proofErr w:type="gramEnd"/>
+            <w:r>
+              <w:rPr>
+                <w:rFonts w:ascii="Times New Roman" w:eastAsia="標楷體" w:hAnsi="Times New Roman"/>
+                <w:bCs/>
+              </w:rPr>
+              <w:t>。買賣雙方無需配合彼此時間或面對面接觸，徹底解決傳統面交「</w:t>
+            </w:r>
+            <w:proofErr w:type="gramStart"/>
+            <w:r>
+              <w:rPr>
+                <w:rFonts w:ascii="Times New Roman" w:eastAsia="標楷體" w:hAnsi="Times New Roman"/>
+                <w:bCs/>
+              </w:rPr>
+              <w:t>時間難喬</w:t>
+            </w:r>
+            <w:proofErr w:type="gramEnd"/>
+            <w:r>
+              <w:rPr>
+                <w:rFonts w:ascii="Times New Roman" w:eastAsia="標楷體" w:hAnsi="Times New Roman"/>
+                <w:bCs/>
+              </w:rPr>
+              <w:t>、遭遇放鳥、隱私暴露」的痛點。</w:t>
             </w:r>
           </w:p>
           <w:p>
             <w:pPr>
+              <w:pStyle w:val="ae"/>
               <w:numPr>
                 <w:ilvl w:val="0"/>
-                <w:numId w:val="33"/>
+                <w:numId w:val="39"/>
               </w:numPr>
-              <w:ind w:leftChars="200" w:left="840"/>
-              <w:rPr>
-                <w:rFonts w:eastAsia="標楷體"/>
+              <w:rPr>
+                <w:rFonts w:ascii="Times New Roman" w:eastAsia="標楷體" w:hAnsi="Times New Roman"/>
                 <w:bCs/>
               </w:rPr>
             </w:pPr>
             <w:r>
               <w:rPr>
-                <w:rFonts w:eastAsia="標楷體"/>
-                <w:bCs/>
-              </w:rPr>
-              <w:t>硬體機構專利與減重優化：建議未來針對智慧書櫃的實體創新機構設計（如滑軌夾書、鏤空側板輕量化與三角形穩定支撐）</w:t>
+                <w:rFonts w:ascii="Times New Roman" w:eastAsia="標楷體" w:hAnsi="Times New Roman"/>
+                <w:bCs/>
+              </w:rPr>
+              <w:t>書</w:t>
             </w:r>
             <w:proofErr w:type="gramStart"/>
             <w:r>
               <w:rPr>
-                <w:rFonts w:eastAsia="標楷體"/>
-                <w:bCs/>
-              </w:rPr>
-              <w:t>研</w:t>
+                <w:rFonts w:ascii="Times New Roman" w:eastAsia="標楷體" w:hAnsi="Times New Roman"/>
+                <w:bCs/>
+              </w:rPr>
+              <w:t>況</w:t>
             </w:r>
             <w:proofErr w:type="gramEnd"/>
             <w:r>
               <w:rPr>
-                <w:rFonts w:eastAsia="標楷體"/>
-                <w:bCs/>
-              </w:rPr>
-              <w:t>議申請「新型專利」</w:t>
-            </w:r>
-            <w:r>
-              <w:rPr>
-                <w:rFonts w:eastAsia="標楷體"/>
-                <w:bCs/>
-              </w:rPr>
-              <w:t xml:space="preserve"> </w:t>
-            </w:r>
-            <w:r>
-              <w:rPr>
-                <w:rFonts w:eastAsia="標楷體"/>
-                <w:bCs/>
-              </w:rPr>
-              <w:t>；同時持續進行公共空間的耐用度與防破壞測試</w:t>
-            </w:r>
-            <w:r>
-              <w:rPr>
-                <w:rFonts w:eastAsia="標楷體"/>
-                <w:bCs/>
-              </w:rPr>
-              <w:t xml:space="preserve"> </w:t>
-            </w:r>
-            <w:r>
-              <w:rPr>
-                <w:rFonts w:eastAsia="標楷體"/>
-                <w:bCs/>
-              </w:rPr>
-              <w:t>。</w:t>
-            </w:r>
-            <w:r>
-              <w:rPr>
-                <w:rFonts w:eastAsia="標楷體"/>
-                <w:bCs/>
-              </w:rPr>
-              <w:t xml:space="preserve"> </w:t>
+                <w:rFonts w:ascii="Times New Roman" w:eastAsia="標楷體" w:hAnsi="Times New Roman"/>
+                <w:bCs/>
+              </w:rPr>
+              <w:t>透明化與雙重驗證：賣家上架時強制拍攝並上傳至少</w:t>
+            </w:r>
+            <w:r>
+              <w:rPr>
+                <w:rFonts w:ascii="Times New Roman" w:eastAsia="標楷體" w:hAnsi="Times New Roman"/>
+                <w:bCs/>
+              </w:rPr>
+              <w:t>3</w:t>
+            </w:r>
+            <w:r>
+              <w:rPr>
+                <w:rFonts w:ascii="Times New Roman" w:eastAsia="標楷體" w:hAnsi="Times New Roman"/>
+                <w:bCs/>
+              </w:rPr>
+              <w:t>張真實書</w:t>
+            </w:r>
+            <w:proofErr w:type="gramStart"/>
+            <w:r>
+              <w:rPr>
+                <w:rFonts w:ascii="Times New Roman" w:eastAsia="標楷體" w:hAnsi="Times New Roman"/>
+                <w:bCs/>
+              </w:rPr>
+              <w:t>況</w:t>
+            </w:r>
+            <w:proofErr w:type="gramEnd"/>
+            <w:r>
+              <w:rPr>
+                <w:rFonts w:ascii="Times New Roman" w:eastAsia="標楷體" w:hAnsi="Times New Roman"/>
+                <w:bCs/>
+              </w:rPr>
+              <w:t>照片；買家在抵達智慧書櫃「開櫃當下即可實物驗收」。若發現書</w:t>
+            </w:r>
+            <w:proofErr w:type="gramStart"/>
+            <w:r>
+              <w:rPr>
+                <w:rFonts w:ascii="Times New Roman" w:eastAsia="標楷體" w:hAnsi="Times New Roman"/>
+                <w:bCs/>
+              </w:rPr>
+              <w:t>況與線上照片</w:t>
+            </w:r>
+            <w:proofErr w:type="gramEnd"/>
+            <w:r>
+              <w:rPr>
+                <w:rFonts w:ascii="Times New Roman" w:eastAsia="標楷體" w:hAnsi="Times New Roman"/>
+                <w:bCs/>
+              </w:rPr>
+              <w:t>嚴重不符，可在</w:t>
+            </w:r>
+            <w:r>
+              <w:rPr>
+                <w:rFonts w:ascii="Times New Roman" w:eastAsia="標楷體" w:hAnsi="Times New Roman"/>
+                <w:bCs/>
+              </w:rPr>
+              <w:t>App</w:t>
+            </w:r>
+            <w:r>
+              <w:rPr>
+                <w:rFonts w:ascii="Times New Roman" w:eastAsia="標楷體" w:hAnsi="Times New Roman"/>
+                <w:bCs/>
+              </w:rPr>
+              <w:t>內即時標記異議並暫停訂單，由平台介入仲裁，保障消費權益。</w:t>
             </w:r>
           </w:p>
           <w:p>
             <w:pPr>
+              <w:pStyle w:val="ae"/>
               <w:numPr>
                 <w:ilvl w:val="0"/>
-                <w:numId w:val="33"/>
+                <w:numId w:val="39"/>
               </w:numPr>
-              <w:ind w:leftChars="200" w:left="840"/>
-              <w:rPr>
-                <w:rFonts w:eastAsia="標楷體"/>
+              <w:rPr>
+                <w:rFonts w:ascii="Times New Roman" w:eastAsia="標楷體" w:hAnsi="Times New Roman"/>
                 <w:bCs/>
               </w:rPr>
             </w:pPr>
             <w:r>
               <w:rPr>
-                <w:rFonts w:eastAsia="標楷體"/>
-                <w:bCs/>
-              </w:rPr>
-              <w:t>冷熱資料分層管理優化：隨著未來營運數據擴增（例如書櫃</w:t>
-            </w:r>
-            <w:r>
-              <w:rPr>
-                <w:rFonts w:eastAsia="標楷體"/>
-                <w:bCs/>
-              </w:rPr>
-              <w:t xml:space="preserve"> Log </w:t>
-            </w:r>
-            <w:r>
-              <w:rPr>
-                <w:rFonts w:eastAsia="標楷體"/>
-                <w:bCs/>
-              </w:rPr>
-              <w:t>紀錄或歷史訂單達</w:t>
-            </w:r>
-            <w:r>
-              <w:rPr>
-                <w:rFonts w:eastAsia="標楷體"/>
-                <w:bCs/>
-              </w:rPr>
-              <w:t xml:space="preserve"> 10 </w:t>
-            </w:r>
-            <w:r>
-              <w:rPr>
-                <w:rFonts w:eastAsia="標楷體"/>
-                <w:bCs/>
-              </w:rPr>
-              <w:t>筆以上時），應嚴格落實冷熱資料分離策略</w:t>
-            </w:r>
-            <w:r>
-              <w:rPr>
-                <w:rFonts w:eastAsia="標楷體"/>
-                <w:bCs/>
-              </w:rPr>
-              <w:t xml:space="preserve"> </w:t>
-            </w:r>
-            <w:r>
-              <w:rPr>
-                <w:rFonts w:eastAsia="標楷體"/>
-                <w:bCs/>
-              </w:rPr>
-              <w:t>，定期將數月前的歷史訂單移至備份獨立資料庫，以確保核心資料庫的即時查詢效能維持在</w:t>
-            </w:r>
-            <w:r>
-              <w:rPr>
-                <w:rFonts w:eastAsia="標楷體"/>
-                <w:bCs/>
-              </w:rPr>
-              <w:t xml:space="preserve"> 2 </w:t>
-            </w:r>
-            <w:r>
-              <w:rPr>
-                <w:rFonts w:eastAsia="標楷體"/>
-                <w:bCs/>
-              </w:rPr>
-              <w:t>秒以內</w:t>
-            </w:r>
-            <w:r>
-              <w:rPr>
-                <w:rFonts w:eastAsia="標楷體"/>
-                <w:bCs/>
-              </w:rPr>
-              <w:t xml:space="preserve"> </w:t>
-            </w:r>
-            <w:r>
-              <w:rPr>
-                <w:rFonts w:eastAsia="標楷體"/>
-                <w:bCs/>
-              </w:rPr>
-              <w:t>。</w:t>
-            </w:r>
-            <w:r>
-              <w:rPr>
-                <w:rFonts w:eastAsia="標楷體"/>
-                <w:bCs/>
-              </w:rPr>
-              <w:t xml:space="preserve"> </w:t>
+                <w:rFonts w:ascii="Times New Roman" w:eastAsia="標楷體" w:hAnsi="Times New Roman"/>
+                <w:bCs/>
+              </w:rPr>
+              <w:t>創新的</w:t>
+            </w:r>
+            <w:proofErr w:type="gramStart"/>
+            <w:r>
+              <w:rPr>
+                <w:rFonts w:ascii="Times New Roman" w:eastAsia="標楷體" w:hAnsi="Times New Roman"/>
+                <w:bCs/>
+              </w:rPr>
+              <w:t>代幣化金流</w:t>
+            </w:r>
+            <w:proofErr w:type="gramEnd"/>
+            <w:r>
+              <w:rPr>
+                <w:rFonts w:ascii="Times New Roman" w:eastAsia="標楷體" w:hAnsi="Times New Roman"/>
+                <w:bCs/>
+              </w:rPr>
+              <w:t>託管：系統全面採用代幣（</w:t>
+            </w:r>
+            <w:r>
+              <w:rPr>
+                <w:rFonts w:ascii="Times New Roman" w:eastAsia="標楷體" w:hAnsi="Times New Roman"/>
+                <w:bCs/>
+              </w:rPr>
+              <w:t>Token</w:t>
+            </w:r>
+            <w:r>
+              <w:rPr>
+                <w:rFonts w:ascii="Times New Roman" w:eastAsia="標楷體" w:hAnsi="Times New Roman"/>
+                <w:bCs/>
+              </w:rPr>
+              <w:t>）進行交易，並規劃於後續導入</w:t>
+            </w:r>
+            <w:proofErr w:type="gramStart"/>
+            <w:r>
+              <w:rPr>
+                <w:rFonts w:ascii="Times New Roman" w:eastAsia="標楷體" w:hAnsi="Times New Roman"/>
+                <w:bCs/>
+              </w:rPr>
+              <w:t>區塊鏈智慧</w:t>
+            </w:r>
+            <w:proofErr w:type="gramEnd"/>
+            <w:r>
+              <w:rPr>
+                <w:rFonts w:ascii="Times New Roman" w:eastAsia="標楷體" w:hAnsi="Times New Roman"/>
+                <w:bCs/>
+              </w:rPr>
+              <w:t>合約技術進行資金託管。買家下單後代幣即遭系統凍結，直至買家取貨驗收無誤（或超過</w:t>
+            </w:r>
+            <w:r>
+              <w:rPr>
+                <w:rFonts w:ascii="Times New Roman" w:eastAsia="標楷體" w:hAnsi="Times New Roman"/>
+                <w:bCs/>
+              </w:rPr>
+              <w:t>3</w:t>
+            </w:r>
+            <w:r>
+              <w:rPr>
+                <w:rFonts w:ascii="Times New Roman" w:eastAsia="標楷體" w:hAnsi="Times New Roman"/>
+                <w:bCs/>
+              </w:rPr>
+              <w:t>天未操作）後才自動撥款給賣家，確保資金高度安全透明。</w:t>
             </w:r>
           </w:p>
           <w:p>
             <w:pPr>
-              <w:numPr>
-                <w:ilvl w:val="0"/>
-                <w:numId w:val="33"/>
-              </w:numPr>
-              <w:ind w:leftChars="200" w:left="840"/>
-              <w:rPr>
-                <w:rFonts w:eastAsia="標楷體"/>
-                <w:bCs/>
-              </w:rPr>
-            </w:pPr>
-            <w:r>
-              <w:rPr>
-                <w:rFonts w:eastAsia="標楷體"/>
-                <w:bCs/>
-              </w:rPr>
-              <w:t>分階段試辦與產學推廣：初期營運建議</w:t>
-            </w:r>
-            <w:proofErr w:type="gramStart"/>
-            <w:r>
-              <w:rPr>
-                <w:rFonts w:eastAsia="標楷體"/>
-                <w:bCs/>
-              </w:rPr>
-              <w:t>採</w:t>
-            </w:r>
-            <w:proofErr w:type="gramEnd"/>
-            <w:r>
-              <w:rPr>
-                <w:rFonts w:eastAsia="標楷體"/>
-                <w:bCs/>
-              </w:rPr>
-              <w:t>小規模試辦，並優先鎖定會計學課本等流通量最大的教科書進行驗證</w:t>
-            </w:r>
-            <w:r>
-              <w:rPr>
-                <w:rFonts w:eastAsia="標楷體"/>
-                <w:bCs/>
-              </w:rPr>
-              <w:t xml:space="preserve"> </w:t>
-            </w:r>
-            <w:r>
-              <w:rPr>
-                <w:rFonts w:eastAsia="標楷體"/>
-                <w:bCs/>
-              </w:rPr>
-              <w:t>；亦可透過與校方進行產學合作，在校內舉辦「二手書永續</w:t>
-            </w:r>
-            <w:proofErr w:type="gramStart"/>
-            <w:r>
-              <w:rPr>
-                <w:rFonts w:eastAsia="標楷體"/>
-                <w:bCs/>
-              </w:rPr>
-              <w:t>週</w:t>
-            </w:r>
-            <w:proofErr w:type="gramEnd"/>
-            <w:r>
-              <w:rPr>
-                <w:rFonts w:eastAsia="標楷體"/>
-                <w:bCs/>
-              </w:rPr>
-              <w:t>」並提供代幣獎勵</w:t>
-            </w:r>
-            <w:r>
-              <w:rPr>
-                <w:rFonts w:eastAsia="標楷體"/>
-                <w:bCs/>
-              </w:rPr>
-              <w:t xml:space="preserve"> </w:t>
-            </w:r>
-            <w:r>
-              <w:rPr>
-                <w:rFonts w:eastAsia="標楷體"/>
-                <w:bCs/>
-              </w:rPr>
-              <w:t>，來快速累積首批種子用戶並降低新用戶對</w:t>
-            </w:r>
-            <w:proofErr w:type="gramStart"/>
-            <w:r>
-              <w:rPr>
-                <w:rFonts w:eastAsia="標楷體"/>
-                <w:bCs/>
-              </w:rPr>
-              <w:t>自助掃碼機制</w:t>
-            </w:r>
-            <w:proofErr w:type="gramEnd"/>
-            <w:r>
-              <w:rPr>
-                <w:rFonts w:eastAsia="標楷體"/>
-                <w:bCs/>
-              </w:rPr>
-              <w:t>的學習成本</w:t>
-            </w:r>
-            <w:r>
-              <w:rPr>
-                <w:rFonts w:eastAsia="標楷體"/>
-                <w:bCs/>
-              </w:rPr>
-              <w:t xml:space="preserve"> </w:t>
-            </w:r>
-            <w:r>
-              <w:rPr>
-                <w:rFonts w:eastAsia="標楷體"/>
-                <w:bCs/>
-              </w:rPr>
-              <w:t>。</w:t>
-            </w:r>
-          </w:p>
-          <w:p>
-            <w:pPr>
-              <w:rPr>
-                <w:rFonts w:eastAsia="標楷體" w:hint="eastAsia"/>
+              <w:rPr>
+                <w:rFonts w:eastAsia="標楷體"/>
                 <w:bCs/>
               </w:rPr>
             </w:pPr>
@@ -5594,7 +8426,346 @@
                 <w:numId w:val="12"/>
               </w:numPr>
               <w:rPr>
-                <w:rFonts w:eastAsia="標楷體" w:hint="eastAsia"/>
+                <w:rFonts w:eastAsia="標楷體"/>
+                <w:bCs/>
+              </w:rPr>
+            </w:pPr>
+            <w:r>
+              <w:rPr>
+                <w:rFonts w:eastAsia="標楷體"/>
+                <w:bCs/>
+              </w:rPr>
+              <w:t>結論與建議</w:t>
+            </w:r>
+          </w:p>
+          <w:p>
+            <w:pPr>
+              <w:ind w:leftChars="200" w:left="480"/>
+              <w:rPr>
+                <w:rFonts w:eastAsia="標楷體"/>
+                <w:bCs/>
+              </w:rPr>
+            </w:pPr>
+            <w:r>
+              <w:rPr>
+                <w:rFonts w:eastAsia="標楷體"/>
+                <w:bCs/>
+              </w:rPr>
+              <w:t>結論</w:t>
+            </w:r>
+          </w:p>
+          <w:p>
+            <w:pPr>
+              <w:ind w:leftChars="200" w:left="480"/>
+              <w:rPr>
+                <w:rFonts w:eastAsia="標楷體"/>
+                <w:bCs/>
+              </w:rPr>
+            </w:pPr>
+            <w:r>
+              <w:rPr>
+                <w:rFonts w:eastAsia="標楷體"/>
+                <w:bCs/>
+              </w:rPr>
+              <w:t>本專案成功開發出一套結合「行動</w:t>
+            </w:r>
+            <w:r>
+              <w:rPr>
+                <w:rFonts w:eastAsia="標楷體"/>
+                <w:bCs/>
+              </w:rPr>
+              <w:t>App</w:t>
+            </w:r>
+            <w:r>
+              <w:rPr>
+                <w:rFonts w:eastAsia="標楷體"/>
+                <w:bCs/>
+              </w:rPr>
+              <w:t>」與「自製實體</w:t>
+            </w:r>
+            <w:r>
+              <w:rPr>
+                <w:rFonts w:eastAsia="標楷體"/>
+                <w:bCs/>
+              </w:rPr>
+              <w:t>IoT</w:t>
+            </w:r>
+            <w:r>
+              <w:rPr>
+                <w:rFonts w:eastAsia="標楷體"/>
+                <w:bCs/>
+              </w:rPr>
+              <w:t>智慧書櫃」的二手書循環經濟平台。透過問卷調查</w:t>
+            </w:r>
+            <w:r>
+              <w:rPr>
+                <w:rFonts w:eastAsia="標楷體"/>
+                <w:bCs/>
+              </w:rPr>
+              <w:t>498</w:t>
+            </w:r>
+            <w:r>
+              <w:rPr>
+                <w:rFonts w:eastAsia="標楷體"/>
+                <w:bCs/>
+              </w:rPr>
+              <w:t>份有效樣本的深度分析，驗證了大學生族群對於「</w:t>
+            </w:r>
+            <w:r>
+              <w:rPr>
+                <w:rFonts w:eastAsia="標楷體"/>
+                <w:bCs/>
+              </w:rPr>
+              <w:t>24</w:t>
+            </w:r>
+            <w:r>
+              <w:rPr>
+                <w:rFonts w:eastAsia="標楷體"/>
+                <w:bCs/>
+              </w:rPr>
+              <w:t>小時自助化書櫃」以及「</w:t>
+            </w:r>
+            <w:r>
+              <w:rPr>
+                <w:rFonts w:eastAsia="標楷體"/>
+                <w:bCs/>
+              </w:rPr>
+              <w:t>ISBN</w:t>
+            </w:r>
+            <w:r>
+              <w:rPr>
+                <w:rFonts w:eastAsia="標楷體"/>
+                <w:bCs/>
+              </w:rPr>
+              <w:t>自助帶出資料」有著高達</w:t>
+            </w:r>
+            <w:r>
+              <w:rPr>
+                <w:rFonts w:eastAsia="標楷體"/>
+                <w:bCs/>
+              </w:rPr>
+              <w:t>50%</w:t>
+            </w:r>
+            <w:r>
+              <w:rPr>
+                <w:rFonts w:eastAsia="標楷體"/>
+                <w:bCs/>
+              </w:rPr>
+              <w:t>以上的強烈轉移意願。系統在技術上達成</w:t>
+            </w:r>
+            <w:proofErr w:type="gramStart"/>
+            <w:r>
+              <w:rPr>
+                <w:rFonts w:eastAsia="標楷體"/>
+                <w:bCs/>
+              </w:rPr>
+              <w:t>了跨域的</w:t>
+            </w:r>
+            <w:proofErr w:type="gramEnd"/>
+            <w:r>
+              <w:rPr>
+                <w:rFonts w:eastAsia="標楷體"/>
+                <w:bCs/>
+              </w:rPr>
+              <w:t>軟硬體整合，並在法規上嚴格遵循《個人資料保護法》、《電子簽章法》與《民法》買賣契約效力，建構出一個低成本、高信任、具備技術護城河的校園資源永續循環生態圈。</w:t>
+            </w:r>
+          </w:p>
+          <w:p>
+            <w:pPr>
+              <w:ind w:leftChars="200" w:left="480"/>
+              <w:rPr>
+                <w:rFonts w:eastAsia="標楷體"/>
+                <w:bCs/>
+              </w:rPr>
+            </w:pPr>
+            <w:r>
+              <w:rPr>
+                <w:rFonts w:eastAsia="標楷體"/>
+                <w:bCs/>
+              </w:rPr>
+              <w:t>建議</w:t>
+            </w:r>
+          </w:p>
+          <w:p>
+            <w:pPr>
+              <w:numPr>
+                <w:ilvl w:val="0"/>
+                <w:numId w:val="40"/>
+              </w:numPr>
+              <w:rPr>
+                <w:rFonts w:eastAsia="標楷體"/>
+                <w:bCs/>
+              </w:rPr>
+            </w:pPr>
+            <w:r>
+              <w:rPr>
+                <w:rFonts w:eastAsia="標楷體"/>
+                <w:bCs/>
+              </w:rPr>
+              <w:t>硬體機構專利與減重優化：建議未來針對智慧書櫃的實體創新機構設計（如滑軌夾書、鏤空側板輕量化與三角形穩定支撐）</w:t>
+            </w:r>
+            <w:proofErr w:type="gramStart"/>
+            <w:r>
+              <w:rPr>
+                <w:rFonts w:eastAsia="標楷體"/>
+                <w:bCs/>
+              </w:rPr>
+              <w:t>研</w:t>
+            </w:r>
+            <w:proofErr w:type="gramEnd"/>
+            <w:r>
+              <w:rPr>
+                <w:rFonts w:eastAsia="標楷體"/>
+                <w:bCs/>
+              </w:rPr>
+              <w:t>議申請「新型專利」；同時持續進行公共空間的耐用度與防破壞測試。</w:t>
+            </w:r>
+          </w:p>
+          <w:p>
+            <w:pPr>
+              <w:numPr>
+                <w:ilvl w:val="0"/>
+                <w:numId w:val="40"/>
+              </w:numPr>
+              <w:rPr>
+                <w:rFonts w:eastAsia="標楷體"/>
+                <w:bCs/>
+              </w:rPr>
+            </w:pPr>
+            <w:r>
+              <w:rPr>
+                <w:rFonts w:eastAsia="標楷體"/>
+                <w:bCs/>
+              </w:rPr>
+              <w:t>冷熱資料分層管理優化：隨著未來營運數據擴增（例如書櫃</w:t>
+            </w:r>
+            <w:r>
+              <w:rPr>
+                <w:rFonts w:eastAsia="標楷體"/>
+                <w:bCs/>
+              </w:rPr>
+              <w:t>Log</w:t>
+            </w:r>
+            <w:r>
+              <w:rPr>
+                <w:rFonts w:eastAsia="標楷體"/>
+                <w:bCs/>
+              </w:rPr>
+              <w:t>紀錄或歷史訂單達</w:t>
+            </w:r>
+            <w:r>
+              <w:rPr>
+                <w:rFonts w:eastAsia="標楷體"/>
+                <w:bCs/>
+              </w:rPr>
+              <w:t>10</w:t>
+            </w:r>
+            <w:r>
+              <w:rPr>
+                <w:rFonts w:eastAsia="標楷體"/>
+                <w:bCs/>
+              </w:rPr>
+              <w:t>筆以上時），應嚴格落實冷熱資料分離策略，定期將數月前的歷史訂單移至備份獨立資料庫，以確保核心資料庫的即時查詢效能維持在</w:t>
+            </w:r>
+            <w:r>
+              <w:rPr>
+                <w:rFonts w:eastAsia="標楷體"/>
+                <w:bCs/>
+              </w:rPr>
+              <w:t>2</w:t>
+            </w:r>
+            <w:r>
+              <w:rPr>
+                <w:rFonts w:eastAsia="標楷體"/>
+                <w:bCs/>
+              </w:rPr>
+              <w:t>秒以內。</w:t>
+            </w:r>
+          </w:p>
+          <w:p>
+            <w:pPr>
+              <w:numPr>
+                <w:ilvl w:val="0"/>
+                <w:numId w:val="40"/>
+              </w:numPr>
+              <w:rPr>
+                <w:rFonts w:eastAsia="標楷體"/>
+                <w:bCs/>
+              </w:rPr>
+            </w:pPr>
+            <w:r>
+              <w:rPr>
+                <w:rFonts w:eastAsia="標楷體"/>
+                <w:bCs/>
+              </w:rPr>
+              <w:t>分階段試辦與產學推廣：初期營運建議</w:t>
+            </w:r>
+            <w:proofErr w:type="gramStart"/>
+            <w:r>
+              <w:rPr>
+                <w:rFonts w:eastAsia="標楷體"/>
+                <w:bCs/>
+              </w:rPr>
+              <w:t>採</w:t>
+            </w:r>
+            <w:proofErr w:type="gramEnd"/>
+            <w:r>
+              <w:rPr>
+                <w:rFonts w:eastAsia="標楷體"/>
+                <w:bCs/>
+              </w:rPr>
+              <w:t>小規模試辦，並優先鎖定會計學課本等流通量最大的教科書進行驗證；亦可透過與校方進行產學合作，在校內舉辦「二手書永續</w:t>
+            </w:r>
+            <w:proofErr w:type="gramStart"/>
+            <w:r>
+              <w:rPr>
+                <w:rFonts w:eastAsia="標楷體"/>
+                <w:bCs/>
+              </w:rPr>
+              <w:t>週</w:t>
+            </w:r>
+            <w:proofErr w:type="gramEnd"/>
+            <w:r>
+              <w:rPr>
+                <w:rFonts w:eastAsia="標楷體"/>
+                <w:bCs/>
+              </w:rPr>
+              <w:t>」並提供代幣獎勵，來快速累積首批種子用戶並降低新用戶對</w:t>
+            </w:r>
+            <w:proofErr w:type="gramStart"/>
+            <w:r>
+              <w:rPr>
+                <w:rFonts w:eastAsia="標楷體"/>
+                <w:bCs/>
+              </w:rPr>
+              <w:t>自助掃碼機制</w:t>
+            </w:r>
+            <w:proofErr w:type="gramEnd"/>
+            <w:r>
+              <w:rPr>
+                <w:rFonts w:eastAsia="標楷體"/>
+                <w:bCs/>
+              </w:rPr>
+              <w:t>的學習成本。</w:t>
+            </w:r>
+          </w:p>
+          <w:p>
+            <w:pPr>
+              <w:jc w:val="center"/>
+              <w:rPr>
+                <w:rFonts w:eastAsia="標楷體"/>
+                <w:bCs/>
+              </w:rPr>
+            </w:pPr>
+          </w:p>
+          <w:p>
+            <w:pPr>
+              <w:numPr>
+                <w:ilvl w:val="0"/>
+                <w:numId w:val="12"/>
+              </w:numPr>
+              <w:rPr>
+                <w:rFonts w:eastAsia="標楷體"/>
                 <w:bCs/>
               </w:rPr>
             </w:pPr>
@@ -5609,75 +8780,6 @@
         </w:tc>
       </w:tr>
     </w:tbl>
-    <w:p>
-      <w:pPr>
-        <w:jc w:val="right"/>
-        <w:rPr>
-          <w:rFonts w:eastAsia="標楷體"/>
-          <w:bCs/>
-          <w:szCs w:val="36"/>
-        </w:rPr>
-      </w:pPr>
-      <w:r>
-        <w:rPr>
-          <w:rFonts w:eastAsia="標楷體"/>
-          <w:bCs/>
-          <w:color w:val="FF0000"/>
-        </w:rPr>
-        <w:lastRenderedPageBreak/>
-        <w:t>(</w:t>
-      </w:r>
-      <w:proofErr w:type="gramStart"/>
-      <w:r>
-        <w:rPr>
-          <w:rFonts w:eastAsia="標楷體" w:hint="eastAsia"/>
-          <w:bCs/>
-          <w:color w:val="FF0000"/>
-        </w:rPr>
-        <w:t>＊</w:t>
-      </w:r>
-      <w:proofErr w:type="gramEnd"/>
-      <w:r>
-        <w:rPr>
-          <w:rFonts w:eastAsia="標楷體" w:hint="eastAsia"/>
-          <w:bCs/>
-          <w:color w:val="FF0000"/>
-        </w:rPr>
-        <w:t>構想書填寫說明請刪除並直接填寫</w:t>
-      </w:r>
-      <w:r>
-        <w:rPr>
-          <w:rFonts w:eastAsia="標楷體"/>
-          <w:bCs/>
-          <w:color w:val="FF0000"/>
-        </w:rPr>
-        <w:t>構想書內容，請勿超過</w:t>
-      </w:r>
-      <w:r>
-        <w:rPr>
-          <w:rFonts w:eastAsia="標楷體"/>
-          <w:bCs/>
-          <w:color w:val="FF0000"/>
-        </w:rPr>
-        <w:t>15</w:t>
-      </w:r>
-      <w:r>
-        <w:rPr>
-          <w:rFonts w:eastAsia="標楷體"/>
-          <w:bCs/>
-          <w:color w:val="FF0000"/>
-        </w:rPr>
-        <w:t>頁</w:t>
-      </w:r>
-      <w:r>
-        <w:rPr>
-          <w:rFonts w:eastAsia="標楷體"/>
-          <w:bCs/>
-          <w:color w:val="FF0000"/>
-        </w:rPr>
-        <w:t>)</w:t>
-      </w:r>
-    </w:p>
     <w:p>
       <w:pPr>
         <w:tabs>
@@ -5690,18 +8792,10 @@
           <w:szCs w:val="36"/>
         </w:rPr>
       </w:pPr>
-      <w:r>
-        <w:rPr>
-          <w:rFonts w:eastAsia="標楷體"/>
-          <w:bCs/>
-          <w:szCs w:val="36"/>
-        </w:rPr>
-        <w:t>附件四：個人資料蒐集聲明暨同意書</w:t>
-      </w:r>
     </w:p>
     <w:sectPr>
-      <w:headerReference w:type="default" r:id="rId16"/>
-      <w:footerReference w:type="default" r:id="rId17"/>
+      <w:headerReference w:type="default" r:id="rId17"/>
+      <w:footerReference w:type="default" r:id="rId18"/>
       <w:pgSz w:w="11906" w:h="16838"/>
       <w:pgMar w:top="720" w:right="851" w:bottom="720" w:left="851" w:header="851" w:footer="992" w:gutter="0"/>
       <w:cols w:space="720"/>
@@ -5904,6 +8998,119 @@
 <file path=word/numbering.xml><?xml version="1.0" encoding="utf-8"?>
 <w:numbering xmlns:wpc="http://schemas.microsoft.com/office/word/2010/wordprocessingCanvas" xmlns:cx="http://schemas.microsoft.com/office/drawing/2014/chartex" xmlns:cx1="http://schemas.microsoft.com/office/drawing/2015/9/8/chartex" xmlns:cx2="http://schemas.microsoft.com/office/drawing/2015/10/21/chartex" xmlns:cx3="http://schemas.microsoft.com/office/drawing/2016/5/9/chartex" xmlns:cx4="http://schemas.microsoft.com/office/drawing/2016/5/10/chartex" xmlns:cx5="http://schemas.microsoft.com/office/drawing/2016/5/11/chartex" xmlns:cx6="http://schemas.microsoft.com/office/drawing/2016/5/12/chartex" xmlns:cx7="http://schemas.microsoft.com/office/drawing/2016/5/13/chartex" xmlns:cx8="http://schemas.microsoft.com/office/drawing/2016/5/14/chartex" xmlns:mc="http://schemas.openxmlformats.org/markup-compatibility/2006" xmlns:aink="http://schemas.microsoft.com/office/drawing/2016/ink" xmlns:am3d="http://schemas.microsoft.com/office/drawing/2017/model3d" xmlns:o="urn:schemas-microsoft-com:office:office" xmlns:oel="http://schemas.microsoft.com/office/2019/extlst" xmlns:r="http://schemas.openxmlformats.org/officeDocument/2006/relationships" xmlns:m="http://schemas.openxmlformats.org/officeDocument/2006/math" xmlns:v="urn:schemas-microsoft-com:vml" xmlns:wp14="http://schemas.microsoft.com/office/word/2010/wordprocessingDrawing" xmlns:wp="http://schemas.openxmlformats.org/drawingml/2006/wordprocessingDrawing" xmlns:w10="urn:schemas-microsoft-com:office:word" xmlns:w="http://schemas.openxmlformats.org/wordprocessingml/2006/main" xmlns:w14="http://schemas.microsoft.com/office/word/2010/wordml" xmlns:w15="http://schemas.microsoft.com/office/word/2012/wordml" xmlns:w16cex="http://schemas.microsoft.com/office/word/2018/wordml/cex" xmlns:w16cid="http://schemas.microsoft.com/office/word/2016/wordml/cid" xmlns:w16="http://schemas.microsoft.com/office/word/2018/wordml" xmlns:w16du="http://schemas.microsoft.com/office/word/2023/wordml/word16du" xmlns:w16sdtdh="http://schemas.microsoft.com/office/word/2020/wordml/sdtdatahash" xmlns:w16sdtfl="http://schemas.microsoft.com/office/word/2024/wordml/sdtformatlock" xmlns:w16se="http://schemas.microsoft.com/office/word/2015/wordml/symex" xmlns:wpg="http://schemas.microsoft.com/office/word/2010/wordprocessingGroup" xmlns:wpi="http://schemas.microsoft.com/office/word/2010/wordprocessingInk" xmlns:wne="http://schemas.microsoft.com/office/word/2006/wordml" xmlns:wps="http://schemas.microsoft.com/office/word/2010/wordprocessingShape" mc:Ignorable="w14 w15 w16se w16cid w16 w16cex w16sdtdh w16sdtfl w16du wp14">
   <w:abstractNum w:abstractNumId="0" w15:restartNumberingAfterBreak="0">
+    <w:nsid w:val="0ABD2065"/>
+    <w:multiLevelType w:val="hybridMultilevel"/>
+    <w:tmpl w:val="D3284386"/>
+    <w:lvl w:ilvl="0" w:tplc="0409000B">
+      <w:start w:val="1"/>
+      <w:numFmt w:val="bullet"/>
+      <w:lvlText w:val=""/>
+      <w:lvlJc w:val="left"/>
+      <w:pPr>
+        <w:ind w:left="960" w:hanging="480"/>
+      </w:pPr>
+      <w:rPr>
+        <w:rFonts w:ascii="Wingdings" w:hAnsi="Wingdings" w:hint="default"/>
+      </w:rPr>
+    </w:lvl>
+    <w:lvl w:ilvl="1" w:tplc="04090003" w:tentative="1">
+      <w:start w:val="1"/>
+      <w:numFmt w:val="bullet"/>
+      <w:lvlText w:val=""/>
+      <w:lvlJc w:val="left"/>
+      <w:pPr>
+        <w:ind w:left="1440" w:hanging="480"/>
+      </w:pPr>
+      <w:rPr>
+        <w:rFonts w:ascii="Wingdings" w:hAnsi="Wingdings" w:hint="default"/>
+      </w:rPr>
+    </w:lvl>
+    <w:lvl w:ilvl="2" w:tplc="04090005" w:tentative="1">
+      <w:start w:val="1"/>
+      <w:numFmt w:val="bullet"/>
+      <w:lvlText w:val=""/>
+      <w:lvlJc w:val="left"/>
+      <w:pPr>
+        <w:ind w:left="1920" w:hanging="480"/>
+      </w:pPr>
+      <w:rPr>
+        <w:rFonts w:ascii="Wingdings" w:hAnsi="Wingdings" w:hint="default"/>
+      </w:rPr>
+    </w:lvl>
+    <w:lvl w:ilvl="3" w:tplc="04090001" w:tentative="1">
+      <w:start w:val="1"/>
+      <w:numFmt w:val="bullet"/>
+      <w:lvlText w:val=""/>
+      <w:lvlJc w:val="left"/>
+      <w:pPr>
+        <w:ind w:left="2400" w:hanging="480"/>
+      </w:pPr>
+      <w:rPr>
+        <w:rFonts w:ascii="Wingdings" w:hAnsi="Wingdings" w:hint="default"/>
+      </w:rPr>
+    </w:lvl>
+    <w:lvl w:ilvl="4" w:tplc="04090003" w:tentative="1">
+      <w:start w:val="1"/>
+      <w:numFmt w:val="bullet"/>
+      <w:lvlText w:val=""/>
+      <w:lvlJc w:val="left"/>
+      <w:pPr>
+        <w:ind w:left="2880" w:hanging="480"/>
+      </w:pPr>
+      <w:rPr>
+        <w:rFonts w:ascii="Wingdings" w:hAnsi="Wingdings" w:hint="default"/>
+      </w:rPr>
+    </w:lvl>
+    <w:lvl w:ilvl="5" w:tplc="04090005" w:tentative="1">
+      <w:start w:val="1"/>
+      <w:numFmt w:val="bullet"/>
+      <w:lvlText w:val=""/>
+      <w:lvlJc w:val="left"/>
+      <w:pPr>
+        <w:ind w:left="3360" w:hanging="480"/>
+      </w:pPr>
+      <w:rPr>
+        <w:rFonts w:ascii="Wingdings" w:hAnsi="Wingdings" w:hint="default"/>
+      </w:rPr>
+    </w:lvl>
+    <w:lvl w:ilvl="6" w:tplc="04090001" w:tentative="1">
+      <w:start w:val="1"/>
+      <w:numFmt w:val="bullet"/>
+      <w:lvlText w:val=""/>
+      <w:lvlJc w:val="left"/>
+      <w:pPr>
+        <w:ind w:left="3840" w:hanging="480"/>
+      </w:pPr>
+      <w:rPr>
+        <w:rFonts w:ascii="Wingdings" w:hAnsi="Wingdings" w:hint="default"/>
+      </w:rPr>
+    </w:lvl>
+    <w:lvl w:ilvl="7" w:tplc="04090003" w:tentative="1">
+      <w:start w:val="1"/>
+      <w:numFmt w:val="bullet"/>
+      <w:lvlText w:val=""/>
+      <w:lvlJc w:val="left"/>
+      <w:pPr>
+        <w:ind w:left="4320" w:hanging="480"/>
+      </w:pPr>
+      <w:rPr>
+        <w:rFonts w:ascii="Wingdings" w:hAnsi="Wingdings" w:hint="default"/>
+      </w:rPr>
+    </w:lvl>
+    <w:lvl w:ilvl="8" w:tplc="04090005" w:tentative="1">
+      <w:start w:val="1"/>
+      <w:numFmt w:val="bullet"/>
+      <w:lvlText w:val=""/>
+      <w:lvlJc w:val="left"/>
+      <w:pPr>
+        <w:ind w:left="4800" w:hanging="480"/>
+      </w:pPr>
+      <w:rPr>
+        <w:rFonts w:ascii="Wingdings" w:hAnsi="Wingdings" w:hint="default"/>
+      </w:rPr>
+    </w:lvl>
+  </w:abstractNum>
+  <w:abstractNum w:abstractNumId="1" w15:restartNumberingAfterBreak="0">
     <w:nsid w:val="10DC6948"/>
     <w:multiLevelType w:val="multilevel"/>
     <w:tmpl w:val="90FA4FA4"/>
@@ -5992,7 +9199,7 @@
       </w:pPr>
     </w:lvl>
   </w:abstractNum>
-  <w:abstractNum w:abstractNumId="1" w15:restartNumberingAfterBreak="0">
+  <w:abstractNum w:abstractNumId="2" w15:restartNumberingAfterBreak="0">
     <w:nsid w:val="12A87C29"/>
     <w:multiLevelType w:val="multilevel"/>
     <w:tmpl w:val="4F46BEA4"/>
@@ -6082,7 +9289,7 @@
       </w:pPr>
     </w:lvl>
   </w:abstractNum>
-  <w:abstractNum w:abstractNumId="2" w15:restartNumberingAfterBreak="0">
+  <w:abstractNum w:abstractNumId="3" w15:restartNumberingAfterBreak="0">
     <w:nsid w:val="154645C5"/>
     <w:multiLevelType w:val="multilevel"/>
     <w:tmpl w:val="84D09878"/>
@@ -6168,7 +9375,7 @@
       </w:pPr>
     </w:lvl>
   </w:abstractNum>
-  <w:abstractNum w:abstractNumId="3" w15:restartNumberingAfterBreak="0">
+  <w:abstractNum w:abstractNumId="4" w15:restartNumberingAfterBreak="0">
     <w:nsid w:val="17E96B22"/>
     <w:multiLevelType w:val="multilevel"/>
     <w:tmpl w:val="77F8D54E"/>
@@ -6254,7 +9461,7 @@
       </w:pPr>
     </w:lvl>
   </w:abstractNum>
-  <w:abstractNum w:abstractNumId="4" w15:restartNumberingAfterBreak="0">
+  <w:abstractNum w:abstractNumId="5" w15:restartNumberingAfterBreak="0">
     <w:nsid w:val="1A0977BA"/>
     <w:multiLevelType w:val="multilevel"/>
     <w:tmpl w:val="CB3AF638"/>
@@ -6403,7 +9610,7 @@
       </w:rPr>
     </w:lvl>
   </w:abstractNum>
-  <w:abstractNum w:abstractNumId="5" w15:restartNumberingAfterBreak="0">
+  <w:abstractNum w:abstractNumId="6" w15:restartNumberingAfterBreak="0">
     <w:nsid w:val="227A5140"/>
     <w:multiLevelType w:val="multilevel"/>
     <w:tmpl w:val="8CFE642E"/>
@@ -6492,7 +9699,7 @@
       </w:pPr>
     </w:lvl>
   </w:abstractNum>
-  <w:abstractNum w:abstractNumId="6" w15:restartNumberingAfterBreak="0">
+  <w:abstractNum w:abstractNumId="7" w15:restartNumberingAfterBreak="0">
     <w:nsid w:val="244A5C68"/>
     <w:multiLevelType w:val="multilevel"/>
     <w:tmpl w:val="AF76D304"/>
@@ -6605,7 +9812,7 @@
       </w:pPr>
     </w:lvl>
   </w:abstractNum>
-  <w:abstractNum w:abstractNumId="7" w15:restartNumberingAfterBreak="0">
+  <w:abstractNum w:abstractNumId="8" w15:restartNumberingAfterBreak="0">
     <w:nsid w:val="24FB6F9B"/>
     <w:multiLevelType w:val="multilevel"/>
     <w:tmpl w:val="9B58221E"/>
@@ -6691,7 +9898,7 @@
       </w:pPr>
     </w:lvl>
   </w:abstractNum>
-  <w:abstractNum w:abstractNumId="8" w15:restartNumberingAfterBreak="0">
+  <w:abstractNum w:abstractNumId="9" w15:restartNumberingAfterBreak="0">
     <w:nsid w:val="26AD7AEC"/>
     <w:multiLevelType w:val="multilevel"/>
     <w:tmpl w:val="4F46BEA4"/>
@@ -6780,7 +9987,7 @@
       </w:pPr>
     </w:lvl>
   </w:abstractNum>
-  <w:abstractNum w:abstractNumId="9" w15:restartNumberingAfterBreak="0">
+  <w:abstractNum w:abstractNumId="10" w15:restartNumberingAfterBreak="0">
     <w:nsid w:val="2816210E"/>
     <w:multiLevelType w:val="multilevel"/>
     <w:tmpl w:val="9E5A5D18"/>
@@ -6866,7 +10073,7 @@
       </w:pPr>
     </w:lvl>
   </w:abstractNum>
-  <w:abstractNum w:abstractNumId="10" w15:restartNumberingAfterBreak="0">
+  <w:abstractNum w:abstractNumId="11" w15:restartNumberingAfterBreak="0">
     <w:nsid w:val="2CFB4E49"/>
     <w:multiLevelType w:val="multilevel"/>
     <w:tmpl w:val="71287154"/>
@@ -6955,7 +10162,123 @@
       </w:pPr>
     </w:lvl>
   </w:abstractNum>
-  <w:abstractNum w:abstractNumId="11" w15:restartNumberingAfterBreak="0">
+  <w:abstractNum w:abstractNumId="12" w15:restartNumberingAfterBreak="0">
+    <w:nsid w:val="2EAD6BDD"/>
+    <w:multiLevelType w:val="multilevel"/>
+    <w:tmpl w:val="60A2A626"/>
+    <w:lvl w:ilvl="0">
+      <w:start w:val="1"/>
+      <w:numFmt w:val="bullet"/>
+      <w:lvlText w:val=""/>
+      <w:lvlJc w:val="left"/>
+      <w:pPr>
+        <w:tabs>
+          <w:tab w:val="num" w:pos="720"/>
+        </w:tabs>
+        <w:ind w:left="720" w:hanging="360"/>
+      </w:pPr>
+      <w:rPr>
+        <w:rFonts w:ascii="Wingdings" w:hAnsi="Wingdings" w:hint="default"/>
+      </w:rPr>
+    </w:lvl>
+    <w:lvl w:ilvl="1" w:tentative="1">
+      <w:start w:val="1"/>
+      <w:numFmt w:val="decimal"/>
+      <w:lvlText w:val="%2."/>
+      <w:lvlJc w:val="left"/>
+      <w:pPr>
+        <w:tabs>
+          <w:tab w:val="num" w:pos="1440"/>
+        </w:tabs>
+        <w:ind w:left="1440" w:hanging="360"/>
+      </w:pPr>
+    </w:lvl>
+    <w:lvl w:ilvl="2" w:tentative="1">
+      <w:start w:val="1"/>
+      <w:numFmt w:val="decimal"/>
+      <w:lvlText w:val="%3."/>
+      <w:lvlJc w:val="left"/>
+      <w:pPr>
+        <w:tabs>
+          <w:tab w:val="num" w:pos="2160"/>
+        </w:tabs>
+        <w:ind w:left="2160" w:hanging="360"/>
+      </w:pPr>
+    </w:lvl>
+    <w:lvl w:ilvl="3" w:tentative="1">
+      <w:start w:val="1"/>
+      <w:numFmt w:val="decimal"/>
+      <w:lvlText w:val="%4."/>
+      <w:lvlJc w:val="left"/>
+      <w:pPr>
+        <w:tabs>
+          <w:tab w:val="num" w:pos="2880"/>
+        </w:tabs>
+        <w:ind w:left="2880" w:hanging="360"/>
+      </w:pPr>
+    </w:lvl>
+    <w:lvl w:ilvl="4" w:tentative="1">
+      <w:start w:val="1"/>
+      <w:numFmt w:val="decimal"/>
+      <w:lvlText w:val="%5."/>
+      <w:lvlJc w:val="left"/>
+      <w:pPr>
+        <w:tabs>
+          <w:tab w:val="num" w:pos="3600"/>
+        </w:tabs>
+        <w:ind w:left="3600" w:hanging="360"/>
+      </w:pPr>
+    </w:lvl>
+    <w:lvl w:ilvl="5" w:tentative="1">
+      <w:start w:val="1"/>
+      <w:numFmt w:val="decimal"/>
+      <w:lvlText w:val="%6."/>
+      <w:lvlJc w:val="left"/>
+      <w:pPr>
+        <w:tabs>
+          <w:tab w:val="num" w:pos="4320"/>
+        </w:tabs>
+        <w:ind w:left="4320" w:hanging="360"/>
+      </w:pPr>
+    </w:lvl>
+    <w:lvl w:ilvl="6" w:tentative="1">
+      <w:start w:val="1"/>
+      <w:numFmt w:val="decimal"/>
+      <w:lvlText w:val="%7."/>
+      <w:lvlJc w:val="left"/>
+      <w:pPr>
+        <w:tabs>
+          <w:tab w:val="num" w:pos="5040"/>
+        </w:tabs>
+        <w:ind w:left="5040" w:hanging="360"/>
+      </w:pPr>
+    </w:lvl>
+    <w:lvl w:ilvl="7" w:tentative="1">
+      <w:start w:val="1"/>
+      <w:numFmt w:val="decimal"/>
+      <w:lvlText w:val="%8."/>
+      <w:lvlJc w:val="left"/>
+      <w:pPr>
+        <w:tabs>
+          <w:tab w:val="num" w:pos="5760"/>
+        </w:tabs>
+        <w:ind w:left="5760" w:hanging="360"/>
+      </w:pPr>
+    </w:lvl>
+    <w:lvl w:ilvl="8" w:tentative="1">
+      <w:start w:val="1"/>
+      <w:numFmt w:val="decimal"/>
+      <w:lvlText w:val="%9."/>
+      <w:lvlJc w:val="left"/>
+      <w:pPr>
+        <w:tabs>
+          <w:tab w:val="num" w:pos="6480"/>
+        </w:tabs>
+        <w:ind w:left="6480" w:hanging="360"/>
+      </w:pPr>
+    </w:lvl>
+  </w:abstractNum>
+  <w:abstractNum w:abstractNumId="13" w15:restartNumberingAfterBreak="0">
     <w:nsid w:val="35E54C38"/>
     <w:multiLevelType w:val="multilevel"/>
     <w:tmpl w:val="9E5A5D18"/>
@@ -7041,7 +10364,7 @@
       </w:pPr>
     </w:lvl>
   </w:abstractNum>
-  <w:abstractNum w:abstractNumId="12" w15:restartNumberingAfterBreak="0">
+  <w:abstractNum w:abstractNumId="14" w15:restartNumberingAfterBreak="0">
     <w:nsid w:val="37974A81"/>
     <w:multiLevelType w:val="multilevel"/>
     <w:tmpl w:val="1B78255C"/>
@@ -7127,7 +10450,7 @@
       </w:pPr>
     </w:lvl>
   </w:abstractNum>
-  <w:abstractNum w:abstractNumId="13" w15:restartNumberingAfterBreak="0">
+  <w:abstractNum w:abstractNumId="15" w15:restartNumberingAfterBreak="0">
     <w:nsid w:val="3A076D49"/>
     <w:multiLevelType w:val="multilevel"/>
     <w:tmpl w:val="A5BA6B18"/>
@@ -7216,7 +10539,7 @@
       </w:pPr>
     </w:lvl>
   </w:abstractNum>
-  <w:abstractNum w:abstractNumId="14" w15:restartNumberingAfterBreak="0">
+  <w:abstractNum w:abstractNumId="16" w15:restartNumberingAfterBreak="0">
     <w:nsid w:val="3A330050"/>
     <w:multiLevelType w:val="multilevel"/>
     <w:tmpl w:val="4F46BEA4"/>
@@ -7305,7 +10628,7 @@
       </w:pPr>
     </w:lvl>
   </w:abstractNum>
-  <w:abstractNum w:abstractNumId="15" w15:restartNumberingAfterBreak="0">
+  <w:abstractNum w:abstractNumId="17" w15:restartNumberingAfterBreak="0">
     <w:nsid w:val="3BDA5BC4"/>
     <w:multiLevelType w:val="multilevel"/>
     <w:tmpl w:val="9E5A5D18"/>
@@ -7391,7 +10714,7 @@
       </w:pPr>
     </w:lvl>
   </w:abstractNum>
-  <w:abstractNum w:abstractNumId="16" w15:restartNumberingAfterBreak="0">
+  <w:abstractNum w:abstractNumId="18" w15:restartNumberingAfterBreak="0">
     <w:nsid w:val="40AB1BFD"/>
     <w:multiLevelType w:val="multilevel"/>
     <w:tmpl w:val="9E5A5D18"/>
@@ -7477,7 +10800,7 @@
       </w:pPr>
     </w:lvl>
   </w:abstractNum>
-  <w:abstractNum w:abstractNumId="17" w15:restartNumberingAfterBreak="0">
+  <w:abstractNum w:abstractNumId="19" w15:restartNumberingAfterBreak="0">
     <w:nsid w:val="42EE55FB"/>
     <w:multiLevelType w:val="multilevel"/>
     <w:tmpl w:val="8340B58A"/>
@@ -7567,7 +10890,7 @@
       </w:pPr>
     </w:lvl>
   </w:abstractNum>
-  <w:abstractNum w:abstractNumId="18" w15:restartNumberingAfterBreak="0">
+  <w:abstractNum w:abstractNumId="20" w15:restartNumberingAfterBreak="0">
     <w:nsid w:val="4491292C"/>
     <w:multiLevelType w:val="multilevel"/>
     <w:tmpl w:val="4F46BEA4"/>
@@ -7656,7 +10979,156 @@
       </w:pPr>
     </w:lvl>
   </w:abstractNum>
-  <w:abstractNum w:abstractNumId="19" w15:restartNumberingAfterBreak="0">
+  <w:abstractNum w:abstractNumId="21" w15:restartNumberingAfterBreak="0">
+    <w:nsid w:val="452B4F8C"/>
+    <w:multiLevelType w:val="multilevel"/>
+    <w:tmpl w:val="3DCC18EA"/>
+    <w:lvl w:ilvl="0">
+      <w:start w:val="1"/>
+      <w:numFmt w:val="bullet"/>
+      <w:lvlText w:val=""/>
+      <w:lvlJc w:val="left"/>
+      <w:pPr>
+        <w:tabs>
+          <w:tab w:val="num" w:pos="720"/>
+        </w:tabs>
+        <w:ind w:left="720" w:hanging="360"/>
+      </w:pPr>
+      <w:rPr>
+        <w:rFonts w:ascii="Wingdings" w:hAnsi="Wingdings" w:hint="default"/>
+        <w:sz w:val="20"/>
+      </w:rPr>
+    </w:lvl>
+    <w:lvl w:ilvl="1" w:tentative="1">
+      <w:start w:val="1"/>
+      <w:numFmt w:val="bullet"/>
+      <w:lvlText w:val="o"/>
+      <w:lvlJc w:val="left"/>
+      <w:pPr>
+        <w:tabs>
+          <w:tab w:val="num" w:pos="1440"/>
+        </w:tabs>
+        <w:ind w:left="1440" w:hanging="360"/>
+      </w:pPr>
+      <w:rPr>
+        <w:rFonts w:ascii="Courier New" w:hAnsi="Courier New" w:hint="default"/>
+        <w:sz w:val="20"/>
+      </w:rPr>
+    </w:lvl>
+    <w:lvl w:ilvl="2" w:tentative="1">
+      <w:start w:val="1"/>
+      <w:numFmt w:val="bullet"/>
+      <w:lvlText w:val=""/>
+      <w:lvlJc w:val="left"/>
+      <w:pPr>
+        <w:tabs>
+          <w:tab w:val="num" w:pos="2160"/>
+        </w:tabs>
+        <w:ind w:left="2160" w:hanging="360"/>
+      </w:pPr>
+      <w:rPr>
+        <w:rFonts w:ascii="Wingdings" w:hAnsi="Wingdings" w:hint="default"/>
+        <w:sz w:val="20"/>
+      </w:rPr>
+    </w:lvl>
+    <w:lvl w:ilvl="3" w:tentative="1">
+      <w:start w:val="1"/>
+      <w:numFmt w:val="bullet"/>
+      <w:lvlText w:val=""/>
+      <w:lvlJc w:val="left"/>
+      <w:pPr>
+        <w:tabs>
+          <w:tab w:val="num" w:pos="2880"/>
+        </w:tabs>
+        <w:ind w:left="2880" w:hanging="360"/>
+      </w:pPr>
+      <w:rPr>
+        <w:rFonts w:ascii="Wingdings" w:hAnsi="Wingdings" w:hint="default"/>
+        <w:sz w:val="20"/>
+      </w:rPr>
+    </w:lvl>
+    <w:lvl w:ilvl="4" w:tentative="1">
+      <w:start w:val="1"/>
+      <w:numFmt w:val="bullet"/>
+      <w:lvlText w:val=""/>
+      <w:lvlJc w:val="left"/>
+      <w:pPr>
+        <w:tabs>
+          <w:tab w:val="num" w:pos="3600"/>
+        </w:tabs>
+        <w:ind w:left="3600" w:hanging="360"/>
+      </w:pPr>
+      <w:rPr>
+        <w:rFonts w:ascii="Wingdings" w:hAnsi="Wingdings" w:hint="default"/>
+        <w:sz w:val="20"/>
+      </w:rPr>
+    </w:lvl>
+    <w:lvl w:ilvl="5" w:tentative="1">
+      <w:start w:val="1"/>
+      <w:numFmt w:val="bullet"/>
+      <w:lvlText w:val=""/>
+      <w:lvlJc w:val="left"/>
+      <w:pPr>
+        <w:tabs>
+          <w:tab w:val="num" w:pos="4320"/>
+        </w:tabs>
+        <w:ind w:left="4320" w:hanging="360"/>
+      </w:pPr>
+      <w:rPr>
+        <w:rFonts w:ascii="Wingdings" w:hAnsi="Wingdings" w:hint="default"/>
+        <w:sz w:val="20"/>
+      </w:rPr>
+    </w:lvl>
+    <w:lvl w:ilvl="6" w:tentative="1">
+      <w:start w:val="1"/>
+      <w:numFmt w:val="bullet"/>
+      <w:lvlText w:val=""/>
+      <w:lvlJc w:val="left"/>
+      <w:pPr>
+        <w:tabs>
+          <w:tab w:val="num" w:pos="5040"/>
+        </w:tabs>
+        <w:ind w:left="5040" w:hanging="360"/>
+      </w:pPr>
+      <w:rPr>
+        <w:rFonts w:ascii="Wingdings" w:hAnsi="Wingdings" w:hint="default"/>
+        <w:sz w:val="20"/>
+      </w:rPr>
+    </w:lvl>
+    <w:lvl w:ilvl="7" w:tentative="1">
+      <w:start w:val="1"/>
+      <w:numFmt w:val="bullet"/>
+      <w:lvlText w:val=""/>
+      <w:lvlJc w:val="left"/>
+      <w:pPr>
+        <w:tabs>
+          <w:tab w:val="num" w:pos="5760"/>
+        </w:tabs>
+        <w:ind w:left="5760" w:hanging="360"/>
+      </w:pPr>
+      <w:rPr>
+        <w:rFonts w:ascii="Wingdings" w:hAnsi="Wingdings" w:hint="default"/>
+        <w:sz w:val="20"/>
+      </w:rPr>
+    </w:lvl>
+    <w:lvl w:ilvl="8" w:tentative="1">
+      <w:start w:val="1"/>
+      <w:numFmt w:val="bullet"/>
+      <w:lvlText w:val=""/>
+      <w:lvlJc w:val="left"/>
+      <w:pPr>
+        <w:tabs>
+          <w:tab w:val="num" w:pos="6480"/>
+        </w:tabs>
+        <w:ind w:left="6480" w:hanging="360"/>
+      </w:pPr>
+      <w:rPr>
+        <w:rFonts w:ascii="Wingdings" w:hAnsi="Wingdings" w:hint="default"/>
+        <w:sz w:val="20"/>
+      </w:rPr>
+    </w:lvl>
+  </w:abstractNum>
+  <w:abstractNum w:abstractNumId="22" w15:restartNumberingAfterBreak="0">
     <w:nsid w:val="472638F9"/>
     <w:multiLevelType w:val="multilevel"/>
     <w:tmpl w:val="ED1E20AC"/>
@@ -7805,7 +11277,7 @@
       </w:rPr>
     </w:lvl>
   </w:abstractNum>
-  <w:abstractNum w:abstractNumId="20" w15:restartNumberingAfterBreak="0">
+  <w:abstractNum w:abstractNumId="23" w15:restartNumberingAfterBreak="0">
     <w:nsid w:val="4BB520E3"/>
     <w:multiLevelType w:val="hybridMultilevel"/>
     <w:tmpl w:val="32BE0CCE"/>
@@ -7891,7 +11363,7 @@
       </w:pPr>
     </w:lvl>
   </w:abstractNum>
-  <w:abstractNum w:abstractNumId="21" w15:restartNumberingAfterBreak="0">
+  <w:abstractNum w:abstractNumId="24" w15:restartNumberingAfterBreak="0">
     <w:nsid w:val="4DC718F0"/>
     <w:multiLevelType w:val="multilevel"/>
     <w:tmpl w:val="4F46BEA4"/>
@@ -7980,7 +11452,7 @@
       </w:pPr>
     </w:lvl>
   </w:abstractNum>
-  <w:abstractNum w:abstractNumId="22" w15:restartNumberingAfterBreak="0">
+  <w:abstractNum w:abstractNumId="25" w15:restartNumberingAfterBreak="0">
     <w:nsid w:val="502A3371"/>
     <w:multiLevelType w:val="hybridMultilevel"/>
     <w:tmpl w:val="ED1E2A98"/>
@@ -8070,7 +11542,7 @@
       </w:pPr>
     </w:lvl>
   </w:abstractNum>
-  <w:abstractNum w:abstractNumId="23" w15:restartNumberingAfterBreak="0">
+  <w:abstractNum w:abstractNumId="26" w15:restartNumberingAfterBreak="0">
     <w:nsid w:val="517B2CBB"/>
     <w:multiLevelType w:val="multilevel"/>
     <w:tmpl w:val="4F46BEA4"/>
@@ -8159,7 +11631,7 @@
       </w:pPr>
     </w:lvl>
   </w:abstractNum>
-  <w:abstractNum w:abstractNumId="24" w15:restartNumberingAfterBreak="0">
+  <w:abstractNum w:abstractNumId="27" w15:restartNumberingAfterBreak="0">
     <w:nsid w:val="522F15A3"/>
     <w:multiLevelType w:val="multilevel"/>
     <w:tmpl w:val="83946660"/>
@@ -8245,7 +11717,7 @@
       </w:pPr>
     </w:lvl>
   </w:abstractNum>
-  <w:abstractNum w:abstractNumId="25" w15:restartNumberingAfterBreak="0">
+  <w:abstractNum w:abstractNumId="28" w15:restartNumberingAfterBreak="0">
     <w:nsid w:val="53064D54"/>
     <w:multiLevelType w:val="hybridMultilevel"/>
     <w:tmpl w:val="98F8FCA2"/>
@@ -8331,7 +11803,7 @@
       </w:pPr>
     </w:lvl>
   </w:abstractNum>
-  <w:abstractNum w:abstractNumId="26" w15:restartNumberingAfterBreak="0">
+  <w:abstractNum w:abstractNumId="29" w15:restartNumberingAfterBreak="0">
     <w:nsid w:val="57EE0B3D"/>
     <w:multiLevelType w:val="hybridMultilevel"/>
     <w:tmpl w:val="B2281F40"/>
@@ -8444,7 +11916,7 @@
       </w:rPr>
     </w:lvl>
   </w:abstractNum>
-  <w:abstractNum w:abstractNumId="27" w15:restartNumberingAfterBreak="0">
+  <w:abstractNum w:abstractNumId="30" w15:restartNumberingAfterBreak="0">
     <w:nsid w:val="58DC4093"/>
     <w:multiLevelType w:val="multilevel"/>
     <w:tmpl w:val="9E5A5D18"/>
@@ -8530,7 +12002,7 @@
       </w:pPr>
     </w:lvl>
   </w:abstractNum>
-  <w:abstractNum w:abstractNumId="28" w15:restartNumberingAfterBreak="0">
+  <w:abstractNum w:abstractNumId="31" w15:restartNumberingAfterBreak="0">
     <w:nsid w:val="5C963AD1"/>
     <w:multiLevelType w:val="multilevel"/>
     <w:tmpl w:val="9E5A5D18"/>
@@ -8616,7 +12088,7 @@
       </w:pPr>
     </w:lvl>
   </w:abstractNum>
-  <w:abstractNum w:abstractNumId="29" w15:restartNumberingAfterBreak="0">
+  <w:abstractNum w:abstractNumId="32" w15:restartNumberingAfterBreak="0">
     <w:nsid w:val="5E1B0397"/>
     <w:multiLevelType w:val="multilevel"/>
     <w:tmpl w:val="4F46BEA4"/>
@@ -8706,7 +12178,7 @@
       </w:pPr>
     </w:lvl>
   </w:abstractNum>
-  <w:abstractNum w:abstractNumId="30" w15:restartNumberingAfterBreak="0">
+  <w:abstractNum w:abstractNumId="33" w15:restartNumberingAfterBreak="0">
     <w:nsid w:val="606B416D"/>
     <w:multiLevelType w:val="multilevel"/>
     <w:tmpl w:val="79C6027A"/>
@@ -8795,7 +12267,7 @@
       </w:pPr>
     </w:lvl>
   </w:abstractNum>
-  <w:abstractNum w:abstractNumId="31" w15:restartNumberingAfterBreak="0">
+  <w:abstractNum w:abstractNumId="34" w15:restartNumberingAfterBreak="0">
     <w:nsid w:val="62A94BEB"/>
     <w:multiLevelType w:val="multilevel"/>
     <w:tmpl w:val="28327C30"/>
@@ -8918,7 +12390,7 @@
       </w:rPr>
     </w:lvl>
   </w:abstractNum>
-  <w:abstractNum w:abstractNumId="32" w15:restartNumberingAfterBreak="0">
+  <w:abstractNum w:abstractNumId="35" w15:restartNumberingAfterBreak="0">
     <w:nsid w:val="674B0065"/>
     <w:multiLevelType w:val="multilevel"/>
     <w:tmpl w:val="9E5A5D18"/>
@@ -9004,7 +12476,120 @@
       </w:pPr>
     </w:lvl>
   </w:abstractNum>
-  <w:abstractNum w:abstractNumId="33" w15:restartNumberingAfterBreak="0">
+  <w:abstractNum w:abstractNumId="36" w15:restartNumberingAfterBreak="0">
+    <w:nsid w:val="74A52E5F"/>
+    <w:multiLevelType w:val="hybridMultilevel"/>
+    <w:tmpl w:val="37C60C64"/>
+    <w:lvl w:ilvl="0" w:tplc="0409000B">
+      <w:start w:val="1"/>
+      <w:numFmt w:val="bullet"/>
+      <w:lvlText w:val=""/>
+      <w:lvlJc w:val="left"/>
+      <w:pPr>
+        <w:ind w:left="960" w:hanging="480"/>
+      </w:pPr>
+      <w:rPr>
+        <w:rFonts w:ascii="Wingdings" w:hAnsi="Wingdings" w:hint="default"/>
+      </w:rPr>
+    </w:lvl>
+    <w:lvl w:ilvl="1" w:tplc="04090003" w:tentative="1">
+      <w:start w:val="1"/>
+      <w:numFmt w:val="bullet"/>
+      <w:lvlText w:val=""/>
+      <w:lvlJc w:val="left"/>
+      <w:pPr>
+        <w:ind w:left="1440" w:hanging="480"/>
+      </w:pPr>
+      <w:rPr>
+        <w:rFonts w:ascii="Wingdings" w:hAnsi="Wingdings" w:hint="default"/>
+      </w:rPr>
+    </w:lvl>
+    <w:lvl w:ilvl="2" w:tplc="04090005" w:tentative="1">
+      <w:start w:val="1"/>
+      <w:numFmt w:val="bullet"/>
+      <w:lvlText w:val=""/>
+      <w:lvlJc w:val="left"/>
+      <w:pPr>
+        <w:ind w:left="1920" w:hanging="480"/>
+      </w:pPr>
+      <w:rPr>
+        <w:rFonts w:ascii="Wingdings" w:hAnsi="Wingdings" w:hint="default"/>
+      </w:rPr>
+    </w:lvl>
+    <w:lvl w:ilvl="3" w:tplc="04090001" w:tentative="1">
+      <w:start w:val="1"/>
+      <w:numFmt w:val="bullet"/>
+      <w:lvlText w:val=""/>
+      <w:lvlJc w:val="left"/>
+      <w:pPr>
+        <w:ind w:left="2400" w:hanging="480"/>
+      </w:pPr>
+      <w:rPr>
+        <w:rFonts w:ascii="Wingdings" w:hAnsi="Wingdings" w:hint="default"/>
+      </w:rPr>
+    </w:lvl>
+    <w:lvl w:ilvl="4" w:tplc="04090003" w:tentative="1">
+      <w:start w:val="1"/>
+      <w:numFmt w:val="bullet"/>
+      <w:lvlText w:val=""/>
+      <w:lvlJc w:val="left"/>
+      <w:pPr>
+        <w:ind w:left="2880" w:hanging="480"/>
+      </w:pPr>
+      <w:rPr>
+        <w:rFonts w:ascii="Wingdings" w:hAnsi="Wingdings" w:hint="default"/>
+      </w:rPr>
+    </w:lvl>
+    <w:lvl w:ilvl="5" w:tplc="04090005" w:tentative="1">
+      <w:start w:val="1"/>
+      <w:numFmt w:val="bullet"/>
+      <w:lvlText w:val=""/>
+      <w:lvlJc w:val="left"/>
+      <w:pPr>
+        <w:ind w:left="3360" w:hanging="480"/>
+      </w:pPr>
+      <w:rPr>
+        <w:rFonts w:ascii="Wingdings" w:hAnsi="Wingdings" w:hint="default"/>
+      </w:rPr>
+    </w:lvl>
+    <w:lvl w:ilvl="6" w:tplc="04090001" w:tentative="1">
+      <w:start w:val="1"/>
+      <w:numFmt w:val="bullet"/>
+      <w:lvlText w:val=""/>
+      <w:lvlJc w:val="left"/>
+      <w:pPr>
+        <w:ind w:left="3840" w:hanging="480"/>
+      </w:pPr>
+      <w:rPr>
+        <w:rFonts w:ascii="Wingdings" w:hAnsi="Wingdings" w:hint="default"/>
+      </w:rPr>
+    </w:lvl>
+    <w:lvl w:ilvl="7" w:tplc="04090003" w:tentative="1">
+      <w:start w:val="1"/>
+      <w:numFmt w:val="bullet"/>
+      <w:lvlText w:val=""/>
+      <w:lvlJc w:val="left"/>
+      <w:pPr>
+        <w:ind w:left="4320" w:hanging="480"/>
+      </w:pPr>
+      <w:rPr>
+        <w:rFonts w:ascii="Wingdings" w:hAnsi="Wingdings" w:hint="default"/>
+      </w:rPr>
+    </w:lvl>
+    <w:lvl w:ilvl="8" w:tplc="04090005" w:tentative="1">
+      <w:start w:val="1"/>
+      <w:numFmt w:val="bullet"/>
+      <w:lvlText w:val=""/>
+      <w:lvlJc w:val="left"/>
+      <w:pPr>
+        <w:ind w:left="4800" w:hanging="480"/>
+      </w:pPr>
+      <w:rPr>
+        <w:rFonts w:ascii="Wingdings" w:hAnsi="Wingdings" w:hint="default"/>
+      </w:rPr>
+    </w:lvl>
+  </w:abstractNum>
+  <w:abstractNum w:abstractNumId="37" w15:restartNumberingAfterBreak="0">
     <w:nsid w:val="74BE6CEC"/>
     <w:multiLevelType w:val="multilevel"/>
     <w:tmpl w:val="B87C1DAE"/>
@@ -9094,94 +12679,94 @@
     </w:lvl>
   </w:abstractNum>
   <w:num w:numId="1" w16cid:durableId="1694265404">
+    <w:abstractNumId w:val="19"/>
+  </w:num>
+  <w:num w:numId="2" w16cid:durableId="1882396034">
+    <w:abstractNumId w:val="16"/>
+  </w:num>
+  <w:num w:numId="3" w16cid:durableId="1014578055">
+    <w:abstractNumId w:val="26"/>
+  </w:num>
+  <w:num w:numId="4" w16cid:durableId="1195268539">
+    <w:abstractNumId w:val="20"/>
+  </w:num>
+  <w:num w:numId="5" w16cid:durableId="19864996">
+    <w:abstractNumId w:val="27"/>
+  </w:num>
+  <w:num w:numId="6" w16cid:durableId="2054036031">
+    <w:abstractNumId w:val="13"/>
+  </w:num>
+  <w:num w:numId="7" w16cid:durableId="1648171526">
+    <w:abstractNumId w:val="13"/>
+  </w:num>
+  <w:num w:numId="8" w16cid:durableId="1653100962">
+    <w:abstractNumId w:val="1"/>
+  </w:num>
+  <w:num w:numId="9" w16cid:durableId="1108936062">
+    <w:abstractNumId w:val="37"/>
+  </w:num>
+  <w:num w:numId="10" w16cid:durableId="616520383">
+    <w:abstractNumId w:val="15"/>
+  </w:num>
+  <w:num w:numId="11" w16cid:durableId="1190021542">
+    <w:abstractNumId w:val="33"/>
+  </w:num>
+  <w:num w:numId="12" w16cid:durableId="1456565026">
+    <w:abstractNumId w:val="14"/>
+  </w:num>
+  <w:num w:numId="13" w16cid:durableId="346372724">
+    <w:abstractNumId w:val="8"/>
+  </w:num>
+  <w:num w:numId="14" w16cid:durableId="526522597">
+    <w:abstractNumId w:val="4"/>
+  </w:num>
+  <w:num w:numId="15" w16cid:durableId="630019127">
+    <w:abstractNumId w:val="6"/>
+  </w:num>
+  <w:num w:numId="16" w16cid:durableId="1650094313">
+    <w:abstractNumId w:val="3"/>
+  </w:num>
+  <w:num w:numId="17" w16cid:durableId="1999840362">
+    <w:abstractNumId w:val="35"/>
+  </w:num>
+  <w:num w:numId="18" w16cid:durableId="1191719926">
+    <w:abstractNumId w:val="18"/>
+  </w:num>
+  <w:num w:numId="19" w16cid:durableId="309287927">
+    <w:abstractNumId w:val="31"/>
+  </w:num>
+  <w:num w:numId="20" w16cid:durableId="1499030167">
+    <w:abstractNumId w:val="32"/>
+  </w:num>
+  <w:num w:numId="21" w16cid:durableId="716243291">
+    <w:abstractNumId w:val="10"/>
+  </w:num>
+  <w:num w:numId="22" w16cid:durableId="1769037199">
     <w:abstractNumId w:val="17"/>
   </w:num>
-  <w:num w:numId="2" w16cid:durableId="1882396034">
-    <w:abstractNumId w:val="14"/>
+  <w:num w:numId="23" w16cid:durableId="1319381914">
+    <w:abstractNumId w:val="9"/>
   </w:num>
-  <w:num w:numId="3" w16cid:durableId="1014578055">
-    <w:abstractNumId w:val="23"/>
+  <w:num w:numId="24" w16cid:durableId="97062653">
+    <w:abstractNumId w:val="2"/>
   </w:num>
-  <w:num w:numId="4" w16cid:durableId="1195268539">
-    <w:abstractNumId w:val="18"/>
+  <w:num w:numId="25" w16cid:durableId="1843663166">
+    <w:abstractNumId w:val="11"/>
   </w:num>
-  <w:num w:numId="5" w16cid:durableId="19864996">
+  <w:num w:numId="26" w16cid:durableId="1998918816">
+    <w:abstractNumId w:val="25"/>
+  </w:num>
+  <w:num w:numId="27" w16cid:durableId="2133093754">
+    <w:abstractNumId w:val="30"/>
+  </w:num>
+  <w:num w:numId="28" w16cid:durableId="1228301586">
     <w:abstractNumId w:val="24"/>
   </w:num>
-  <w:num w:numId="6" w16cid:durableId="2054036031">
-    <w:abstractNumId w:val="11"/>
-  </w:num>
-  <w:num w:numId="7" w16cid:durableId="1648171526">
-    <w:abstractNumId w:val="11"/>
-  </w:num>
-  <w:num w:numId="8" w16cid:durableId="1653100962">
-    <w:abstractNumId w:val="0"/>
-  </w:num>
-  <w:num w:numId="9" w16cid:durableId="1108936062">
-    <w:abstractNumId w:val="33"/>
-  </w:num>
-  <w:num w:numId="10" w16cid:durableId="616520383">
-    <w:abstractNumId w:val="13"/>
-  </w:num>
-  <w:num w:numId="11" w16cid:durableId="1190021542">
-    <w:abstractNumId w:val="30"/>
-  </w:num>
-  <w:num w:numId="12" w16cid:durableId="1456565026">
-    <w:abstractNumId w:val="12"/>
-  </w:num>
-  <w:num w:numId="13" w16cid:durableId="346372724">
-    <w:abstractNumId w:val="7"/>
-  </w:num>
-  <w:num w:numId="14" w16cid:durableId="526522597">
-    <w:abstractNumId w:val="3"/>
-  </w:num>
-  <w:num w:numId="15" w16cid:durableId="630019127">
-    <w:abstractNumId w:val="5"/>
-  </w:num>
-  <w:num w:numId="16" w16cid:durableId="1650094313">
-    <w:abstractNumId w:val="2"/>
-  </w:num>
-  <w:num w:numId="17" w16cid:durableId="1999840362">
-    <w:abstractNumId w:val="32"/>
-  </w:num>
-  <w:num w:numId="18" w16cid:durableId="1191719926">
-    <w:abstractNumId w:val="16"/>
-  </w:num>
-  <w:num w:numId="19" w16cid:durableId="309287927">
+  <w:num w:numId="29" w16cid:durableId="1386834041">
     <w:abstractNumId w:val="28"/>
   </w:num>
-  <w:num w:numId="20" w16cid:durableId="1499030167">
-    <w:abstractNumId w:val="29"/>
-  </w:num>
-  <w:num w:numId="21" w16cid:durableId="716243291">
-    <w:abstractNumId w:val="9"/>
-  </w:num>
-  <w:num w:numId="22" w16cid:durableId="1769037199">
-    <w:abstractNumId w:val="15"/>
-  </w:num>
-  <w:num w:numId="23" w16cid:durableId="1319381914">
-    <w:abstractNumId w:val="8"/>
-  </w:num>
-  <w:num w:numId="24" w16cid:durableId="97062653">
-    <w:abstractNumId w:val="1"/>
-  </w:num>
-  <w:num w:numId="25" w16cid:durableId="1843663166">
-    <w:abstractNumId w:val="10"/>
-  </w:num>
-  <w:num w:numId="26" w16cid:durableId="1998918816">
-    <w:abstractNumId w:val="22"/>
-  </w:num>
-  <w:num w:numId="27" w16cid:durableId="2133093754">
-    <w:abstractNumId w:val="27"/>
-  </w:num>
-  <w:num w:numId="28" w16cid:durableId="1228301586">
-    <w:abstractNumId w:val="21"/>
-  </w:num>
-  <w:num w:numId="29" w16cid:durableId="1386834041">
-    <w:abstractNumId w:val="25"/>
-  </w:num>
   <w:num w:numId="30" w16cid:durableId="1385325148">
-    <w:abstractNumId w:val="20"/>
+    <w:abstractNumId w:val="23"/>
     <w:lvlOverride w:ilvl="0">
       <w:startOverride w:val="1"/>
     </w:lvlOverride>
@@ -9211,19 +12796,34 @@
     </w:lvlOverride>
   </w:num>
   <w:num w:numId="31" w16cid:durableId="567426511">
-    <w:abstractNumId w:val="31"/>
+    <w:abstractNumId w:val="34"/>
   </w:num>
   <w:num w:numId="32" w16cid:durableId="1422682397">
-    <w:abstractNumId w:val="26"/>
+    <w:abstractNumId w:val="29"/>
   </w:num>
   <w:num w:numId="33" w16cid:durableId="1642661333">
-    <w:abstractNumId w:val="6"/>
+    <w:abstractNumId w:val="7"/>
   </w:num>
   <w:num w:numId="34" w16cid:durableId="2018344906">
-    <w:abstractNumId w:val="19"/>
+    <w:abstractNumId w:val="22"/>
   </w:num>
   <w:num w:numId="35" w16cid:durableId="569848688">
-    <w:abstractNumId w:val="4"/>
+    <w:abstractNumId w:val="5"/>
+  </w:num>
+  <w:num w:numId="36" w16cid:durableId="1474365647">
+    <w:abstractNumId w:val="23"/>
+  </w:num>
+  <w:num w:numId="37" w16cid:durableId="935477542">
+    <w:abstractNumId w:val="0"/>
+  </w:num>
+  <w:num w:numId="38" w16cid:durableId="2034959377">
+    <w:abstractNumId w:val="21"/>
+  </w:num>
+  <w:num w:numId="39" w16cid:durableId="1080827885">
+    <w:abstractNumId w:val="36"/>
+  </w:num>
+  <w:num w:numId="40" w16cid:durableId="1525435040">
+    <w:abstractNumId w:val="12"/>
   </w:num>
 </w:numbering>
 </file>
@@ -10097,6 +13697,19 @@
       <w:szCs w:val="36"/>
     </w:rPr>
   </w:style>
+  <w:style w:type="paragraph" w:styleId="af8">
+    <w:name w:val="caption"/>
+    <w:basedOn w:val="a0"/>
+    <w:next w:val="a0"/>
+    <w:uiPriority w:val="35"/>
+    <w:unhideWhenUsed/>
+    <w:qFormat/>
+    <w:rsid w:val="009F65D5"/>
+    <w:rPr>
+      <w:sz w:val="20"/>
+      <w:szCs w:val="20"/>
+    </w:rPr>
+  </w:style>
 </w:styles>
 </file>
 
@@ -10383,4 +13996,16 @@
   <a:objectDefaults/>
   <a:extraClrSchemeLst/>
 </a:theme>
+</file>
+
+<file path=customXml/item1.xml><?xml version="1.0" encoding="utf-8"?>
+<b:Sources xmlns:b="http://schemas.openxmlformats.org/officeDocument/2006/bibliography" xmlns="http://schemas.openxmlformats.org/officeDocument/2006/bibliography" SelectedStyle="\APASixthEditionOfficeOnline.xsl" StyleName="APA" Version="6"/>
+</file>
+
+<file path=customXml/itemProps1.xml><?xml version="1.0" encoding="utf-8"?>
+<ds:datastoreItem xmlns:ds="http://schemas.openxmlformats.org/officeDocument/2006/customXml" ds:itemID="{8F3448AC-9A55-48C8-98FF-A4E722C51210}">
+  <ds:schemaRefs>
+    <ds:schemaRef ds:uri="http://schemas.openxmlformats.org/officeDocument/2006/bibliography"/>
+  </ds:schemaRefs>
+</ds:datastoreItem>
 </file>
--- a/competition/1_萬潤2026創新創意競賽/作品構想書.docx
+++ b/competition/1_萬潤2026創新創意競賽/作品構想書.docx
@@ -336,7 +336,7 @@
                                     <w:pStyle w:val="af8"/>
                                     <w:jc w:val="center"/>
                                     <w:rPr>
-                                      <w:rFonts w:eastAsia="標楷體" w:hint="eastAsia"/>
+                                      <w:rFonts w:eastAsia="標楷體"/>
                                       <w:bCs/>
                                       <w:noProof/>
                                       <w:sz w:val="24"/>
@@ -434,14 +434,6 @@
                                   </w:r>
                                   <w:r>
                                     <w:rPr>
-                                      <w:rFonts w:eastAsia="標楷體" w:hint="eastAsia"/>
-                                      <w:sz w:val="24"/>
-                                      <w:szCs w:val="24"/>
-                                    </w:rPr>
-                                    <w:t xml:space="preserve"> </w:t>
-                                  </w:r>
-                                  <w:r>
-                                    <w:rPr>
                                       <w:rFonts w:eastAsia="標楷體"/>
                                       <w:sz w:val="24"/>
                                       <w:szCs w:val="24"/>
@@ -477,7 +469,7 @@
                               <w:pStyle w:val="af8"/>
                               <w:jc w:val="center"/>
                               <w:rPr>
-                                <w:rFonts w:eastAsia="標楷體" w:hint="eastAsia"/>
+                                <w:rFonts w:eastAsia="標楷體"/>
                                 <w:bCs/>
                                 <w:noProof/>
                                 <w:sz w:val="24"/>
@@ -575,14 +567,6 @@
                             </w:r>
                             <w:r>
                               <w:rPr>
-                                <w:rFonts w:eastAsia="標楷體" w:hint="eastAsia"/>
-                                <w:sz w:val="24"/>
-                                <w:szCs w:val="24"/>
-                              </w:rPr>
-                              <w:t xml:space="preserve"> </w:t>
-                            </w:r>
-                            <w:r>
-                              <w:rPr>
                                 <w:rFonts w:eastAsia="標楷體"/>
                                 <w:sz w:val="24"/>
                                 <w:szCs w:val="24"/>
@@ -1021,7 +1005,7 @@
             <w:pPr>
               <w:ind w:leftChars="200" w:left="480" w:firstLineChars="200" w:firstLine="480"/>
               <w:rPr>
-                <w:rFonts w:eastAsia="標楷體" w:hint="eastAsia"/>
+                <w:rFonts w:eastAsia="標楷體"/>
                 <w:bCs/>
               </w:rPr>
             </w:pPr>
@@ -1030,7 +1014,7 @@
             <w:pPr>
               <w:ind w:leftChars="200" w:left="480"/>
               <w:rPr>
-                <w:rFonts w:eastAsia="標楷體" w:hint="eastAsia"/>
+                <w:rFonts w:eastAsia="標楷體"/>
                 <w:bCs/>
               </w:rPr>
             </w:pPr>
@@ -1081,7 +1065,7 @@
                                     <w:pStyle w:val="af8"/>
                                     <w:jc w:val="center"/>
                                     <w:rPr>
-                                      <w:rFonts w:eastAsia="標楷體" w:hint="eastAsia"/>
+                                      <w:rFonts w:eastAsia="標楷體"/>
                                       <w:bCs/>
                                       <w:noProof/>
                                       <w:sz w:val="24"/>
@@ -1179,14 +1163,6 @@
                                   </w:r>
                                   <w:r>
                                     <w:rPr>
-                                      <w:rFonts w:eastAsia="標楷體" w:hint="eastAsia"/>
-                                      <w:sz w:val="24"/>
-                                      <w:szCs w:val="24"/>
-                                    </w:rPr>
-                                    <w:t xml:space="preserve"> </w:t>
-                                  </w:r>
-                                  <w:r>
-                                    <w:rPr>
                                       <w:rFonts w:eastAsia="標楷體"/>
                                       <w:sz w:val="24"/>
                                       <w:szCs w:val="24"/>
@@ -1224,7 +1200,7 @@
                               <w:pStyle w:val="af8"/>
                               <w:jc w:val="center"/>
                               <w:rPr>
-                                <w:rFonts w:eastAsia="標楷體" w:hint="eastAsia"/>
+                                <w:rFonts w:eastAsia="標楷體"/>
                                 <w:bCs/>
                                 <w:noProof/>
                                 <w:sz w:val="24"/>
@@ -1322,14 +1298,6 @@
                             </w:r>
                             <w:r>
                               <w:rPr>
-                                <w:rFonts w:eastAsia="標楷體" w:hint="eastAsia"/>
-                                <w:sz w:val="24"/>
-                                <w:szCs w:val="24"/>
-                              </w:rPr>
-                              <w:t xml:space="preserve"> </w:t>
-                            </w:r>
-                            <w:r>
-                              <w:rPr>
                                 <w:rFonts w:eastAsia="標楷體"/>
                                 <w:sz w:val="24"/>
                                 <w:szCs w:val="24"/>
@@ -1642,7 +1610,7 @@
               <w:ind w:leftChars="200" w:left="480"/>
               <w:jc w:val="center"/>
               <w:rPr>
-                <w:rFonts w:eastAsia="標楷體" w:hint="eastAsia"/>
+                <w:rFonts w:eastAsia="標楷體"/>
                 <w:bCs/>
               </w:rPr>
             </w:pPr>
@@ -1693,7 +1661,7 @@
                                     <w:pStyle w:val="af8"/>
                                     <w:jc w:val="center"/>
                                     <w:rPr>
-                                      <w:rFonts w:eastAsia="標楷體" w:hint="eastAsia"/>
+                                      <w:rFonts w:eastAsia="標楷體"/>
                                       <w:bCs/>
                                       <w:noProof/>
                                       <w:sz w:val="24"/>
@@ -1791,14 +1759,6 @@
                                   </w:r>
                                   <w:r>
                                     <w:rPr>
-                                      <w:rFonts w:eastAsia="標楷體" w:hint="eastAsia"/>
-                                      <w:sz w:val="24"/>
-                                      <w:szCs w:val="24"/>
-                                    </w:rPr>
-                                    <w:t xml:space="preserve"> </w:t>
-                                  </w:r>
-                                  <w:r>
-                                    <w:rPr>
                                       <w:rFonts w:eastAsia="標楷體"/>
                                       <w:sz w:val="24"/>
                                       <w:szCs w:val="24"/>
@@ -1836,7 +1796,7 @@
                               <w:pStyle w:val="af8"/>
                               <w:jc w:val="center"/>
                               <w:rPr>
-                                <w:rFonts w:eastAsia="標楷體" w:hint="eastAsia"/>
+                                <w:rFonts w:eastAsia="標楷體"/>
                                 <w:bCs/>
                                 <w:noProof/>
                                 <w:sz w:val="24"/>
@@ -1934,14 +1894,6 @@
                             </w:r>
                             <w:r>
                               <w:rPr>
-                                <w:rFonts w:eastAsia="標楷體" w:hint="eastAsia"/>
-                                <w:sz w:val="24"/>
-                                <w:szCs w:val="24"/>
-                              </w:rPr>
-                              <w:t xml:space="preserve"> </w:t>
-                            </w:r>
-                            <w:r>
-                              <w:rPr>
                                 <w:rFonts w:eastAsia="標楷體"/>
                                 <w:sz w:val="24"/>
                                 <w:szCs w:val="24"/>
@@ -1978,7 +1930,7 @@
             <w:pPr>
               <w:ind w:leftChars="200" w:left="480" w:firstLineChars="200" w:firstLine="480"/>
               <w:rPr>
-                <w:rFonts w:eastAsia="標楷體" w:hint="eastAsia"/>
+                <w:rFonts w:eastAsia="標楷體"/>
                 <w:bCs/>
               </w:rPr>
             </w:pPr>
@@ -2103,13 +2055,7 @@
               <w:t>各二手書交易平台之功能比較表</w:t>
             </w:r>
           </w:p>
-          <w:p>
-            <w:pPr>
-              <w:rPr>
-                <w:rFonts w:hint="eastAsia"/>
-              </w:rPr>
-            </w:pPr>
-          </w:p>
+          <w:p/>
           <w:tbl>
             <w:tblPr>
               <w:tblStyle w:val="af7"/>
@@ -2143,7 +2089,7 @@
                   <w:pPr>
                     <w:autoSpaceDN w:val="0"/>
                     <w:ind w:leftChars="200" w:left="480" w:firstLineChars="400" w:firstLine="960"/>
-                    <w:jc w:val="center"/>
+                    <w:jc w:val="right"/>
                     <w:textAlignment w:val="baseline"/>
                     <w:rPr>
                       <w:rFonts w:eastAsia="標楷體"/>
@@ -2161,7 +2107,6 @@
                 <w:p>
                   <w:pPr>
                     <w:autoSpaceDN w:val="0"/>
-                    <w:jc w:val="center"/>
                     <w:textAlignment w:val="baseline"/>
                     <w:rPr>
                       <w:rFonts w:eastAsia="標楷體"/>
@@ -2187,7 +2132,6 @@
                 <w:p>
                   <w:pPr>
                     <w:autoSpaceDN w:val="0"/>
-                    <w:ind w:leftChars="200" w:left="480"/>
                     <w:jc w:val="center"/>
                     <w:textAlignment w:val="baseline"/>
                     <w:rPr>
@@ -2217,7 +2161,6 @@
                 <w:p>
                   <w:pPr>
                     <w:autoSpaceDN w:val="0"/>
-                    <w:ind w:leftChars="200" w:left="480"/>
                     <w:jc w:val="center"/>
                     <w:textAlignment w:val="baseline"/>
                     <w:rPr>
@@ -2243,7 +2186,6 @@
                 <w:p>
                   <w:pPr>
                     <w:autoSpaceDN w:val="0"/>
-                    <w:ind w:leftChars="200" w:left="480"/>
                     <w:jc w:val="center"/>
                     <w:textAlignment w:val="baseline"/>
                     <w:rPr>
@@ -2269,7 +2211,6 @@
                 <w:p>
                   <w:pPr>
                     <w:autoSpaceDN w:val="0"/>
-                    <w:ind w:leftChars="200" w:left="480"/>
                     <w:jc w:val="center"/>
                     <w:textAlignment w:val="baseline"/>
                     <w:rPr>
@@ -2298,7 +2239,6 @@
                 <w:p>
                   <w:pPr>
                     <w:autoSpaceDN w:val="0"/>
-                    <w:ind w:leftChars="200" w:left="480"/>
                     <w:jc w:val="center"/>
                     <w:textAlignment w:val="baseline"/>
                     <w:rPr>
@@ -2332,7 +2272,6 @@
                 <w:p>
                   <w:pPr>
                     <w:autoSpaceDN w:val="0"/>
-                    <w:ind w:leftChars="200" w:left="480"/>
                     <w:jc w:val="center"/>
                     <w:textAlignment w:val="baseline"/>
                     <w:rPr>
@@ -2366,7 +2305,6 @@
                 <w:p>
                   <w:pPr>
                     <w:autoSpaceDN w:val="0"/>
-                    <w:ind w:leftChars="200" w:left="480"/>
                     <w:jc w:val="center"/>
                     <w:textAlignment w:val="baseline"/>
                     <w:rPr>
@@ -2393,7 +2331,6 @@
                 <w:p>
                   <w:pPr>
                     <w:autoSpaceDN w:val="0"/>
-                    <w:ind w:leftChars="200" w:left="480"/>
                     <w:jc w:val="center"/>
                     <w:textAlignment w:val="baseline"/>
                     <w:rPr>
@@ -2411,7 +2348,6 @@
                 <w:p>
                   <w:pPr>
                     <w:autoSpaceDN w:val="0"/>
-                    <w:ind w:leftChars="200" w:left="480"/>
                     <w:jc w:val="center"/>
                     <w:textAlignment w:val="baseline"/>
                     <w:rPr>
@@ -2429,7 +2365,6 @@
                 <w:p>
                   <w:pPr>
                     <w:autoSpaceDN w:val="0"/>
-                    <w:ind w:leftChars="200" w:left="480"/>
                     <w:jc w:val="center"/>
                     <w:textAlignment w:val="baseline"/>
                     <w:rPr>
@@ -2449,7 +2384,6 @@
                 <w:p>
                   <w:pPr>
                     <w:autoSpaceDN w:val="0"/>
-                    <w:ind w:leftChars="200" w:left="480"/>
                     <w:jc w:val="center"/>
                     <w:textAlignment w:val="baseline"/>
                     <w:rPr>
@@ -2474,7 +2408,6 @@
                 <w:p>
                   <w:pPr>
                     <w:autoSpaceDN w:val="0"/>
-                    <w:ind w:leftChars="200" w:left="480"/>
                     <w:jc w:val="center"/>
                     <w:textAlignment w:val="baseline"/>
                     <w:rPr>
@@ -2501,7 +2434,6 @@
                 <w:p>
                   <w:pPr>
                     <w:autoSpaceDN w:val="0"/>
-                    <w:ind w:leftChars="200" w:left="480"/>
                     <w:jc w:val="center"/>
                     <w:textAlignment w:val="baseline"/>
                     <w:rPr>
@@ -2528,7 +2460,6 @@
                 <w:p>
                   <w:pPr>
                     <w:autoSpaceDN w:val="0"/>
-                    <w:ind w:leftChars="200" w:left="480"/>
                     <w:jc w:val="center"/>
                     <w:textAlignment w:val="baseline"/>
                     <w:rPr>
@@ -2553,7 +2484,6 @@
                 <w:p>
                   <w:pPr>
                     <w:autoSpaceDN w:val="0"/>
-                    <w:ind w:leftChars="200" w:left="480"/>
                     <w:jc w:val="center"/>
                     <w:textAlignment w:val="baseline"/>
                     <w:rPr>
@@ -2578,7 +2508,6 @@
                 <w:p>
                   <w:pPr>
                     <w:autoSpaceDN w:val="0"/>
-                    <w:ind w:leftChars="200" w:left="480"/>
                     <w:jc w:val="center"/>
                     <w:textAlignment w:val="baseline"/>
                     <w:rPr>
@@ -2605,7 +2534,6 @@
                 <w:p>
                   <w:pPr>
                     <w:autoSpaceDN w:val="0"/>
-                    <w:ind w:leftChars="200" w:left="480"/>
                     <w:jc w:val="center"/>
                     <w:textAlignment w:val="baseline"/>
                     <w:rPr>
@@ -2637,7 +2565,6 @@
                 <w:p>
                   <w:pPr>
                     <w:autoSpaceDN w:val="0"/>
-                    <w:ind w:leftChars="200" w:left="480"/>
                     <w:jc w:val="center"/>
                     <w:textAlignment w:val="baseline"/>
                     <w:rPr>
@@ -2664,7 +2591,6 @@
                 <w:p>
                   <w:pPr>
                     <w:autoSpaceDN w:val="0"/>
-                    <w:ind w:leftChars="200" w:left="480"/>
                     <w:jc w:val="center"/>
                     <w:textAlignment w:val="baseline"/>
                     <w:rPr>
@@ -2691,7 +2617,6 @@
                 <w:p>
                   <w:pPr>
                     <w:autoSpaceDN w:val="0"/>
-                    <w:ind w:leftChars="200" w:left="480"/>
                     <w:jc w:val="center"/>
                     <w:textAlignment w:val="baseline"/>
                     <w:rPr>
@@ -2716,7 +2641,6 @@
                 <w:p>
                   <w:pPr>
                     <w:autoSpaceDN w:val="0"/>
-                    <w:ind w:leftChars="200" w:left="480"/>
                     <w:jc w:val="center"/>
                     <w:textAlignment w:val="baseline"/>
                     <w:rPr>
@@ -2734,7 +2658,6 @@
                 <w:p>
                   <w:pPr>
                     <w:autoSpaceDN w:val="0"/>
-                    <w:ind w:leftChars="200" w:left="480"/>
                     <w:jc w:val="center"/>
                     <w:textAlignment w:val="baseline"/>
                     <w:rPr>
@@ -2754,7 +2677,6 @@
                 <w:p>
                   <w:pPr>
                     <w:autoSpaceDN w:val="0"/>
-                    <w:ind w:leftChars="200" w:left="480"/>
                     <w:jc w:val="center"/>
                     <w:textAlignment w:val="baseline"/>
                     <w:rPr>
@@ -2779,7 +2701,6 @@
                 <w:p>
                   <w:pPr>
                     <w:autoSpaceDN w:val="0"/>
-                    <w:ind w:leftChars="200" w:left="480"/>
                     <w:jc w:val="center"/>
                     <w:textAlignment w:val="baseline"/>
                     <w:rPr>
@@ -2822,7 +2743,6 @@
                 <w:p>
                   <w:pPr>
                     <w:autoSpaceDN w:val="0"/>
-                    <w:ind w:leftChars="200" w:left="480"/>
                     <w:jc w:val="center"/>
                     <w:textAlignment w:val="baseline"/>
                     <w:rPr>
@@ -2849,7 +2769,6 @@
                 <w:p>
                   <w:pPr>
                     <w:autoSpaceDN w:val="0"/>
-                    <w:ind w:leftChars="200" w:left="480"/>
                     <w:jc w:val="center"/>
                     <w:textAlignment w:val="baseline"/>
                     <w:rPr>
@@ -2867,7 +2786,6 @@
                 <w:p>
                   <w:pPr>
                     <w:autoSpaceDN w:val="0"/>
-                    <w:ind w:leftChars="200" w:left="480"/>
                     <w:jc w:val="center"/>
                     <w:textAlignment w:val="baseline"/>
                     <w:rPr>
@@ -2892,7 +2810,6 @@
                 <w:p>
                   <w:pPr>
                     <w:autoSpaceDN w:val="0"/>
-                    <w:ind w:leftChars="200" w:left="480"/>
                     <w:jc w:val="center"/>
                     <w:textAlignment w:val="baseline"/>
                     <w:rPr>
@@ -2911,7 +2828,6 @@
                 <w:p>
                   <w:pPr>
                     <w:autoSpaceDN w:val="0"/>
-                    <w:ind w:leftChars="200" w:left="480"/>
                     <w:jc w:val="center"/>
                     <w:textAlignment w:val="baseline"/>
                     <w:rPr>
@@ -2936,7 +2852,6 @@
                 <w:p>
                   <w:pPr>
                     <w:autoSpaceDN w:val="0"/>
-                    <w:ind w:leftChars="200" w:left="480"/>
                     <w:jc w:val="center"/>
                     <w:textAlignment w:val="baseline"/>
                     <w:rPr>
@@ -2963,7 +2878,6 @@
                 <w:p>
                   <w:pPr>
                     <w:autoSpaceDN w:val="0"/>
-                    <w:ind w:leftChars="200" w:left="480"/>
                     <w:jc w:val="center"/>
                     <w:textAlignment w:val="baseline"/>
                     <w:rPr>
@@ -2990,7 +2904,6 @@
                 <w:p>
                   <w:pPr>
                     <w:autoSpaceDN w:val="0"/>
-                    <w:ind w:leftChars="200" w:left="480"/>
                     <w:jc w:val="center"/>
                     <w:textAlignment w:val="baseline"/>
                     <w:rPr>
@@ -3008,7 +2921,6 @@
                 <w:p>
                   <w:pPr>
                     <w:autoSpaceDN w:val="0"/>
-                    <w:ind w:leftChars="200" w:left="480"/>
                     <w:jc w:val="center"/>
                     <w:textAlignment w:val="baseline"/>
                     <w:rPr>
@@ -3026,7 +2938,6 @@
                 <w:p>
                   <w:pPr>
                     <w:autoSpaceDN w:val="0"/>
-                    <w:ind w:leftChars="200" w:left="480"/>
                     <w:jc w:val="center"/>
                     <w:textAlignment w:val="baseline"/>
                     <w:rPr>
@@ -3045,7 +2956,6 @@
                 <w:p>
                   <w:pPr>
                     <w:autoSpaceDN w:val="0"/>
-                    <w:ind w:leftChars="200" w:left="480"/>
                     <w:jc w:val="center"/>
                     <w:textAlignment w:val="baseline"/>
                     <w:rPr>
@@ -3070,7 +2980,6 @@
                 <w:p>
                   <w:pPr>
                     <w:autoSpaceDN w:val="0"/>
-                    <w:ind w:leftChars="200" w:left="480"/>
                     <w:jc w:val="center"/>
                     <w:textAlignment w:val="baseline"/>
                     <w:rPr>
@@ -3097,7 +3006,6 @@
                 <w:p>
                   <w:pPr>
                     <w:autoSpaceDN w:val="0"/>
-                    <w:ind w:leftChars="200" w:left="480"/>
                     <w:jc w:val="center"/>
                     <w:textAlignment w:val="baseline"/>
                     <w:rPr>
@@ -3124,7 +3032,6 @@
                 <w:p>
                   <w:pPr>
                     <w:autoSpaceDN w:val="0"/>
-                    <w:ind w:leftChars="200" w:left="480"/>
                     <w:jc w:val="center"/>
                     <w:textAlignment w:val="baseline"/>
                     <w:rPr>
@@ -3149,7 +3056,6 @@
                 <w:p>
                   <w:pPr>
                     <w:autoSpaceDN w:val="0"/>
-                    <w:ind w:leftChars="200" w:left="480"/>
                     <w:jc w:val="center"/>
                     <w:textAlignment w:val="baseline"/>
                     <w:rPr>
@@ -3174,7 +3080,6 @@
                 <w:p>
                   <w:pPr>
                     <w:autoSpaceDN w:val="0"/>
-                    <w:ind w:leftChars="200" w:left="480"/>
                     <w:jc w:val="center"/>
                     <w:textAlignment w:val="baseline"/>
                     <w:rPr>
@@ -3193,7 +3098,6 @@
                 <w:p>
                   <w:pPr>
                     <w:autoSpaceDN w:val="0"/>
-                    <w:ind w:leftChars="200" w:left="480"/>
                     <w:jc w:val="center"/>
                     <w:textAlignment w:val="baseline"/>
                     <w:rPr>
@@ -3218,7 +3122,6 @@
                 <w:p>
                   <w:pPr>
                     <w:autoSpaceDN w:val="0"/>
-                    <w:ind w:leftChars="200" w:left="480"/>
                     <w:jc w:val="center"/>
                     <w:textAlignment w:val="baseline"/>
                     <w:rPr>
@@ -3245,7 +3148,6 @@
                 <w:p>
                   <w:pPr>
                     <w:autoSpaceDN w:val="0"/>
-                    <w:ind w:leftChars="200" w:left="480"/>
                     <w:jc w:val="center"/>
                     <w:textAlignment w:val="baseline"/>
                     <w:rPr>
@@ -3272,7 +3174,6 @@
                 <w:p>
                   <w:pPr>
                     <w:autoSpaceDN w:val="0"/>
-                    <w:ind w:leftChars="200" w:left="480"/>
                     <w:jc w:val="center"/>
                     <w:textAlignment w:val="baseline"/>
                     <w:rPr>
@@ -3297,7 +3198,6 @@
                 <w:p>
                   <w:pPr>
                     <w:autoSpaceDN w:val="0"/>
-                    <w:ind w:leftChars="200" w:left="480"/>
                     <w:jc w:val="center"/>
                     <w:textAlignment w:val="baseline"/>
                     <w:rPr>
@@ -3315,7 +3215,6 @@
                 <w:p>
                   <w:pPr>
                     <w:autoSpaceDN w:val="0"/>
-                    <w:ind w:leftChars="200" w:left="480"/>
                     <w:jc w:val="center"/>
                     <w:textAlignment w:val="baseline"/>
                     <w:rPr>
@@ -3335,7 +3234,6 @@
                 <w:p>
                   <w:pPr>
                     <w:autoSpaceDN w:val="0"/>
-                    <w:ind w:leftChars="200" w:left="480"/>
                     <w:jc w:val="center"/>
                     <w:textAlignment w:val="baseline"/>
                     <w:rPr>
@@ -3360,7 +3258,6 @@
                 <w:p>
                   <w:pPr>
                     <w:autoSpaceDN w:val="0"/>
-                    <w:ind w:leftChars="200" w:left="480"/>
                     <w:jc w:val="center"/>
                     <w:textAlignment w:val="baseline"/>
                     <w:rPr>
@@ -3387,7 +3284,6 @@
                 <w:p>
                   <w:pPr>
                     <w:autoSpaceDN w:val="0"/>
-                    <w:ind w:leftChars="200" w:left="480"/>
                     <w:jc w:val="center"/>
                     <w:textAlignment w:val="baseline"/>
                     <w:rPr>
@@ -3414,7 +3310,6 @@
                 <w:p>
                   <w:pPr>
                     <w:autoSpaceDN w:val="0"/>
-                    <w:ind w:leftChars="200" w:left="480"/>
                     <w:jc w:val="center"/>
                     <w:textAlignment w:val="baseline"/>
                     <w:rPr>
@@ -3439,7 +3334,6 @@
                 <w:p>
                   <w:pPr>
                     <w:autoSpaceDN w:val="0"/>
-                    <w:ind w:leftChars="200" w:left="480"/>
                     <w:jc w:val="center"/>
                     <w:textAlignment w:val="baseline"/>
                     <w:rPr>
@@ -3464,7 +3358,6 @@
                 <w:p>
                   <w:pPr>
                     <w:autoSpaceDN w:val="0"/>
-                    <w:ind w:leftChars="200" w:left="480"/>
                     <w:jc w:val="center"/>
                     <w:textAlignment w:val="baseline"/>
                     <w:rPr>
@@ -3491,7 +3384,6 @@
                 <w:p>
                   <w:pPr>
                     <w:autoSpaceDN w:val="0"/>
-                    <w:ind w:leftChars="200" w:left="480"/>
                     <w:jc w:val="center"/>
                     <w:textAlignment w:val="baseline"/>
                     <w:rPr>
@@ -3815,7 +3707,7 @@
                 <w:noProof/>
               </w:rPr>
               <w:drawing>
-                <wp:inline distT="0" distB="0" distL="0" distR="0" wp14:anchorId="49B4D850" wp14:editId="24CDB6CF">
+                <wp:inline distT="0" distB="0" distL="0" distR="0" wp14:anchorId="49B4D850" wp14:editId="3F1333B2">
                   <wp:extent cx="5594552" cy="1946656"/>
                   <wp:effectExtent l="19050" t="19050" r="25400" b="15875"/>
                   <wp:docPr id="1246348825" name="圖片 4"/>
@@ -3904,7 +3796,7 @@
               <w:ind w:leftChars="200" w:left="480"/>
               <w:jc w:val="center"/>
               <w:rPr>
-                <w:rFonts w:eastAsia="標楷體" w:hint="eastAsia"/>
+                <w:rFonts w:eastAsia="標楷體"/>
                 <w:bCs/>
               </w:rPr>
             </w:pPr>
@@ -3955,7 +3847,7 @@
                                     <w:pStyle w:val="af8"/>
                                     <w:jc w:val="center"/>
                                     <w:rPr>
-                                      <w:rFonts w:eastAsia="標楷體" w:hint="eastAsia"/>
+                                      <w:rFonts w:eastAsia="標楷體"/>
                                       <w:bCs/>
                                       <w:noProof/>
                                       <w:sz w:val="24"/>
@@ -4053,14 +3945,6 @@
                                   </w:r>
                                   <w:r>
                                     <w:rPr>
-                                      <w:rFonts w:eastAsia="標楷體" w:hint="eastAsia"/>
-                                      <w:sz w:val="24"/>
-                                      <w:szCs w:val="24"/>
-                                    </w:rPr>
-                                    <w:t xml:space="preserve"> </w:t>
-                                  </w:r>
-                                  <w:r>
-                                    <w:rPr>
                                       <w:rFonts w:eastAsia="標楷體"/>
                                       <w:sz w:val="24"/>
                                       <w:szCs w:val="24"/>
@@ -4098,7 +3982,7 @@
                               <w:pStyle w:val="af8"/>
                               <w:jc w:val="center"/>
                               <w:rPr>
-                                <w:rFonts w:eastAsia="標楷體" w:hint="eastAsia"/>
+                                <w:rFonts w:eastAsia="標楷體"/>
                                 <w:bCs/>
                                 <w:noProof/>
                                 <w:sz w:val="24"/>
@@ -4196,14 +4080,6 @@
                             </w:r>
                             <w:r>
                               <w:rPr>
-                                <w:rFonts w:eastAsia="標楷體" w:hint="eastAsia"/>
-                                <w:sz w:val="24"/>
-                                <w:szCs w:val="24"/>
-                              </w:rPr>
-                              <w:t xml:space="preserve"> </w:t>
-                            </w:r>
-                            <w:r>
-                              <w:rPr>
                                 <w:rFonts w:eastAsia="標楷體"/>
                                 <w:sz w:val="24"/>
                                 <w:szCs w:val="24"/>
@@ -4409,7 +4285,7 @@
                 <w:noProof/>
               </w:rPr>
               <w:drawing>
-                <wp:inline distT="0" distB="0" distL="0" distR="0" wp14:anchorId="314FD33D" wp14:editId="3096D09C">
+                <wp:inline distT="0" distB="0" distL="0" distR="0" wp14:anchorId="314FD33D" wp14:editId="3C3E5A19">
                   <wp:extent cx="5796000" cy="1972994"/>
                   <wp:effectExtent l="19050" t="19050" r="14605" b="27305"/>
                   <wp:docPr id="214552384" name="圖片 5"/>
@@ -4488,7 +4364,7 @@
               <w:ind w:leftChars="200" w:left="480"/>
               <w:jc w:val="center"/>
               <w:rPr>
-                <w:rFonts w:eastAsia="標楷體" w:hint="eastAsia"/>
+                <w:rFonts w:eastAsia="標楷體"/>
                 <w:bCs/>
               </w:rPr>
             </w:pPr>
@@ -4539,7 +4415,7 @@
                                     <w:pStyle w:val="af8"/>
                                     <w:jc w:val="center"/>
                                     <w:rPr>
-                                      <w:rFonts w:eastAsia="標楷體" w:hint="eastAsia"/>
+                                      <w:rFonts w:eastAsia="標楷體"/>
                                       <w:bCs/>
                                       <w:noProof/>
                                       <w:sz w:val="24"/>
@@ -4637,14 +4513,6 @@
                                   </w:r>
                                   <w:r>
                                     <w:rPr>
-                                      <w:rFonts w:eastAsia="標楷體" w:hint="eastAsia"/>
-                                      <w:sz w:val="24"/>
-                                      <w:szCs w:val="24"/>
-                                    </w:rPr>
-                                    <w:t xml:space="preserve"> </w:t>
-                                  </w:r>
-                                  <w:r>
-                                    <w:rPr>
                                       <w:rFonts w:eastAsia="標楷體"/>
                                       <w:sz w:val="24"/>
                                       <w:szCs w:val="24"/>
@@ -4682,7 +4550,7 @@
                               <w:pStyle w:val="af8"/>
                               <w:jc w:val="center"/>
                               <w:rPr>
-                                <w:rFonts w:eastAsia="標楷體" w:hint="eastAsia"/>
+                                <w:rFonts w:eastAsia="標楷體"/>
                                 <w:bCs/>
                                 <w:noProof/>
                                 <w:sz w:val="24"/>
@@ -4780,14 +4648,6 @@
                             </w:r>
                             <w:r>
                               <w:rPr>
-                                <w:rFonts w:eastAsia="標楷體" w:hint="eastAsia"/>
-                                <w:sz w:val="24"/>
-                                <w:szCs w:val="24"/>
-                              </w:rPr>
-                              <w:t xml:space="preserve"> </w:t>
-                            </w:r>
-                            <w:r>
-                              <w:rPr>
                                 <w:rFonts w:eastAsia="標楷體"/>
                                 <w:sz w:val="24"/>
                                 <w:szCs w:val="24"/>
@@ -4959,7 +4819,7 @@
                                     <w:pStyle w:val="af8"/>
                                     <w:jc w:val="center"/>
                                     <w:rPr>
-                                      <w:rFonts w:eastAsia="標楷體" w:hint="eastAsia"/>
+                                      <w:rFonts w:eastAsia="標楷體"/>
                                       <w:bCs/>
                                       <w:noProof/>
                                       <w:sz w:val="24"/>
@@ -5057,14 +4917,6 @@
                                   </w:r>
                                   <w:r>
                                     <w:rPr>
-                                      <w:rFonts w:eastAsia="標楷體" w:hint="eastAsia"/>
-                                      <w:sz w:val="24"/>
-                                      <w:szCs w:val="24"/>
-                                    </w:rPr>
-                                    <w:t xml:space="preserve"> </w:t>
-                                  </w:r>
-                                  <w:r>
-                                    <w:rPr>
                                       <w:rFonts w:eastAsia="標楷體"/>
                                       <w:sz w:val="24"/>
                                       <w:szCs w:val="24"/>
@@ -5102,7 +4954,7 @@
                               <w:pStyle w:val="af8"/>
                               <w:jc w:val="center"/>
                               <w:rPr>
-                                <w:rFonts w:eastAsia="標楷體" w:hint="eastAsia"/>
+                                <w:rFonts w:eastAsia="標楷體"/>
                                 <w:bCs/>
                                 <w:noProof/>
                                 <w:sz w:val="24"/>
@@ -5200,14 +5052,6 @@
                             </w:r>
                             <w:r>
                               <w:rPr>
-                                <w:rFonts w:eastAsia="標楷體" w:hint="eastAsia"/>
-                                <w:sz w:val="24"/>
-                                <w:szCs w:val="24"/>
-                              </w:rPr>
-                              <w:t xml:space="preserve"> </w:t>
-                            </w:r>
-                            <w:r>
-                              <w:rPr>
                                 <w:rFonts w:eastAsia="標楷體"/>
                                 <w:sz w:val="24"/>
                                 <w:szCs w:val="24"/>
@@ -5476,7 +5320,7 @@
                                     <w:pStyle w:val="af8"/>
                                     <w:jc w:val="center"/>
                                     <w:rPr>
-                                      <w:rFonts w:eastAsia="標楷體" w:hint="eastAsia"/>
+                                      <w:rFonts w:eastAsia="標楷體"/>
                                       <w:bCs/>
                                       <w:noProof/>
                                       <w:sz w:val="24"/>
@@ -5574,14 +5418,6 @@
                                   </w:r>
                                   <w:r>
                                     <w:rPr>
-                                      <w:rFonts w:eastAsia="標楷體" w:hint="eastAsia"/>
-                                      <w:sz w:val="24"/>
-                                      <w:szCs w:val="24"/>
-                                    </w:rPr>
-                                    <w:t xml:space="preserve"> </w:t>
-                                  </w:r>
-                                  <w:r>
-                                    <w:rPr>
                                       <w:rFonts w:eastAsia="標楷體"/>
                                       <w:sz w:val="24"/>
                                       <w:szCs w:val="24"/>
@@ -5619,7 +5455,7 @@
                               <w:pStyle w:val="af8"/>
                               <w:jc w:val="center"/>
                               <w:rPr>
-                                <w:rFonts w:eastAsia="標楷體" w:hint="eastAsia"/>
+                                <w:rFonts w:eastAsia="標楷體"/>
                                 <w:bCs/>
                                 <w:noProof/>
                                 <w:sz w:val="24"/>
@@ -5717,14 +5553,6 @@
                             </w:r>
                             <w:r>
                               <w:rPr>
-                                <w:rFonts w:eastAsia="標楷體" w:hint="eastAsia"/>
-                                <w:sz w:val="24"/>
-                                <w:szCs w:val="24"/>
-                              </w:rPr>
-                              <w:t xml:space="preserve"> </w:t>
-                            </w:r>
-                            <w:r>
-                              <w:rPr>
                                 <w:rFonts w:eastAsia="標楷體"/>
                                 <w:sz w:val="24"/>
                                 <w:szCs w:val="24"/>
@@ -5846,7 +5674,7 @@
               <w:ind w:leftChars="200" w:left="480"/>
               <w:jc w:val="center"/>
               <w:rPr>
-                <w:rFonts w:eastAsia="標楷體" w:hint="eastAsia"/>
+                <w:rFonts w:eastAsia="標楷體"/>
                 <w:bCs/>
               </w:rPr>
             </w:pPr>
@@ -5897,7 +5725,7 @@
                                     <w:pStyle w:val="af8"/>
                                     <w:jc w:val="center"/>
                                     <w:rPr>
-                                      <w:rFonts w:eastAsia="標楷體" w:hint="eastAsia"/>
+                                      <w:rFonts w:eastAsia="標楷體"/>
                                       <w:bCs/>
                                       <w:noProof/>
                                       <w:sz w:val="24"/>
@@ -5995,14 +5823,6 @@
                                   </w:r>
                                   <w:r>
                                     <w:rPr>
-                                      <w:rFonts w:eastAsia="標楷體" w:hint="eastAsia"/>
-                                      <w:sz w:val="24"/>
-                                      <w:szCs w:val="24"/>
-                                    </w:rPr>
-                                    <w:t xml:space="preserve"> </w:t>
-                                  </w:r>
-                                  <w:r>
-                                    <w:rPr>
                                       <w:rFonts w:eastAsia="標楷體"/>
                                       <w:sz w:val="24"/>
                                       <w:szCs w:val="24"/>
@@ -6040,7 +5860,7 @@
                               <w:pStyle w:val="af8"/>
                               <w:jc w:val="center"/>
                               <w:rPr>
-                                <w:rFonts w:eastAsia="標楷體" w:hint="eastAsia"/>
+                                <w:rFonts w:eastAsia="標楷體"/>
                                 <w:bCs/>
                                 <w:noProof/>
                                 <w:sz w:val="24"/>
@@ -6138,14 +5958,6 @@
                             </w:r>
                             <w:r>
                               <w:rPr>
-                                <w:rFonts w:eastAsia="標楷體" w:hint="eastAsia"/>
-                                <w:sz w:val="24"/>
-                                <w:szCs w:val="24"/>
-                              </w:rPr>
-                              <w:t xml:space="preserve"> </w:t>
-                            </w:r>
-                            <w:r>
-                              <w:rPr>
                                 <w:rFonts w:eastAsia="標楷體"/>
                                 <w:sz w:val="24"/>
                                 <w:szCs w:val="24"/>
@@ -6168,7 +5980,7 @@
                 <w:noProof/>
               </w:rPr>
               <w:drawing>
-                <wp:inline distT="0" distB="0" distL="0" distR="0" wp14:anchorId="42F83E2C" wp14:editId="41610749">
+                <wp:inline distT="0" distB="0" distL="0" distR="0" wp14:anchorId="42F83E2C" wp14:editId="042C8D88">
                   <wp:extent cx="5793102" cy="2092045"/>
                   <wp:effectExtent l="19050" t="19050" r="17780" b="22860"/>
                   <wp:docPr id="278636936" name="圖片 11"/>
@@ -6450,7 +6262,7 @@
                                     <w:pStyle w:val="af8"/>
                                     <w:jc w:val="center"/>
                                     <w:rPr>
-                                      <w:rFonts w:eastAsia="標楷體" w:hint="eastAsia"/>
+                                      <w:rFonts w:eastAsia="標楷體"/>
                                       <w:bCs/>
                                       <w:noProof/>
                                       <w:sz w:val="24"/>
@@ -6548,14 +6360,6 @@
                                   </w:r>
                                   <w:r>
                                     <w:rPr>
-                                      <w:rFonts w:eastAsia="標楷體" w:hint="eastAsia"/>
-                                      <w:sz w:val="24"/>
-                                      <w:szCs w:val="24"/>
-                                    </w:rPr>
-                                    <w:t xml:space="preserve"> </w:t>
-                                  </w:r>
-                                  <w:r>
-                                    <w:rPr>
                                       <w:rFonts w:eastAsia="標楷體"/>
                                       <w:sz w:val="24"/>
                                       <w:szCs w:val="24"/>
@@ -6611,7 +6415,7 @@
                               <w:pStyle w:val="af8"/>
                               <w:jc w:val="center"/>
                               <w:rPr>
-                                <w:rFonts w:eastAsia="標楷體" w:hint="eastAsia"/>
+                                <w:rFonts w:eastAsia="標楷體"/>
                                 <w:bCs/>
                                 <w:noProof/>
                                 <w:sz w:val="24"/>
@@ -6709,14 +6513,6 @@
                             </w:r>
                             <w:r>
                               <w:rPr>
-                                <w:rFonts w:eastAsia="標楷體" w:hint="eastAsia"/>
-                                <w:sz w:val="24"/>
-                                <w:szCs w:val="24"/>
-                              </w:rPr>
-                              <w:t xml:space="preserve"> </w:t>
-                            </w:r>
-                            <w:r>
-                              <w:rPr>
                                 <w:rFonts w:eastAsia="標楷體"/>
                                 <w:sz w:val="24"/>
                                 <w:szCs w:val="24"/>
@@ -7244,7 +7040,7 @@
                 <w:rFonts w:eastAsia="標楷體"/>
                 <w:bCs/>
               </w:rPr>
-              <w:t>，本產品首創</w:t>
+              <w:t>，本產品</w:t>
             </w:r>
             <w:proofErr w:type="gramStart"/>
             <w:r>
@@ -7993,7 +7789,7 @@
             <w:pPr>
               <w:ind w:left="720"/>
               <w:rPr>
-                <w:rFonts w:eastAsia="標楷體" w:hint="eastAsia"/>
+                <w:rFonts w:eastAsia="標楷體"/>
                 <w:bCs/>
               </w:rPr>
             </w:pPr>
@@ -8083,7 +7879,14 @@
                 <w:rFonts w:ascii="Times New Roman" w:eastAsia="標楷體" w:hAnsi="Times New Roman"/>
                 <w:bCs/>
               </w:rPr>
-              <w:t>掃描高效上架：系統串接</w:t>
+              <w:t>掃描高效上架：</w:t>
+            </w:r>
+            <w:r>
+              <w:rPr>
+                <w:rFonts w:ascii="Times New Roman" w:eastAsia="標楷體" w:hAnsi="Times New Roman"/>
+                <w:bCs/>
+              </w:rPr>
+              <w:t>系統透過</w:t>
             </w:r>
             <w:proofErr w:type="spellStart"/>
             <w:r>
@@ -8091,6 +7894,22 @@
                 <w:rFonts w:ascii="Times New Roman" w:eastAsia="標楷體" w:hAnsi="Times New Roman"/>
                 <w:bCs/>
               </w:rPr>
+              <w:t>RESTfulAPI</w:t>
+            </w:r>
+            <w:proofErr w:type="spellEnd"/>
+            <w:r>
+              <w:rPr>
+                <w:rFonts w:ascii="Times New Roman" w:eastAsia="標楷體" w:hAnsi="Times New Roman"/>
+                <w:bCs/>
+              </w:rPr>
+              <w:t>串接</w:t>
+            </w:r>
+            <w:proofErr w:type="spellStart"/>
+            <w:r>
+              <w:rPr>
+                <w:rFonts w:ascii="Times New Roman" w:eastAsia="標楷體" w:hAnsi="Times New Roman"/>
+                <w:bCs/>
+              </w:rPr>
               <w:t>GoogleBooks</w:t>
             </w:r>
             <w:proofErr w:type="spellEnd"/>
@@ -8115,35 +7934,35 @@
                 <w:rFonts w:ascii="Times New Roman" w:eastAsia="標楷體" w:hAnsi="Times New Roman"/>
                 <w:bCs/>
               </w:rPr>
-              <w:t>資料庫，賣家只需透過</w:t>
+              <w:t>資料庫，</w:t>
             </w:r>
             <w:r>
               <w:rPr>
                 <w:rFonts w:ascii="Times New Roman" w:eastAsia="標楷體" w:hAnsi="Times New Roman"/>
                 <w:bCs/>
               </w:rPr>
-              <w:t>App</w:t>
+              <w:t>本系統整合行動裝置鏡頭，賣家只需掃描書籍的</w:t>
             </w:r>
             <w:r>
               <w:rPr>
                 <w:rFonts w:ascii="Times New Roman" w:eastAsia="標楷體" w:hAnsi="Times New Roman"/>
                 <w:bCs/>
               </w:rPr>
-              <w:t>掃描書籍</w:t>
+              <w:t>ISBN</w:t>
             </w:r>
             <w:r>
               <w:rPr>
                 <w:rFonts w:ascii="Times New Roman" w:eastAsia="標楷體" w:hAnsi="Times New Roman"/>
                 <w:bCs/>
               </w:rPr>
-              <w:t>ISBN</w:t>
+              <w:t>條碼</w:t>
             </w:r>
             <w:r>
               <w:rPr>
                 <w:rFonts w:ascii="Times New Roman" w:eastAsia="標楷體" w:hAnsi="Times New Roman"/>
                 <w:bCs/>
               </w:rPr>
-              <w:t>條碼，即可自動帶出書名、作者、出版社等元數據，實現「掃描即輸入」的零門檻體驗。</w:t>
+              <w:t>，即可自動帶出書名、作者、出版社等元數據，實現「掃描即輸入」的零門檻體驗。</w:t>
             </w:r>
           </w:p>
           <w:p>
@@ -8186,53 +8005,28 @@
                 <w:rFonts w:ascii="Times New Roman" w:eastAsia="標楷體" w:hAnsi="Times New Roman"/>
                 <w:bCs/>
               </w:rPr>
-              <w:t>：結合自製的</w:t>
+              <w:t>：</w:t>
             </w:r>
             <w:r>
               <w:rPr>
                 <w:rFonts w:ascii="Times New Roman" w:eastAsia="標楷體" w:hAnsi="Times New Roman"/>
                 <w:bCs/>
               </w:rPr>
-              <w:t>IoT</w:t>
+              <w:t>系統搭載</w:t>
             </w:r>
             <w:r>
               <w:rPr>
                 <w:rFonts w:ascii="Times New Roman" w:eastAsia="標楷體" w:hAnsi="Times New Roman"/>
                 <w:bCs/>
               </w:rPr>
-              <w:t>智慧書櫃，提供全天候的</w:t>
-            </w:r>
-            <w:proofErr w:type="gramStart"/>
+              <w:t>ESP32-S3</w:t>
+            </w:r>
             <w:r>
               <w:rPr>
                 <w:rFonts w:ascii="Times New Roman" w:eastAsia="標楷體" w:hAnsi="Times New Roman"/>
                 <w:bCs/>
               </w:rPr>
-              <w:t>自助寄取服務</w:t>
-            </w:r>
-            <w:proofErr w:type="gramEnd"/>
-            <w:r>
-              <w:rPr>
-                <w:rFonts w:ascii="Times New Roman" w:eastAsia="標楷體" w:hAnsi="Times New Roman"/>
-                <w:bCs/>
-              </w:rPr>
-              <w:t>。買賣雙方無需配合彼此時間或面對面接觸，徹底解決傳統面交「</w:t>
-            </w:r>
-            <w:proofErr w:type="gramStart"/>
-            <w:r>
-              <w:rPr>
-                <w:rFonts w:ascii="Times New Roman" w:eastAsia="標楷體" w:hAnsi="Times New Roman"/>
-                <w:bCs/>
-              </w:rPr>
-              <w:t>時間難喬</w:t>
-            </w:r>
-            <w:proofErr w:type="gramEnd"/>
-            <w:r>
-              <w:rPr>
-                <w:rFonts w:ascii="Times New Roman" w:eastAsia="標楷體" w:hAnsi="Times New Roman"/>
-                <w:bCs/>
-              </w:rPr>
-              <w:t>、遭遇放鳥、隱私暴露」的痛點。</w:t>
+              <w:t>微控制器的實體智慧書櫃，為校園師生與公共空間使用者提供全天候的自助存放與取貨服務。買賣雙方皆免除傳統包裝寄件、跑超商物流的繁瑣流程與運費，更徹底解決了傳統面交「雙方時間難以談攏、容易遭遇放鳥、隱私暴露」的時空與心理限制。</w:t>
             </w:r>
           </w:p>
           <w:p>
@@ -8364,51 +8158,37 @@
                 <w:rFonts w:ascii="Times New Roman" w:eastAsia="標楷體" w:hAnsi="Times New Roman"/>
                 <w:bCs/>
               </w:rPr>
-              <w:t>託管：系統全面採用代幣（</w:t>
-            </w:r>
+              <w:t>託管：系統全面採用代幣進行交易，並規劃於後續導入</w:t>
+            </w:r>
+            <w:proofErr w:type="gramStart"/>
             <w:r>
               <w:rPr>
                 <w:rFonts w:ascii="Times New Roman" w:eastAsia="標楷體" w:hAnsi="Times New Roman"/>
                 <w:bCs/>
               </w:rPr>
-              <w:t>Token</w:t>
-            </w:r>
+              <w:t>區塊鏈智慧</w:t>
+            </w:r>
+            <w:proofErr w:type="gramEnd"/>
             <w:r>
               <w:rPr>
                 <w:rFonts w:ascii="Times New Roman" w:eastAsia="標楷體" w:hAnsi="Times New Roman"/>
                 <w:bCs/>
               </w:rPr>
-              <w:t>）進行交易，並規劃於後續導入</w:t>
-            </w:r>
-            <w:proofErr w:type="gramStart"/>
+              <w:t>合約技術進行資金託管。買家下單後代幣即遭系統凍結，直至買家取貨驗收無誤或超過</w:t>
+            </w:r>
             <w:r>
               <w:rPr>
                 <w:rFonts w:ascii="Times New Roman" w:eastAsia="標楷體" w:hAnsi="Times New Roman"/>
                 <w:bCs/>
               </w:rPr>
-              <w:t>區塊鏈智慧</w:t>
-            </w:r>
-            <w:proofErr w:type="gramEnd"/>
+              <w:t>3</w:t>
+            </w:r>
             <w:r>
               <w:rPr>
                 <w:rFonts w:ascii="Times New Roman" w:eastAsia="標楷體" w:hAnsi="Times New Roman"/>
                 <w:bCs/>
               </w:rPr>
-              <w:t>合約技術進行資金託管。買家下單後代幣即遭系統凍結，直至買家取貨驗收無誤（或超過</w:t>
-            </w:r>
-            <w:r>
-              <w:rPr>
-                <w:rFonts w:ascii="Times New Roman" w:eastAsia="標楷體" w:hAnsi="Times New Roman"/>
-                <w:bCs/>
-              </w:rPr>
-              <w:t>3</w:t>
-            </w:r>
-            <w:r>
-              <w:rPr>
-                <w:rFonts w:ascii="Times New Roman" w:eastAsia="標楷體" w:hAnsi="Times New Roman"/>
-                <w:bCs/>
-              </w:rPr>
-              <w:t>天未操作）後才自動撥款給賣家，確保資金高度安全透明。</w:t>
+              <w:t>天未操作後才自動撥款給賣家，確保資金高度安全透明。</w:t>
             </w:r>
           </w:p>
           <w:p>
@@ -8574,6 +8354,15 @@
             <w:pPr>
               <w:ind w:leftChars="200" w:left="480"/>
               <w:rPr>
+                <w:rFonts w:eastAsia="標楷體" w:hint="eastAsia"/>
+                <w:bCs/>
+              </w:rPr>
+            </w:pPr>
+          </w:p>
+          <w:p>
+            <w:pPr>
+              <w:ind w:leftChars="200" w:left="480"/>
+              <w:rPr>
                 <w:rFonts w:eastAsia="標楷體"/>
                 <w:bCs/>
               </w:rPr>
@@ -8602,23 +8391,14 @@
                 <w:rFonts w:eastAsia="標楷體"/>
                 <w:bCs/>
               </w:rPr>
-              <w:t>硬體機構專利與減重優化：建議未來針對智慧書櫃的實體創新機構設計（如滑軌夾書、鏤空側板輕量化與三角形穩定支撐）</w:t>
-            </w:r>
-            <w:proofErr w:type="gramStart"/>
-            <w:r>
-              <w:rPr>
-                <w:rFonts w:eastAsia="標楷體"/>
-                <w:bCs/>
-              </w:rPr>
-              <w:t>研</w:t>
-            </w:r>
-            <w:proofErr w:type="gramEnd"/>
-            <w:r>
-              <w:rPr>
-                <w:rFonts w:eastAsia="標楷體"/>
-                <w:bCs/>
-              </w:rPr>
-              <w:t>議申請「新型專利」；同時持續進行公共空間的耐用度與防破壞測試。</w:t>
+              <w:t>硬體機構專利：</w:t>
+            </w:r>
+            <w:r>
+              <w:rPr>
+                <w:rFonts w:eastAsia="標楷體"/>
+                <w:bCs/>
+              </w:rPr>
+              <w:t>未來建議針對實體書櫃的創新機構設計（如滑軌夾書設計、鏤空輕量化側板與多機櫃管理版面）進一步評估並正式申請「新型專利」或「發明專利」，以保護核心技術產權，並加強公共空間設備的防破壞測試。</w:t>
             </w:r>
           </w:p>
           <w:p>
@@ -8632,54 +8412,53 @@
                 <w:bCs/>
               </w:rPr>
             </w:pPr>
-            <w:r>
-              <w:rPr>
-                <w:rFonts w:eastAsia="標楷體"/>
-                <w:bCs/>
-              </w:rPr>
-              <w:t>冷熱資料分層管理優化：隨著未來營運數據擴增（例如書櫃</w:t>
-            </w:r>
-            <w:r>
-              <w:rPr>
-                <w:rFonts w:eastAsia="標楷體"/>
-                <w:bCs/>
-              </w:rPr>
-              <w:t>Log</w:t>
-            </w:r>
-            <w:r>
-              <w:rPr>
-                <w:rFonts w:eastAsia="標楷體"/>
-                <w:bCs/>
-              </w:rPr>
-              <w:t>紀錄或歷史訂單達</w:t>
-            </w:r>
-            <w:r>
-              <w:rPr>
-                <w:rFonts w:eastAsia="標楷體"/>
-                <w:bCs/>
-              </w:rPr>
-              <w:t>10</w:t>
-            </w:r>
-            <w:r>
-              <w:rPr>
-                <w:rFonts w:eastAsia="標楷體"/>
-                <w:bCs/>
-              </w:rPr>
-              <w:t>筆以上時），應嚴格落實冷熱資料分離策略，定期將數月前的歷史訂單移至備份獨立資料庫，以確保核心資料庫的即時查詢效能維持在</w:t>
-            </w:r>
-            <w:r>
-              <w:rPr>
-                <w:rFonts w:eastAsia="標楷體"/>
-                <w:bCs/>
-              </w:rPr>
-              <w:t>2</w:t>
-            </w:r>
-            <w:r>
-              <w:rPr>
-                <w:rFonts w:eastAsia="標楷體"/>
-                <w:bCs/>
-              </w:rPr>
-              <w:t>秒以內。</w:t>
+            <w:proofErr w:type="gramStart"/>
+            <w:r>
+              <w:rPr>
+                <w:rFonts w:eastAsia="標楷體"/>
+                <w:bCs/>
+              </w:rPr>
+              <w:t>區塊鏈技術</w:t>
+            </w:r>
+            <w:proofErr w:type="gramEnd"/>
+            <w:r>
+              <w:rPr>
+                <w:rFonts w:eastAsia="標楷體"/>
+                <w:bCs/>
+              </w:rPr>
+              <w:t>優化託管機制：為進一步提升金流的透明度與安全性，後續規劃將現行的虛擬代幣託管系統，對接</w:t>
+            </w:r>
+            <w:proofErr w:type="gramStart"/>
+            <w:r>
+              <w:rPr>
+                <w:rFonts w:eastAsia="標楷體"/>
+                <w:bCs/>
+              </w:rPr>
+              <w:t>區塊鏈智慧</w:t>
+            </w:r>
+            <w:proofErr w:type="gramEnd"/>
+            <w:r>
+              <w:rPr>
+                <w:rFonts w:eastAsia="標楷體"/>
+                <w:bCs/>
+              </w:rPr>
+              <w:t>合約技術。透過去中心化的</w:t>
+            </w:r>
+            <w:proofErr w:type="gramStart"/>
+            <w:r>
+              <w:rPr>
+                <w:rFonts w:eastAsia="標楷體"/>
+                <w:bCs/>
+              </w:rPr>
+              <w:t>帳本</w:t>
+            </w:r>
+            <w:proofErr w:type="gramEnd"/>
+            <w:r>
+              <w:rPr>
+                <w:rFonts w:eastAsia="標楷體"/>
+                <w:bCs/>
+              </w:rPr>
+              <w:t>紀錄每筆書籍交易與撥款流程，從根本上杜絕人為篡改數據的可能，建立更穩固的去中心化信任體系。</w:t>
             </w:r>
           </w:p>
           <w:p>
@@ -8698,7 +8477,28 @@
                 <w:rFonts w:eastAsia="標楷體"/>
                 <w:bCs/>
               </w:rPr>
-              <w:t>分階段試辦與產學推廣：初期營運建議</w:t>
+              <w:t>App</w:t>
+            </w:r>
+            <w:r>
+              <w:rPr>
+                <w:rFonts w:eastAsia="標楷體"/>
+                <w:bCs/>
+              </w:rPr>
+              <w:t>上架與市場跨校擴充：未來規劃將開發的</w:t>
+            </w:r>
+            <w:r>
+              <w:rPr>
+                <w:rFonts w:eastAsia="標楷體"/>
+                <w:bCs/>
+              </w:rPr>
+              <w:t>App</w:t>
+            </w:r>
+            <w:r>
+              <w:rPr>
+                <w:rFonts w:eastAsia="標楷體"/>
+                <w:bCs/>
+              </w:rPr>
+              <w:t>正式</w:t>
             </w:r>
             <w:proofErr w:type="gramStart"/>
             <w:r>
@@ -8706,15 +8506,66 @@
                 <w:rFonts w:eastAsia="標楷體"/>
                 <w:bCs/>
               </w:rPr>
-              <w:t>採</w:t>
-            </w:r>
+              <w:t>上架至</w:t>
+            </w:r>
+            <w:proofErr w:type="spellStart"/>
             <w:proofErr w:type="gramEnd"/>
             <w:r>
               <w:rPr>
                 <w:rFonts w:eastAsia="標楷體"/>
                 <w:bCs/>
               </w:rPr>
-              <w:t>小規模試辦，並優先鎖定會計學課本等流通量最大的教科書進行驗證；亦可透過與校方進行產學合作，在校內舉辦「二手書永續</w:t>
+              <w:t>GooglePlay</w:t>
+            </w:r>
+            <w:proofErr w:type="spellEnd"/>
+            <w:r>
+              <w:rPr>
+                <w:rFonts w:eastAsia="標楷體"/>
+                <w:bCs/>
+              </w:rPr>
+              <w:t>與</w:t>
+            </w:r>
+            <w:proofErr w:type="spellStart"/>
+            <w:r>
+              <w:rPr>
+                <w:rFonts w:eastAsia="標楷體"/>
+                <w:bCs/>
+              </w:rPr>
+              <w:t>AppleAppStore</w:t>
+            </w:r>
+            <w:proofErr w:type="spellEnd"/>
+            <w:r>
+              <w:rPr>
+                <w:rFonts w:eastAsia="標楷體"/>
+                <w:bCs/>
+              </w:rPr>
+              <w:t>，以利更大規模的推廣。</w:t>
+            </w:r>
+          </w:p>
+          <w:p>
+            <w:pPr>
+              <w:numPr>
+                <w:ilvl w:val="0"/>
+                <w:numId w:val="40"/>
+              </w:numPr>
+              <w:rPr>
+                <w:rFonts w:eastAsia="標楷體"/>
+                <w:bCs/>
+              </w:rPr>
+            </w:pPr>
+            <w:r>
+              <w:rPr>
+                <w:rFonts w:eastAsia="標楷體"/>
+                <w:bCs/>
+              </w:rPr>
+              <w:t>分階段試辦：</w:t>
+            </w:r>
+            <w:r>
+              <w:rPr>
+                <w:rFonts w:eastAsia="標楷體"/>
+                <w:bCs/>
+              </w:rPr>
+              <w:t>開發初期為了降低使用者對</w:t>
             </w:r>
             <w:proofErr w:type="gramStart"/>
             <w:r>
@@ -8722,6 +8573,62 @@
                 <w:rFonts w:eastAsia="標楷體"/>
                 <w:bCs/>
               </w:rPr>
+              <w:t>自助掃碼與</w:t>
+            </w:r>
+            <w:proofErr w:type="gramEnd"/>
+            <w:r>
+              <w:rPr>
+                <w:rFonts w:eastAsia="標楷體"/>
+                <w:bCs/>
+              </w:rPr>
+              <w:t>錢包機制的學習排斥感，建議平台初期可專注於會計學課本（市場最大樣本數）等大學教科書進行局部實體推廣</w:t>
+            </w:r>
+            <w:r>
+              <w:rPr>
+                <w:rFonts w:eastAsia="標楷體" w:hint="eastAsia"/>
+                <w:bCs/>
+              </w:rPr>
+              <w:t>。</w:t>
+            </w:r>
+          </w:p>
+          <w:p>
+            <w:pPr>
+              <w:numPr>
+                <w:ilvl w:val="0"/>
+                <w:numId w:val="40"/>
+              </w:numPr>
+              <w:rPr>
+                <w:rFonts w:eastAsia="標楷體"/>
+                <w:bCs/>
+              </w:rPr>
+            </w:pPr>
+            <w:r>
+              <w:rPr>
+                <w:rFonts w:eastAsia="標楷體"/>
+                <w:bCs/>
+              </w:rPr>
+              <w:t>產學推廣</w:t>
+            </w:r>
+            <w:r>
+              <w:rPr>
+                <w:rFonts w:eastAsia="標楷體" w:hint="eastAsia"/>
+                <w:bCs/>
+              </w:rPr>
+              <w:t>：</w:t>
+            </w:r>
+            <w:r>
+              <w:rPr>
+                <w:rFonts w:eastAsia="標楷體"/>
+                <w:bCs/>
+              </w:rPr>
+              <w:t>透過與校方行政單位合作進行產學專案贊助，利用「二手書永續</w:t>
+            </w:r>
+            <w:proofErr w:type="gramStart"/>
+            <w:r>
+              <w:rPr>
+                <w:rFonts w:eastAsia="標楷體"/>
+                <w:bCs/>
+              </w:rPr>
               <w:t>週</w:t>
             </w:r>
             <w:proofErr w:type="gramEnd"/>
@@ -8730,7 +8637,47 @@
                 <w:rFonts w:eastAsia="標楷體"/>
                 <w:bCs/>
               </w:rPr>
-              <w:t>」並提供代幣獎勵，來快速累積首批種子用戶並降低新用戶對</w:t>
+              <w:t>」提供代幣獎勵來吸引首批種子用戶，從而逐步將據點擴展至更多校園與公共空間中</w:t>
+            </w:r>
+            <w:r>
+              <w:rPr>
+                <w:rFonts w:eastAsia="標楷體"/>
+                <w:bCs/>
+              </w:rPr>
+              <w:t>。</w:t>
+            </w:r>
+          </w:p>
+          <w:p>
+            <w:pPr>
+              <w:numPr>
+                <w:ilvl w:val="0"/>
+                <w:numId w:val="40"/>
+              </w:numPr>
+              <w:rPr>
+                <w:rFonts w:eastAsia="標楷體"/>
+                <w:bCs/>
+              </w:rPr>
+            </w:pPr>
+            <w:r>
+              <w:rPr>
+                <w:rFonts w:eastAsia="標楷體"/>
+                <w:bCs/>
+              </w:rPr>
+              <w:t>建立多元盈利模式與永續營運：為確保平台能長期自主維運，系統將導入多元化的商業模式。未來規劃在</w:t>
+            </w:r>
+            <w:r>
+              <w:rPr>
+                <w:rFonts w:eastAsia="標楷體"/>
+                <w:bCs/>
+              </w:rPr>
+              <w:t>App</w:t>
+            </w:r>
+            <w:r>
+              <w:rPr>
+                <w:rFonts w:eastAsia="標楷體"/>
+                <w:bCs/>
+              </w:rPr>
+              <w:t>內適度「置入廣告」進行流量變現，並針對每筆成功的二手書交易酌收微幅的「交易手續費」或書櫃保管費；同時可與教科書出版商、周邊文具商合作進行精</w:t>
             </w:r>
             <w:proofErr w:type="gramStart"/>
             <w:r>
@@ -8738,7 +8685,7 @@
                 <w:rFonts w:eastAsia="標楷體"/>
                 <w:bCs/>
               </w:rPr>
-              <w:t>自助掃碼機制</w:t>
+              <w:t>準</w:t>
             </w:r>
             <w:proofErr w:type="gramEnd"/>
             <w:r>
@@ -8746,7 +8693,7 @@
                 <w:rFonts w:eastAsia="標楷體"/>
                 <w:bCs/>
               </w:rPr>
-              <w:t>的學習成本。</w:t>
+              <w:t>行銷，以創造穩定的營收來源。</w:t>
             </w:r>
           </w:p>
           <w:p>
@@ -8839,7 +8786,7 @@
         <w:rFonts w:ascii="標楷體" w:eastAsia="標楷體" w:hAnsi="標楷體"/>
         <w:lang w:val="zh-TW"/>
       </w:rPr>
-      <w:t xml:space="preserve">頁 </w:t>
+      <w:t>頁</w:t>
     </w:r>
     <w:r>
       <w:rPr>
@@ -8877,14 +8824,7 @@
         <w:rFonts w:ascii="標楷體" w:eastAsia="標楷體" w:hAnsi="標楷體"/>
         <w:lang w:val="zh-TW"/>
       </w:rPr>
-      <w:t xml:space="preserve"> </w:t>
-    </w:r>
-    <w:r>
-      <w:rPr>
-        <w:rFonts w:ascii="標楷體" w:eastAsia="標楷體" w:hAnsi="標楷體"/>
-        <w:lang w:val="zh-TW"/>
-      </w:rPr>
-      <w:t xml:space="preserve">/ </w:t>
+      <w:t>/</w:t>
     </w:r>
     <w:r>
       <w:rPr>
@@ -8983,7 +8923,7 @@
       <w:rPr>
         <w:rFonts w:ascii="標楷體" w:eastAsia="標楷體" w:hAnsi="標楷體" w:hint="eastAsia"/>
       </w:rPr>
-      <w:t xml:space="preserve">(大專組) </w:t>
+      <w:t>(大專組)</w:t>
     </w:r>
     <w:r>
       <w:rPr>
